--- a/WebContent/docx/KRAS_NRAS_BRAF基因报告模板-盖章版.docx
+++ b/WebContent/docx/KRAS_NRAS_BRAF基因报告模板-盖章版.docx
@@ -633,8 +633,8 @@
     <w:tbl>
       <w:tblPr>
         <w:tblStyle w:val="6"/>
-        <w:tblW w:w="4850" w:type="pct"/>
-        <w:tblInd w:w="159" w:type="dxa"/>
+        <w:tblW w:w="5000" w:type="pct"/>
+        <w:jc w:val="center"/>
         <w:tblBorders>
           <w:top w:val="single" w:color="auto" w:sz="12" w:space="0"/>
           <w:left w:val="none" w:color="auto" w:sz="0" w:space="0"/>
@@ -652,9 +652,9 @@
         </w:tblCellMar>
       </w:tblPr>
       <w:tblGrid>
-        <w:gridCol w:w="3202"/>
-        <w:gridCol w:w="3294"/>
-        <w:gridCol w:w="3286"/>
+        <w:gridCol w:w="3221"/>
+        <w:gridCol w:w="3396"/>
+        <w:gridCol w:w="3469"/>
       </w:tblGrid>
       <w:tr>
         <w:tblPrEx>
@@ -676,10 +676,11 @@
         <w:trPr>
           <w:cantSplit/>
           <w:trHeight w:val="454" w:hRule="atLeast"/>
+          <w:jc w:val="center"/>
         </w:trPr>
         <w:tc>
           <w:tcPr>
-            <w:tcW w:w="1636" w:type="pct"/>
+            <w:tcW w:w="1596" w:type="pct"/>
             <w:tcBorders>
               <w:tl2br w:val="nil"/>
               <w:tr2bl w:val="nil"/>
@@ -771,7 +772,7 @@
         </w:tc>
         <w:tc>
           <w:tcPr>
-            <w:tcW w:w="1679" w:type="pct"/>
+            <w:tcW w:w="1719" w:type="pct"/>
             <w:tcBorders>
               <w:tl2br w:val="nil"/>
               <w:tr2bl w:val="nil"/>
@@ -836,10 +837,11 @@
         <w:trPr>
           <w:cantSplit/>
           <w:trHeight w:val="454" w:hRule="atLeast"/>
+          <w:jc w:val="center"/>
         </w:trPr>
         <w:tc>
           <w:tcPr>
-            <w:tcW w:w="1636" w:type="pct"/>
+            <w:tcW w:w="1596" w:type="pct"/>
             <w:tcBorders>
               <w:tl2br w:val="nil"/>
               <w:tr2bl w:val="nil"/>
@@ -931,7 +933,7 @@
         </w:tc>
         <w:tc>
           <w:tcPr>
-            <w:tcW w:w="1679" w:type="pct"/>
+            <w:tcW w:w="1719" w:type="pct"/>
             <w:tcBorders>
               <w:tl2br w:val="nil"/>
               <w:tr2bl w:val="nil"/>
@@ -996,10 +998,11 @@
         <w:trPr>
           <w:cantSplit/>
           <w:trHeight w:val="454" w:hRule="atLeast"/>
+          <w:jc w:val="center"/>
         </w:trPr>
         <w:tc>
           <w:tcPr>
-            <w:tcW w:w="1636" w:type="pct"/>
+            <w:tcW w:w="1596" w:type="pct"/>
             <w:tcBorders>
               <w:tl2br w:val="nil"/>
               <w:tr2bl w:val="nil"/>
@@ -1091,7 +1094,7 @@
         </w:tc>
         <w:tc>
           <w:tcPr>
-            <w:tcW w:w="1679" w:type="pct"/>
+            <w:tcW w:w="1719" w:type="pct"/>
             <w:tcBorders>
               <w:tl2br w:val="nil"/>
               <w:tr2bl w:val="nil"/>
@@ -1156,10 +1159,11 @@
         <w:trPr>
           <w:cantSplit/>
           <w:trHeight w:val="454" w:hRule="atLeast"/>
+          <w:jc w:val="center"/>
         </w:trPr>
         <w:tc>
           <w:tcPr>
-            <w:tcW w:w="1636" w:type="pct"/>
+            <w:tcW w:w="1596" w:type="pct"/>
             <w:tcBorders>
               <w:tl2br w:val="nil"/>
               <w:tr2bl w:val="nil"/>
@@ -1237,7 +1241,6 @@
               </w:rPr>
               <w:t>标本类型：</w:t>
             </w:r>
-            <w:bookmarkStart w:id="0" w:name="OLE_LINK12"/>
             <w:r>
               <w:rPr>
                 <w:rFonts w:hint="eastAsia" w:ascii="Times New Roman" w:hAnsi="Times New Roman" w:eastAsia="微软雅黑" w:cs="微软雅黑"/>
@@ -1249,12 +1252,11 @@
               </w:rPr>
               <w:t>{{ specimentype }}</w:t>
             </w:r>
-            <w:bookmarkEnd w:id="0"/>
-          </w:p>
-        </w:tc>
-        <w:tc>
-          <w:tcPr>
-            <w:tcW w:w="1679" w:type="pct"/>
+          </w:p>
+        </w:tc>
+        <w:tc>
+          <w:tcPr>
+            <w:tcW w:w="1719" w:type="pct"/>
             <w:tcBorders>
               <w:tl2br w:val="nil"/>
               <w:tr2bl w:val="nil"/>
@@ -1319,10 +1321,11 @@
         <w:trPr>
           <w:cantSplit/>
           <w:trHeight w:val="454" w:hRule="atLeast"/>
+          <w:jc w:val="center"/>
         </w:trPr>
         <w:tc>
           <w:tcPr>
-            <w:tcW w:w="1636" w:type="pct"/>
+            <w:tcW w:w="1596" w:type="pct"/>
             <w:tcBorders>
               <w:tl2br w:val="nil"/>
               <w:tr2bl w:val="nil"/>
@@ -1404,7 +1407,7 @@
         </w:tc>
         <w:tc>
           <w:tcPr>
-            <w:tcW w:w="1679" w:type="pct"/>
+            <w:tcW w:w="1719" w:type="pct"/>
             <w:tcBorders>
               <w:tl2br w:val="nil"/>
               <w:tr2bl w:val="nil"/>
@@ -1953,12 +1956,6 @@
             <w:insideH w:val="none" w:color="auto" w:sz="0" w:space="0"/>
             <w:insideV w:val="none" w:color="auto" w:sz="0" w:space="0"/>
           </w:tblBorders>
-          <w:tblCellMar>
-            <w:top w:w="0" w:type="dxa"/>
-            <w:left w:w="108" w:type="dxa"/>
-            <w:bottom w:w="0" w:type="dxa"/>
-            <w:right w:w="108" w:type="dxa"/>
-          </w:tblCellMar>
         </w:tblPrEx>
         <w:trPr>
           <w:cantSplit/>
@@ -5201,7 +5198,7 @@
                 </mc:Choice>
                 <mc:Fallback>
                   <w:pict>
-                    <v:group id="_x0000_s1026" o:spid="_x0000_s1026" o:spt="203" style="position:absolute;left:0pt;margin-left:45.15pt;margin-top:-64.5pt;height:113.65pt;width:427.5pt;z-index:251664384;mso-width-relative:page;mso-height-relative:page;" coordorigin="16340,14976" coordsize="8550,2273" o:gfxdata="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">
+                    <v:group id="_x0000_s1026" o:spid="_x0000_s1026" o:spt="203" style="position:absolute;left:0pt;margin-left:45.15pt;margin-top:-64.5pt;height:113.65pt;width:427.5pt;z-index:251664384;mso-width-relative:page;mso-height-relative:page;" coordorigin="16340,14976" coordsize="8550,2273" o:gfxdata="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">
                       <o:lock v:ext="edit" aspectratio="f"/>
                       <v:shape id="_x0000_s1026" o:spid="_x0000_s1026" o:spt="75" alt="微信图片_20220215110121" type="#_x0000_t75" style="position:absolute;left:16340;top:16075;height:715;width:1234;" filled="f" o:preferrelative="t" stroked="f" coordsize="21600,21600" o:gfxdata="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">
                         <v:fill on="f" focussize="0,0"/>
@@ -5416,22 +5413,25 @@
         </w:numPr>
         <w:jc w:val="left"/>
         <w:rPr>
-          <w:rFonts w:hint="default" w:ascii="宋体" w:hAnsi="宋体" w:eastAsia="宋体" w:cs="宋体"/>
+          <w:rFonts w:hint="eastAsia" w:ascii="Times New Roman" w:hAnsi="Times New Roman" w:eastAsia="微软雅黑" w:cs="Times New Roman"/>
+          <w:b/>
+          <w:bCs w:val="0"/>
+          <w:color w:val="auto"/>
           <w:sz w:val="24"/>
           <w:szCs w:val="24"/>
-          <w:lang w:val="en-US" w:eastAsia="zh-CN"/>
+          <w:lang w:val="en-US" w:eastAsia="zh-CN" w:bidi="ar-SA"/>
         </w:rPr>
       </w:pPr>
-      <w:bookmarkStart w:id="1" w:name="_Toc149837264"/>
-      <w:bookmarkStart w:id="2" w:name="_Toc27302"/>
-      <w:bookmarkStart w:id="3" w:name="_Toc2409"/>
-      <w:bookmarkStart w:id="4" w:name="_Toc16594"/>
-      <w:bookmarkStart w:id="5" w:name="_Toc28240"/>
-      <w:bookmarkStart w:id="6" w:name="_Toc22658"/>
-      <w:bookmarkStart w:id="7" w:name="_Toc1707_WPSOffice_Level1"/>
-      <w:bookmarkStart w:id="8" w:name="_Toc21764_WPSOffice_Level1"/>
-      <w:bookmarkStart w:id="9" w:name="_Toc13196_WPSOffice_Level1"/>
-      <w:bookmarkStart w:id="10" w:name="_Toc12505"/>
+      <w:bookmarkStart w:id="0" w:name="_Toc149837264"/>
+      <w:bookmarkStart w:id="1" w:name="_Toc13196_WPSOffice_Level1"/>
+      <w:bookmarkStart w:id="2" w:name="_Toc21764_WPSOffice_Level1"/>
+      <w:bookmarkStart w:id="3" w:name="_Toc22658"/>
+      <w:bookmarkStart w:id="4" w:name="_Toc12505"/>
+      <w:bookmarkStart w:id="5" w:name="_Toc2409"/>
+      <w:bookmarkStart w:id="6" w:name="_Toc27302"/>
+      <w:bookmarkStart w:id="7" w:name="_Toc16594"/>
+      <w:bookmarkStart w:id="8" w:name="_Toc28240"/>
+      <w:bookmarkStart w:id="9" w:name="_Toc1707_WPSOffice_Level1"/>
       <w:r>
         <w:rPr>
           <w:rFonts w:ascii="宋体" w:hAnsi="宋体" w:eastAsia="宋体" w:cs="宋体"/>
@@ -6095,20 +6095,636 @@
       </w:r>
       <w:r>
         <w:rPr>
+          <w:rFonts w:hint="eastAsia" w:ascii="Times New Roman" w:hAnsi="Times New Roman" w:eastAsia="微软雅黑" w:cs="Times New Roman"/>
+          <w:b/>
+          <w:bCs w:val="0"/>
+          <w:color w:val="auto"/>
+          <w:sz w:val="24"/>
+          <w:szCs w:val="24"/>
+          <w:lang w:val="en-US" w:eastAsia="zh-CN" w:bidi="ar-SA"/>
+        </w:rPr>
+        <w:t>{% for tdd in BodyDrugNoComplexStr %}</w:t>
+      </w:r>
+      <w:bookmarkEnd w:id="0"/>
+      <w:r>
+        <w:rPr>
+          <w:rFonts w:hint="eastAsia" w:ascii="Times New Roman" w:hAnsi="Times New Roman" w:eastAsia="微软雅黑" w:cs="Times New Roman"/>
+          <w:b/>
+          <w:bCs w:val="0"/>
+          <w:color w:val="auto"/>
+          <w:sz w:val="24"/>
+          <w:szCs w:val="24"/>
+          <w:lang w:val="en-US" w:eastAsia="zh-CN" w:bidi="ar-SA"/>
+        </w:rPr>
+        <w:t xml:space="preserve">{% if </w:t>
+      </w:r>
+      <w:r>
+        <w:rPr>
+          <w:rFonts w:hint="eastAsia" w:cs="Times New Roman"/>
+          <w:b/>
+          <w:bCs w:val="0"/>
+          <w:color w:val="auto"/>
+          <w:sz w:val="24"/>
+          <w:szCs w:val="24"/>
+          <w:lang w:val="en-US" w:eastAsia="zh-CN" w:bidi="ar-SA"/>
+        </w:rPr>
+        <w:t>(</w:t>
+      </w:r>
+      <w:r>
+        <w:rPr>
+          <w:rFonts w:hint="eastAsia" w:ascii="Times New Roman" w:hAnsi="Times New Roman" w:eastAsia="微软雅黑" w:cs="Times New Roman"/>
+          <w:b/>
+          <w:bCs w:val="0"/>
+          <w:color w:val="auto"/>
+          <w:sz w:val="24"/>
+          <w:szCs w:val="24"/>
+          <w:lang w:val="en-US" w:eastAsia="zh-CN" w:bidi="ar-SA"/>
+        </w:rPr>
+        <w:t xml:space="preserve">tdd.gene == </w:t>
+      </w:r>
+      <w:r>
+        <w:rPr>
+          <w:rFonts w:hint="default" w:cs="Times New Roman"/>
+          <w:b/>
+          <w:bCs w:val="0"/>
+          <w:color w:val="auto"/>
+          <w:sz w:val="24"/>
+          <w:szCs w:val="24"/>
+          <w:lang w:val="en-US" w:eastAsia="zh-CN" w:bidi="ar-SA"/>
+        </w:rPr>
+        <w:t>‘</w:t>
+      </w:r>
+      <w:r>
+        <w:rPr>
+          <w:rFonts w:hint="eastAsia" w:cs="Times New Roman"/>
+          <w:b/>
+          <w:bCs w:val="0"/>
+          <w:color w:val="auto"/>
+          <w:sz w:val="24"/>
+          <w:szCs w:val="24"/>
+          <w:lang w:val="en-US" w:eastAsia="zh-CN" w:bidi="ar-SA"/>
+        </w:rPr>
+        <w:t>KRAS</w:t>
+      </w:r>
+      <w:r>
+        <w:rPr>
+          <w:rFonts w:hint="default" w:cs="Times New Roman"/>
+          <w:b/>
+          <w:bCs w:val="0"/>
+          <w:color w:val="auto"/>
+          <w:sz w:val="24"/>
+          <w:szCs w:val="24"/>
+          <w:lang w:val="en-US" w:eastAsia="zh-CN" w:bidi="ar-SA"/>
+        </w:rPr>
+        <w:t>’</w:t>
+      </w:r>
+      <w:r>
+        <w:rPr>
+          <w:rFonts w:hint="eastAsia" w:cs="Times New Roman"/>
+          <w:b/>
+          <w:bCs w:val="0"/>
+          <w:color w:val="auto"/>
+          <w:sz w:val="24"/>
+          <w:szCs w:val="24"/>
+          <w:lang w:val="en-US" w:eastAsia="zh-CN" w:bidi="ar-SA"/>
+        </w:rPr>
+        <w:t xml:space="preserve"> and (</w:t>
+      </w:r>
+      <w:r>
+        <w:rPr>
+          <w:rFonts w:hint="default" w:cs="Times New Roman"/>
+          <w:b/>
+          <w:bCs w:val="0"/>
+          <w:color w:val="auto"/>
+          <w:sz w:val="24"/>
+          <w:szCs w:val="24"/>
+          <w:lang w:val="en-US" w:eastAsia="zh-CN" w:bidi="ar-SA"/>
+        </w:rPr>
+        <w:t>‘</w:t>
+      </w:r>
+      <w:r>
+        <w:rPr>
+          <w:rFonts w:hint="eastAsia" w:cs="Times New Roman"/>
+          <w:b/>
+          <w:bCs w:val="0"/>
+          <w:color w:val="auto"/>
+          <w:sz w:val="24"/>
+          <w:szCs w:val="24"/>
+          <w:lang w:val="en-US" w:eastAsia="zh-CN" w:bidi="ar-SA"/>
+        </w:rPr>
+        <w:t>G12C</w:t>
+      </w:r>
+      <w:r>
+        <w:rPr>
+          <w:rFonts w:hint="default" w:cs="Times New Roman"/>
+          <w:b/>
+          <w:bCs w:val="0"/>
+          <w:color w:val="auto"/>
+          <w:sz w:val="24"/>
+          <w:szCs w:val="24"/>
+          <w:lang w:val="en-US" w:eastAsia="zh-CN" w:bidi="ar-SA"/>
+        </w:rPr>
+        <w:t>’</w:t>
+      </w:r>
+      <w:r>
+        <w:rPr>
+          <w:rFonts w:hint="eastAsia" w:cs="Times New Roman"/>
+          <w:b/>
+          <w:bCs w:val="0"/>
+          <w:color w:val="auto"/>
+          <w:sz w:val="24"/>
+          <w:szCs w:val="24"/>
+          <w:lang w:val="en-US" w:eastAsia="zh-CN" w:bidi="ar-SA"/>
+        </w:rPr>
+        <w:t xml:space="preserve"> in tdd.ori_variant or </w:t>
+      </w:r>
+      <w:r>
+        <w:rPr>
+          <w:rFonts w:hint="default" w:cs="Times New Roman"/>
+          <w:b/>
+          <w:bCs w:val="0"/>
+          <w:color w:val="auto"/>
+          <w:sz w:val="24"/>
+          <w:szCs w:val="24"/>
+          <w:lang w:val="en-US" w:eastAsia="zh-CN" w:bidi="ar-SA"/>
+        </w:rPr>
+        <w:t>‘</w:t>
+      </w:r>
+      <w:r>
+        <w:rPr>
+          <w:rFonts w:hint="eastAsia" w:cs="Times New Roman"/>
+          <w:b/>
+          <w:bCs w:val="0"/>
+          <w:color w:val="auto"/>
+          <w:sz w:val="24"/>
+          <w:szCs w:val="24"/>
+          <w:lang w:val="en-US" w:eastAsia="zh-CN" w:bidi="ar-SA"/>
+        </w:rPr>
+        <w:t>G12S</w:t>
+      </w:r>
+      <w:r>
+        <w:rPr>
+          <w:rFonts w:hint="default" w:cs="Times New Roman"/>
+          <w:b/>
+          <w:bCs w:val="0"/>
+          <w:color w:val="auto"/>
+          <w:sz w:val="24"/>
+          <w:szCs w:val="24"/>
+          <w:lang w:val="en-US" w:eastAsia="zh-CN" w:bidi="ar-SA"/>
+        </w:rPr>
+        <w:t>’</w:t>
+      </w:r>
+      <w:r>
+        <w:rPr>
+          <w:rFonts w:hint="eastAsia" w:cs="Times New Roman"/>
+          <w:b/>
+          <w:bCs w:val="0"/>
+          <w:color w:val="auto"/>
+          <w:sz w:val="24"/>
+          <w:szCs w:val="24"/>
+          <w:lang w:val="en-US" w:eastAsia="zh-CN" w:bidi="ar-SA"/>
+        </w:rPr>
+        <w:t xml:space="preserve"> in tdd.ori_variant or </w:t>
+      </w:r>
+      <w:r>
+        <w:rPr>
+          <w:rFonts w:hint="default" w:cs="Times New Roman"/>
+          <w:b/>
+          <w:bCs w:val="0"/>
+          <w:color w:val="auto"/>
+          <w:sz w:val="24"/>
+          <w:szCs w:val="24"/>
+          <w:lang w:val="en-US" w:eastAsia="zh-CN" w:bidi="ar-SA"/>
+        </w:rPr>
+        <w:t>‘</w:t>
+      </w:r>
+      <w:r>
+        <w:rPr>
+          <w:rFonts w:hint="eastAsia" w:cs="Times New Roman"/>
+          <w:b/>
+          <w:bCs w:val="0"/>
+          <w:color w:val="auto"/>
+          <w:sz w:val="24"/>
+          <w:szCs w:val="24"/>
+          <w:lang w:val="en-US" w:eastAsia="zh-CN" w:bidi="ar-SA"/>
+        </w:rPr>
+        <w:t>G12R</w:t>
+      </w:r>
+      <w:r>
+        <w:rPr>
+          <w:rFonts w:hint="default" w:cs="Times New Roman"/>
+          <w:b/>
+          <w:bCs w:val="0"/>
+          <w:color w:val="auto"/>
+          <w:sz w:val="24"/>
+          <w:szCs w:val="24"/>
+          <w:lang w:val="en-US" w:eastAsia="zh-CN" w:bidi="ar-SA"/>
+        </w:rPr>
+        <w:t>’</w:t>
+      </w:r>
+      <w:r>
+        <w:rPr>
+          <w:rFonts w:hint="eastAsia" w:cs="Times New Roman"/>
+          <w:b/>
+          <w:bCs w:val="0"/>
+          <w:color w:val="auto"/>
+          <w:sz w:val="24"/>
+          <w:szCs w:val="24"/>
+          <w:lang w:val="en-US" w:eastAsia="zh-CN" w:bidi="ar-SA"/>
+        </w:rPr>
+        <w:t xml:space="preserve"> in tdd.ori_variant or </w:t>
+      </w:r>
+      <w:r>
+        <w:rPr>
+          <w:rFonts w:hint="default" w:cs="Times New Roman"/>
+          <w:b/>
+          <w:bCs w:val="0"/>
+          <w:color w:val="auto"/>
+          <w:sz w:val="24"/>
+          <w:szCs w:val="24"/>
+          <w:lang w:val="en-US" w:eastAsia="zh-CN" w:bidi="ar-SA"/>
+        </w:rPr>
+        <w:t>‘</w:t>
+      </w:r>
+      <w:r>
+        <w:rPr>
+          <w:rFonts w:hint="eastAsia" w:cs="Times New Roman"/>
+          <w:b/>
+          <w:bCs w:val="0"/>
+          <w:color w:val="auto"/>
+          <w:sz w:val="24"/>
+          <w:szCs w:val="24"/>
+          <w:lang w:val="en-US" w:eastAsia="zh-CN" w:bidi="ar-SA"/>
+        </w:rPr>
+        <w:t>G12V</w:t>
+      </w:r>
+      <w:r>
+        <w:rPr>
+          <w:rFonts w:hint="default" w:cs="Times New Roman"/>
+          <w:b/>
+          <w:bCs w:val="0"/>
+          <w:color w:val="auto"/>
+          <w:sz w:val="24"/>
+          <w:szCs w:val="24"/>
+          <w:lang w:val="en-US" w:eastAsia="zh-CN" w:bidi="ar-SA"/>
+        </w:rPr>
+        <w:t>’</w:t>
+      </w:r>
+      <w:r>
+        <w:rPr>
+          <w:rFonts w:hint="eastAsia" w:cs="Times New Roman"/>
+          <w:b/>
+          <w:bCs w:val="0"/>
+          <w:color w:val="auto"/>
+          <w:sz w:val="24"/>
+          <w:szCs w:val="24"/>
+          <w:lang w:val="en-US" w:eastAsia="zh-CN" w:bidi="ar-SA"/>
+        </w:rPr>
+        <w:t xml:space="preserve"> in tdd.ori_variant or </w:t>
+      </w:r>
+      <w:r>
+        <w:rPr>
+          <w:rFonts w:hint="default" w:cs="Times New Roman"/>
+          <w:b/>
+          <w:bCs w:val="0"/>
+          <w:color w:val="auto"/>
+          <w:sz w:val="24"/>
+          <w:szCs w:val="24"/>
+          <w:lang w:val="en-US" w:eastAsia="zh-CN" w:bidi="ar-SA"/>
+        </w:rPr>
+        <w:t>‘</w:t>
+      </w:r>
+      <w:r>
+        <w:rPr>
+          <w:rFonts w:hint="eastAsia" w:cs="Times New Roman"/>
+          <w:b/>
+          <w:bCs w:val="0"/>
+          <w:color w:val="auto"/>
+          <w:sz w:val="24"/>
+          <w:szCs w:val="24"/>
+          <w:lang w:val="en-US" w:eastAsia="zh-CN" w:bidi="ar-SA"/>
+        </w:rPr>
+        <w:t>G12D</w:t>
+      </w:r>
+      <w:r>
+        <w:rPr>
+          <w:rFonts w:hint="default" w:cs="Times New Roman"/>
+          <w:b/>
+          <w:bCs w:val="0"/>
+          <w:color w:val="auto"/>
+          <w:sz w:val="24"/>
+          <w:szCs w:val="24"/>
+          <w:lang w:val="en-US" w:eastAsia="zh-CN" w:bidi="ar-SA"/>
+        </w:rPr>
+        <w:t>’</w:t>
+      </w:r>
+      <w:r>
+        <w:rPr>
+          <w:rFonts w:hint="eastAsia" w:cs="Times New Roman"/>
+          <w:b/>
+          <w:bCs w:val="0"/>
+          <w:color w:val="auto"/>
+          <w:sz w:val="24"/>
+          <w:szCs w:val="24"/>
+          <w:lang w:val="en-US" w:eastAsia="zh-CN" w:bidi="ar-SA"/>
+        </w:rPr>
+        <w:t xml:space="preserve"> in tdd.ori_variant or </w:t>
+      </w:r>
+      <w:r>
+        <w:rPr>
+          <w:rFonts w:hint="default" w:cs="Times New Roman"/>
+          <w:b/>
+          <w:bCs w:val="0"/>
+          <w:color w:val="auto"/>
+          <w:sz w:val="24"/>
+          <w:szCs w:val="24"/>
+          <w:lang w:val="en-US" w:eastAsia="zh-CN" w:bidi="ar-SA"/>
+        </w:rPr>
+        <w:t>‘</w:t>
+      </w:r>
+      <w:r>
+        <w:rPr>
+          <w:rFonts w:hint="eastAsia" w:cs="Times New Roman"/>
+          <w:b/>
+          <w:bCs w:val="0"/>
+          <w:color w:val="auto"/>
+          <w:sz w:val="24"/>
+          <w:szCs w:val="24"/>
+          <w:lang w:val="en-US" w:eastAsia="zh-CN" w:bidi="ar-SA"/>
+        </w:rPr>
+        <w:t>G12A</w:t>
+      </w:r>
+      <w:r>
+        <w:rPr>
+          <w:rFonts w:hint="default" w:cs="Times New Roman"/>
+          <w:b/>
+          <w:bCs w:val="0"/>
+          <w:color w:val="auto"/>
+          <w:sz w:val="24"/>
+          <w:szCs w:val="24"/>
+          <w:lang w:val="en-US" w:eastAsia="zh-CN" w:bidi="ar-SA"/>
+        </w:rPr>
+        <w:t>’</w:t>
+      </w:r>
+      <w:r>
+        <w:rPr>
+          <w:rFonts w:hint="eastAsia" w:cs="Times New Roman"/>
+          <w:b/>
+          <w:bCs w:val="0"/>
+          <w:color w:val="auto"/>
+          <w:sz w:val="24"/>
+          <w:szCs w:val="24"/>
+          <w:lang w:val="en-US" w:eastAsia="zh-CN" w:bidi="ar-SA"/>
+        </w:rPr>
+        <w:t xml:space="preserve"> in tdd.ori_variant or </w:t>
+      </w:r>
+      <w:r>
+        <w:rPr>
+          <w:rFonts w:hint="default" w:cs="Times New Roman"/>
+          <w:b/>
+          <w:bCs w:val="0"/>
+          <w:color w:val="auto"/>
+          <w:sz w:val="24"/>
+          <w:szCs w:val="24"/>
+          <w:lang w:val="en-US" w:eastAsia="zh-CN" w:bidi="ar-SA"/>
+        </w:rPr>
+        <w:t>‘</w:t>
+      </w:r>
+      <w:r>
+        <w:rPr>
+          <w:rFonts w:hint="eastAsia" w:cs="Times New Roman"/>
+          <w:b/>
+          <w:bCs w:val="0"/>
+          <w:color w:val="auto"/>
+          <w:sz w:val="24"/>
+          <w:szCs w:val="24"/>
+          <w:lang w:val="en-US" w:eastAsia="zh-CN" w:bidi="ar-SA"/>
+        </w:rPr>
+        <w:t>G13D</w:t>
+      </w:r>
+      <w:r>
+        <w:rPr>
+          <w:rFonts w:hint="default" w:cs="Times New Roman"/>
+          <w:b/>
+          <w:bCs w:val="0"/>
+          <w:color w:val="auto"/>
+          <w:sz w:val="24"/>
+          <w:szCs w:val="24"/>
+          <w:lang w:val="en-US" w:eastAsia="zh-CN" w:bidi="ar-SA"/>
+        </w:rPr>
+        <w:t>’</w:t>
+      </w:r>
+      <w:r>
+        <w:rPr>
+          <w:rFonts w:hint="eastAsia" w:cs="Times New Roman"/>
+          <w:b/>
+          <w:bCs w:val="0"/>
+          <w:color w:val="auto"/>
+          <w:sz w:val="24"/>
+          <w:szCs w:val="24"/>
+          <w:lang w:val="en-US" w:eastAsia="zh-CN" w:bidi="ar-SA"/>
+        </w:rPr>
+        <w:t xml:space="preserve"> in tdd.ori_variant)) or (tdd .gene == </w:t>
+      </w:r>
+      <w:r>
+        <w:rPr>
+          <w:rFonts w:hint="default" w:cs="Times New Roman"/>
+          <w:b/>
+          <w:bCs w:val="0"/>
+          <w:color w:val="auto"/>
+          <w:sz w:val="24"/>
+          <w:szCs w:val="24"/>
+          <w:lang w:val="en-US" w:eastAsia="zh-CN" w:bidi="ar-SA"/>
+        </w:rPr>
+        <w:t>‘</w:t>
+      </w:r>
+      <w:r>
+        <w:rPr>
+          <w:rFonts w:hint="eastAsia" w:cs="Times New Roman"/>
+          <w:b/>
+          <w:bCs w:val="0"/>
+          <w:color w:val="auto"/>
+          <w:sz w:val="24"/>
+          <w:szCs w:val="24"/>
+          <w:lang w:val="en-US" w:eastAsia="zh-CN" w:bidi="ar-SA"/>
+        </w:rPr>
+        <w:t>NRAS</w:t>
+      </w:r>
+      <w:r>
+        <w:rPr>
+          <w:rFonts w:hint="default" w:cs="Times New Roman"/>
+          <w:b/>
+          <w:bCs w:val="0"/>
+          <w:color w:val="auto"/>
+          <w:sz w:val="24"/>
+          <w:szCs w:val="24"/>
+          <w:lang w:val="en-US" w:eastAsia="zh-CN" w:bidi="ar-SA"/>
+        </w:rPr>
+        <w:t>’</w:t>
+      </w:r>
+      <w:r>
+        <w:rPr>
+          <w:rFonts w:hint="eastAsia" w:cs="Times New Roman"/>
+          <w:b/>
+          <w:bCs w:val="0"/>
+          <w:color w:val="auto"/>
+          <w:sz w:val="24"/>
+          <w:szCs w:val="24"/>
+          <w:lang w:val="en-US" w:eastAsia="zh-CN" w:bidi="ar-SA"/>
+        </w:rPr>
+        <w:t>and (</w:t>
+      </w:r>
+      <w:r>
+        <w:rPr>
           <w:rFonts w:ascii="宋体" w:hAnsi="宋体" w:eastAsia="宋体" w:cs="宋体"/>
           <w:sz w:val="24"/>
           <w:szCs w:val="24"/>
         </w:rPr>
-        <w:t xml:space="preserve"> </w:t>
+        <w:t>'G12D' in tdd.ori_variant or 'G13R' in tdd.ori_variant or 'G13D' in tdd.ori_variant or 'G13V' in tdd.ori_variant or 'A59D' in tdd.ori_variant or 'Q61R' in tdd.ori_variant or 'K117N' in tdd.ori_variant or 'A146T' in tdd.ori_variant</w:t>
+      </w:r>
+      <w:r>
+        <w:rPr>
+          <w:rFonts w:hint="eastAsia" w:cs="Times New Roman"/>
+          <w:b/>
+          <w:bCs w:val="0"/>
+          <w:color w:val="auto"/>
+          <w:sz w:val="24"/>
+          <w:szCs w:val="24"/>
+          <w:lang w:val="en-US" w:eastAsia="zh-CN" w:bidi="ar-SA"/>
+        </w:rPr>
+        <w:t xml:space="preserve">)) or (tdd.gene == </w:t>
+      </w:r>
+      <w:r>
+        <w:rPr>
+          <w:rFonts w:hint="default" w:cs="Times New Roman"/>
+          <w:b/>
+          <w:bCs w:val="0"/>
+          <w:color w:val="auto"/>
+          <w:sz w:val="24"/>
+          <w:szCs w:val="24"/>
+          <w:lang w:val="en-US" w:eastAsia="zh-CN" w:bidi="ar-SA"/>
+        </w:rPr>
+        <w:t>‘</w:t>
+      </w:r>
+      <w:r>
+        <w:rPr>
+          <w:rFonts w:hint="eastAsia" w:cs="Times New Roman"/>
+          <w:b/>
+          <w:bCs w:val="0"/>
+          <w:color w:val="auto"/>
+          <w:sz w:val="24"/>
+          <w:szCs w:val="24"/>
+          <w:lang w:val="en-US" w:eastAsia="zh-CN" w:bidi="ar-SA"/>
+        </w:rPr>
+        <w:t>BRAF</w:t>
+      </w:r>
+      <w:r>
+        <w:rPr>
+          <w:rFonts w:hint="default" w:cs="Times New Roman"/>
+          <w:b/>
+          <w:bCs w:val="0"/>
+          <w:color w:val="auto"/>
+          <w:sz w:val="24"/>
+          <w:szCs w:val="24"/>
+          <w:lang w:val="en-US" w:eastAsia="zh-CN" w:bidi="ar-SA"/>
+        </w:rPr>
+        <w:t>’</w:t>
+      </w:r>
+      <w:r>
+        <w:rPr>
+          <w:rFonts w:hint="eastAsia" w:cs="Times New Roman"/>
+          <w:b/>
+          <w:bCs w:val="0"/>
+          <w:color w:val="auto"/>
+          <w:sz w:val="24"/>
+          <w:szCs w:val="24"/>
+          <w:lang w:val="en-US" w:eastAsia="zh-CN" w:bidi="ar-SA"/>
+        </w:rPr>
+        <w:t xml:space="preserve"> and </w:t>
+      </w:r>
+      <w:r>
+        <w:rPr>
+          <w:rFonts w:hint="default" w:cs="Times New Roman"/>
+          <w:b/>
+          <w:bCs w:val="0"/>
+          <w:color w:val="auto"/>
+          <w:sz w:val="24"/>
+          <w:szCs w:val="24"/>
+          <w:lang w:val="en-US" w:eastAsia="zh-CN" w:bidi="ar-SA"/>
+        </w:rPr>
+        <w:t>‘</w:t>
+      </w:r>
+      <w:r>
+        <w:rPr>
+          <w:rFonts w:hint="eastAsia" w:cs="Times New Roman"/>
+          <w:b/>
+          <w:bCs w:val="0"/>
+          <w:color w:val="auto"/>
+          <w:sz w:val="24"/>
+          <w:szCs w:val="24"/>
+          <w:lang w:val="en-US" w:eastAsia="zh-CN" w:bidi="ar-SA"/>
+        </w:rPr>
+        <w:t>V600E</w:t>
+      </w:r>
+      <w:r>
+        <w:rPr>
+          <w:rFonts w:hint="default" w:cs="Times New Roman"/>
+          <w:b/>
+          <w:bCs w:val="0"/>
+          <w:color w:val="auto"/>
+          <w:sz w:val="24"/>
+          <w:szCs w:val="24"/>
+          <w:lang w:val="en-US" w:eastAsia="zh-CN" w:bidi="ar-SA"/>
+        </w:rPr>
+        <w:t>’</w:t>
+      </w:r>
+      <w:r>
+        <w:rPr>
+          <w:rFonts w:hint="eastAsia" w:cs="Times New Roman"/>
+          <w:b/>
+          <w:bCs w:val="0"/>
+          <w:color w:val="auto"/>
+          <w:sz w:val="24"/>
+          <w:szCs w:val="24"/>
+          <w:lang w:val="en-US" w:eastAsia="zh-CN" w:bidi="ar-SA"/>
+        </w:rPr>
+        <w:t xml:space="preserve"> in tdd.ori_variant)</w:t>
+      </w:r>
+      <w:r>
+        <w:rPr>
+          <w:rFonts w:hint="eastAsia" w:ascii="Times New Roman" w:hAnsi="Times New Roman" w:eastAsia="微软雅黑" w:cs="Times New Roman"/>
+          <w:b/>
+          <w:bCs w:val="0"/>
+          <w:color w:val="auto"/>
+          <w:sz w:val="24"/>
+          <w:szCs w:val="24"/>
+          <w:lang w:val="en-US" w:eastAsia="zh-CN" w:bidi="ar-SA"/>
+        </w:rPr>
+        <w:t>%}</w:t>
       </w:r>
     </w:p>
     <w:p>
       <w:pPr>
+        <w:keepNext w:val="0"/>
+        <w:keepLines w:val="0"/>
+        <w:pageBreakBefore w:val="0"/>
+        <w:widowControl w:val="0"/>
         <w:numPr>
           <w:ilvl w:val="255"/>
           <w:numId w:val="0"/>
         </w:numPr>
+        <w:kinsoku/>
+        <w:wordWrap/>
+        <w:overflowPunct/>
+        <w:topLinePunct w:val="0"/>
+        <w:autoSpaceDE/>
+        <w:autoSpaceDN/>
+        <w:bidi w:val="0"/>
+        <w:adjustRightInd/>
+        <w:snapToGrid/>
+        <w:spacing w:before="0" w:beforeLines="50"/>
         <w:jc w:val="left"/>
+        <w:textAlignment w:val="auto"/>
         <w:outlineLvl w:val="9"/>
         <w:rPr>
           <w:rFonts w:ascii="Times New Roman" w:hAnsi="Times New Roman" w:eastAsia="微软雅黑" w:cs="Times New Roman"/>
@@ -6118,615 +6734,6 @@
           <w:lang w:eastAsia="zh-CN"/>
         </w:rPr>
       </w:pPr>
-      <w:r>
-        <w:rPr>
-          <w:rFonts w:hint="eastAsia" w:ascii="Times New Roman" w:hAnsi="Times New Roman" w:eastAsia="微软雅黑" w:cs="Times New Roman"/>
-          <w:b/>
-          <w:bCs w:val="0"/>
-          <w:color w:val="auto"/>
-          <w:sz w:val="24"/>
-          <w:szCs w:val="24"/>
-          <w:lang w:val="en-US" w:eastAsia="zh-CN" w:bidi="ar-SA"/>
-        </w:rPr>
-        <w:t>{% for tdd in BodyDrugNoComplexStr %}</w:t>
-      </w:r>
-      <w:bookmarkEnd w:id="1"/>
-      <w:r>
-        <w:rPr>
-          <w:rFonts w:hint="eastAsia" w:ascii="Times New Roman" w:hAnsi="Times New Roman" w:eastAsia="微软雅黑" w:cs="Times New Roman"/>
-          <w:b/>
-          <w:bCs w:val="0"/>
-          <w:color w:val="auto"/>
-          <w:sz w:val="24"/>
-          <w:szCs w:val="24"/>
-          <w:lang w:val="en-US" w:eastAsia="zh-CN" w:bidi="ar-SA"/>
-        </w:rPr>
-        <w:t xml:space="preserve">{% if </w:t>
-      </w:r>
-      <w:r>
-        <w:rPr>
-          <w:rFonts w:hint="eastAsia" w:cs="Times New Roman"/>
-          <w:b/>
-          <w:bCs w:val="0"/>
-          <w:color w:val="auto"/>
-          <w:sz w:val="24"/>
-          <w:szCs w:val="24"/>
-          <w:lang w:val="en-US" w:eastAsia="zh-CN" w:bidi="ar-SA"/>
-        </w:rPr>
-        <w:t>(</w:t>
-      </w:r>
-      <w:r>
-        <w:rPr>
-          <w:rFonts w:hint="eastAsia" w:ascii="Times New Roman" w:hAnsi="Times New Roman" w:eastAsia="微软雅黑" w:cs="Times New Roman"/>
-          <w:b/>
-          <w:bCs w:val="0"/>
-          <w:color w:val="auto"/>
-          <w:sz w:val="24"/>
-          <w:szCs w:val="24"/>
-          <w:lang w:val="en-US" w:eastAsia="zh-CN" w:bidi="ar-SA"/>
-        </w:rPr>
-        <w:t xml:space="preserve">tdd.gene == </w:t>
-      </w:r>
-      <w:r>
-        <w:rPr>
-          <w:rFonts w:hint="default" w:cs="Times New Roman"/>
-          <w:b/>
-          <w:bCs w:val="0"/>
-          <w:color w:val="auto"/>
-          <w:sz w:val="24"/>
-          <w:szCs w:val="24"/>
-          <w:lang w:val="en-US" w:eastAsia="zh-CN" w:bidi="ar-SA"/>
-        </w:rPr>
-        <w:t>‘</w:t>
-      </w:r>
-      <w:r>
-        <w:rPr>
-          <w:rFonts w:hint="eastAsia" w:cs="Times New Roman"/>
-          <w:b/>
-          <w:bCs w:val="0"/>
-          <w:color w:val="auto"/>
-          <w:sz w:val="24"/>
-          <w:szCs w:val="24"/>
-          <w:lang w:val="en-US" w:eastAsia="zh-CN" w:bidi="ar-SA"/>
-        </w:rPr>
-        <w:t>KRAS</w:t>
-      </w:r>
-      <w:r>
-        <w:rPr>
-          <w:rFonts w:hint="default" w:cs="Times New Roman"/>
-          <w:b/>
-          <w:bCs w:val="0"/>
-          <w:color w:val="auto"/>
-          <w:sz w:val="24"/>
-          <w:szCs w:val="24"/>
-          <w:lang w:val="en-US" w:eastAsia="zh-CN" w:bidi="ar-SA"/>
-        </w:rPr>
-        <w:t>’</w:t>
-      </w:r>
-      <w:r>
-        <w:rPr>
-          <w:rFonts w:hint="eastAsia" w:cs="Times New Roman"/>
-          <w:b/>
-          <w:bCs w:val="0"/>
-          <w:color w:val="auto"/>
-          <w:sz w:val="24"/>
-          <w:szCs w:val="24"/>
-          <w:lang w:val="en-US" w:eastAsia="zh-CN" w:bidi="ar-SA"/>
-        </w:rPr>
-        <w:t xml:space="preserve"> and (</w:t>
-      </w:r>
-      <w:r>
-        <w:rPr>
-          <w:rFonts w:hint="default" w:cs="Times New Roman"/>
-          <w:b/>
-          <w:bCs w:val="0"/>
-          <w:color w:val="auto"/>
-          <w:sz w:val="24"/>
-          <w:szCs w:val="24"/>
-          <w:lang w:val="en-US" w:eastAsia="zh-CN" w:bidi="ar-SA"/>
-        </w:rPr>
-        <w:t>‘</w:t>
-      </w:r>
-      <w:r>
-        <w:rPr>
-          <w:rFonts w:hint="eastAsia" w:cs="Times New Roman"/>
-          <w:b/>
-          <w:bCs w:val="0"/>
-          <w:color w:val="auto"/>
-          <w:sz w:val="24"/>
-          <w:szCs w:val="24"/>
-          <w:lang w:val="en-US" w:eastAsia="zh-CN" w:bidi="ar-SA"/>
-        </w:rPr>
-        <w:t>G12C</w:t>
-      </w:r>
-      <w:r>
-        <w:rPr>
-          <w:rFonts w:hint="default" w:cs="Times New Roman"/>
-          <w:b/>
-          <w:bCs w:val="0"/>
-          <w:color w:val="auto"/>
-          <w:sz w:val="24"/>
-          <w:szCs w:val="24"/>
-          <w:lang w:val="en-US" w:eastAsia="zh-CN" w:bidi="ar-SA"/>
-        </w:rPr>
-        <w:t>’</w:t>
-      </w:r>
-      <w:r>
-        <w:rPr>
-          <w:rFonts w:hint="eastAsia" w:cs="Times New Roman"/>
-          <w:b/>
-          <w:bCs w:val="0"/>
-          <w:color w:val="auto"/>
-          <w:sz w:val="24"/>
-          <w:szCs w:val="24"/>
-          <w:lang w:val="en-US" w:eastAsia="zh-CN" w:bidi="ar-SA"/>
-        </w:rPr>
-        <w:t xml:space="preserve"> in tdd.ori_variant or </w:t>
-      </w:r>
-      <w:r>
-        <w:rPr>
-          <w:rFonts w:hint="default" w:cs="Times New Roman"/>
-          <w:b/>
-          <w:bCs w:val="0"/>
-          <w:color w:val="auto"/>
-          <w:sz w:val="24"/>
-          <w:szCs w:val="24"/>
-          <w:lang w:val="en-US" w:eastAsia="zh-CN" w:bidi="ar-SA"/>
-        </w:rPr>
-        <w:t>‘</w:t>
-      </w:r>
-      <w:r>
-        <w:rPr>
-          <w:rFonts w:hint="eastAsia" w:cs="Times New Roman"/>
-          <w:b/>
-          <w:bCs w:val="0"/>
-          <w:color w:val="auto"/>
-          <w:sz w:val="24"/>
-          <w:szCs w:val="24"/>
-          <w:lang w:val="en-US" w:eastAsia="zh-CN" w:bidi="ar-SA"/>
-        </w:rPr>
-        <w:t>G12S</w:t>
-      </w:r>
-      <w:r>
-        <w:rPr>
-          <w:rFonts w:hint="default" w:cs="Times New Roman"/>
-          <w:b/>
-          <w:bCs w:val="0"/>
-          <w:color w:val="auto"/>
-          <w:sz w:val="24"/>
-          <w:szCs w:val="24"/>
-          <w:lang w:val="en-US" w:eastAsia="zh-CN" w:bidi="ar-SA"/>
-        </w:rPr>
-        <w:t>’</w:t>
-      </w:r>
-      <w:r>
-        <w:rPr>
-          <w:rFonts w:hint="eastAsia" w:cs="Times New Roman"/>
-          <w:b/>
-          <w:bCs w:val="0"/>
-          <w:color w:val="auto"/>
-          <w:sz w:val="24"/>
-          <w:szCs w:val="24"/>
-          <w:lang w:val="en-US" w:eastAsia="zh-CN" w:bidi="ar-SA"/>
-        </w:rPr>
-        <w:t xml:space="preserve"> in tdd.ori_variant or </w:t>
-      </w:r>
-      <w:r>
-        <w:rPr>
-          <w:rFonts w:hint="default" w:cs="Times New Roman"/>
-          <w:b/>
-          <w:bCs w:val="0"/>
-          <w:color w:val="auto"/>
-          <w:sz w:val="24"/>
-          <w:szCs w:val="24"/>
-          <w:lang w:val="en-US" w:eastAsia="zh-CN" w:bidi="ar-SA"/>
-        </w:rPr>
-        <w:t>‘</w:t>
-      </w:r>
-      <w:r>
-        <w:rPr>
-          <w:rFonts w:hint="eastAsia" w:cs="Times New Roman"/>
-          <w:b/>
-          <w:bCs w:val="0"/>
-          <w:color w:val="auto"/>
-          <w:sz w:val="24"/>
-          <w:szCs w:val="24"/>
-          <w:lang w:val="en-US" w:eastAsia="zh-CN" w:bidi="ar-SA"/>
-        </w:rPr>
-        <w:t>G12R</w:t>
-      </w:r>
-      <w:r>
-        <w:rPr>
-          <w:rFonts w:hint="default" w:cs="Times New Roman"/>
-          <w:b/>
-          <w:bCs w:val="0"/>
-          <w:color w:val="auto"/>
-          <w:sz w:val="24"/>
-          <w:szCs w:val="24"/>
-          <w:lang w:val="en-US" w:eastAsia="zh-CN" w:bidi="ar-SA"/>
-        </w:rPr>
-        <w:t>’</w:t>
-      </w:r>
-      <w:r>
-        <w:rPr>
-          <w:rFonts w:hint="eastAsia" w:cs="Times New Roman"/>
-          <w:b/>
-          <w:bCs w:val="0"/>
-          <w:color w:val="auto"/>
-          <w:sz w:val="24"/>
-          <w:szCs w:val="24"/>
-          <w:lang w:val="en-US" w:eastAsia="zh-CN" w:bidi="ar-SA"/>
-        </w:rPr>
-        <w:t xml:space="preserve"> in tdd.ori_variant or </w:t>
-      </w:r>
-      <w:r>
-        <w:rPr>
-          <w:rFonts w:hint="default" w:cs="Times New Roman"/>
-          <w:b/>
-          <w:bCs w:val="0"/>
-          <w:color w:val="auto"/>
-          <w:sz w:val="24"/>
-          <w:szCs w:val="24"/>
-          <w:lang w:val="en-US" w:eastAsia="zh-CN" w:bidi="ar-SA"/>
-        </w:rPr>
-        <w:t>‘</w:t>
-      </w:r>
-      <w:r>
-        <w:rPr>
-          <w:rFonts w:hint="eastAsia" w:cs="Times New Roman"/>
-          <w:b/>
-          <w:bCs w:val="0"/>
-          <w:color w:val="auto"/>
-          <w:sz w:val="24"/>
-          <w:szCs w:val="24"/>
-          <w:lang w:val="en-US" w:eastAsia="zh-CN" w:bidi="ar-SA"/>
-        </w:rPr>
-        <w:t>G12V</w:t>
-      </w:r>
-      <w:r>
-        <w:rPr>
-          <w:rFonts w:hint="default" w:cs="Times New Roman"/>
-          <w:b/>
-          <w:bCs w:val="0"/>
-          <w:color w:val="auto"/>
-          <w:sz w:val="24"/>
-          <w:szCs w:val="24"/>
-          <w:lang w:val="en-US" w:eastAsia="zh-CN" w:bidi="ar-SA"/>
-        </w:rPr>
-        <w:t>’</w:t>
-      </w:r>
-      <w:r>
-        <w:rPr>
-          <w:rFonts w:hint="eastAsia" w:cs="Times New Roman"/>
-          <w:b/>
-          <w:bCs w:val="0"/>
-          <w:color w:val="auto"/>
-          <w:sz w:val="24"/>
-          <w:szCs w:val="24"/>
-          <w:lang w:val="en-US" w:eastAsia="zh-CN" w:bidi="ar-SA"/>
-        </w:rPr>
-        <w:t xml:space="preserve"> in tdd.ori_variant or </w:t>
-      </w:r>
-      <w:r>
-        <w:rPr>
-          <w:rFonts w:hint="default" w:cs="Times New Roman"/>
-          <w:b/>
-          <w:bCs w:val="0"/>
-          <w:color w:val="auto"/>
-          <w:sz w:val="24"/>
-          <w:szCs w:val="24"/>
-          <w:lang w:val="en-US" w:eastAsia="zh-CN" w:bidi="ar-SA"/>
-        </w:rPr>
-        <w:t>‘</w:t>
-      </w:r>
-      <w:r>
-        <w:rPr>
-          <w:rFonts w:hint="eastAsia" w:cs="Times New Roman"/>
-          <w:b/>
-          <w:bCs w:val="0"/>
-          <w:color w:val="auto"/>
-          <w:sz w:val="24"/>
-          <w:szCs w:val="24"/>
-          <w:lang w:val="en-US" w:eastAsia="zh-CN" w:bidi="ar-SA"/>
-        </w:rPr>
-        <w:t>G12D</w:t>
-      </w:r>
-      <w:r>
-        <w:rPr>
-          <w:rFonts w:hint="default" w:cs="Times New Roman"/>
-          <w:b/>
-          <w:bCs w:val="0"/>
-          <w:color w:val="auto"/>
-          <w:sz w:val="24"/>
-          <w:szCs w:val="24"/>
-          <w:lang w:val="en-US" w:eastAsia="zh-CN" w:bidi="ar-SA"/>
-        </w:rPr>
-        <w:t>’</w:t>
-      </w:r>
-      <w:r>
-        <w:rPr>
-          <w:rFonts w:hint="eastAsia" w:cs="Times New Roman"/>
-          <w:b/>
-          <w:bCs w:val="0"/>
-          <w:color w:val="auto"/>
-          <w:sz w:val="24"/>
-          <w:szCs w:val="24"/>
-          <w:lang w:val="en-US" w:eastAsia="zh-CN" w:bidi="ar-SA"/>
-        </w:rPr>
-        <w:t xml:space="preserve"> in tdd.ori_variant or </w:t>
-      </w:r>
-      <w:r>
-        <w:rPr>
-          <w:rFonts w:hint="default" w:cs="Times New Roman"/>
-          <w:b/>
-          <w:bCs w:val="0"/>
-          <w:color w:val="auto"/>
-          <w:sz w:val="24"/>
-          <w:szCs w:val="24"/>
-          <w:lang w:val="en-US" w:eastAsia="zh-CN" w:bidi="ar-SA"/>
-        </w:rPr>
-        <w:t>‘</w:t>
-      </w:r>
-      <w:r>
-        <w:rPr>
-          <w:rFonts w:hint="eastAsia" w:cs="Times New Roman"/>
-          <w:b/>
-          <w:bCs w:val="0"/>
-          <w:color w:val="auto"/>
-          <w:sz w:val="24"/>
-          <w:szCs w:val="24"/>
-          <w:lang w:val="en-US" w:eastAsia="zh-CN" w:bidi="ar-SA"/>
-        </w:rPr>
-        <w:t>G12A</w:t>
-      </w:r>
-      <w:r>
-        <w:rPr>
-          <w:rFonts w:hint="default" w:cs="Times New Roman"/>
-          <w:b/>
-          <w:bCs w:val="0"/>
-          <w:color w:val="auto"/>
-          <w:sz w:val="24"/>
-          <w:szCs w:val="24"/>
-          <w:lang w:val="en-US" w:eastAsia="zh-CN" w:bidi="ar-SA"/>
-        </w:rPr>
-        <w:t>’</w:t>
-      </w:r>
-      <w:r>
-        <w:rPr>
-          <w:rFonts w:hint="eastAsia" w:cs="Times New Roman"/>
-          <w:b/>
-          <w:bCs w:val="0"/>
-          <w:color w:val="auto"/>
-          <w:sz w:val="24"/>
-          <w:szCs w:val="24"/>
-          <w:lang w:val="en-US" w:eastAsia="zh-CN" w:bidi="ar-SA"/>
-        </w:rPr>
-        <w:t xml:space="preserve"> in tdd.ori_variant or </w:t>
-      </w:r>
-      <w:r>
-        <w:rPr>
-          <w:rFonts w:hint="default" w:cs="Times New Roman"/>
-          <w:b/>
-          <w:bCs w:val="0"/>
-          <w:color w:val="auto"/>
-          <w:sz w:val="24"/>
-          <w:szCs w:val="24"/>
-          <w:lang w:val="en-US" w:eastAsia="zh-CN" w:bidi="ar-SA"/>
-        </w:rPr>
-        <w:t>‘</w:t>
-      </w:r>
-      <w:r>
-        <w:rPr>
-          <w:rFonts w:hint="eastAsia" w:cs="Times New Roman"/>
-          <w:b/>
-          <w:bCs w:val="0"/>
-          <w:color w:val="auto"/>
-          <w:sz w:val="24"/>
-          <w:szCs w:val="24"/>
-          <w:lang w:val="en-US" w:eastAsia="zh-CN" w:bidi="ar-SA"/>
-        </w:rPr>
-        <w:t>G13D</w:t>
-      </w:r>
-      <w:r>
-        <w:rPr>
-          <w:rFonts w:hint="default" w:cs="Times New Roman"/>
-          <w:b/>
-          <w:bCs w:val="0"/>
-          <w:color w:val="auto"/>
-          <w:sz w:val="24"/>
-          <w:szCs w:val="24"/>
-          <w:lang w:val="en-US" w:eastAsia="zh-CN" w:bidi="ar-SA"/>
-        </w:rPr>
-        <w:t>’</w:t>
-      </w:r>
-      <w:r>
-        <w:rPr>
-          <w:rFonts w:hint="eastAsia" w:cs="Times New Roman"/>
-          <w:b/>
-          <w:bCs w:val="0"/>
-          <w:color w:val="auto"/>
-          <w:sz w:val="24"/>
-          <w:szCs w:val="24"/>
-          <w:lang w:val="en-US" w:eastAsia="zh-CN" w:bidi="ar-SA"/>
-        </w:rPr>
-        <w:t xml:space="preserve"> in tdd.ori_variant)) or (tdd .gene == </w:t>
-      </w:r>
-      <w:r>
-        <w:rPr>
-          <w:rFonts w:hint="default" w:cs="Times New Roman"/>
-          <w:b/>
-          <w:bCs w:val="0"/>
-          <w:color w:val="auto"/>
-          <w:sz w:val="24"/>
-          <w:szCs w:val="24"/>
-          <w:lang w:val="en-US" w:eastAsia="zh-CN" w:bidi="ar-SA"/>
-        </w:rPr>
-        <w:t>‘</w:t>
-      </w:r>
-      <w:r>
-        <w:rPr>
-          <w:rFonts w:hint="eastAsia" w:cs="Times New Roman"/>
-          <w:b/>
-          <w:bCs w:val="0"/>
-          <w:color w:val="auto"/>
-          <w:sz w:val="24"/>
-          <w:szCs w:val="24"/>
-          <w:lang w:val="en-US" w:eastAsia="zh-CN" w:bidi="ar-SA"/>
-        </w:rPr>
-        <w:t>NRAS</w:t>
-      </w:r>
-      <w:r>
-        <w:rPr>
-          <w:rFonts w:hint="default" w:cs="Times New Roman"/>
-          <w:b/>
-          <w:bCs w:val="0"/>
-          <w:color w:val="auto"/>
-          <w:sz w:val="24"/>
-          <w:szCs w:val="24"/>
-          <w:lang w:val="en-US" w:eastAsia="zh-CN" w:bidi="ar-SA"/>
-        </w:rPr>
-        <w:t>’</w:t>
-      </w:r>
-      <w:r>
-        <w:rPr>
-          <w:rFonts w:hint="eastAsia" w:cs="Times New Roman"/>
-          <w:b/>
-          <w:bCs w:val="0"/>
-          <w:color w:val="auto"/>
-          <w:sz w:val="24"/>
-          <w:szCs w:val="24"/>
-          <w:lang w:val="en-US" w:eastAsia="zh-CN" w:bidi="ar-SA"/>
-        </w:rPr>
-        <w:t>and (</w:t>
-      </w:r>
-      <w:r>
-        <w:rPr>
-          <w:rFonts w:ascii="宋体" w:hAnsi="宋体" w:eastAsia="宋体" w:cs="宋体"/>
-          <w:sz w:val="24"/>
-          <w:szCs w:val="24"/>
-        </w:rPr>
-        <w:t>'G12D' in tdd.ori_variant or 'G13R' in tdd.ori_variant or 'G13D' in tdd.ori_variant or 'G13V' in tdd.ori_variant or 'A59D' in tdd.ori_variant or 'Q61R' in tdd.ori_variant or 'K117N' in tdd.ori_variant or 'A146T' in tdd.ori_variant</w:t>
-      </w:r>
-      <w:r>
-        <w:rPr>
-          <w:rFonts w:hint="eastAsia" w:cs="Times New Roman"/>
-          <w:b/>
-          <w:bCs w:val="0"/>
-          <w:color w:val="auto"/>
-          <w:sz w:val="24"/>
-          <w:szCs w:val="24"/>
-          <w:lang w:val="en-US" w:eastAsia="zh-CN" w:bidi="ar-SA"/>
-        </w:rPr>
-        <w:t xml:space="preserve">)) or (tdd.gene == </w:t>
-      </w:r>
-      <w:r>
-        <w:rPr>
-          <w:rFonts w:hint="default" w:cs="Times New Roman"/>
-          <w:b/>
-          <w:bCs w:val="0"/>
-          <w:color w:val="auto"/>
-          <w:sz w:val="24"/>
-          <w:szCs w:val="24"/>
-          <w:lang w:val="en-US" w:eastAsia="zh-CN" w:bidi="ar-SA"/>
-        </w:rPr>
-        <w:t>‘</w:t>
-      </w:r>
-      <w:r>
-        <w:rPr>
-          <w:rFonts w:hint="eastAsia" w:cs="Times New Roman"/>
-          <w:b/>
-          <w:bCs w:val="0"/>
-          <w:color w:val="auto"/>
-          <w:sz w:val="24"/>
-          <w:szCs w:val="24"/>
-          <w:lang w:val="en-US" w:eastAsia="zh-CN" w:bidi="ar-SA"/>
-        </w:rPr>
-        <w:t>BRAF</w:t>
-      </w:r>
-      <w:r>
-        <w:rPr>
-          <w:rFonts w:hint="default" w:cs="Times New Roman"/>
-          <w:b/>
-          <w:bCs w:val="0"/>
-          <w:color w:val="auto"/>
-          <w:sz w:val="24"/>
-          <w:szCs w:val="24"/>
-          <w:lang w:val="en-US" w:eastAsia="zh-CN" w:bidi="ar-SA"/>
-        </w:rPr>
-        <w:t>’</w:t>
-      </w:r>
-      <w:r>
-        <w:rPr>
-          <w:rFonts w:hint="eastAsia" w:cs="Times New Roman"/>
-          <w:b/>
-          <w:bCs w:val="0"/>
-          <w:color w:val="auto"/>
-          <w:sz w:val="24"/>
-          <w:szCs w:val="24"/>
-          <w:lang w:val="en-US" w:eastAsia="zh-CN" w:bidi="ar-SA"/>
-        </w:rPr>
-        <w:t xml:space="preserve"> and </w:t>
-      </w:r>
-      <w:r>
-        <w:rPr>
-          <w:rFonts w:hint="default" w:cs="Times New Roman"/>
-          <w:b/>
-          <w:bCs w:val="0"/>
-          <w:color w:val="auto"/>
-          <w:sz w:val="24"/>
-          <w:szCs w:val="24"/>
-          <w:lang w:val="en-US" w:eastAsia="zh-CN" w:bidi="ar-SA"/>
-        </w:rPr>
-        <w:t>‘</w:t>
-      </w:r>
-      <w:r>
-        <w:rPr>
-          <w:rFonts w:hint="eastAsia" w:cs="Times New Roman"/>
-          <w:b/>
-          <w:bCs w:val="0"/>
-          <w:color w:val="auto"/>
-          <w:sz w:val="24"/>
-          <w:szCs w:val="24"/>
-          <w:lang w:val="en-US" w:eastAsia="zh-CN" w:bidi="ar-SA"/>
-        </w:rPr>
-        <w:t>V600E</w:t>
-      </w:r>
-      <w:r>
-        <w:rPr>
-          <w:rFonts w:hint="default" w:cs="Times New Roman"/>
-          <w:b/>
-          <w:bCs w:val="0"/>
-          <w:color w:val="auto"/>
-          <w:sz w:val="24"/>
-          <w:szCs w:val="24"/>
-          <w:lang w:val="en-US" w:eastAsia="zh-CN" w:bidi="ar-SA"/>
-        </w:rPr>
-        <w:t>’</w:t>
-      </w:r>
-      <w:r>
-        <w:rPr>
-          <w:rFonts w:hint="eastAsia" w:cs="Times New Roman"/>
-          <w:b/>
-          <w:bCs w:val="0"/>
-          <w:color w:val="auto"/>
-          <w:sz w:val="24"/>
-          <w:szCs w:val="24"/>
-          <w:lang w:val="en-US" w:eastAsia="zh-CN" w:bidi="ar-SA"/>
-        </w:rPr>
-        <w:t xml:space="preserve"> in tdd.ori_variant)</w:t>
-      </w:r>
-      <w:r>
-        <w:rPr>
-          <w:rFonts w:hint="eastAsia" w:ascii="Times New Roman" w:hAnsi="Times New Roman" w:eastAsia="微软雅黑" w:cs="Times New Roman"/>
-          <w:b/>
-          <w:bCs w:val="0"/>
-          <w:color w:val="auto"/>
-          <w:sz w:val="24"/>
-          <w:szCs w:val="24"/>
-          <w:lang w:val="en-US" w:eastAsia="zh-CN" w:bidi="ar-SA"/>
-        </w:rPr>
-        <w:t>%}</w:t>
-      </w:r>
       <w:r>
         <w:rPr>
           <w:rFonts w:hint="eastAsia" w:ascii="Times New Roman" w:hAnsi="Times New Roman" w:eastAsia="微软雅黑" w:cs="Times New Roman"/>
@@ -6979,8 +6986,8 @@
                 <w:lang w:eastAsia="zh-CN"/>
               </w:rPr>
             </w:pPr>
-            <w:bookmarkStart w:id="12" w:name="_GoBack"/>
-            <w:bookmarkEnd w:id="12"/>
+            <w:bookmarkStart w:id="11" w:name="_GoBack"/>
+            <w:bookmarkEnd w:id="11"/>
             <w:r>
               <w:rPr>
                 <w:rFonts w:ascii="Times New Roman" w:hAnsi="Times New Roman" w:eastAsia="微软雅黑" w:cs="Times New Roman"/>
@@ -10997,6 +11004,7 @@
         </w:rPr>
         <w:t>{% endif %}</w:t>
       </w:r>
+      <w:bookmarkEnd w:id="1"/>
       <w:bookmarkEnd w:id="2"/>
       <w:bookmarkEnd w:id="3"/>
       <w:bookmarkEnd w:id="4"/>
@@ -11005,7 +11013,6 @@
       <w:bookmarkEnd w:id="7"/>
       <w:bookmarkEnd w:id="8"/>
       <w:bookmarkEnd w:id="9"/>
-      <w:bookmarkEnd w:id="10"/>
       <w:r>
         <w:rPr>
           <w:rFonts w:ascii="Times New Roman" w:hAnsi="Times New Roman" w:eastAsia="微软雅黑" w:cs="黑体"/>
@@ -11036,7 +11043,7 @@
           <w:lang w:eastAsia="zh-CN"/>
         </w:rPr>
       </w:pPr>
-      <w:bookmarkStart w:id="11" w:name="_Toc17956"/>
+      <w:bookmarkStart w:id="10" w:name="_Toc17956"/>
       <w:r>
         <w:rPr>
           <w:rFonts w:hint="eastAsia"/>
@@ -11046,7 +11053,7 @@
         </w:rPr>
         <w:t>本癌种FDA/NMPA获批的其他可选靶向药物</w:t>
       </w:r>
-      <w:bookmarkEnd w:id="11"/>
+      <w:bookmarkEnd w:id="10"/>
     </w:p>
     <w:tbl>
       <w:tblPr>
@@ -11533,15 +11540,6 @@
         </w:rPr>
         <w:br w:type="page"/>
       </w:r>
-    </w:p>
-    <w:p>
-      <w:pPr>
-        <w:spacing w:line="400" w:lineRule="exact"/>
-        <w:rPr>
-          <w:rFonts w:ascii="Times New Roman" w:hAnsi="Times New Roman" w:eastAsia="微软雅黑" w:cs="微软雅黑"/>
-          <w:sz w:val="24"/>
-        </w:rPr>
-      </w:pPr>
     </w:p>
     <w:p>
       <w:pPr>

--- a/WebContent/docx/KRAS_NRAS_BRAF基因报告模板-盖章版.docx
+++ b/WebContent/docx/KRAS_NRAS_BRAF基因报告模板-盖章版.docx
@@ -329,7 +329,7 @@
       </w:r>
       <w:r>
         <w:drawing>
-          <wp:anchor distT="0" distB="0" distL="0" distR="0" simplePos="0" relativeHeight="251668480" behindDoc="0" locked="0" layoutInCell="1" allowOverlap="1">
+          <wp:anchor distT="0" distB="0" distL="0" distR="0" simplePos="0" relativeHeight="251667456" behindDoc="0" locked="0" layoutInCell="1" allowOverlap="1">
             <wp:simplePos x="0" y="0"/>
             <wp:positionH relativeFrom="column">
               <wp:posOffset>1116330</wp:posOffset>
@@ -1956,6 +1956,12 @@
             <w:insideH w:val="none" w:color="auto" w:sz="0" w:space="0"/>
             <w:insideV w:val="none" w:color="auto" w:sz="0" w:space="0"/>
           </w:tblBorders>
+          <w:tblCellMar>
+            <w:top w:w="0" w:type="dxa"/>
+            <w:left w:w="108" w:type="dxa"/>
+            <w:bottom w:w="0" w:type="dxa"/>
+            <w:right w:w="108" w:type="dxa"/>
+          </w:tblCellMar>
         </w:tblPrEx>
         <w:trPr>
           <w:cantSplit/>
@@ -5049,23 +5055,23 @@
             </w:r>
             <w:r>
               <w:rPr>
-                <w:sz w:val="22"/>
+                <w:sz w:val="24"/>
               </w:rPr>
               <mc:AlternateContent>
                 <mc:Choice Requires="wpg">
                   <w:drawing>
-                    <wp:anchor distT="0" distB="0" distL="114300" distR="114300" simplePos="0" relativeHeight="251664384" behindDoc="0" locked="0" layoutInCell="1" allowOverlap="1">
+                    <wp:anchor distT="0" distB="0" distL="114300" distR="114300" simplePos="0" relativeHeight="251668480" behindDoc="0" locked="0" layoutInCell="1" allowOverlap="1">
                       <wp:simplePos x="0" y="0"/>
                       <wp:positionH relativeFrom="column">
-                        <wp:posOffset>573405</wp:posOffset>
+                        <wp:posOffset>460375</wp:posOffset>
                       </wp:positionH>
                       <wp:positionV relativeFrom="paragraph">
-                        <wp:posOffset>-819150</wp:posOffset>
+                        <wp:posOffset>-859155</wp:posOffset>
                       </wp:positionV>
-                      <wp:extent cx="5429250" cy="1443355"/>
-                      <wp:effectExtent l="0" t="0" r="11430" b="4445"/>
+                      <wp:extent cx="5446395" cy="1443355"/>
+                      <wp:effectExtent l="0" t="0" r="9525" b="4445"/>
                       <wp:wrapNone/>
-                      <wp:docPr id="12" name="组合 12"/>
+                      <wp:docPr id="4" name="组合 4"/>
                       <wp:cNvGraphicFramePr/>
                       <a:graphic xmlns:a="http://schemas.openxmlformats.org/drawingml/2006/main">
                         <a:graphicData uri="http://schemas.microsoft.com/office/word/2010/wordprocessingGroup">
@@ -5074,97 +5080,20 @@
                             <wpg:grpSpPr>
                               <a:xfrm>
                                 <a:off x="0" y="0"/>
-                                <a:ext cx="5429250" cy="1443355"/>
-                                <a:chOff x="16340" y="14976"/>
-                                <a:chExt cx="8550" cy="2273"/>
+                                <a:ext cx="5446395" cy="1443355"/>
+                                <a:chOff x="17622" y="40815"/>
+                                <a:chExt cx="8577" cy="2273"/>
                               </a:xfrm>
                             </wpg:grpSpPr>
                             <pic:pic xmlns:pic="http://schemas.openxmlformats.org/drawingml/2006/picture">
                               <pic:nvPicPr>
-                                <pic:cNvPr id="30" name="图片 30" descr="微信图片_20220215110121"/>
-                                <pic:cNvPicPr>
-                                  <a:picLocks noChangeAspect="1"/>
-                                </pic:cNvPicPr>
-                              </pic:nvPicPr>
-                              <pic:blipFill>
-                                <a:blip r:embed="rId8">
-                                  <a:clrChange>
-                                    <a:clrFrom>
-                                      <a:srgbClr val="A09D98">
-                                        <a:alpha val="100000"/>
-                                      </a:srgbClr>
-                                    </a:clrFrom>
-                                    <a:clrTo>
-                                      <a:srgbClr val="A09D98">
-                                        <a:alpha val="100000"/>
-                                        <a:alpha val="0"/>
-                                      </a:srgbClr>
-                                    </a:clrTo>
-                                  </a:clrChange>
-                                  <a:biLevel thresh="50000"/>
-                                </a:blip>
-                                <a:stretch>
-                                  <a:fillRect/>
-                                </a:stretch>
-                              </pic:blipFill>
-                              <pic:spPr>
-                                <a:xfrm>
-                                  <a:off x="16340" y="16075"/>
-                                  <a:ext cx="1234" cy="715"/>
-                                </a:xfrm>
-                                <a:prstGeom prst="rect">
-                                  <a:avLst/>
-                                </a:prstGeom>
-                              </pic:spPr>
-                            </pic:pic>
-                            <pic:pic xmlns:pic="http://schemas.openxmlformats.org/drawingml/2006/picture">
-                              <pic:nvPicPr>
-                                <pic:cNvPr id="56" name="图片 34" descr="晓敏"/>
-                                <pic:cNvPicPr>
-                                  <a:picLocks noChangeAspect="1"/>
-                                </pic:cNvPicPr>
-                              </pic:nvPicPr>
-                              <pic:blipFill>
-                                <a:blip r:embed="rId9">
-                                  <a:clrChange>
-                                    <a:clrFrom>
-                                      <a:srgbClr val="949FA1"/>
-                                    </a:clrFrom>
-                                    <a:clrTo>
-                                      <a:srgbClr val="949FA1">
-                                        <a:alpha val="0"/>
-                                      </a:srgbClr>
-                                    </a:clrTo>
-                                  </a:clrChange>
-                                </a:blip>
-                                <a:srcRect l="34062" t="26445" r="34097" b="9325"/>
-                                <a:stretch>
-                                  <a:fillRect/>
-                                </a:stretch>
-                              </pic:blipFill>
-                              <pic:spPr>
-                                <a:xfrm rot="16200000">
-                                  <a:off x="19534" y="15678"/>
-                                  <a:ext cx="560" cy="1475"/>
-                                </a:xfrm>
-                                <a:prstGeom prst="rect">
-                                  <a:avLst/>
-                                </a:prstGeom>
-                                <a:noFill/>
-                                <a:ln>
-                                  <a:noFill/>
-                                </a:ln>
-                              </pic:spPr>
-                            </pic:pic>
-                            <pic:pic xmlns:pic="http://schemas.openxmlformats.org/drawingml/2006/picture">
-                              <pic:nvPicPr>
-                                <pic:cNvPr id="11" name="图片 1"/>
+                                <pic:cNvPr id="1" name="图片 23"/>
                                 <pic:cNvPicPr>
                                   <a:picLocks noChangeAspect="1" noChangeArrowheads="1"/>
                                 </pic:cNvPicPr>
                               </pic:nvPicPr>
                               <pic:blipFill>
-                                <a:blip r:embed="rId10">
+                                <a:blip r:embed="rId8">
                                   <a:extLst>
                                     <a:ext uri="{28A0092B-C50C-407E-A947-70E740481C1C}">
                                       <a14:useLocalDpi xmlns:a14="http://schemas.microsoft.com/office/drawing/2010/main" val="0"/>
@@ -5178,7 +5107,7 @@
                               </pic:blipFill>
                               <pic:spPr>
                                 <a:xfrm>
-                                  <a:off x="22617" y="14976"/>
+                                  <a:off x="23926" y="40815"/>
                                   <a:ext cx="2273" cy="2273"/>
                                 </a:xfrm>
                                 <a:prstGeom prst="rect">
@@ -5190,6 +5119,86 @@
                                 </a:ln>
                               </pic:spPr>
                             </pic:pic>
+                            <wpg:grpSp>
+                              <wpg:cNvPr id="10" name="组合 23"/>
+                              <wpg:cNvGrpSpPr/>
+                              <wpg:grpSpPr>
+                                <a:xfrm>
+                                  <a:off x="17622" y="41977"/>
+                                  <a:ext cx="4353" cy="627"/>
+                                  <a:chOff x="17622" y="41977"/>
+                                  <a:chExt cx="4353" cy="627"/>
+                                </a:xfrm>
+                              </wpg:grpSpPr>
+                              <pic:pic xmlns:pic="http://schemas.openxmlformats.org/drawingml/2006/picture">
+                                <pic:nvPicPr>
+                                  <pic:cNvPr id="22" name="图片 59" descr="图片1"/>
+                                  <pic:cNvPicPr>
+                                    <a:picLocks noChangeAspect="1"/>
+                                  </pic:cNvPicPr>
+                                </pic:nvPicPr>
+                                <pic:blipFill>
+                                  <a:blip r:embed="rId9">
+                                    <a:biLevel thresh="50000"/>
+                                  </a:blip>
+                                  <a:srcRect l="7865" t="11797" r="5322" b="19074"/>
+                                  <a:stretch>
+                                    <a:fillRect/>
+                                  </a:stretch>
+                                </pic:blipFill>
+                                <pic:spPr>
+                                  <a:xfrm>
+                                    <a:off x="17622" y="41977"/>
+                                    <a:ext cx="1468" cy="627"/>
+                                  </a:xfrm>
+                                  <a:prstGeom prst="rect">
+                                    <a:avLst/>
+                                  </a:prstGeom>
+                                  <a:noFill/>
+                                </pic:spPr>
+                              </pic:pic>
+                              <pic:pic xmlns:pic="http://schemas.openxmlformats.org/drawingml/2006/picture">
+                                <pic:nvPicPr>
+                                  <pic:cNvPr id="21" name="图片 29" descr="IMG_256"/>
+                                  <pic:cNvPicPr>
+                                    <a:picLocks noChangeAspect="1"/>
+                                  </pic:cNvPicPr>
+                                </pic:nvPicPr>
+                                <pic:blipFill>
+                                  <a:blip r:embed="rId10">
+                                    <a:clrChange>
+                                      <a:clrFrom>
+                                        <a:srgbClr val="FFFFFF">
+                                          <a:alpha val="100000"/>
+                                        </a:srgbClr>
+                                      </a:clrFrom>
+                                      <a:clrTo>
+                                        <a:srgbClr val="FFFFFF">
+                                          <a:alpha val="100000"/>
+                                          <a:alpha val="0"/>
+                                        </a:srgbClr>
+                                      </a:clrTo>
+                                    </a:clrChange>
+                                  </a:blip>
+                                  <a:stretch>
+                                    <a:fillRect/>
+                                  </a:stretch>
+                                </pic:blipFill>
+                                <pic:spPr>
+                                  <a:xfrm>
+                                    <a:off x="21000" y="42023"/>
+                                    <a:ext cx="975" cy="570"/>
+                                  </a:xfrm>
+                                  <a:prstGeom prst="rect">
+                                    <a:avLst/>
+                                  </a:prstGeom>
+                                  <a:noFill/>
+                                  <a:ln w="9525">
+                                    <a:noFill/>
+                                  </a:ln>
+                                </pic:spPr>
+                              </pic:pic>
+                            </wpg:grpSp>
                           </wpg:wgp>
                         </a:graphicData>
                       </a:graphic>
@@ -5198,26 +5207,29 @@
                 </mc:Choice>
                 <mc:Fallback>
                   <w:pict>
-                    <v:group id="_x0000_s1026" o:spid="_x0000_s1026" o:spt="203" style="position:absolute;left:0pt;margin-left:45.15pt;margin-top:-64.5pt;height:113.65pt;width:427.5pt;z-index:251664384;mso-width-relative:page;mso-height-relative:page;" coordorigin="16340,14976" coordsize="8550,2273" o:gfxdata="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">
+                    <v:group id="_x0000_s1026" o:spid="_x0000_s1026" o:spt="203" style="position:absolute;left:0pt;margin-left:36.25pt;margin-top:-67.65pt;height:113.65pt;width:428.85pt;z-index:251668480;mso-width-relative:page;mso-height-relative:page;" coordorigin="17622,40815" coordsize="8577,2273" o:gfxdata="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">
                       <o:lock v:ext="edit" aspectratio="f"/>
-                      <v:shape id="_x0000_s1026" o:spid="_x0000_s1026" o:spt="75" alt="微信图片_20220215110121" type="#_x0000_t75" style="position:absolute;left:16340;top:16075;height:715;width:1234;" filled="f" o:preferrelative="t" stroked="f" coordsize="21600,21600" o:gfxdata="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">
+                      <v:shape id="图片 23" o:spid="_x0000_s1026" o:spt="75" type="#_x0000_t75" style="position:absolute;left:23926;top:40815;height:2273;width:2273;" filled="f" o:preferrelative="t" stroked="f" coordsize="21600,21600" o:gfxdata="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">
                         <v:fill on="f" focussize="0,0"/>
                         <v:stroke on="f"/>
-                        <v:imagedata r:id="rId8" grayscale="t" bilevel="t" chromakey="#A09D98" o:title=""/>
+                        <v:imagedata r:id="rId8" o:title=""/>
                         <o:lock v:ext="edit" aspectratio="t"/>
                       </v:shape>
-                      <v:shape id="图片 34" o:spid="_x0000_s1026" o:spt="75" alt="晓敏" type="#_x0000_t75" style="position:absolute;left:19534;top:15678;height:1475;width:560;rotation:-5898240f;" filled="f" o:preferrelative="t" stroked="f" coordsize="21600,21600" o:gfxdata="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">
-                        <v:fill on="f" focussize="0,0"/>
-                        <v:stroke on="f"/>
-                        <v:imagedata r:id="rId9" cropleft="22323f" croptop="17331f" cropright="22346f" cropbottom="6111f" chromakey="#949FA1" o:title=""/>
-                        <o:lock v:ext="edit" aspectratio="t"/>
-                      </v:shape>
-                      <v:shape id="图片 1" o:spid="_x0000_s1026" o:spt="75" type="#_x0000_t75" style="position:absolute;left:22617;top:14976;height:2273;width:2273;" filled="f" o:preferrelative="t" stroked="f" coordsize="21600,21600" o:gfxdata="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">
-                        <v:fill on="f" focussize="0,0"/>
-                        <v:stroke on="f"/>
-                        <v:imagedata r:id="rId10" o:title=""/>
-                        <o:lock v:ext="edit" aspectratio="t"/>
-                      </v:shape>
+                      <v:group id="组合 23" o:spid="_x0000_s1026" o:spt="203" style="position:absolute;left:17622;top:41977;height:627;width:4353;" coordorigin="17622,41977" coordsize="4353,627" o:gfxdata="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">
+                        <o:lock v:ext="edit" aspectratio="f"/>
+                        <v:shape id="图片 59" o:spid="_x0000_s1026" o:spt="75" alt="图片1" type="#_x0000_t75" style="position:absolute;left:17622;top:41977;height:627;width:1468;" filled="f" o:preferrelative="t" stroked="f" coordsize="21600,21600" o:gfxdata="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">
+                          <v:fill on="f" focussize="0,0"/>
+                          <v:stroke on="f"/>
+                          <v:imagedata r:id="rId9" cropleft="5154f" croptop="7731f" cropright="3488f" cropbottom="12500f" grayscale="t" bilevel="t" o:title=""/>
+                          <o:lock v:ext="edit" aspectratio="t"/>
+                        </v:shape>
+                        <v:shape id="图片 29" o:spid="_x0000_s1026" o:spt="75" alt="IMG_256" type="#_x0000_t75" style="position:absolute;left:21000;top:42023;height:570;width:975;" filled="f" o:preferrelative="t" stroked="f" coordsize="21600,21600" o:gfxdata="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">
+                          <v:fill on="f" focussize="0,0"/>
+                          <v:stroke on="f"/>
+                          <v:imagedata r:id="rId10" chromakey="#FFFFFF" o:title=""/>
+                          <o:lock v:ext="edit" aspectratio="t"/>
+                        </v:shape>
+                      </v:group>
                     </v:group>
                   </w:pict>
                 </mc:Fallback>
@@ -5423,15 +5435,15 @@
         </w:rPr>
       </w:pPr>
       <w:bookmarkStart w:id="0" w:name="_Toc149837264"/>
-      <w:bookmarkStart w:id="1" w:name="_Toc13196_WPSOffice_Level1"/>
-      <w:bookmarkStart w:id="2" w:name="_Toc21764_WPSOffice_Level1"/>
-      <w:bookmarkStart w:id="3" w:name="_Toc22658"/>
-      <w:bookmarkStart w:id="4" w:name="_Toc12505"/>
-      <w:bookmarkStart w:id="5" w:name="_Toc2409"/>
-      <w:bookmarkStart w:id="6" w:name="_Toc27302"/>
-      <w:bookmarkStart w:id="7" w:name="_Toc16594"/>
-      <w:bookmarkStart w:id="8" w:name="_Toc28240"/>
-      <w:bookmarkStart w:id="9" w:name="_Toc1707_WPSOffice_Level1"/>
+      <w:bookmarkStart w:id="1" w:name="_Toc21764_WPSOffice_Level1"/>
+      <w:bookmarkStart w:id="2" w:name="_Toc16594"/>
+      <w:bookmarkStart w:id="3" w:name="_Toc2409"/>
+      <w:bookmarkStart w:id="4" w:name="_Toc28240"/>
+      <w:bookmarkStart w:id="5" w:name="_Toc27302"/>
+      <w:bookmarkStart w:id="6" w:name="_Toc1707_WPSOffice_Level1"/>
+      <w:bookmarkStart w:id="7" w:name="_Toc13196_WPSOffice_Level1"/>
+      <w:bookmarkStart w:id="8" w:name="_Toc22658"/>
+      <w:bookmarkStart w:id="9" w:name="_Toc12505"/>
       <w:r>
         <w:rPr>
           <w:rFonts w:ascii="宋体" w:hAnsi="宋体" w:eastAsia="宋体" w:cs="宋体"/>
@@ -6986,8 +6998,6 @@
                 <w:lang w:eastAsia="zh-CN"/>
               </w:rPr>
             </w:pPr>
-            <w:bookmarkStart w:id="11" w:name="_GoBack"/>
-            <w:bookmarkEnd w:id="11"/>
             <w:r>
               <w:rPr>
                 <w:rFonts w:ascii="Times New Roman" w:hAnsi="Times New Roman" w:eastAsia="微软雅黑" w:cs="Times New Roman"/>
@@ -11582,7 +11592,25 @@
           <w:bCs w:val="0"/>
           <w:lang w:eastAsia="zh-CN"/>
         </w:rPr>
-        <w:t>广州市黄浦区开源大道11号C6栋702室</w:t>
+        <w:t>广州市黄</w:t>
+      </w:r>
+      <w:r>
+        <w:rPr>
+          <w:rFonts w:hint="eastAsia" w:ascii="Times New Roman" w:hAnsi="Times New Roman" w:eastAsia="微软雅黑" w:cs="Times New Roman"/>
+          <w:lang w:eastAsia="zh-CN"/>
+        </w:rPr>
+        <w:t>埔</w:t>
+      </w:r>
+      <w:bookmarkStart w:id="11" w:name="_GoBack"/>
+      <w:bookmarkEnd w:id="11"/>
+      <w:r>
+        <w:rPr>
+          <w:rFonts w:hint="eastAsia" w:ascii="Times New Roman" w:hAnsi="Times New Roman" w:eastAsia="微软雅黑" w:cs="Times New Roman"/>
+          <w:b w:val="0"/>
+          <w:bCs w:val="0"/>
+          <w:lang w:eastAsia="zh-CN"/>
+        </w:rPr>
+        <w:t>区开源大道11号C6栋702室</w:t>
       </w:r>
     </w:p>
     <w:p>
@@ -11959,7 +11987,7 @@
           <w:szCs w:val="24"/>
         </w:rPr>
         <w:drawing>
-          <wp:anchor distT="0" distB="0" distL="114935" distR="114935" simplePos="0" relativeHeight="251666432" behindDoc="0" locked="0" layoutInCell="1" allowOverlap="1">
+          <wp:anchor distT="0" distB="0" distL="114935" distR="114935" simplePos="0" relativeHeight="251665408" behindDoc="0" locked="0" layoutInCell="1" allowOverlap="1">
             <wp:simplePos x="0" y="0"/>
             <wp:positionH relativeFrom="column">
               <wp:posOffset>28575</wp:posOffset>
@@ -12015,7 +12043,7 @@
           <w:szCs w:val="24"/>
         </w:rPr>
         <w:drawing>
-          <wp:anchor distT="0" distB="0" distL="114935" distR="114935" simplePos="0" relativeHeight="251667456" behindDoc="0" locked="0" layoutInCell="1" allowOverlap="1">
+          <wp:anchor distT="0" distB="0" distL="114935" distR="114935" simplePos="0" relativeHeight="251666432" behindDoc="0" locked="0" layoutInCell="1" allowOverlap="1">
             <wp:simplePos x="0" y="0"/>
             <wp:positionH relativeFrom="column">
               <wp:posOffset>723900</wp:posOffset>
@@ -12252,7 +12280,7 @@
           <w:lang w:eastAsia="zh-CN"/>
         </w:rPr>
         <w:drawing>
-          <wp:anchor distT="0" distB="0" distL="0" distR="0" simplePos="0" relativeHeight="251665408" behindDoc="1" locked="0" layoutInCell="1" allowOverlap="1">
+          <wp:anchor distT="0" distB="0" distL="0" distR="0" simplePos="0" relativeHeight="251664384" behindDoc="1" locked="0" layoutInCell="1" allowOverlap="1">
             <wp:simplePos x="0" y="0"/>
             <wp:positionH relativeFrom="column">
               <wp:posOffset>4900295</wp:posOffset>

--- a/WebContent/docx/KRAS_NRAS_BRAF基因报告模板-盖章版.docx
+++ b/WebContent/docx/KRAS_NRAS_BRAF基因报告模板-盖章版.docx
@@ -329,7 +329,7 @@
       </w:r>
       <w:r>
         <w:drawing>
-          <wp:anchor distT="0" distB="0" distL="0" distR="0" simplePos="0" relativeHeight="251667456" behindDoc="0" locked="0" layoutInCell="1" allowOverlap="1">
+          <wp:anchor distT="0" distB="0" distL="0" distR="0" simplePos="0" relativeHeight="251668480" behindDoc="0" locked="0" layoutInCell="1" allowOverlap="1">
             <wp:simplePos x="0" y="0"/>
             <wp:positionH relativeFrom="column">
               <wp:posOffset>1116330</wp:posOffset>
@@ -1956,12 +1956,6 @@
             <w:insideH w:val="none" w:color="auto" w:sz="0" w:space="0"/>
             <w:insideV w:val="none" w:color="auto" w:sz="0" w:space="0"/>
           </w:tblBorders>
-          <w:tblCellMar>
-            <w:top w:w="0" w:type="dxa"/>
-            <w:left w:w="108" w:type="dxa"/>
-            <w:bottom w:w="0" w:type="dxa"/>
-            <w:right w:w="108" w:type="dxa"/>
-          </w:tblCellMar>
         </w:tblPrEx>
         <w:trPr>
           <w:cantSplit/>
@@ -5055,23 +5049,23 @@
             </w:r>
             <w:r>
               <w:rPr>
-                <w:sz w:val="24"/>
+                <w:sz w:val="22"/>
               </w:rPr>
               <mc:AlternateContent>
                 <mc:Choice Requires="wpg">
                   <w:drawing>
-                    <wp:anchor distT="0" distB="0" distL="114300" distR="114300" simplePos="0" relativeHeight="251668480" behindDoc="0" locked="0" layoutInCell="1" allowOverlap="1">
+                    <wp:anchor distT="0" distB="0" distL="114300" distR="114300" simplePos="0" relativeHeight="251664384" behindDoc="0" locked="0" layoutInCell="1" allowOverlap="1">
                       <wp:simplePos x="0" y="0"/>
                       <wp:positionH relativeFrom="column">
-                        <wp:posOffset>460375</wp:posOffset>
+                        <wp:posOffset>573405</wp:posOffset>
                       </wp:positionH>
                       <wp:positionV relativeFrom="paragraph">
-                        <wp:posOffset>-859155</wp:posOffset>
+                        <wp:posOffset>-819150</wp:posOffset>
                       </wp:positionV>
-                      <wp:extent cx="5446395" cy="1443355"/>
-                      <wp:effectExtent l="0" t="0" r="9525" b="4445"/>
+                      <wp:extent cx="5429250" cy="1443355"/>
+                      <wp:effectExtent l="0" t="0" r="11430" b="4445"/>
                       <wp:wrapNone/>
-                      <wp:docPr id="4" name="组合 4"/>
+                      <wp:docPr id="12" name="组合 12"/>
                       <wp:cNvGraphicFramePr/>
                       <a:graphic xmlns:a="http://schemas.openxmlformats.org/drawingml/2006/main">
                         <a:graphicData uri="http://schemas.microsoft.com/office/word/2010/wordprocessingGroup">
@@ -5080,20 +5074,97 @@
                             <wpg:grpSpPr>
                               <a:xfrm>
                                 <a:off x="0" y="0"/>
-                                <a:ext cx="5446395" cy="1443355"/>
-                                <a:chOff x="17622" y="40815"/>
-                                <a:chExt cx="8577" cy="2273"/>
+                                <a:ext cx="5429250" cy="1443355"/>
+                                <a:chOff x="16340" y="14976"/>
+                                <a:chExt cx="8550" cy="2273"/>
                               </a:xfrm>
                             </wpg:grpSpPr>
                             <pic:pic xmlns:pic="http://schemas.openxmlformats.org/drawingml/2006/picture">
                               <pic:nvPicPr>
-                                <pic:cNvPr id="1" name="图片 23"/>
+                                <pic:cNvPr id="30" name="图片 30" descr="微信图片_20220215110121"/>
+                                <pic:cNvPicPr>
+                                  <a:picLocks noChangeAspect="1"/>
+                                </pic:cNvPicPr>
+                              </pic:nvPicPr>
+                              <pic:blipFill>
+                                <a:blip r:embed="rId8">
+                                  <a:clrChange>
+                                    <a:clrFrom>
+                                      <a:srgbClr val="A09D98">
+                                        <a:alpha val="100000"/>
+                                      </a:srgbClr>
+                                    </a:clrFrom>
+                                    <a:clrTo>
+                                      <a:srgbClr val="A09D98">
+                                        <a:alpha val="100000"/>
+                                        <a:alpha val="0"/>
+                                      </a:srgbClr>
+                                    </a:clrTo>
+                                  </a:clrChange>
+                                  <a:biLevel thresh="50000"/>
+                                </a:blip>
+                                <a:stretch>
+                                  <a:fillRect/>
+                                </a:stretch>
+                              </pic:blipFill>
+                              <pic:spPr>
+                                <a:xfrm>
+                                  <a:off x="16340" y="16075"/>
+                                  <a:ext cx="1234" cy="715"/>
+                                </a:xfrm>
+                                <a:prstGeom prst="rect">
+                                  <a:avLst/>
+                                </a:prstGeom>
+                              </pic:spPr>
+                            </pic:pic>
+                            <pic:pic xmlns:pic="http://schemas.openxmlformats.org/drawingml/2006/picture">
+                              <pic:nvPicPr>
+                                <pic:cNvPr id="56" name="图片 34" descr="晓敏"/>
+                                <pic:cNvPicPr>
+                                  <a:picLocks noChangeAspect="1"/>
+                                </pic:cNvPicPr>
+                              </pic:nvPicPr>
+                              <pic:blipFill>
+                                <a:blip r:embed="rId9">
+                                  <a:clrChange>
+                                    <a:clrFrom>
+                                      <a:srgbClr val="949FA1"/>
+                                    </a:clrFrom>
+                                    <a:clrTo>
+                                      <a:srgbClr val="949FA1">
+                                        <a:alpha val="0"/>
+                                      </a:srgbClr>
+                                    </a:clrTo>
+                                  </a:clrChange>
+                                </a:blip>
+                                <a:srcRect l="34062" t="26445" r="34097" b="9325"/>
+                                <a:stretch>
+                                  <a:fillRect/>
+                                </a:stretch>
+                              </pic:blipFill>
+                              <pic:spPr>
+                                <a:xfrm rot="16200000">
+                                  <a:off x="19534" y="15678"/>
+                                  <a:ext cx="560" cy="1475"/>
+                                </a:xfrm>
+                                <a:prstGeom prst="rect">
+                                  <a:avLst/>
+                                </a:prstGeom>
+                                <a:noFill/>
+                                <a:ln>
+                                  <a:noFill/>
+                                </a:ln>
+                              </pic:spPr>
+                            </pic:pic>
+                            <pic:pic xmlns:pic="http://schemas.openxmlformats.org/drawingml/2006/picture">
+                              <pic:nvPicPr>
+                                <pic:cNvPr id="11" name="图片 1"/>
                                 <pic:cNvPicPr>
                                   <a:picLocks noChangeAspect="1" noChangeArrowheads="1"/>
                                 </pic:cNvPicPr>
                               </pic:nvPicPr>
                               <pic:blipFill>
-                                <a:blip r:embed="rId8">
+                                <a:blip r:embed="rId10">
                                   <a:extLst>
                                     <a:ext uri="{28A0092B-C50C-407E-A947-70E740481C1C}">
                                       <a14:useLocalDpi xmlns:a14="http://schemas.microsoft.com/office/drawing/2010/main" val="0"/>
@@ -5107,7 +5178,7 @@
                               </pic:blipFill>
                               <pic:spPr>
                                 <a:xfrm>
-                                  <a:off x="23926" y="40815"/>
+                                  <a:off x="22617" y="14976"/>
                                   <a:ext cx="2273" cy="2273"/>
                                 </a:xfrm>
                                 <a:prstGeom prst="rect">
@@ -5119,86 +5190,6 @@
                                 </a:ln>
                               </pic:spPr>
                             </pic:pic>
-                            <wpg:grpSp>
-                              <wpg:cNvPr id="10" name="组合 23"/>
-                              <wpg:cNvGrpSpPr/>
-                              <wpg:grpSpPr>
-                                <a:xfrm>
-                                  <a:off x="17622" y="41977"/>
-                                  <a:ext cx="4353" cy="627"/>
-                                  <a:chOff x="17622" y="41977"/>
-                                  <a:chExt cx="4353" cy="627"/>
-                                </a:xfrm>
-                              </wpg:grpSpPr>
-                              <pic:pic xmlns:pic="http://schemas.openxmlformats.org/drawingml/2006/picture">
-                                <pic:nvPicPr>
-                                  <pic:cNvPr id="22" name="图片 59" descr="图片1"/>
-                                  <pic:cNvPicPr>
-                                    <a:picLocks noChangeAspect="1"/>
-                                  </pic:cNvPicPr>
-                                </pic:nvPicPr>
-                                <pic:blipFill>
-                                  <a:blip r:embed="rId9">
-                                    <a:biLevel thresh="50000"/>
-                                  </a:blip>
-                                  <a:srcRect l="7865" t="11797" r="5322" b="19074"/>
-                                  <a:stretch>
-                                    <a:fillRect/>
-                                  </a:stretch>
-                                </pic:blipFill>
-                                <pic:spPr>
-                                  <a:xfrm>
-                                    <a:off x="17622" y="41977"/>
-                                    <a:ext cx="1468" cy="627"/>
-                                  </a:xfrm>
-                                  <a:prstGeom prst="rect">
-                                    <a:avLst/>
-                                  </a:prstGeom>
-                                  <a:noFill/>
-                                </pic:spPr>
-                              </pic:pic>
-                              <pic:pic xmlns:pic="http://schemas.openxmlformats.org/drawingml/2006/picture">
-                                <pic:nvPicPr>
-                                  <pic:cNvPr id="21" name="图片 29" descr="IMG_256"/>
-                                  <pic:cNvPicPr>
-                                    <a:picLocks noChangeAspect="1"/>
-                                  </pic:cNvPicPr>
-                                </pic:nvPicPr>
-                                <pic:blipFill>
-                                  <a:blip r:embed="rId10">
-                                    <a:clrChange>
-                                      <a:clrFrom>
-                                        <a:srgbClr val="FFFFFF">
-                                          <a:alpha val="100000"/>
-                                        </a:srgbClr>
-                                      </a:clrFrom>
-                                      <a:clrTo>
-                                        <a:srgbClr val="FFFFFF">
-                                          <a:alpha val="100000"/>
-                                          <a:alpha val="0"/>
-                                        </a:srgbClr>
-                                      </a:clrTo>
-                                    </a:clrChange>
-                                  </a:blip>
-                                  <a:stretch>
-                                    <a:fillRect/>
-                                  </a:stretch>
-                                </pic:blipFill>
-                                <pic:spPr>
-                                  <a:xfrm>
-                                    <a:off x="21000" y="42023"/>
-                                    <a:ext cx="975" cy="570"/>
-                                  </a:xfrm>
-                                  <a:prstGeom prst="rect">
-                                    <a:avLst/>
-                                  </a:prstGeom>
-                                  <a:noFill/>
-                                  <a:ln w="9525">
-                                    <a:noFill/>
-                                  </a:ln>
-                                </pic:spPr>
-                              </pic:pic>
-                            </wpg:grpSp>
                           </wpg:wgp>
                         </a:graphicData>
                       </a:graphic>
@@ -5207,29 +5198,26 @@
                 </mc:Choice>
                 <mc:Fallback>
                   <w:pict>
-                    <v:group id="_x0000_s1026" o:spid="_x0000_s1026" o:spt="203" style="position:absolute;left:0pt;margin-left:36.25pt;margin-top:-67.65pt;height:113.65pt;width:428.85pt;z-index:251668480;mso-width-relative:page;mso-height-relative:page;" coordorigin="17622,40815" coordsize="8577,2273" o:gfxdata="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">
+                    <v:group id="_x0000_s1026" o:spid="_x0000_s1026" o:spt="203" style="position:absolute;left:0pt;margin-left:45.15pt;margin-top:-64.5pt;height:113.65pt;width:427.5pt;z-index:251664384;mso-width-relative:page;mso-height-relative:page;" coordorigin="16340,14976" coordsize="8550,2273" o:gfxdata="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">
                       <o:lock v:ext="edit" aspectratio="f"/>
-                      <v:shape id="图片 23" o:spid="_x0000_s1026" o:spt="75" type="#_x0000_t75" style="position:absolute;left:23926;top:40815;height:2273;width:2273;" filled="f" o:preferrelative="t" stroked="f" coordsize="21600,21600" o:gfxdata="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">
+                      <v:shape id="_x0000_s1026" o:spid="_x0000_s1026" o:spt="75" alt="微信图片_20220215110121" type="#_x0000_t75" style="position:absolute;left:16340;top:16075;height:715;width:1234;" filled="f" o:preferrelative="t" stroked="f" coordsize="21600,21600" o:gfxdata="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">
                         <v:fill on="f" focussize="0,0"/>
                         <v:stroke on="f"/>
-                        <v:imagedata r:id="rId8" o:title=""/>
+                        <v:imagedata r:id="rId8" grayscale="t" bilevel="t" chromakey="#A09D98" o:title=""/>
                         <o:lock v:ext="edit" aspectratio="t"/>
                       </v:shape>
-                      <v:group id="组合 23" o:spid="_x0000_s1026" o:spt="203" style="position:absolute;left:17622;top:41977;height:627;width:4353;" coordorigin="17622,41977" coordsize="4353,627" o:gfxdata="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">
-                        <o:lock v:ext="edit" aspectratio="f"/>
-                        <v:shape id="图片 59" o:spid="_x0000_s1026" o:spt="75" alt="图片1" type="#_x0000_t75" style="position:absolute;left:17622;top:41977;height:627;width:1468;" filled="f" o:preferrelative="t" stroked="f" coordsize="21600,21600" o:gfxdata="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">
-                          <v:fill on="f" focussize="0,0"/>
-                          <v:stroke on="f"/>
-                          <v:imagedata r:id="rId9" cropleft="5154f" croptop="7731f" cropright="3488f" cropbottom="12500f" grayscale="t" bilevel="t" o:title=""/>
-                          <o:lock v:ext="edit" aspectratio="t"/>
-                        </v:shape>
-                        <v:shape id="图片 29" o:spid="_x0000_s1026" o:spt="75" alt="IMG_256" type="#_x0000_t75" style="position:absolute;left:21000;top:42023;height:570;width:975;" filled="f" o:preferrelative="t" stroked="f" coordsize="21600,21600" o:gfxdata="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">
-                          <v:fill on="f" focussize="0,0"/>
-                          <v:stroke on="f"/>
-                          <v:imagedata r:id="rId10" chromakey="#FFFFFF" o:title=""/>
-                          <o:lock v:ext="edit" aspectratio="t"/>
-                        </v:shape>
-                      </v:group>
+                      <v:shape id="图片 34" o:spid="_x0000_s1026" o:spt="75" alt="晓敏" type="#_x0000_t75" style="position:absolute;left:19534;top:15678;height:1475;width:560;rotation:-5898240f;" filled="f" o:preferrelative="t" stroked="f" coordsize="21600,21600" o:gfxdata="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">
+                        <v:fill on="f" focussize="0,0"/>
+                        <v:stroke on="f"/>
+                        <v:imagedata r:id="rId9" cropleft="22323f" croptop="17331f" cropright="22346f" cropbottom="6111f" chromakey="#949FA1" o:title=""/>
+                        <o:lock v:ext="edit" aspectratio="t"/>
+                      </v:shape>
+                      <v:shape id="图片 1" o:spid="_x0000_s1026" o:spt="75" type="#_x0000_t75" style="position:absolute;left:22617;top:14976;height:2273;width:2273;" filled="f" o:preferrelative="t" stroked="f" coordsize="21600,21600" o:gfxdata="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">
+                        <v:fill on="f" focussize="0,0"/>
+                        <v:stroke on="f"/>
+                        <v:imagedata r:id="rId10" o:title=""/>
+                        <o:lock v:ext="edit" aspectratio="t"/>
+                      </v:shape>
                     </v:group>
                   </w:pict>
                 </mc:Fallback>
@@ -5435,15 +5423,15 @@
         </w:rPr>
       </w:pPr>
       <w:bookmarkStart w:id="0" w:name="_Toc149837264"/>
-      <w:bookmarkStart w:id="1" w:name="_Toc21764_WPSOffice_Level1"/>
-      <w:bookmarkStart w:id="2" w:name="_Toc16594"/>
-      <w:bookmarkStart w:id="3" w:name="_Toc2409"/>
-      <w:bookmarkStart w:id="4" w:name="_Toc28240"/>
-      <w:bookmarkStart w:id="5" w:name="_Toc27302"/>
-      <w:bookmarkStart w:id="6" w:name="_Toc1707_WPSOffice_Level1"/>
-      <w:bookmarkStart w:id="7" w:name="_Toc13196_WPSOffice_Level1"/>
-      <w:bookmarkStart w:id="8" w:name="_Toc22658"/>
-      <w:bookmarkStart w:id="9" w:name="_Toc12505"/>
+      <w:bookmarkStart w:id="1" w:name="_Toc13196_WPSOffice_Level1"/>
+      <w:bookmarkStart w:id="2" w:name="_Toc21764_WPSOffice_Level1"/>
+      <w:bookmarkStart w:id="3" w:name="_Toc22658"/>
+      <w:bookmarkStart w:id="4" w:name="_Toc12505"/>
+      <w:bookmarkStart w:id="5" w:name="_Toc2409"/>
+      <w:bookmarkStart w:id="6" w:name="_Toc27302"/>
+      <w:bookmarkStart w:id="7" w:name="_Toc16594"/>
+      <w:bookmarkStart w:id="8" w:name="_Toc28240"/>
+      <w:bookmarkStart w:id="9" w:name="_Toc1707_WPSOffice_Level1"/>
       <w:r>
         <w:rPr>
           <w:rFonts w:ascii="宋体" w:hAnsi="宋体" w:eastAsia="宋体" w:cs="宋体"/>
@@ -6998,6 +6986,8 @@
                 <w:lang w:eastAsia="zh-CN"/>
               </w:rPr>
             </w:pPr>
+            <w:bookmarkStart w:id="11" w:name="_GoBack"/>
+            <w:bookmarkEnd w:id="11"/>
             <w:r>
               <w:rPr>
                 <w:rFonts w:ascii="Times New Roman" w:hAnsi="Times New Roman" w:eastAsia="微软雅黑" w:cs="Times New Roman"/>
@@ -11592,25 +11582,7 @@
           <w:bCs w:val="0"/>
           <w:lang w:eastAsia="zh-CN"/>
         </w:rPr>
-        <w:t>广州市黄</w:t>
-      </w:r>
-      <w:r>
-        <w:rPr>
-          <w:rFonts w:hint="eastAsia" w:ascii="Times New Roman" w:hAnsi="Times New Roman" w:eastAsia="微软雅黑" w:cs="Times New Roman"/>
-          <w:lang w:eastAsia="zh-CN"/>
-        </w:rPr>
-        <w:t>埔</w:t>
-      </w:r>
-      <w:bookmarkStart w:id="11" w:name="_GoBack"/>
-      <w:bookmarkEnd w:id="11"/>
-      <w:r>
-        <w:rPr>
-          <w:rFonts w:hint="eastAsia" w:ascii="Times New Roman" w:hAnsi="Times New Roman" w:eastAsia="微软雅黑" w:cs="Times New Roman"/>
-          <w:b w:val="0"/>
-          <w:bCs w:val="0"/>
-          <w:lang w:eastAsia="zh-CN"/>
-        </w:rPr>
-        <w:t>区开源大道11号C6栋702室</w:t>
+        <w:t>广州市黄浦区开源大道11号C6栋702室</w:t>
       </w:r>
     </w:p>
     <w:p>
@@ -11987,7 +11959,7 @@
           <w:szCs w:val="24"/>
         </w:rPr>
         <w:drawing>
-          <wp:anchor distT="0" distB="0" distL="114935" distR="114935" simplePos="0" relativeHeight="251665408" behindDoc="0" locked="0" layoutInCell="1" allowOverlap="1">
+          <wp:anchor distT="0" distB="0" distL="114935" distR="114935" simplePos="0" relativeHeight="251666432" behindDoc="0" locked="0" layoutInCell="1" allowOverlap="1">
             <wp:simplePos x="0" y="0"/>
             <wp:positionH relativeFrom="column">
               <wp:posOffset>28575</wp:posOffset>
@@ -12043,7 +12015,7 @@
           <w:szCs w:val="24"/>
         </w:rPr>
         <w:drawing>
-          <wp:anchor distT="0" distB="0" distL="114935" distR="114935" simplePos="0" relativeHeight="251666432" behindDoc="0" locked="0" layoutInCell="1" allowOverlap="1">
+          <wp:anchor distT="0" distB="0" distL="114935" distR="114935" simplePos="0" relativeHeight="251667456" behindDoc="0" locked="0" layoutInCell="1" allowOverlap="1">
             <wp:simplePos x="0" y="0"/>
             <wp:positionH relativeFrom="column">
               <wp:posOffset>723900</wp:posOffset>
@@ -12280,7 +12252,7 @@
           <w:lang w:eastAsia="zh-CN"/>
         </w:rPr>
         <w:drawing>
-          <wp:anchor distT="0" distB="0" distL="0" distR="0" simplePos="0" relativeHeight="251664384" behindDoc="1" locked="0" layoutInCell="1" allowOverlap="1">
+          <wp:anchor distT="0" distB="0" distL="0" distR="0" simplePos="0" relativeHeight="251665408" behindDoc="1" locked="0" layoutInCell="1" allowOverlap="1">
             <wp:simplePos x="0" y="0"/>
             <wp:positionH relativeFrom="column">
               <wp:posOffset>4900295</wp:posOffset>

--- a/WebContent/docx/KRAS_NRAS_BRAF基因报告模板-盖章版.docx
+++ b/WebContent/docx/KRAS_NRAS_BRAF基因报告模板-盖章版.docx
@@ -1478,21 +1478,14 @@
       </w:r>
       <w:r>
         <w:rPr>
-          <w:rFonts w:ascii="Times New Roman" w:hAnsi="Times New Roman" w:eastAsia="微软雅黑" w:cs="微软雅黑"/>
+          <w:rFonts w:hint="eastAsia" w:ascii="Times New Roman" w:hAnsi="Times New Roman" w:eastAsia="微软雅黑" w:cs="微软雅黑"/>
+          <w:b w:val="0"/>
           <w:bCs/>
           <w:sz w:val="28"/>
           <w:szCs w:val="28"/>
-        </w:rPr>
-        <w:t xml:space="preserve">KRAS </w:t>
-      </w:r>
-      <w:r>
-        <w:rPr>
-          <w:rFonts w:hint="eastAsia" w:ascii="Times New Roman" w:hAnsi="Times New Roman" w:eastAsia="微软雅黑" w:cs="微软雅黑"/>
-          <w:bCs/>
-          <w:sz w:val="28"/>
-          <w:szCs w:val="28"/>
-        </w:rPr>
-        <w:t>NRAS BRAF基因检测</w:t>
+          <w:lang w:val="en-US" w:eastAsia="zh-CN"/>
+        </w:rPr>
+        <w:t>KRAS Exon2/3/4，NRAS Exon2/3/4，BRAF V600E检测</w:t>
       </w:r>
     </w:p>
     <w:p>
@@ -1778,161 +1771,20 @@
         <w:t>检测结果：</w:t>
       </w:r>
     </w:p>
-    <w:p>
-      <w:pPr>
-        <w:adjustRightInd w:val="0"/>
-        <w:snapToGrid w:val="0"/>
-        <w:spacing w:after="120" w:line="240" w:lineRule="auto"/>
-        <w:rPr>
-          <w:rFonts w:ascii="Times New Roman" w:hAnsi="Times New Roman" w:eastAsia="微软雅黑" w:cs="微软雅黑"/>
-          <w:bCs/>
-          <w:color w:val="FF0000"/>
-          <w:sz w:val="28"/>
-          <w:szCs w:val="28"/>
-        </w:rPr>
-      </w:pPr>
-      <w:r>
-        <w:rPr>
-          <w:rFonts w:hint="eastAsia" w:ascii="Times New Roman" w:hAnsi="Times New Roman" w:eastAsia="微软雅黑" w:cs="微软雅黑"/>
-          <w:bCs/>
-          <w:color w:val="FF0000"/>
-          <w:sz w:val="28"/>
-          <w:szCs w:val="28"/>
-        </w:rPr>
-        <w:t xml:space="preserve">{%if </w:t>
-      </w:r>
-      <w:r>
-        <w:rPr>
-          <w:rFonts w:ascii="Times New Roman" w:hAnsi="Times New Roman" w:eastAsia="微软雅黑" w:cs="微软雅黑"/>
-          <w:bCs/>
-          <w:color w:val="FF0000"/>
-          <w:sz w:val="28"/>
-          <w:szCs w:val="28"/>
-        </w:rPr>
-        <w:t>detectionMutationStr</w:t>
-      </w:r>
-      <w:r>
-        <w:rPr>
-          <w:rFonts w:hint="eastAsia" w:ascii="Times New Roman" w:hAnsi="Times New Roman" w:eastAsia="微软雅黑" w:cs="微软雅黑"/>
-          <w:bCs/>
-          <w:color w:val="FF0000"/>
-          <w:sz w:val="28"/>
-          <w:szCs w:val="28"/>
-        </w:rPr>
-        <w:t xml:space="preserve"> ==</w:t>
-      </w:r>
-      <w:r>
-        <w:rPr>
-          <w:rFonts w:ascii="Times New Roman" w:hAnsi="Times New Roman" w:eastAsia="微软雅黑" w:cs="微软雅黑"/>
-          <w:bCs/>
-          <w:color w:val="FF0000"/>
-          <w:sz w:val="28"/>
-          <w:szCs w:val="28"/>
-        </w:rPr>
-        <w:t>‘</w:t>
-      </w:r>
-      <w:r>
-        <w:rPr>
-          <w:rFonts w:hint="eastAsia" w:ascii="Times New Roman" w:hAnsi="Times New Roman" w:eastAsia="微软雅黑" w:cs="微软雅黑"/>
-          <w:bCs/>
-          <w:color w:val="FF0000"/>
-          <w:sz w:val="28"/>
-          <w:szCs w:val="28"/>
-        </w:rPr>
-        <w:t>未检测到下列突变</w:t>
-      </w:r>
-      <w:r>
-        <w:rPr>
-          <w:rFonts w:ascii="Times New Roman" w:hAnsi="Times New Roman" w:eastAsia="微软雅黑" w:cs="微软雅黑"/>
-          <w:bCs/>
-          <w:color w:val="FF0000"/>
-          <w:sz w:val="28"/>
-          <w:szCs w:val="28"/>
-        </w:rPr>
-        <w:t>’</w:t>
-      </w:r>
-      <w:r>
-        <w:rPr>
-          <w:rFonts w:hint="eastAsia" w:ascii="Times New Roman" w:hAnsi="Times New Roman" w:eastAsia="微软雅黑" w:cs="微软雅黑"/>
-          <w:bCs/>
-          <w:color w:val="FF0000"/>
-          <w:sz w:val="28"/>
-          <w:szCs w:val="28"/>
-        </w:rPr>
-        <w:t>%}</w:t>
-      </w:r>
-      <w:r>
-        <w:rPr>
-          <w:rFonts w:hint="eastAsia" w:ascii="Times New Roman" w:hAnsi="Times New Roman" w:eastAsia="微软雅黑" w:cs="微软雅黑"/>
-          <w:bCs/>
-          <w:sz w:val="28"/>
-          <w:szCs w:val="28"/>
-        </w:rPr>
-        <w:t>{{</w:t>
-      </w:r>
-      <w:r>
-        <w:rPr>
-          <w:rFonts w:ascii="Times New Roman" w:hAnsi="Times New Roman" w:eastAsia="微软雅黑" w:cs="微软雅黑"/>
-          <w:bCs/>
-          <w:sz w:val="28"/>
-          <w:szCs w:val="28"/>
-        </w:rPr>
-        <w:t xml:space="preserve"> detectionMutationStr</w:t>
-      </w:r>
-      <w:r>
-        <w:rPr>
-          <w:rFonts w:hint="eastAsia" w:ascii="Times New Roman" w:hAnsi="Times New Roman" w:eastAsia="微软雅黑" w:cs="微软雅黑"/>
-          <w:bCs/>
-          <w:sz w:val="28"/>
-          <w:szCs w:val="28"/>
-        </w:rPr>
-        <w:t xml:space="preserve"> }}</w:t>
-      </w:r>
-      <w:r>
-        <w:rPr>
-          <w:rFonts w:hint="eastAsia" w:ascii="Times New Roman" w:hAnsi="Times New Roman" w:eastAsia="微软雅黑" w:cs="微软雅黑"/>
-          <w:bCs/>
-          <w:color w:val="FF0000"/>
-          <w:sz w:val="28"/>
-          <w:szCs w:val="28"/>
-        </w:rPr>
-        <w:t xml:space="preserve">{%else%}{{ </w:t>
-      </w:r>
-      <w:r>
-        <w:rPr>
-          <w:rFonts w:ascii="Times New Roman" w:hAnsi="Times New Roman" w:eastAsia="微软雅黑" w:cs="微软雅黑"/>
-          <w:bCs/>
-          <w:color w:val="FF0000"/>
-          <w:sz w:val="28"/>
-          <w:szCs w:val="28"/>
-        </w:rPr>
-        <w:t>detectionMutationStr</w:t>
-      </w:r>
-      <w:r>
-        <w:rPr>
-          <w:rFonts w:hint="eastAsia" w:ascii="Times New Roman" w:hAnsi="Times New Roman" w:eastAsia="微软雅黑" w:cs="微软雅黑"/>
-          <w:bCs/>
-          <w:color w:val="FF0000"/>
-          <w:sz w:val="28"/>
-          <w:szCs w:val="28"/>
-        </w:rPr>
-        <w:t xml:space="preserve"> }}{%endif%}</w:t>
-      </w:r>
-    </w:p>
     <w:tbl>
       <w:tblPr>
         <w:tblStyle w:val="7"/>
-        <w:tblW w:w="4999" w:type="pct"/>
+        <w:tblW w:w="4850" w:type="pct"/>
         <w:jc w:val="center"/>
         <w:tblBorders>
-          <w:top w:val="none" w:color="auto" w:sz="0" w:space="0"/>
+          <w:top w:val="single" w:color="auto" w:sz="4" w:space="0"/>
           <w:left w:val="none" w:color="auto" w:sz="0" w:space="0"/>
-          <w:bottom w:val="none" w:color="auto" w:sz="0" w:space="0"/>
+          <w:bottom w:val="single" w:color="auto" w:sz="4" w:space="0"/>
           <w:right w:val="none" w:color="auto" w:sz="0" w:space="0"/>
           <w:insideH w:val="none" w:color="auto" w:sz="0" w:space="0"/>
           <w:insideV w:val="none" w:color="auto" w:sz="0" w:space="0"/>
         </w:tblBorders>
-        <w:tblLayout w:type="autofit"/>
+        <w:tblLayout w:type="fixed"/>
         <w:tblCellMar>
           <w:top w:w="0" w:type="dxa"/>
           <w:left w:w="108" w:type="dxa"/>
@@ -1941,15 +1793,198 @@
         </w:tblCellMar>
       </w:tblPr>
       <w:tblGrid>
-        <w:gridCol w:w="963"/>
-        <w:gridCol w:w="1445"/>
-        <w:gridCol w:w="1387"/>
-        <w:gridCol w:w="6289"/>
+        <w:gridCol w:w="1369"/>
+        <w:gridCol w:w="1219"/>
+        <w:gridCol w:w="2266"/>
+        <w:gridCol w:w="2591"/>
+        <w:gridCol w:w="2339"/>
       </w:tblGrid>
       <w:tr>
         <w:tblPrEx>
           <w:tblBorders>
-            <w:top w:val="none" w:color="auto" w:sz="0" w:space="0"/>
+            <w:top w:val="single" w:color="auto" w:sz="4" w:space="0"/>
+            <w:left w:val="none" w:color="auto" w:sz="0" w:space="0"/>
+            <w:bottom w:val="single" w:color="auto" w:sz="4" w:space="0"/>
+            <w:right w:val="none" w:color="auto" w:sz="0" w:space="0"/>
+            <w:insideH w:val="none" w:color="auto" w:sz="0" w:space="0"/>
+            <w:insideV w:val="none" w:color="auto" w:sz="0" w:space="0"/>
+          </w:tblBorders>
+        </w:tblPrEx>
+        <w:trPr>
+          <w:cantSplit/>
+          <w:trHeight w:val="533" w:hRule="exact"/>
+          <w:jc w:val="center"/>
+        </w:trPr>
+        <w:tc>
+          <w:tcPr>
+            <w:tcW w:w="700" w:type="pct"/>
+            <w:tcBorders>
+              <w:top w:val="single" w:color="auto" w:sz="4" w:space="0"/>
+              <w:bottom w:val="single" w:color="auto" w:sz="4" w:space="0"/>
+            </w:tcBorders>
+            <w:vAlign w:val="center"/>
+          </w:tcPr>
+          <w:p>
+            <w:pPr>
+              <w:adjustRightInd w:val="0"/>
+              <w:snapToGrid w:val="0"/>
+              <w:spacing w:after="0" w:line="240" w:lineRule="auto"/>
+              <w:jc w:val="center"/>
+              <w:rPr>
+                <w:rFonts w:ascii="Times New Roman" w:hAnsi="Times New Roman" w:eastAsia="微软雅黑" w:cs="Times New Roman"/>
+                <w:b/>
+                <w:sz w:val="24"/>
+                <w:szCs w:val="24"/>
+              </w:rPr>
+            </w:pPr>
+            <w:r>
+              <w:rPr>
+                <w:rFonts w:ascii="Times New Roman" w:hAnsi="Times New Roman" w:eastAsia="微软雅黑" w:cs="Times New Roman"/>
+                <w:b/>
+                <w:sz w:val="24"/>
+                <w:szCs w:val="24"/>
+              </w:rPr>
+              <w:t>突变基因</w:t>
+            </w:r>
+          </w:p>
+        </w:tc>
+        <w:tc>
+          <w:tcPr>
+            <w:tcW w:w="623" w:type="pct"/>
+            <w:tcBorders>
+              <w:top w:val="single" w:color="auto" w:sz="4" w:space="0"/>
+              <w:bottom w:val="single" w:color="auto" w:sz="4" w:space="0"/>
+            </w:tcBorders>
+            <w:vAlign w:val="center"/>
+          </w:tcPr>
+          <w:p>
+            <w:pPr>
+              <w:adjustRightInd w:val="0"/>
+              <w:snapToGrid w:val="0"/>
+              <w:spacing w:after="0" w:line="240" w:lineRule="auto"/>
+              <w:jc w:val="center"/>
+              <w:rPr>
+                <w:rFonts w:ascii="Times New Roman" w:hAnsi="Times New Roman" w:eastAsia="微软雅黑" w:cs="Times New Roman"/>
+                <w:b/>
+                <w:sz w:val="24"/>
+                <w:szCs w:val="24"/>
+              </w:rPr>
+            </w:pPr>
+            <w:r>
+              <w:rPr>
+                <w:rFonts w:ascii="Times New Roman" w:hAnsi="Times New Roman" w:eastAsia="微软雅黑" w:cs="Times New Roman"/>
+                <w:b/>
+                <w:sz w:val="24"/>
+                <w:szCs w:val="24"/>
+              </w:rPr>
+              <w:t>外显子</w:t>
+            </w:r>
+          </w:p>
+        </w:tc>
+        <w:tc>
+          <w:tcPr>
+            <w:tcW w:w="1158" w:type="pct"/>
+            <w:tcBorders>
+              <w:top w:val="single" w:color="auto" w:sz="4" w:space="0"/>
+              <w:bottom w:val="single" w:color="auto" w:sz="4" w:space="0"/>
+            </w:tcBorders>
+            <w:vAlign w:val="center"/>
+          </w:tcPr>
+          <w:p>
+            <w:pPr>
+              <w:adjustRightInd w:val="0"/>
+              <w:snapToGrid w:val="0"/>
+              <w:spacing w:after="0" w:line="240" w:lineRule="auto"/>
+              <w:jc w:val="center"/>
+              <w:rPr>
+                <w:rFonts w:ascii="Times New Roman" w:hAnsi="Times New Roman" w:eastAsia="微软雅黑" w:cs="Times New Roman"/>
+                <w:b/>
+                <w:sz w:val="24"/>
+                <w:szCs w:val="24"/>
+              </w:rPr>
+            </w:pPr>
+            <w:r>
+              <w:rPr>
+                <w:rFonts w:ascii="Times New Roman" w:hAnsi="Times New Roman" w:eastAsia="微软雅黑" w:cs="Times New Roman"/>
+                <w:b/>
+                <w:sz w:val="24"/>
+                <w:szCs w:val="24"/>
+              </w:rPr>
+              <w:t>核苷酸突变</w:t>
+            </w:r>
+          </w:p>
+        </w:tc>
+        <w:tc>
+          <w:tcPr>
+            <w:tcW w:w="1324" w:type="pct"/>
+            <w:tcBorders>
+              <w:top w:val="single" w:color="auto" w:sz="4" w:space="0"/>
+              <w:bottom w:val="single" w:color="auto" w:sz="4" w:space="0"/>
+            </w:tcBorders>
+            <w:vAlign w:val="center"/>
+          </w:tcPr>
+          <w:p>
+            <w:pPr>
+              <w:adjustRightInd w:val="0"/>
+              <w:snapToGrid w:val="0"/>
+              <w:spacing w:after="0" w:line="240" w:lineRule="auto"/>
+              <w:jc w:val="center"/>
+              <w:rPr>
+                <w:rFonts w:ascii="Times New Roman" w:hAnsi="Times New Roman" w:eastAsia="微软雅黑" w:cs="Times New Roman"/>
+                <w:b/>
+                <w:sz w:val="24"/>
+                <w:szCs w:val="24"/>
+              </w:rPr>
+            </w:pPr>
+            <w:r>
+              <w:rPr>
+                <w:rFonts w:ascii="Times New Roman" w:hAnsi="Times New Roman" w:eastAsia="微软雅黑" w:cs="Times New Roman"/>
+                <w:b/>
+                <w:sz w:val="24"/>
+                <w:szCs w:val="24"/>
+              </w:rPr>
+              <w:t>蛋白质变异</w:t>
+            </w:r>
+          </w:p>
+        </w:tc>
+        <w:tc>
+          <w:tcPr>
+            <w:tcW w:w="1195" w:type="pct"/>
+            <w:tcBorders>
+              <w:top w:val="single" w:color="auto" w:sz="4" w:space="0"/>
+              <w:bottom w:val="single" w:color="auto" w:sz="4" w:space="0"/>
+            </w:tcBorders>
+            <w:vAlign w:val="center"/>
+          </w:tcPr>
+          <w:p>
+            <w:pPr>
+              <w:adjustRightInd w:val="0"/>
+              <w:snapToGrid w:val="0"/>
+              <w:spacing w:after="0" w:line="240" w:lineRule="auto"/>
+              <w:jc w:val="center"/>
+              <w:rPr>
+                <w:rFonts w:ascii="Times New Roman" w:hAnsi="Times New Roman" w:eastAsia="微软雅黑" w:cs="Times New Roman"/>
+                <w:b/>
+                <w:sz w:val="24"/>
+                <w:szCs w:val="24"/>
+              </w:rPr>
+            </w:pPr>
+            <w:r>
+              <w:rPr>
+                <w:rFonts w:ascii="Times New Roman" w:hAnsi="Times New Roman" w:eastAsia="微软雅黑" w:cs="Times New Roman"/>
+                <w:b/>
+                <w:sz w:val="24"/>
+                <w:szCs w:val="24"/>
+              </w:rPr>
+              <w:t>突变丰度</w:t>
+            </w:r>
+          </w:p>
+        </w:tc>
+      </w:tr>
+      <w:tr>
+        <w:tblPrEx>
+          <w:tblBorders>
+            <w:top w:val="single" w:color="auto" w:sz="4" w:space="0"/>
             <w:left w:val="none" w:color="auto" w:sz="0" w:space="0"/>
             <w:bottom w:val="none" w:color="auto" w:sz="0" w:space="0"/>
             <w:right w:val="none" w:color="auto" w:sz="0" w:space="0"/>
@@ -1965,144 +2000,52 @@
         </w:tblPrEx>
         <w:trPr>
           <w:cantSplit/>
-          <w:trHeight w:val="420" w:hRule="atLeast"/>
+          <w:trHeight w:val="533" w:hRule="exact"/>
           <w:jc w:val="center"/>
         </w:trPr>
         <w:tc>
           <w:tcPr>
-            <w:tcW w:w="477" w:type="pct"/>
-            <w:tcBorders>
-              <w:tl2br w:val="nil"/>
-              <w:tr2bl w:val="nil"/>
-            </w:tcBorders>
-            <w:vAlign w:val="center"/>
-          </w:tcPr>
-          <w:p>
-            <w:pPr>
-              <w:adjustRightInd w:val="0"/>
-              <w:snapToGrid w:val="0"/>
-              <w:spacing w:after="0" w:line="240" w:lineRule="auto"/>
-              <w:rPr>
-                <w:rFonts w:ascii="Times New Roman" w:hAnsi="Times New Roman" w:eastAsia="微软雅黑" w:cs="微软雅黑"/>
-                <w:b/>
-                <w:bCs/>
-                <w:sz w:val="28"/>
-                <w:szCs w:val="28"/>
-              </w:rPr>
-            </w:pPr>
-            <w:r>
-              <w:rPr>
-                <w:rFonts w:hint="eastAsia" w:ascii="Times New Roman" w:hAnsi="Times New Roman" w:eastAsia="微软雅黑" w:cs="微软雅黑"/>
-                <w:b/>
-                <w:bCs/>
-                <w:sz w:val="28"/>
-                <w:szCs w:val="28"/>
-              </w:rPr>
-              <w:t>基因</w:t>
-            </w:r>
-          </w:p>
-        </w:tc>
-        <w:tc>
-          <w:tcPr>
-            <w:tcW w:w="716" w:type="pct"/>
-            <w:tcBorders>
-              <w:tl2br w:val="nil"/>
-              <w:tr2bl w:val="nil"/>
-            </w:tcBorders>
-            <w:vAlign w:val="center"/>
-          </w:tcPr>
-          <w:p>
-            <w:pPr>
-              <w:adjustRightInd w:val="0"/>
-              <w:snapToGrid w:val="0"/>
-              <w:spacing w:after="0" w:line="240" w:lineRule="auto"/>
-              <w:rPr>
-                <w:rFonts w:ascii="Times New Roman" w:hAnsi="Times New Roman" w:eastAsia="微软雅黑" w:cs="微软雅黑"/>
-                <w:b/>
-                <w:bCs/>
-                <w:sz w:val="28"/>
-                <w:szCs w:val="28"/>
-              </w:rPr>
-            </w:pPr>
-            <w:r>
-              <w:rPr>
-                <w:rFonts w:hint="eastAsia" w:ascii="Times New Roman" w:hAnsi="Times New Roman" w:eastAsia="微软雅黑" w:cs="微软雅黑"/>
-                <w:b/>
-                <w:bCs/>
-                <w:sz w:val="28"/>
-                <w:szCs w:val="28"/>
-              </w:rPr>
-              <w:t>变异类型</w:t>
-            </w:r>
-          </w:p>
-        </w:tc>
-        <w:tc>
-          <w:tcPr>
-            <w:tcW w:w="688" w:type="pct"/>
-            <w:tcBorders>
-              <w:tl2br w:val="nil"/>
-              <w:tr2bl w:val="nil"/>
-            </w:tcBorders>
-            <w:vAlign w:val="center"/>
-          </w:tcPr>
-          <w:p>
-            <w:pPr>
-              <w:adjustRightInd w:val="0"/>
-              <w:snapToGrid w:val="0"/>
-              <w:spacing w:after="0" w:line="240" w:lineRule="auto"/>
-              <w:rPr>
-                <w:rFonts w:hint="default" w:ascii="Times New Roman" w:hAnsi="Times New Roman" w:eastAsia="微软雅黑" w:cs="微软雅黑"/>
-                <w:b/>
-                <w:bCs/>
-                <w:sz w:val="28"/>
-                <w:szCs w:val="28"/>
-                <w:lang w:val="en-US" w:eastAsia="zh-CN"/>
-              </w:rPr>
-            </w:pPr>
-            <w:r>
-              <w:rPr>
-                <w:rFonts w:hint="eastAsia" w:ascii="Times New Roman" w:hAnsi="Times New Roman" w:eastAsia="微软雅黑" w:cs="微软雅黑"/>
-                <w:b/>
-                <w:bCs/>
-                <w:sz w:val="28"/>
-                <w:szCs w:val="28"/>
-                <w:lang w:val="en-US" w:eastAsia="zh-CN"/>
-              </w:rPr>
-              <w:t>外显子</w:t>
-            </w:r>
-          </w:p>
-        </w:tc>
-        <w:tc>
-          <w:tcPr>
-            <w:tcW w:w="3117" w:type="pct"/>
-            <w:tcBorders>
-              <w:tl2br w:val="nil"/>
-              <w:tr2bl w:val="nil"/>
-            </w:tcBorders>
-            <w:vAlign w:val="center"/>
-          </w:tcPr>
-          <w:p>
-            <w:pPr>
-              <w:adjustRightInd w:val="0"/>
-              <w:snapToGrid w:val="0"/>
-              <w:spacing w:after="0" w:line="240" w:lineRule="auto"/>
-              <w:rPr>
-                <w:rFonts w:ascii="Times New Roman" w:hAnsi="Times New Roman" w:eastAsia="微软雅黑" w:cs="微软雅黑"/>
-                <w:b/>
-                <w:bCs/>
-                <w:sz w:val="28"/>
-                <w:szCs w:val="28"/>
-              </w:rPr>
-            </w:pPr>
-            <w:r>
-              <w:rPr>
-                <w:rFonts w:hint="eastAsia" w:ascii="Times New Roman" w:hAnsi="Times New Roman" w:eastAsia="微软雅黑" w:cs="微软雅黑"/>
-                <w:b/>
-                <w:bCs/>
-                <w:sz w:val="28"/>
-                <w:szCs w:val="28"/>
-              </w:rPr>
-              <w:t>检测结果</w:t>
+            <w:tcW w:w="5000" w:type="pct"/>
+            <w:gridSpan w:val="5"/>
+            <w:vAlign w:val="center"/>
+          </w:tcPr>
+          <w:p>
+            <w:pPr>
+              <w:spacing w:before="1" w:after="0" w:line="249" w:lineRule="auto"/>
+              <w:ind w:left="262" w:right="131"/>
+              <w:jc w:val="center"/>
+              <w:rPr>
+                <w:rFonts w:ascii="Times New Roman" w:hAnsi="Times New Roman" w:eastAsia="微软雅黑" w:cs="Times New Roman"/>
+                <w:sz w:val="24"/>
+                <w:szCs w:val="24"/>
+                <w:lang w:eastAsia="en-US"/>
+              </w:rPr>
+            </w:pPr>
+            <w:r>
+              <w:rPr>
+                <w:rFonts w:ascii="Times New Roman" w:hAnsi="Times New Roman" w:eastAsia="微软雅黑" w:cs="Times New Roman"/>
+                <w:sz w:val="24"/>
+                <w:szCs w:val="24"/>
+                <w:lang w:eastAsia="en-US"/>
+              </w:rPr>
+              <w:t>{%tr if singleMoreTipLineStr</w:t>
+            </w:r>
+            <w:r>
+              <w:rPr>
+                <w:rFonts w:hint="eastAsia" w:ascii="Times New Roman" w:hAnsi="Times New Roman" w:eastAsia="微软雅黑" w:cs="Times New Roman"/>
+                <w:sz w:val="24"/>
+                <w:szCs w:val="24"/>
+              </w:rPr>
+              <w:t xml:space="preserve"> </w:t>
+            </w:r>
+            <w:r>
+              <w:rPr>
+                <w:rFonts w:ascii="Times New Roman" w:hAnsi="Times New Roman" w:eastAsia="微软雅黑" w:cs="Times New Roman"/>
+                <w:sz w:val="24"/>
+                <w:szCs w:val="24"/>
+                <w:lang w:eastAsia="en-US"/>
+              </w:rPr>
+              <w:t>!= [] %}</w:t>
             </w:r>
           </w:p>
         </w:tc>
@@ -2110,7 +2053,7 @@
       <w:tr>
         <w:tblPrEx>
           <w:tblBorders>
-            <w:top w:val="none" w:color="auto" w:sz="0" w:space="0"/>
+            <w:top w:val="single" w:color="auto" w:sz="4" w:space="0"/>
             <w:left w:val="none" w:color="auto" w:sz="0" w:space="0"/>
             <w:bottom w:val="none" w:color="auto" w:sz="0" w:space="0"/>
             <w:right w:val="none" w:color="auto" w:sz="0" w:space="0"/>
@@ -2126,179 +2069,52 @@
         </w:tblPrEx>
         <w:trPr>
           <w:cantSplit/>
-          <w:trHeight w:val="420" w:hRule="atLeast"/>
+          <w:trHeight w:val="533" w:hRule="exact"/>
           <w:jc w:val="center"/>
         </w:trPr>
         <w:tc>
           <w:tcPr>
-            <w:tcW w:w="477" w:type="pct"/>
-            <w:tcBorders>
-              <w:tl2br w:val="nil"/>
-              <w:tr2bl w:val="nil"/>
-            </w:tcBorders>
-            <w:vAlign w:val="center"/>
-          </w:tcPr>
-          <w:p>
-            <w:pPr>
-              <w:adjustRightInd w:val="0"/>
-              <w:snapToGrid w:val="0"/>
-              <w:spacing w:after="0" w:line="240" w:lineRule="auto"/>
-              <w:rPr>
-                <w:rFonts w:ascii="Times New Roman" w:hAnsi="Times New Roman" w:eastAsia="微软雅黑" w:cs="微软雅黑"/>
-                <w:sz w:val="28"/>
-                <w:szCs w:val="28"/>
-              </w:rPr>
-            </w:pPr>
-            <w:r>
-              <w:rPr>
-                <w:rFonts w:ascii="Times New Roman" w:hAnsi="Times New Roman" w:eastAsia="微软雅黑" w:cs="微软雅黑"/>
-                <w:sz w:val="28"/>
-                <w:szCs w:val="28"/>
-              </w:rPr>
-              <w:t>KRAS</w:t>
-            </w:r>
-          </w:p>
-        </w:tc>
-        <w:tc>
-          <w:tcPr>
-            <w:tcW w:w="716" w:type="pct"/>
-            <w:tcBorders>
-              <w:tl2br w:val="nil"/>
-              <w:tr2bl w:val="nil"/>
-            </w:tcBorders>
-            <w:vAlign w:val="center"/>
-          </w:tcPr>
-          <w:p>
-            <w:pPr>
-              <w:adjustRightInd w:val="0"/>
-              <w:snapToGrid w:val="0"/>
-              <w:spacing w:after="0" w:line="240" w:lineRule="auto"/>
-              <w:rPr>
-                <w:rFonts w:ascii="Times New Roman" w:hAnsi="Times New Roman" w:eastAsia="微软雅黑" w:cs="微软雅黑"/>
-                <w:sz w:val="28"/>
-                <w:szCs w:val="28"/>
-              </w:rPr>
-            </w:pPr>
-            <w:r>
-              <w:rPr>
-                <w:rFonts w:ascii="Times New Roman" w:hAnsi="Times New Roman" w:eastAsia="微软雅黑" w:cs="微软雅黑"/>
-                <w:sz w:val="28"/>
-                <w:szCs w:val="28"/>
-              </w:rPr>
-              <w:t>G12C</w:t>
-            </w:r>
-          </w:p>
-        </w:tc>
-        <w:tc>
-          <w:tcPr>
-            <w:tcW w:w="688" w:type="pct"/>
-            <w:tcBorders>
-              <w:tl2br w:val="nil"/>
-              <w:tr2bl w:val="nil"/>
-            </w:tcBorders>
-            <w:shd w:val="clear" w:color="auto" w:fill="auto"/>
-            <w:vAlign w:val="center"/>
-          </w:tcPr>
-          <w:p>
-            <w:pPr>
-              <w:adjustRightInd w:val="0"/>
-              <w:snapToGrid w:val="0"/>
-              <w:spacing w:after="0" w:line="240" w:lineRule="auto"/>
+            <w:tcW w:w="5000" w:type="pct"/>
+            <w:gridSpan w:val="5"/>
+            <w:vAlign w:val="center"/>
+          </w:tcPr>
+          <w:p>
+            <w:pPr>
+              <w:spacing w:before="1" w:after="0" w:line="249" w:lineRule="auto"/>
+              <w:ind w:left="262" w:right="131"/>
               <w:jc w:val="center"/>
               <w:rPr>
-                <w:rFonts w:hint="eastAsia" w:ascii="Times New Roman" w:hAnsi="Times New Roman" w:eastAsia="微软雅黑" w:cs="微软雅黑"/>
-                <w:kern w:val="2"/>
-                <w:sz w:val="28"/>
-                <w:szCs w:val="28"/>
-                <w:lang w:val="en-US" w:eastAsia="zh-CN" w:bidi="ar-SA"/>
-              </w:rPr>
-            </w:pPr>
-            <w:r>
-              <w:rPr>
-                <w:rFonts w:hint="eastAsia" w:ascii="Times New Roman" w:hAnsi="Times New Roman" w:eastAsia="微软雅黑" w:cs="微软雅黑"/>
-                <w:sz w:val="28"/>
-                <w:szCs w:val="28"/>
-                <w:lang w:val="en-US" w:eastAsia="zh-CN"/>
-              </w:rPr>
-              <w:t>2</w:t>
-            </w:r>
-          </w:p>
-        </w:tc>
-        <w:tc>
-          <w:tcPr>
-            <w:tcW w:w="3117" w:type="pct"/>
-            <w:tcBorders>
-              <w:tl2br w:val="nil"/>
-              <w:tr2bl w:val="nil"/>
-            </w:tcBorders>
-            <w:vAlign w:val="center"/>
-          </w:tcPr>
-          <w:p>
-            <w:pPr>
-              <w:adjustRightInd w:val="0"/>
-              <w:snapToGrid w:val="0"/>
-              <w:spacing w:after="0" w:line="240" w:lineRule="auto"/>
-              <w:rPr>
-                <w:rFonts w:ascii="Times New Roman" w:hAnsi="Times New Roman" w:eastAsia="微软雅黑" w:cs="微软雅黑"/>
-                <w:sz w:val="28"/>
-                <w:szCs w:val="28"/>
-              </w:rPr>
-            </w:pPr>
-            <w:r>
-              <w:rPr>
-                <w:rFonts w:hint="eastAsia" w:ascii="Times New Roman" w:hAnsi="Times New Roman" w:eastAsia="微软雅黑" w:cs="微软雅黑"/>
-                <w:sz w:val="28"/>
-                <w:szCs w:val="28"/>
-              </w:rPr>
-              <w:t xml:space="preserve">{{ </w:t>
-            </w:r>
-            <w:r>
-              <w:rPr>
-                <w:rFonts w:ascii="Times New Roman" w:hAnsi="Times New Roman" w:eastAsia="微软雅黑" w:cs="微软雅黑"/>
-                <w:sz w:val="28"/>
-                <w:szCs w:val="28"/>
-              </w:rPr>
-              <w:t>“KRAS</w:t>
-            </w:r>
-            <w:r>
-              <w:rPr>
-                <w:rFonts w:hint="eastAsia" w:ascii="Times New Roman" w:hAnsi="Times New Roman" w:eastAsia="微软雅黑" w:cs="微软雅黑"/>
-                <w:sz w:val="28"/>
-                <w:szCs w:val="28"/>
+                <w:rFonts w:ascii="Times New Roman" w:hAnsi="Times New Roman" w:eastAsia="微软雅黑" w:cs="Times New Roman"/>
+                <w:sz w:val="24"/>
+                <w:szCs w:val="24"/>
+                <w:lang w:eastAsia="en-US"/>
+              </w:rPr>
+            </w:pPr>
+            <w:r>
+              <w:rPr>
+                <w:rFonts w:ascii="Times New Roman" w:hAnsi="Times New Roman" w:eastAsia="微软雅黑" w:cs="Times New Roman"/>
+                <w:sz w:val="24"/>
+                <w:szCs w:val="24"/>
+                <w:lang w:eastAsia="en-US"/>
+              </w:rPr>
+              <w:t>{%tr for tip in singleMoreTipLineStr</w:t>
+            </w:r>
+            <w:r>
+              <w:rPr>
+                <w:rFonts w:hint="eastAsia" w:ascii="Times New Roman" w:hAnsi="Times New Roman" w:eastAsia="微软雅黑" w:cs="Times New Roman"/>
+                <w:sz w:val="24"/>
+                <w:szCs w:val="24"/>
               </w:rPr>
               <w:t xml:space="preserve"> </w:t>
             </w:r>
             <w:r>
               <w:rPr>
-                <w:rFonts w:ascii="Times New Roman" w:hAnsi="Times New Roman" w:eastAsia="微软雅黑" w:cs="微软雅黑"/>
-                <w:sz w:val="28"/>
-                <w:szCs w:val="28"/>
-              </w:rPr>
-              <w:t>G12C”</w:t>
-            </w:r>
-            <w:r>
-              <w:rPr>
-                <w:rFonts w:hint="eastAsia" w:ascii="Times New Roman" w:hAnsi="Times New Roman" w:eastAsia="微软雅黑" w:cs="微软雅黑"/>
-                <w:sz w:val="28"/>
-                <w:szCs w:val="28"/>
-              </w:rPr>
-              <w:t xml:space="preserve"> | </w:t>
-            </w:r>
-            <w:r>
-              <w:rPr>
-                <w:rFonts w:ascii="Times New Roman" w:hAnsi="Times New Roman" w:eastAsia="微软雅黑" w:cs="微软雅黑"/>
-                <w:sz w:val="28"/>
-                <w:szCs w:val="28"/>
-              </w:rPr>
-              <w:t>detectionMutation</w:t>
-            </w:r>
-            <w:r>
-              <w:rPr>
-                <w:rFonts w:hint="eastAsia" w:ascii="Times New Roman" w:hAnsi="Times New Roman" w:eastAsia="微软雅黑" w:cs="微软雅黑"/>
-                <w:sz w:val="28"/>
-                <w:szCs w:val="28"/>
-              </w:rPr>
-              <w:t>() }}</w:t>
+                <w:rFonts w:ascii="Times New Roman" w:hAnsi="Times New Roman" w:eastAsia="微软雅黑" w:cs="Times New Roman"/>
+                <w:sz w:val="24"/>
+                <w:szCs w:val="24"/>
+                <w:lang w:eastAsia="en-US"/>
+              </w:rPr>
+              <w:t>%}</w:t>
             </w:r>
           </w:p>
         </w:tc>
@@ -2306,7 +2122,7 @@
       <w:tr>
         <w:tblPrEx>
           <w:tblBorders>
-            <w:top w:val="none" w:color="auto" w:sz="0" w:space="0"/>
+            <w:top w:val="single" w:color="auto" w:sz="4" w:space="0"/>
             <w:left w:val="none" w:color="auto" w:sz="0" w:space="0"/>
             <w:bottom w:val="none" w:color="auto" w:sz="0" w:space="0"/>
             <w:right w:val="none" w:color="auto" w:sz="0" w:space="0"/>
@@ -2322,77 +2138,12 @@
         </w:tblPrEx>
         <w:trPr>
           <w:cantSplit/>
-          <w:trHeight w:val="420" w:hRule="atLeast"/>
+          <w:trHeight w:val="0" w:hRule="atLeast"/>
           <w:jc w:val="center"/>
         </w:trPr>
         <w:tc>
           <w:tcPr>
-            <w:tcW w:w="477" w:type="pct"/>
-            <w:tcBorders>
-              <w:tl2br w:val="nil"/>
-              <w:tr2bl w:val="nil"/>
-            </w:tcBorders>
-            <w:vAlign w:val="center"/>
-          </w:tcPr>
-          <w:p>
-            <w:pPr>
-              <w:adjustRightInd w:val="0"/>
-              <w:snapToGrid w:val="0"/>
-              <w:spacing w:after="0" w:line="240" w:lineRule="auto"/>
-              <w:rPr>
-                <w:rFonts w:ascii="Times New Roman" w:hAnsi="Times New Roman" w:eastAsia="微软雅黑" w:cs="微软雅黑"/>
-                <w:sz w:val="28"/>
-                <w:szCs w:val="28"/>
-              </w:rPr>
-            </w:pPr>
-            <w:r>
-              <w:rPr>
-                <w:rFonts w:ascii="Times New Roman" w:hAnsi="Times New Roman" w:eastAsia="微软雅黑" w:cs="微软雅黑"/>
-                <w:sz w:val="28"/>
-                <w:szCs w:val="28"/>
-              </w:rPr>
-              <w:t>KRAS</w:t>
-            </w:r>
-          </w:p>
-        </w:tc>
-        <w:tc>
-          <w:tcPr>
-            <w:tcW w:w="716" w:type="pct"/>
-            <w:tcBorders>
-              <w:tl2br w:val="nil"/>
-              <w:tr2bl w:val="nil"/>
-            </w:tcBorders>
-            <w:vAlign w:val="center"/>
-          </w:tcPr>
-          <w:p>
-            <w:pPr>
-              <w:adjustRightInd w:val="0"/>
-              <w:snapToGrid w:val="0"/>
-              <w:spacing w:after="0" w:line="240" w:lineRule="auto"/>
-              <w:rPr>
-                <w:rFonts w:ascii="Times New Roman" w:hAnsi="Times New Roman" w:eastAsia="微软雅黑" w:cs="微软雅黑"/>
-                <w:sz w:val="28"/>
-                <w:szCs w:val="28"/>
-              </w:rPr>
-            </w:pPr>
-            <w:r>
-              <w:rPr>
-                <w:rFonts w:ascii="Times New Roman" w:hAnsi="Times New Roman" w:eastAsia="微软雅黑" w:cs="微软雅黑"/>
-                <w:sz w:val="28"/>
-                <w:szCs w:val="28"/>
-              </w:rPr>
-              <w:t>G12S</w:t>
-            </w:r>
-          </w:p>
-        </w:tc>
-        <w:tc>
-          <w:tcPr>
-            <w:tcW w:w="688" w:type="pct"/>
-            <w:tcBorders>
-              <w:tl2br w:val="nil"/>
-              <w:tr2bl w:val="nil"/>
-            </w:tcBorders>
-            <w:shd w:val="clear" w:color="auto" w:fill="auto"/>
+            <w:tcW w:w="700" w:type="pct"/>
             <w:vAlign w:val="center"/>
           </w:tcPr>
           <w:p>
@@ -2402,31 +2153,26 @@
               <w:spacing w:after="0" w:line="240" w:lineRule="auto"/>
               <w:jc w:val="center"/>
               <w:rPr>
-                <w:rFonts w:hint="eastAsia" w:ascii="Times New Roman" w:hAnsi="Times New Roman" w:eastAsia="微软雅黑" w:cs="微软雅黑"/>
-                <w:kern w:val="2"/>
-                <w:sz w:val="28"/>
-                <w:szCs w:val="28"/>
-                <w:lang w:val="en-US" w:eastAsia="zh-CN" w:bidi="ar-SA"/>
-              </w:rPr>
-            </w:pPr>
-            <w:r>
-              <w:rPr>
-                <w:rFonts w:hint="eastAsia" w:ascii="Times New Roman" w:hAnsi="Times New Roman" w:eastAsia="微软雅黑" w:cs="微软雅黑"/>
-                <w:sz w:val="28"/>
-                <w:szCs w:val="28"/>
-                <w:lang w:val="en-US" w:eastAsia="zh-CN"/>
-              </w:rPr>
-              <w:t>2</w:t>
-            </w:r>
-          </w:p>
-        </w:tc>
-        <w:tc>
-          <w:tcPr>
-            <w:tcW w:w="3117" w:type="pct"/>
-            <w:tcBorders>
-              <w:tl2br w:val="nil"/>
-              <w:tr2bl w:val="nil"/>
-            </w:tcBorders>
+                <w:rFonts w:ascii="Times New Roman" w:hAnsi="Times New Roman" w:eastAsia="微软雅黑" w:cs="Times New Roman"/>
+                <w:sz w:val="24"/>
+                <w:szCs w:val="24"/>
+                <w:lang w:eastAsia="en-US"/>
+              </w:rPr>
+            </w:pPr>
+            <w:r>
+              <w:rPr>
+                <w:rFonts w:ascii="Times New Roman" w:hAnsi="Times New Roman" w:eastAsia="微软雅黑" w:cs="Times New Roman"/>
+                <w:sz w:val="24"/>
+                <w:szCs w:val="24"/>
+                <w:lang w:eastAsia="en-US"/>
+              </w:rPr>
+              <w:t>{{ tip.gene }}</w:t>
+            </w:r>
+          </w:p>
+        </w:tc>
+        <w:tc>
+          <w:tcPr>
+            <w:tcW w:w="623" w:type="pct"/>
             <w:vAlign w:val="center"/>
           </w:tcPr>
           <w:p>
@@ -2434,67 +2180,103 @@
               <w:adjustRightInd w:val="0"/>
               <w:snapToGrid w:val="0"/>
               <w:spacing w:after="0" w:line="240" w:lineRule="auto"/>
-              <w:rPr>
-                <w:rFonts w:ascii="Times New Roman" w:hAnsi="Times New Roman" w:eastAsia="微软雅黑" w:cs="微软雅黑"/>
-                <w:sz w:val="28"/>
-                <w:szCs w:val="28"/>
-              </w:rPr>
-            </w:pPr>
-            <w:r>
-              <w:rPr>
-                <w:rFonts w:hint="eastAsia" w:ascii="Times New Roman" w:hAnsi="Times New Roman" w:eastAsia="微软雅黑" w:cs="微软雅黑"/>
-                <w:sz w:val="28"/>
-                <w:szCs w:val="28"/>
-              </w:rPr>
-              <w:t xml:space="preserve">{{ </w:t>
-            </w:r>
-            <w:r>
-              <w:rPr>
-                <w:rFonts w:ascii="Times New Roman" w:hAnsi="Times New Roman" w:eastAsia="微软雅黑" w:cs="微软雅黑"/>
-                <w:sz w:val="28"/>
-                <w:szCs w:val="28"/>
-              </w:rPr>
-              <w:t>“KRAS</w:t>
-            </w:r>
-            <w:r>
-              <w:rPr>
-                <w:rFonts w:hint="eastAsia" w:ascii="Times New Roman" w:hAnsi="Times New Roman" w:eastAsia="微软雅黑" w:cs="微软雅黑"/>
-                <w:sz w:val="28"/>
-                <w:szCs w:val="28"/>
-              </w:rPr>
-              <w:t xml:space="preserve"> </w:t>
-            </w:r>
-            <w:r>
-              <w:rPr>
-                <w:rFonts w:ascii="Times New Roman" w:hAnsi="Times New Roman" w:eastAsia="微软雅黑" w:cs="微软雅黑"/>
-                <w:sz w:val="28"/>
-                <w:szCs w:val="28"/>
-              </w:rPr>
-              <w:t>G12S”</w:t>
-            </w:r>
-            <w:r>
-              <w:rPr>
-                <w:rFonts w:hint="eastAsia" w:ascii="Times New Roman" w:hAnsi="Times New Roman" w:eastAsia="微软雅黑" w:cs="微软雅黑"/>
-                <w:sz w:val="28"/>
-                <w:szCs w:val="28"/>
-              </w:rPr>
-              <w:t xml:space="preserve"> | </w:t>
-            </w:r>
-            <w:r>
-              <w:rPr>
-                <w:rFonts w:ascii="Times New Roman" w:hAnsi="Times New Roman" w:eastAsia="微软雅黑" w:cs="微软雅黑"/>
-                <w:sz w:val="28"/>
-                <w:szCs w:val="28"/>
-              </w:rPr>
-              <w:t>detectionMutation</w:t>
-            </w:r>
-            <w:r>
-              <w:rPr>
-                <w:rFonts w:hint="eastAsia" w:ascii="Times New Roman" w:hAnsi="Times New Roman" w:eastAsia="微软雅黑" w:cs="微软雅黑"/>
-                <w:sz w:val="28"/>
-                <w:szCs w:val="28"/>
-              </w:rPr>
-              <w:t>() }}</w:t>
+              <w:jc w:val="center"/>
+              <w:rPr>
+                <w:rFonts w:ascii="Times New Roman" w:hAnsi="Times New Roman" w:eastAsia="微软雅黑" w:cs="Times New Roman"/>
+                <w:sz w:val="24"/>
+                <w:szCs w:val="24"/>
+                <w:lang w:eastAsia="en-US"/>
+              </w:rPr>
+            </w:pPr>
+            <w:r>
+              <w:rPr>
+                <w:rFonts w:ascii="Times New Roman" w:hAnsi="Times New Roman" w:eastAsia="微软雅黑" w:cs="Times New Roman"/>
+                <w:sz w:val="24"/>
+                <w:szCs w:val="24"/>
+                <w:lang w:eastAsia="en-US"/>
+              </w:rPr>
+              <w:t>{{ tip.Exon }}</w:t>
+            </w:r>
+          </w:p>
+        </w:tc>
+        <w:tc>
+          <w:tcPr>
+            <w:tcW w:w="1158" w:type="pct"/>
+            <w:vAlign w:val="center"/>
+          </w:tcPr>
+          <w:p>
+            <w:pPr>
+              <w:spacing w:after="0"/>
+              <w:jc w:val="center"/>
+              <w:rPr>
+                <w:rFonts w:ascii="Times New Roman" w:hAnsi="Times New Roman" w:eastAsia="微软雅黑" w:cs="Times New Roman"/>
+                <w:sz w:val="24"/>
+                <w:szCs w:val="24"/>
+                <w:lang w:eastAsia="en-US"/>
+              </w:rPr>
+            </w:pPr>
+            <w:r>
+              <w:rPr>
+                <w:rFonts w:ascii="Times New Roman" w:hAnsi="Times New Roman" w:eastAsia="微软雅黑" w:cs="Times New Roman"/>
+                <w:sz w:val="24"/>
+                <w:szCs w:val="24"/>
+                <w:lang w:eastAsia="en-US"/>
+              </w:rPr>
+              <w:t>{{ tip.cHGVS }}</w:t>
+            </w:r>
+          </w:p>
+        </w:tc>
+        <w:tc>
+          <w:tcPr>
+            <w:tcW w:w="1324" w:type="pct"/>
+            <w:vAlign w:val="center"/>
+          </w:tcPr>
+          <w:p>
+            <w:pPr>
+              <w:spacing w:after="0"/>
+              <w:jc w:val="center"/>
+              <w:rPr>
+                <w:rFonts w:ascii="Times New Roman" w:hAnsi="Times New Roman" w:eastAsia="微软雅黑" w:cs="Times New Roman"/>
+                <w:sz w:val="24"/>
+                <w:szCs w:val="24"/>
+                <w:lang w:eastAsia="en-US"/>
+              </w:rPr>
+            </w:pPr>
+            <w:r>
+              <w:rPr>
+                <w:rFonts w:ascii="Times New Roman" w:hAnsi="Times New Roman" w:eastAsia="微软雅黑" w:cs="Times New Roman"/>
+                <w:sz w:val="24"/>
+                <w:szCs w:val="24"/>
+                <w:lang w:eastAsia="en-US"/>
+              </w:rPr>
+              <w:t>{{ tip.pHGVS }}</w:t>
+            </w:r>
+          </w:p>
+        </w:tc>
+        <w:tc>
+          <w:tcPr>
+            <w:tcW w:w="1195" w:type="pct"/>
+            <w:vAlign w:val="center"/>
+          </w:tcPr>
+          <w:p>
+            <w:pPr>
+              <w:spacing w:after="0"/>
+              <w:jc w:val="center"/>
+              <w:rPr>
+                <w:rFonts w:ascii="Times New Roman" w:hAnsi="Times New Roman" w:eastAsia="微软雅黑" w:cs="Times New Roman"/>
+                <w:sz w:val="24"/>
+                <w:szCs w:val="24"/>
+                <w:lang w:eastAsia="en-US"/>
+              </w:rPr>
+            </w:pPr>
+            <w:r>
+              <w:rPr>
+                <w:rFonts w:ascii="Times New Roman" w:hAnsi="Times New Roman" w:eastAsia="微软雅黑" w:cs="Times New Roman"/>
+                <w:sz w:val="24"/>
+                <w:szCs w:val="24"/>
+                <w:lang w:eastAsia="en-US"/>
+              </w:rPr>
+              <w:t>{{ tip.mutFreq }}</w:t>
             </w:r>
           </w:p>
         </w:tc>
@@ -2502,7 +2284,7 @@
       <w:tr>
         <w:tblPrEx>
           <w:tblBorders>
-            <w:top w:val="none" w:color="auto" w:sz="0" w:space="0"/>
+            <w:top w:val="single" w:color="auto" w:sz="4" w:space="0"/>
             <w:left w:val="none" w:color="auto" w:sz="0" w:space="0"/>
             <w:bottom w:val="none" w:color="auto" w:sz="0" w:space="0"/>
             <w:right w:val="none" w:color="auto" w:sz="0" w:space="0"/>
@@ -2518,195 +2300,35 @@
         </w:tblPrEx>
         <w:trPr>
           <w:cantSplit/>
-          <w:trHeight w:val="420" w:hRule="atLeast"/>
+          <w:trHeight w:val="533" w:hRule="exact"/>
           <w:jc w:val="center"/>
         </w:trPr>
         <w:tc>
           <w:tcPr>
-            <w:tcW w:w="477" w:type="pct"/>
-            <w:tcBorders>
-              <w:tl2br w:val="nil"/>
-              <w:tr2bl w:val="nil"/>
-            </w:tcBorders>
-            <w:vAlign w:val="center"/>
-          </w:tcPr>
-          <w:p>
-            <w:pPr>
-              <w:adjustRightInd w:val="0"/>
-              <w:snapToGrid w:val="0"/>
-              <w:spacing w:after="0" w:line="240" w:lineRule="auto"/>
-              <w:rPr>
-                <w:rFonts w:ascii="Times New Roman" w:hAnsi="Times New Roman" w:eastAsia="微软雅黑" w:cs="微软雅黑"/>
-                <w:sz w:val="28"/>
-                <w:szCs w:val="28"/>
-              </w:rPr>
-            </w:pPr>
-            <w:r>
-              <w:rPr>
-                <w:rFonts w:ascii="Times New Roman" w:hAnsi="Times New Roman" w:eastAsia="微软雅黑" w:cs="微软雅黑"/>
-                <w:sz w:val="28"/>
-                <w:szCs w:val="28"/>
-              </w:rPr>
-              <w:t>KRAS</w:t>
-            </w:r>
-          </w:p>
-        </w:tc>
-        <w:tc>
-          <w:tcPr>
-            <w:tcW w:w="716" w:type="pct"/>
-            <w:tcBorders>
-              <w:tl2br w:val="nil"/>
-              <w:tr2bl w:val="nil"/>
-            </w:tcBorders>
-            <w:vAlign w:val="center"/>
-          </w:tcPr>
-          <w:p>
-            <w:pPr>
-              <w:adjustRightInd w:val="0"/>
-              <w:snapToGrid w:val="0"/>
-              <w:spacing w:after="0" w:line="240" w:lineRule="auto"/>
-              <w:rPr>
-                <w:rFonts w:ascii="Times New Roman" w:hAnsi="Times New Roman" w:eastAsia="微软雅黑" w:cs="微软雅黑"/>
-                <w:sz w:val="28"/>
-                <w:szCs w:val="28"/>
-              </w:rPr>
-            </w:pPr>
-            <w:r>
-              <w:rPr>
-                <w:rFonts w:ascii="Times New Roman" w:hAnsi="Times New Roman" w:eastAsia="微软雅黑" w:cs="微软雅黑"/>
-                <w:sz w:val="28"/>
-                <w:szCs w:val="28"/>
-              </w:rPr>
-              <w:t>G12R</w:t>
-            </w:r>
-          </w:p>
-        </w:tc>
-        <w:tc>
-          <w:tcPr>
-            <w:tcW w:w="688" w:type="pct"/>
-            <w:tcBorders>
-              <w:tl2br w:val="nil"/>
-              <w:tr2bl w:val="nil"/>
-            </w:tcBorders>
-            <w:shd w:val="clear" w:color="auto" w:fill="auto"/>
-            <w:vAlign w:val="center"/>
-          </w:tcPr>
-          <w:p>
-            <w:pPr>
-              <w:adjustRightInd w:val="0"/>
-              <w:snapToGrid w:val="0"/>
-              <w:spacing w:after="0" w:line="240" w:lineRule="auto"/>
+            <w:tcW w:w="5000" w:type="pct"/>
+            <w:gridSpan w:val="5"/>
+            <w:vAlign w:val="center"/>
+          </w:tcPr>
+          <w:p>
+            <w:pPr>
+              <w:spacing w:before="1" w:after="0" w:line="249" w:lineRule="auto"/>
+              <w:ind w:left="262" w:right="131"/>
               <w:jc w:val="center"/>
               <w:rPr>
-                <w:rFonts w:hint="eastAsia" w:ascii="Times New Roman" w:hAnsi="Times New Roman" w:eastAsia="微软雅黑" w:cs="微软雅黑"/>
-                <w:kern w:val="2"/>
-                <w:sz w:val="28"/>
-                <w:szCs w:val="28"/>
-                <w:lang w:val="en-US" w:eastAsia="zh-CN" w:bidi="ar-SA"/>
-              </w:rPr>
-            </w:pPr>
-            <w:r>
-              <w:rPr>
-                <w:rFonts w:hint="eastAsia" w:ascii="Times New Roman" w:hAnsi="Times New Roman" w:eastAsia="微软雅黑" w:cs="微软雅黑"/>
-                <w:sz w:val="28"/>
-                <w:szCs w:val="28"/>
-                <w:lang w:val="en-US" w:eastAsia="zh-CN"/>
-              </w:rPr>
-              <w:t>2</w:t>
-            </w:r>
-          </w:p>
-        </w:tc>
-        <w:tc>
-          <w:tcPr>
-            <w:tcW w:w="3117" w:type="pct"/>
-            <w:tcBorders>
-              <w:tl2br w:val="nil"/>
-              <w:tr2bl w:val="nil"/>
-            </w:tcBorders>
-            <w:vAlign w:val="center"/>
-          </w:tcPr>
-          <w:p>
-            <w:pPr>
-              <w:adjustRightInd w:val="0"/>
-              <w:snapToGrid w:val="0"/>
-              <w:spacing w:after="0" w:line="240" w:lineRule="auto"/>
-              <w:rPr>
-                <w:rFonts w:ascii="Times New Roman" w:hAnsi="Times New Roman" w:eastAsia="微软雅黑" w:cs="微软雅黑"/>
-                <w:sz w:val="28"/>
-                <w:szCs w:val="28"/>
-              </w:rPr>
-            </w:pPr>
-            <w:r>
-              <w:rPr>
-                <w:rFonts w:hint="eastAsia" w:ascii="Times New Roman" w:hAnsi="Times New Roman" w:eastAsia="微软雅黑" w:cs="微软雅黑"/>
-                <w:sz w:val="28"/>
-                <w:szCs w:val="28"/>
-              </w:rPr>
-              <w:t xml:space="preserve">{{ </w:t>
-            </w:r>
-            <w:r>
-              <w:rPr>
-                <w:rFonts w:ascii="Times New Roman" w:hAnsi="Times New Roman" w:eastAsia="微软雅黑" w:cs="微软雅黑"/>
-                <w:sz w:val="28"/>
-                <w:szCs w:val="28"/>
-              </w:rPr>
-              <w:t>“KRAS</w:t>
-            </w:r>
-            <w:r>
-              <w:rPr>
-                <w:rFonts w:hint="eastAsia" w:ascii="Times New Roman" w:hAnsi="Times New Roman" w:eastAsia="微软雅黑" w:cs="微软雅黑"/>
-                <w:sz w:val="28"/>
-                <w:szCs w:val="28"/>
-              </w:rPr>
-              <w:t xml:space="preserve"> </w:t>
-            </w:r>
-            <w:r>
-              <w:rPr>
-                <w:rFonts w:ascii="Times New Roman" w:hAnsi="Times New Roman" w:eastAsia="微软雅黑" w:cs="微软雅黑"/>
-                <w:sz w:val="28"/>
-                <w:szCs w:val="28"/>
-              </w:rPr>
-              <w:t>G12</w:t>
-            </w:r>
-            <w:r>
-              <w:rPr>
-                <w:rFonts w:hint="eastAsia" w:ascii="Times New Roman" w:hAnsi="Times New Roman" w:eastAsia="微软雅黑" w:cs="微软雅黑"/>
-                <w:sz w:val="28"/>
-                <w:szCs w:val="28"/>
-              </w:rPr>
-              <w:t>R</w:t>
-            </w:r>
-            <w:r>
-              <w:rPr>
-                <w:rFonts w:ascii="Times New Roman" w:hAnsi="Times New Roman" w:eastAsia="微软雅黑" w:cs="微软雅黑"/>
-                <w:sz w:val="28"/>
-                <w:szCs w:val="28"/>
-              </w:rPr>
-              <w:t>”</w:t>
-            </w:r>
-            <w:r>
-              <w:rPr>
-                <w:rFonts w:hint="eastAsia" w:ascii="Times New Roman" w:hAnsi="Times New Roman" w:eastAsia="微软雅黑" w:cs="微软雅黑"/>
-                <w:sz w:val="28"/>
-                <w:szCs w:val="28"/>
-              </w:rPr>
-              <w:t xml:space="preserve"> | </w:t>
-            </w:r>
-            <w:r>
-              <w:rPr>
-                <w:rFonts w:ascii="Times New Roman" w:hAnsi="Times New Roman" w:eastAsia="微软雅黑" w:cs="微软雅黑"/>
-                <w:sz w:val="28"/>
-                <w:szCs w:val="28"/>
-              </w:rPr>
-              <w:t>detectionMutation</w:t>
-            </w:r>
-            <w:r>
-              <w:rPr>
-                <w:rFonts w:hint="eastAsia" w:ascii="Times New Roman" w:hAnsi="Times New Roman" w:eastAsia="微软雅黑" w:cs="微软雅黑"/>
-                <w:sz w:val="28"/>
-                <w:szCs w:val="28"/>
-              </w:rPr>
-              <w:t>() }}</w:t>
+                <w:rFonts w:ascii="Times New Roman" w:hAnsi="Times New Roman" w:eastAsia="微软雅黑" w:cs="Times New Roman"/>
+                <w:sz w:val="24"/>
+                <w:szCs w:val="24"/>
+                <w:lang w:eastAsia="en-US"/>
+              </w:rPr>
+            </w:pPr>
+            <w:r>
+              <w:rPr>
+                <w:rFonts w:ascii="Times New Roman" w:hAnsi="Times New Roman" w:eastAsia="微软雅黑" w:cs="Times New Roman"/>
+                <w:sz w:val="24"/>
+                <w:szCs w:val="24"/>
+                <w:lang w:eastAsia="en-US"/>
+              </w:rPr>
+              <w:t>{%tr endfor %}</w:t>
             </w:r>
           </w:p>
         </w:tc>
@@ -2714,7 +2336,7 @@
       <w:tr>
         <w:tblPrEx>
           <w:tblBorders>
-            <w:top w:val="none" w:color="auto" w:sz="0" w:space="0"/>
+            <w:top w:val="single" w:color="auto" w:sz="4" w:space="0"/>
             <w:left w:val="none" w:color="auto" w:sz="0" w:space="0"/>
             <w:bottom w:val="none" w:color="auto" w:sz="0" w:space="0"/>
             <w:right w:val="none" w:color="auto" w:sz="0" w:space="0"/>
@@ -2730,195 +2352,35 @@
         </w:tblPrEx>
         <w:trPr>
           <w:cantSplit/>
-          <w:trHeight w:val="420" w:hRule="atLeast"/>
+          <w:trHeight w:val="533" w:hRule="exact"/>
           <w:jc w:val="center"/>
         </w:trPr>
         <w:tc>
           <w:tcPr>
-            <w:tcW w:w="477" w:type="pct"/>
-            <w:tcBorders>
-              <w:tl2br w:val="nil"/>
-              <w:tr2bl w:val="nil"/>
-            </w:tcBorders>
-            <w:vAlign w:val="center"/>
-          </w:tcPr>
-          <w:p>
-            <w:pPr>
-              <w:adjustRightInd w:val="0"/>
-              <w:snapToGrid w:val="0"/>
-              <w:spacing w:after="0" w:line="240" w:lineRule="auto"/>
-              <w:rPr>
-                <w:rFonts w:ascii="Times New Roman" w:hAnsi="Times New Roman" w:eastAsia="微软雅黑" w:cs="微软雅黑"/>
-                <w:sz w:val="28"/>
-                <w:szCs w:val="28"/>
-              </w:rPr>
-            </w:pPr>
-            <w:r>
-              <w:rPr>
-                <w:rFonts w:ascii="Times New Roman" w:hAnsi="Times New Roman" w:eastAsia="微软雅黑" w:cs="微软雅黑"/>
-                <w:sz w:val="28"/>
-                <w:szCs w:val="28"/>
-              </w:rPr>
-              <w:t>KRAS</w:t>
-            </w:r>
-          </w:p>
-        </w:tc>
-        <w:tc>
-          <w:tcPr>
-            <w:tcW w:w="716" w:type="pct"/>
-            <w:tcBorders>
-              <w:tl2br w:val="nil"/>
-              <w:tr2bl w:val="nil"/>
-            </w:tcBorders>
-            <w:vAlign w:val="center"/>
-          </w:tcPr>
-          <w:p>
-            <w:pPr>
-              <w:adjustRightInd w:val="0"/>
-              <w:snapToGrid w:val="0"/>
-              <w:spacing w:after="0" w:line="240" w:lineRule="auto"/>
-              <w:rPr>
-                <w:rFonts w:ascii="Times New Roman" w:hAnsi="Times New Roman" w:eastAsia="微软雅黑" w:cs="微软雅黑"/>
-                <w:sz w:val="28"/>
-                <w:szCs w:val="28"/>
-              </w:rPr>
-            </w:pPr>
-            <w:r>
-              <w:rPr>
-                <w:rFonts w:ascii="Times New Roman" w:hAnsi="Times New Roman" w:eastAsia="微软雅黑" w:cs="微软雅黑"/>
-                <w:sz w:val="28"/>
-                <w:szCs w:val="28"/>
-              </w:rPr>
-              <w:t>G12V</w:t>
-            </w:r>
-          </w:p>
-        </w:tc>
-        <w:tc>
-          <w:tcPr>
-            <w:tcW w:w="688" w:type="pct"/>
-            <w:tcBorders>
-              <w:tl2br w:val="nil"/>
-              <w:tr2bl w:val="nil"/>
-            </w:tcBorders>
-            <w:shd w:val="clear" w:color="auto" w:fill="auto"/>
-            <w:vAlign w:val="center"/>
-          </w:tcPr>
-          <w:p>
-            <w:pPr>
-              <w:adjustRightInd w:val="0"/>
-              <w:snapToGrid w:val="0"/>
-              <w:spacing w:after="0" w:line="240" w:lineRule="auto"/>
+            <w:tcW w:w="5000" w:type="pct"/>
+            <w:gridSpan w:val="5"/>
+            <w:vAlign w:val="center"/>
+          </w:tcPr>
+          <w:p>
+            <w:pPr>
+              <w:spacing w:before="1" w:after="0" w:line="249" w:lineRule="auto"/>
+              <w:ind w:left="262" w:right="131"/>
               <w:jc w:val="center"/>
               <w:rPr>
-                <w:rFonts w:hint="eastAsia" w:ascii="Times New Roman" w:hAnsi="Times New Roman" w:eastAsia="微软雅黑" w:cs="微软雅黑"/>
-                <w:kern w:val="2"/>
-                <w:sz w:val="28"/>
-                <w:szCs w:val="28"/>
-                <w:lang w:val="en-US" w:eastAsia="zh-CN" w:bidi="ar-SA"/>
-              </w:rPr>
-            </w:pPr>
-            <w:r>
-              <w:rPr>
-                <w:rFonts w:hint="eastAsia" w:ascii="Times New Roman" w:hAnsi="Times New Roman" w:eastAsia="微软雅黑" w:cs="微软雅黑"/>
-                <w:sz w:val="28"/>
-                <w:szCs w:val="28"/>
-                <w:lang w:val="en-US" w:eastAsia="zh-CN"/>
-              </w:rPr>
-              <w:t>2</w:t>
-            </w:r>
-          </w:p>
-        </w:tc>
-        <w:tc>
-          <w:tcPr>
-            <w:tcW w:w="3117" w:type="pct"/>
-            <w:tcBorders>
-              <w:tl2br w:val="nil"/>
-              <w:tr2bl w:val="nil"/>
-            </w:tcBorders>
-            <w:vAlign w:val="center"/>
-          </w:tcPr>
-          <w:p>
-            <w:pPr>
-              <w:adjustRightInd w:val="0"/>
-              <w:snapToGrid w:val="0"/>
-              <w:spacing w:after="0" w:line="240" w:lineRule="auto"/>
-              <w:rPr>
-                <w:rFonts w:ascii="Times New Roman" w:hAnsi="Times New Roman" w:eastAsia="微软雅黑" w:cs="微软雅黑"/>
-                <w:sz w:val="28"/>
-                <w:szCs w:val="28"/>
-              </w:rPr>
-            </w:pPr>
-            <w:r>
-              <w:rPr>
-                <w:rFonts w:hint="eastAsia" w:ascii="Times New Roman" w:hAnsi="Times New Roman" w:eastAsia="微软雅黑" w:cs="微软雅黑"/>
-                <w:sz w:val="28"/>
-                <w:szCs w:val="28"/>
-              </w:rPr>
-              <w:t xml:space="preserve">{{ </w:t>
-            </w:r>
-            <w:r>
-              <w:rPr>
-                <w:rFonts w:ascii="Times New Roman" w:hAnsi="Times New Roman" w:eastAsia="微软雅黑" w:cs="微软雅黑"/>
-                <w:sz w:val="28"/>
-                <w:szCs w:val="28"/>
-              </w:rPr>
-              <w:t>“KRAS</w:t>
-            </w:r>
-            <w:r>
-              <w:rPr>
-                <w:rFonts w:hint="eastAsia" w:ascii="Times New Roman" w:hAnsi="Times New Roman" w:eastAsia="微软雅黑" w:cs="微软雅黑"/>
-                <w:sz w:val="28"/>
-                <w:szCs w:val="28"/>
-              </w:rPr>
-              <w:t xml:space="preserve"> </w:t>
-            </w:r>
-            <w:r>
-              <w:rPr>
-                <w:rFonts w:ascii="Times New Roman" w:hAnsi="Times New Roman" w:eastAsia="微软雅黑" w:cs="微软雅黑"/>
-                <w:sz w:val="28"/>
-                <w:szCs w:val="28"/>
-              </w:rPr>
-              <w:t>G12</w:t>
-            </w:r>
-            <w:r>
-              <w:rPr>
-                <w:rFonts w:hint="eastAsia" w:ascii="Times New Roman" w:hAnsi="Times New Roman" w:eastAsia="微软雅黑" w:cs="微软雅黑"/>
-                <w:sz w:val="28"/>
-                <w:szCs w:val="28"/>
-              </w:rPr>
-              <w:t>V</w:t>
-            </w:r>
-            <w:r>
-              <w:rPr>
-                <w:rFonts w:ascii="Times New Roman" w:hAnsi="Times New Roman" w:eastAsia="微软雅黑" w:cs="微软雅黑"/>
-                <w:sz w:val="28"/>
-                <w:szCs w:val="28"/>
-              </w:rPr>
-              <w:t>”</w:t>
-            </w:r>
-            <w:r>
-              <w:rPr>
-                <w:rFonts w:hint="eastAsia" w:ascii="Times New Roman" w:hAnsi="Times New Roman" w:eastAsia="微软雅黑" w:cs="微软雅黑"/>
-                <w:sz w:val="28"/>
-                <w:szCs w:val="28"/>
-              </w:rPr>
-              <w:t xml:space="preserve"> | </w:t>
-            </w:r>
-            <w:r>
-              <w:rPr>
-                <w:rFonts w:ascii="Times New Roman" w:hAnsi="Times New Roman" w:eastAsia="微软雅黑" w:cs="微软雅黑"/>
-                <w:sz w:val="28"/>
-                <w:szCs w:val="28"/>
-              </w:rPr>
-              <w:t>detectionMutation</w:t>
-            </w:r>
-            <w:r>
-              <w:rPr>
-                <w:rFonts w:hint="eastAsia" w:ascii="Times New Roman" w:hAnsi="Times New Roman" w:eastAsia="微软雅黑" w:cs="微软雅黑"/>
-                <w:sz w:val="28"/>
-                <w:szCs w:val="28"/>
-              </w:rPr>
-              <w:t>() }}</w:t>
+                <w:rFonts w:ascii="Times New Roman" w:hAnsi="Times New Roman" w:eastAsia="微软雅黑" w:cs="Times New Roman"/>
+                <w:sz w:val="24"/>
+                <w:szCs w:val="24"/>
+                <w:lang w:eastAsia="en-US"/>
+              </w:rPr>
+            </w:pPr>
+            <w:r>
+              <w:rPr>
+                <w:rFonts w:ascii="Times New Roman" w:hAnsi="Times New Roman" w:eastAsia="微软雅黑" w:cs="Times New Roman"/>
+                <w:sz w:val="24"/>
+                <w:szCs w:val="24"/>
+                <w:lang w:eastAsia="en-US"/>
+              </w:rPr>
+              <w:t>{%tr else %}</w:t>
             </w:r>
           </w:p>
         </w:tc>
@@ -2926,7 +2388,7 @@
       <w:tr>
         <w:tblPrEx>
           <w:tblBorders>
-            <w:top w:val="none" w:color="auto" w:sz="0" w:space="0"/>
+            <w:top w:val="single" w:color="auto" w:sz="4" w:space="0"/>
             <w:left w:val="none" w:color="auto" w:sz="0" w:space="0"/>
             <w:bottom w:val="none" w:color="auto" w:sz="0" w:space="0"/>
             <w:right w:val="none" w:color="auto" w:sz="0" w:space="0"/>
@@ -2942,195 +2404,34 @@
         </w:tblPrEx>
         <w:trPr>
           <w:cantSplit/>
-          <w:trHeight w:val="420" w:hRule="atLeast"/>
+          <w:trHeight w:val="533" w:hRule="exact"/>
           <w:jc w:val="center"/>
         </w:trPr>
         <w:tc>
           <w:tcPr>
-            <w:tcW w:w="477" w:type="pct"/>
-            <w:tcBorders>
-              <w:tl2br w:val="nil"/>
-              <w:tr2bl w:val="nil"/>
-            </w:tcBorders>
-            <w:vAlign w:val="center"/>
-          </w:tcPr>
-          <w:p>
-            <w:pPr>
-              <w:adjustRightInd w:val="0"/>
-              <w:snapToGrid w:val="0"/>
-              <w:spacing w:after="0" w:line="240" w:lineRule="auto"/>
-              <w:rPr>
-                <w:rFonts w:ascii="Times New Roman" w:hAnsi="Times New Roman" w:eastAsia="微软雅黑" w:cs="微软雅黑"/>
-                <w:sz w:val="28"/>
-                <w:szCs w:val="28"/>
-              </w:rPr>
-            </w:pPr>
-            <w:r>
-              <w:rPr>
-                <w:rFonts w:ascii="Times New Roman" w:hAnsi="Times New Roman" w:eastAsia="微软雅黑" w:cs="微软雅黑"/>
-                <w:sz w:val="28"/>
-                <w:szCs w:val="28"/>
-              </w:rPr>
-              <w:t>KRAS</w:t>
-            </w:r>
-          </w:p>
-        </w:tc>
-        <w:tc>
-          <w:tcPr>
-            <w:tcW w:w="716" w:type="pct"/>
-            <w:tcBorders>
-              <w:tl2br w:val="nil"/>
-              <w:tr2bl w:val="nil"/>
-            </w:tcBorders>
-            <w:vAlign w:val="center"/>
-          </w:tcPr>
-          <w:p>
-            <w:pPr>
-              <w:adjustRightInd w:val="0"/>
-              <w:snapToGrid w:val="0"/>
-              <w:spacing w:after="0" w:line="240" w:lineRule="auto"/>
-              <w:rPr>
-                <w:rFonts w:ascii="Times New Roman" w:hAnsi="Times New Roman" w:eastAsia="微软雅黑" w:cs="微软雅黑"/>
-                <w:sz w:val="28"/>
-                <w:szCs w:val="28"/>
-              </w:rPr>
-            </w:pPr>
-            <w:r>
-              <w:rPr>
-                <w:rFonts w:ascii="Times New Roman" w:hAnsi="Times New Roman" w:eastAsia="微软雅黑" w:cs="微软雅黑"/>
-                <w:sz w:val="28"/>
-                <w:szCs w:val="28"/>
-              </w:rPr>
-              <w:t>G12D</w:t>
-            </w:r>
-          </w:p>
-        </w:tc>
-        <w:tc>
-          <w:tcPr>
-            <w:tcW w:w="688" w:type="pct"/>
-            <w:tcBorders>
-              <w:tl2br w:val="nil"/>
-              <w:tr2bl w:val="nil"/>
-            </w:tcBorders>
-            <w:shd w:val="clear" w:color="auto" w:fill="auto"/>
-            <w:vAlign w:val="center"/>
-          </w:tcPr>
-          <w:p>
-            <w:pPr>
-              <w:adjustRightInd w:val="0"/>
-              <w:snapToGrid w:val="0"/>
-              <w:spacing w:after="0" w:line="240" w:lineRule="auto"/>
+            <w:tcW w:w="1" w:type="pct"/>
+            <w:gridSpan w:val="5"/>
+            <w:vAlign w:val="center"/>
+          </w:tcPr>
+          <w:p>
+            <w:pPr>
+              <w:spacing w:before="1" w:after="0" w:line="249" w:lineRule="auto"/>
+              <w:ind w:left="262" w:right="131"/>
               <w:jc w:val="center"/>
               <w:rPr>
-                <w:rFonts w:hint="eastAsia" w:ascii="Times New Roman" w:hAnsi="Times New Roman" w:eastAsia="微软雅黑" w:cs="微软雅黑"/>
-                <w:kern w:val="2"/>
-                <w:sz w:val="28"/>
-                <w:szCs w:val="28"/>
-                <w:lang w:val="en-US" w:eastAsia="zh-CN" w:bidi="ar-SA"/>
-              </w:rPr>
-            </w:pPr>
-            <w:r>
-              <w:rPr>
-                <w:rFonts w:hint="eastAsia" w:ascii="Times New Roman" w:hAnsi="Times New Roman" w:eastAsia="微软雅黑" w:cs="微软雅黑"/>
-                <w:sz w:val="28"/>
-                <w:szCs w:val="28"/>
-                <w:lang w:val="en-US" w:eastAsia="zh-CN"/>
-              </w:rPr>
-              <w:t>2</w:t>
-            </w:r>
-          </w:p>
-        </w:tc>
-        <w:tc>
-          <w:tcPr>
-            <w:tcW w:w="3117" w:type="pct"/>
-            <w:tcBorders>
-              <w:tl2br w:val="nil"/>
-              <w:tr2bl w:val="nil"/>
-            </w:tcBorders>
-            <w:vAlign w:val="center"/>
-          </w:tcPr>
-          <w:p>
-            <w:pPr>
-              <w:adjustRightInd w:val="0"/>
-              <w:snapToGrid w:val="0"/>
-              <w:spacing w:after="0" w:line="240" w:lineRule="auto"/>
-              <w:rPr>
-                <w:rFonts w:ascii="Times New Roman" w:hAnsi="Times New Roman" w:eastAsia="微软雅黑" w:cs="微软雅黑"/>
-                <w:sz w:val="28"/>
-                <w:szCs w:val="28"/>
-              </w:rPr>
-            </w:pPr>
-            <w:r>
-              <w:rPr>
-                <w:rFonts w:hint="eastAsia" w:ascii="Times New Roman" w:hAnsi="Times New Roman" w:eastAsia="微软雅黑" w:cs="微软雅黑"/>
-                <w:sz w:val="28"/>
-                <w:szCs w:val="28"/>
-              </w:rPr>
-              <w:t xml:space="preserve">{{ </w:t>
-            </w:r>
-            <w:r>
-              <w:rPr>
-                <w:rFonts w:ascii="Times New Roman" w:hAnsi="Times New Roman" w:eastAsia="微软雅黑" w:cs="微软雅黑"/>
-                <w:sz w:val="28"/>
-                <w:szCs w:val="28"/>
-              </w:rPr>
-              <w:t>“KRAS</w:t>
-            </w:r>
-            <w:r>
-              <w:rPr>
-                <w:rFonts w:hint="eastAsia" w:ascii="Times New Roman" w:hAnsi="Times New Roman" w:eastAsia="微软雅黑" w:cs="微软雅黑"/>
-                <w:sz w:val="28"/>
-                <w:szCs w:val="28"/>
-              </w:rPr>
-              <w:t xml:space="preserve"> </w:t>
-            </w:r>
-            <w:r>
-              <w:rPr>
-                <w:rFonts w:ascii="Times New Roman" w:hAnsi="Times New Roman" w:eastAsia="微软雅黑" w:cs="微软雅黑"/>
-                <w:sz w:val="28"/>
-                <w:szCs w:val="28"/>
-              </w:rPr>
-              <w:t>G12</w:t>
-            </w:r>
-            <w:r>
-              <w:rPr>
-                <w:rFonts w:hint="eastAsia" w:ascii="Times New Roman" w:hAnsi="Times New Roman" w:eastAsia="微软雅黑" w:cs="微软雅黑"/>
-                <w:sz w:val="28"/>
-                <w:szCs w:val="28"/>
-              </w:rPr>
-              <w:t>D</w:t>
-            </w:r>
-            <w:r>
-              <w:rPr>
-                <w:rFonts w:ascii="Times New Roman" w:hAnsi="Times New Roman" w:eastAsia="微软雅黑" w:cs="微软雅黑"/>
-                <w:sz w:val="28"/>
-                <w:szCs w:val="28"/>
-              </w:rPr>
-              <w:t>”</w:t>
-            </w:r>
-            <w:r>
-              <w:rPr>
-                <w:rFonts w:hint="eastAsia" w:ascii="Times New Roman" w:hAnsi="Times New Roman" w:eastAsia="微软雅黑" w:cs="微软雅黑"/>
-                <w:sz w:val="28"/>
-                <w:szCs w:val="28"/>
-              </w:rPr>
-              <w:t xml:space="preserve"> | </w:t>
-            </w:r>
-            <w:r>
-              <w:rPr>
-                <w:rFonts w:ascii="Times New Roman" w:hAnsi="Times New Roman" w:eastAsia="微软雅黑" w:cs="微软雅黑"/>
-                <w:sz w:val="28"/>
-                <w:szCs w:val="28"/>
-              </w:rPr>
-              <w:t>detectionMutation</w:t>
-            </w:r>
-            <w:r>
-              <w:rPr>
-                <w:rFonts w:hint="eastAsia" w:ascii="Times New Roman" w:hAnsi="Times New Roman" w:eastAsia="微软雅黑" w:cs="微软雅黑"/>
-                <w:sz w:val="28"/>
-                <w:szCs w:val="28"/>
-              </w:rPr>
-              <w:t>() }}</w:t>
+                <w:rFonts w:ascii="Times New Roman" w:hAnsi="Times New Roman" w:eastAsia="微软雅黑" w:cs="Times New Roman"/>
+                <w:sz w:val="24"/>
+                <w:szCs w:val="24"/>
+                <w:lang w:eastAsia="en-US"/>
+              </w:rPr>
+            </w:pPr>
+            <w:r>
+              <w:rPr>
+                <w:rFonts w:ascii="Times New Roman" w:hAnsi="Times New Roman" w:eastAsia="微软雅黑" w:cs="Times New Roman"/>
+                <w:sz w:val="24"/>
+                <w:szCs w:val="24"/>
+              </w:rPr>
+              <w:t>未检出靶向基因变异</w:t>
             </w:r>
           </w:p>
         </w:tc>
@@ -3138,7 +2439,7 @@
       <w:tr>
         <w:tblPrEx>
           <w:tblBorders>
-            <w:top w:val="none" w:color="auto" w:sz="0" w:space="0"/>
+            <w:top w:val="single" w:color="auto" w:sz="4" w:space="0"/>
             <w:left w:val="none" w:color="auto" w:sz="0" w:space="0"/>
             <w:bottom w:val="none" w:color="auto" w:sz="0" w:space="0"/>
             <w:right w:val="none" w:color="auto" w:sz="0" w:space="0"/>
@@ -3154,1835 +2455,35 @@
         </w:tblPrEx>
         <w:trPr>
           <w:cantSplit/>
-          <w:trHeight w:val="420" w:hRule="atLeast"/>
+          <w:trHeight w:val="533" w:hRule="exact"/>
           <w:jc w:val="center"/>
         </w:trPr>
         <w:tc>
           <w:tcPr>
-            <w:tcW w:w="477" w:type="pct"/>
-            <w:tcBorders>
-              <w:tl2br w:val="nil"/>
-              <w:tr2bl w:val="nil"/>
-            </w:tcBorders>
-            <w:vAlign w:val="center"/>
-          </w:tcPr>
-          <w:p>
-            <w:pPr>
-              <w:adjustRightInd w:val="0"/>
-              <w:snapToGrid w:val="0"/>
-              <w:spacing w:after="0" w:line="240" w:lineRule="auto"/>
-              <w:rPr>
-                <w:rFonts w:ascii="Times New Roman" w:hAnsi="Times New Roman" w:eastAsia="微软雅黑" w:cs="微软雅黑"/>
-                <w:sz w:val="28"/>
-                <w:szCs w:val="28"/>
-              </w:rPr>
-            </w:pPr>
-            <w:r>
-              <w:rPr>
-                <w:rFonts w:ascii="Times New Roman" w:hAnsi="Times New Roman" w:eastAsia="微软雅黑" w:cs="微软雅黑"/>
-                <w:sz w:val="28"/>
-                <w:szCs w:val="28"/>
-              </w:rPr>
-              <w:t>KRAS</w:t>
-            </w:r>
-          </w:p>
-        </w:tc>
-        <w:tc>
-          <w:tcPr>
-            <w:tcW w:w="716" w:type="pct"/>
-            <w:tcBorders>
-              <w:tl2br w:val="nil"/>
-              <w:tr2bl w:val="nil"/>
-            </w:tcBorders>
-            <w:vAlign w:val="center"/>
-          </w:tcPr>
-          <w:p>
-            <w:pPr>
-              <w:adjustRightInd w:val="0"/>
-              <w:snapToGrid w:val="0"/>
-              <w:spacing w:after="0" w:line="240" w:lineRule="auto"/>
-              <w:rPr>
-                <w:rFonts w:ascii="Times New Roman" w:hAnsi="Times New Roman" w:eastAsia="微软雅黑" w:cs="微软雅黑"/>
-                <w:sz w:val="28"/>
-                <w:szCs w:val="28"/>
-              </w:rPr>
-            </w:pPr>
-            <w:r>
-              <w:rPr>
-                <w:rFonts w:ascii="Times New Roman" w:hAnsi="Times New Roman" w:eastAsia="微软雅黑" w:cs="微软雅黑"/>
-                <w:sz w:val="28"/>
-                <w:szCs w:val="28"/>
-              </w:rPr>
-              <w:t>G12A</w:t>
-            </w:r>
-          </w:p>
-        </w:tc>
-        <w:tc>
-          <w:tcPr>
-            <w:tcW w:w="688" w:type="pct"/>
-            <w:tcBorders>
-              <w:tl2br w:val="nil"/>
-              <w:tr2bl w:val="nil"/>
-            </w:tcBorders>
-            <w:shd w:val="clear" w:color="auto" w:fill="auto"/>
-            <w:vAlign w:val="center"/>
-          </w:tcPr>
-          <w:p>
-            <w:pPr>
-              <w:adjustRightInd w:val="0"/>
-              <w:snapToGrid w:val="0"/>
-              <w:spacing w:after="0" w:line="240" w:lineRule="auto"/>
+            <w:tcW w:w="5000" w:type="pct"/>
+            <w:gridSpan w:val="5"/>
+            <w:vAlign w:val="center"/>
+          </w:tcPr>
+          <w:p>
+            <w:pPr>
+              <w:spacing w:before="1" w:after="0" w:line="249" w:lineRule="auto"/>
+              <w:ind w:left="262" w:right="131"/>
               <w:jc w:val="center"/>
               <w:rPr>
-                <w:rFonts w:hint="eastAsia" w:ascii="Times New Roman" w:hAnsi="Times New Roman" w:eastAsia="微软雅黑" w:cs="微软雅黑"/>
-                <w:kern w:val="2"/>
-                <w:sz w:val="28"/>
-                <w:szCs w:val="28"/>
-                <w:lang w:val="en-US" w:eastAsia="zh-CN" w:bidi="ar-SA"/>
-              </w:rPr>
-            </w:pPr>
-            <w:r>
-              <w:rPr>
-                <w:rFonts w:hint="eastAsia" w:ascii="Times New Roman" w:hAnsi="Times New Roman" w:eastAsia="微软雅黑" w:cs="微软雅黑"/>
-                <w:sz w:val="28"/>
-                <w:szCs w:val="28"/>
-                <w:lang w:val="en-US" w:eastAsia="zh-CN"/>
-              </w:rPr>
-              <w:t>2</w:t>
-            </w:r>
-          </w:p>
-        </w:tc>
-        <w:tc>
-          <w:tcPr>
-            <w:tcW w:w="3117" w:type="pct"/>
-            <w:tcBorders>
-              <w:tl2br w:val="nil"/>
-              <w:tr2bl w:val="nil"/>
-            </w:tcBorders>
-            <w:vAlign w:val="center"/>
-          </w:tcPr>
-          <w:p>
-            <w:pPr>
-              <w:adjustRightInd w:val="0"/>
-              <w:snapToGrid w:val="0"/>
-              <w:spacing w:after="0" w:line="240" w:lineRule="auto"/>
-              <w:rPr>
-                <w:rFonts w:ascii="Times New Roman" w:hAnsi="Times New Roman" w:eastAsia="微软雅黑" w:cs="微软雅黑"/>
-                <w:sz w:val="28"/>
-                <w:szCs w:val="28"/>
-              </w:rPr>
-            </w:pPr>
-            <w:r>
-              <w:rPr>
-                <w:rFonts w:hint="eastAsia" w:ascii="Times New Roman" w:hAnsi="Times New Roman" w:eastAsia="微软雅黑" w:cs="微软雅黑"/>
-                <w:sz w:val="28"/>
-                <w:szCs w:val="28"/>
-              </w:rPr>
-              <w:t xml:space="preserve">{{ </w:t>
-            </w:r>
-            <w:r>
-              <w:rPr>
-                <w:rFonts w:ascii="Times New Roman" w:hAnsi="Times New Roman" w:eastAsia="微软雅黑" w:cs="微软雅黑"/>
-                <w:sz w:val="28"/>
-                <w:szCs w:val="28"/>
-              </w:rPr>
-              <w:t>“KRAS</w:t>
-            </w:r>
-            <w:r>
-              <w:rPr>
-                <w:rFonts w:hint="eastAsia" w:ascii="Times New Roman" w:hAnsi="Times New Roman" w:eastAsia="微软雅黑" w:cs="微软雅黑"/>
-                <w:sz w:val="28"/>
-                <w:szCs w:val="28"/>
-              </w:rPr>
-              <w:t xml:space="preserve"> </w:t>
-            </w:r>
-            <w:r>
-              <w:rPr>
-                <w:rFonts w:ascii="Times New Roman" w:hAnsi="Times New Roman" w:eastAsia="微软雅黑" w:cs="微软雅黑"/>
-                <w:sz w:val="28"/>
-                <w:szCs w:val="28"/>
-              </w:rPr>
-              <w:t>G12</w:t>
-            </w:r>
-            <w:r>
-              <w:rPr>
-                <w:rFonts w:hint="eastAsia" w:ascii="Times New Roman" w:hAnsi="Times New Roman" w:eastAsia="微软雅黑" w:cs="微软雅黑"/>
-                <w:sz w:val="28"/>
-                <w:szCs w:val="28"/>
-              </w:rPr>
-              <w:t>A</w:t>
-            </w:r>
-            <w:r>
-              <w:rPr>
-                <w:rFonts w:ascii="Times New Roman" w:hAnsi="Times New Roman" w:eastAsia="微软雅黑" w:cs="微软雅黑"/>
-                <w:sz w:val="28"/>
-                <w:szCs w:val="28"/>
-              </w:rPr>
-              <w:t>”</w:t>
-            </w:r>
-            <w:r>
-              <w:rPr>
-                <w:rFonts w:hint="eastAsia" w:ascii="Times New Roman" w:hAnsi="Times New Roman" w:eastAsia="微软雅黑" w:cs="微软雅黑"/>
-                <w:sz w:val="28"/>
-                <w:szCs w:val="28"/>
-              </w:rPr>
-              <w:t xml:space="preserve"> | </w:t>
-            </w:r>
-            <w:r>
-              <w:rPr>
-                <w:rFonts w:ascii="Times New Roman" w:hAnsi="Times New Roman" w:eastAsia="微软雅黑" w:cs="微软雅黑"/>
-                <w:sz w:val="28"/>
-                <w:szCs w:val="28"/>
-              </w:rPr>
-              <w:t>detectionMutation</w:t>
-            </w:r>
-            <w:r>
-              <w:rPr>
-                <w:rFonts w:hint="eastAsia" w:ascii="Times New Roman" w:hAnsi="Times New Roman" w:eastAsia="微软雅黑" w:cs="微软雅黑"/>
-                <w:sz w:val="28"/>
-                <w:szCs w:val="28"/>
-              </w:rPr>
-              <w:t>() }}</w:t>
-            </w:r>
-          </w:p>
-        </w:tc>
-      </w:tr>
-      <w:tr>
-        <w:tblPrEx>
-          <w:tblBorders>
-            <w:top w:val="none" w:color="auto" w:sz="0" w:space="0"/>
-            <w:left w:val="none" w:color="auto" w:sz="0" w:space="0"/>
-            <w:bottom w:val="none" w:color="auto" w:sz="0" w:space="0"/>
-            <w:right w:val="none" w:color="auto" w:sz="0" w:space="0"/>
-            <w:insideH w:val="none" w:color="auto" w:sz="0" w:space="0"/>
-            <w:insideV w:val="none" w:color="auto" w:sz="0" w:space="0"/>
-          </w:tblBorders>
-          <w:tblCellMar>
-            <w:top w:w="0" w:type="dxa"/>
-            <w:left w:w="108" w:type="dxa"/>
-            <w:bottom w:w="0" w:type="dxa"/>
-            <w:right w:w="108" w:type="dxa"/>
-          </w:tblCellMar>
-        </w:tblPrEx>
-        <w:trPr>
-          <w:cantSplit/>
-          <w:trHeight w:val="420" w:hRule="atLeast"/>
-          <w:jc w:val="center"/>
-        </w:trPr>
-        <w:tc>
-          <w:tcPr>
-            <w:tcW w:w="477" w:type="pct"/>
-            <w:tcBorders>
-              <w:tl2br w:val="nil"/>
-              <w:tr2bl w:val="nil"/>
-            </w:tcBorders>
-            <w:vAlign w:val="center"/>
-          </w:tcPr>
-          <w:p>
-            <w:pPr>
-              <w:adjustRightInd w:val="0"/>
-              <w:snapToGrid w:val="0"/>
-              <w:spacing w:after="0" w:line="240" w:lineRule="auto"/>
-              <w:rPr>
-                <w:rFonts w:ascii="Times New Roman" w:hAnsi="Times New Roman" w:eastAsia="微软雅黑" w:cs="微软雅黑"/>
-                <w:sz w:val="28"/>
-                <w:szCs w:val="28"/>
-              </w:rPr>
-            </w:pPr>
-            <w:r>
-              <w:rPr>
-                <w:rFonts w:ascii="Times New Roman" w:hAnsi="Times New Roman" w:eastAsia="微软雅黑" w:cs="微软雅黑"/>
-                <w:sz w:val="28"/>
-                <w:szCs w:val="28"/>
-              </w:rPr>
-              <w:t>KRAS</w:t>
-            </w:r>
-          </w:p>
-        </w:tc>
-        <w:tc>
-          <w:tcPr>
-            <w:tcW w:w="716" w:type="pct"/>
-            <w:tcBorders>
-              <w:tl2br w:val="nil"/>
-              <w:tr2bl w:val="nil"/>
-            </w:tcBorders>
-            <w:vAlign w:val="center"/>
-          </w:tcPr>
-          <w:p>
-            <w:pPr>
-              <w:adjustRightInd w:val="0"/>
-              <w:snapToGrid w:val="0"/>
-              <w:spacing w:after="0" w:line="240" w:lineRule="auto"/>
-              <w:rPr>
-                <w:rFonts w:ascii="Times New Roman" w:hAnsi="Times New Roman" w:eastAsia="微软雅黑" w:cs="微软雅黑"/>
-                <w:sz w:val="28"/>
-                <w:szCs w:val="28"/>
-              </w:rPr>
-            </w:pPr>
-            <w:r>
-              <w:rPr>
-                <w:rFonts w:ascii="Times New Roman" w:hAnsi="Times New Roman" w:eastAsia="微软雅黑" w:cs="微软雅黑"/>
-                <w:sz w:val="28"/>
-                <w:szCs w:val="28"/>
-              </w:rPr>
-              <w:t>G13D</w:t>
-            </w:r>
-          </w:p>
-        </w:tc>
-        <w:tc>
-          <w:tcPr>
-            <w:tcW w:w="688" w:type="pct"/>
-            <w:tcBorders>
-              <w:tl2br w:val="nil"/>
-              <w:tr2bl w:val="nil"/>
-            </w:tcBorders>
-            <w:shd w:val="clear" w:color="auto" w:fill="auto"/>
-            <w:vAlign w:val="center"/>
-          </w:tcPr>
-          <w:p>
-            <w:pPr>
-              <w:adjustRightInd w:val="0"/>
-              <w:snapToGrid w:val="0"/>
-              <w:spacing w:after="0" w:line="240" w:lineRule="auto"/>
-              <w:jc w:val="center"/>
-              <w:rPr>
-                <w:rFonts w:hint="eastAsia" w:ascii="Times New Roman" w:hAnsi="Times New Roman" w:eastAsia="微软雅黑" w:cs="微软雅黑"/>
-                <w:kern w:val="2"/>
-                <w:sz w:val="28"/>
-                <w:szCs w:val="28"/>
-                <w:lang w:val="en-US" w:eastAsia="zh-CN" w:bidi="ar-SA"/>
-              </w:rPr>
-            </w:pPr>
-            <w:r>
-              <w:rPr>
-                <w:rFonts w:hint="eastAsia" w:ascii="Times New Roman" w:hAnsi="Times New Roman" w:eastAsia="微软雅黑" w:cs="微软雅黑"/>
-                <w:sz w:val="28"/>
-                <w:szCs w:val="28"/>
-                <w:lang w:val="en-US" w:eastAsia="zh-CN"/>
-              </w:rPr>
-              <w:t>2</w:t>
-            </w:r>
-          </w:p>
-        </w:tc>
-        <w:tc>
-          <w:tcPr>
-            <w:tcW w:w="3117" w:type="pct"/>
-            <w:tcBorders>
-              <w:tl2br w:val="nil"/>
-              <w:tr2bl w:val="nil"/>
-            </w:tcBorders>
-            <w:vAlign w:val="center"/>
-          </w:tcPr>
-          <w:p>
-            <w:pPr>
-              <w:adjustRightInd w:val="0"/>
-              <w:snapToGrid w:val="0"/>
-              <w:spacing w:after="0" w:line="240" w:lineRule="auto"/>
-              <w:rPr>
-                <w:rFonts w:ascii="Times New Roman" w:hAnsi="Times New Roman" w:eastAsia="微软雅黑" w:cs="微软雅黑"/>
-                <w:sz w:val="28"/>
-                <w:szCs w:val="28"/>
-              </w:rPr>
-            </w:pPr>
-            <w:r>
-              <w:rPr>
-                <w:rFonts w:hint="eastAsia" w:ascii="Times New Roman" w:hAnsi="Times New Roman" w:eastAsia="微软雅黑" w:cs="微软雅黑"/>
-                <w:sz w:val="28"/>
-                <w:szCs w:val="28"/>
-              </w:rPr>
-              <w:t xml:space="preserve">{{ </w:t>
-            </w:r>
-            <w:r>
-              <w:rPr>
-                <w:rFonts w:ascii="Times New Roman" w:hAnsi="Times New Roman" w:eastAsia="微软雅黑" w:cs="微软雅黑"/>
-                <w:sz w:val="28"/>
-                <w:szCs w:val="28"/>
-              </w:rPr>
-              <w:t>“KRAS</w:t>
-            </w:r>
-            <w:r>
-              <w:rPr>
-                <w:rFonts w:hint="eastAsia" w:ascii="Times New Roman" w:hAnsi="Times New Roman" w:eastAsia="微软雅黑" w:cs="微软雅黑"/>
-                <w:sz w:val="28"/>
-                <w:szCs w:val="28"/>
-              </w:rPr>
-              <w:t xml:space="preserve"> </w:t>
-            </w:r>
-            <w:r>
-              <w:rPr>
-                <w:rFonts w:ascii="Times New Roman" w:hAnsi="Times New Roman" w:eastAsia="微软雅黑" w:cs="微软雅黑"/>
-                <w:sz w:val="28"/>
-                <w:szCs w:val="28"/>
-              </w:rPr>
-              <w:t>G1</w:t>
-            </w:r>
-            <w:r>
-              <w:rPr>
-                <w:rFonts w:hint="eastAsia" w:ascii="Times New Roman" w:hAnsi="Times New Roman" w:eastAsia="微软雅黑" w:cs="微软雅黑"/>
-                <w:sz w:val="28"/>
-                <w:szCs w:val="28"/>
-              </w:rPr>
-              <w:t>3D</w:t>
-            </w:r>
-            <w:r>
-              <w:rPr>
-                <w:rFonts w:ascii="Times New Roman" w:hAnsi="Times New Roman" w:eastAsia="微软雅黑" w:cs="微软雅黑"/>
-                <w:sz w:val="28"/>
-                <w:szCs w:val="28"/>
-              </w:rPr>
-              <w:t>”</w:t>
-            </w:r>
-            <w:r>
-              <w:rPr>
-                <w:rFonts w:hint="eastAsia" w:ascii="Times New Roman" w:hAnsi="Times New Roman" w:eastAsia="微软雅黑" w:cs="微软雅黑"/>
-                <w:sz w:val="28"/>
-                <w:szCs w:val="28"/>
-              </w:rPr>
-              <w:t xml:space="preserve"> | </w:t>
-            </w:r>
-            <w:r>
-              <w:rPr>
-                <w:rFonts w:ascii="Times New Roman" w:hAnsi="Times New Roman" w:eastAsia="微软雅黑" w:cs="微软雅黑"/>
-                <w:sz w:val="28"/>
-                <w:szCs w:val="28"/>
-              </w:rPr>
-              <w:t>detectionMutation</w:t>
-            </w:r>
-            <w:r>
-              <w:rPr>
-                <w:rFonts w:hint="eastAsia" w:ascii="Times New Roman" w:hAnsi="Times New Roman" w:eastAsia="微软雅黑" w:cs="微软雅黑"/>
-                <w:sz w:val="28"/>
-                <w:szCs w:val="28"/>
-              </w:rPr>
-              <w:t>() }}</w:t>
-            </w:r>
-          </w:p>
-        </w:tc>
-      </w:tr>
-      <w:tr>
-        <w:tblPrEx>
-          <w:tblBorders>
-            <w:top w:val="none" w:color="auto" w:sz="0" w:space="0"/>
-            <w:left w:val="none" w:color="auto" w:sz="0" w:space="0"/>
-            <w:bottom w:val="none" w:color="auto" w:sz="0" w:space="0"/>
-            <w:right w:val="none" w:color="auto" w:sz="0" w:space="0"/>
-            <w:insideH w:val="none" w:color="auto" w:sz="0" w:space="0"/>
-            <w:insideV w:val="none" w:color="auto" w:sz="0" w:space="0"/>
-          </w:tblBorders>
-          <w:tblCellMar>
-            <w:top w:w="0" w:type="dxa"/>
-            <w:left w:w="108" w:type="dxa"/>
-            <w:bottom w:w="0" w:type="dxa"/>
-            <w:right w:w="108" w:type="dxa"/>
-          </w:tblCellMar>
-        </w:tblPrEx>
-        <w:trPr>
-          <w:cantSplit/>
-          <w:trHeight w:val="420" w:hRule="atLeast"/>
-          <w:jc w:val="center"/>
-        </w:trPr>
-        <w:tc>
-          <w:tcPr>
-            <w:tcW w:w="477" w:type="pct"/>
-            <w:tcBorders>
-              <w:tl2br w:val="nil"/>
-              <w:tr2bl w:val="nil"/>
-            </w:tcBorders>
-            <w:vAlign w:val="center"/>
-          </w:tcPr>
-          <w:p>
-            <w:pPr>
-              <w:adjustRightInd w:val="0"/>
-              <w:snapToGrid w:val="0"/>
-              <w:spacing w:after="0" w:line="240" w:lineRule="auto"/>
-              <w:rPr>
-                <w:rFonts w:ascii="Times New Roman" w:hAnsi="Times New Roman" w:eastAsia="微软雅黑" w:cs="微软雅黑"/>
-                <w:sz w:val="28"/>
-                <w:szCs w:val="28"/>
-              </w:rPr>
-            </w:pPr>
-            <w:r>
-              <w:rPr>
-                <w:rFonts w:hint="eastAsia" w:ascii="Times New Roman" w:hAnsi="Times New Roman" w:eastAsia="微软雅黑" w:cs="微软雅黑"/>
-                <w:sz w:val="28"/>
-                <w:szCs w:val="28"/>
-              </w:rPr>
-              <w:t>NRAS</w:t>
-            </w:r>
-          </w:p>
-        </w:tc>
-        <w:tc>
-          <w:tcPr>
-            <w:tcW w:w="716" w:type="pct"/>
-            <w:tcBorders>
-              <w:tl2br w:val="nil"/>
-              <w:tr2bl w:val="nil"/>
-            </w:tcBorders>
-            <w:vAlign w:val="center"/>
-          </w:tcPr>
-          <w:p>
-            <w:pPr>
-              <w:adjustRightInd w:val="0"/>
-              <w:snapToGrid w:val="0"/>
-              <w:spacing w:after="0" w:line="240" w:lineRule="auto"/>
-              <w:rPr>
-                <w:rFonts w:ascii="Times New Roman" w:hAnsi="Times New Roman" w:eastAsia="微软雅黑" w:cs="微软雅黑"/>
-                <w:sz w:val="28"/>
-                <w:szCs w:val="28"/>
-              </w:rPr>
-            </w:pPr>
-            <w:r>
-              <w:rPr>
-                <w:rFonts w:hint="eastAsia" w:ascii="Times New Roman" w:hAnsi="Times New Roman" w:eastAsia="微软雅黑" w:cs="微软雅黑"/>
-                <w:sz w:val="28"/>
-                <w:szCs w:val="28"/>
-              </w:rPr>
-              <w:t>G12</w:t>
-            </w:r>
-            <w:r>
-              <w:rPr>
-                <w:rFonts w:ascii="Times New Roman" w:hAnsi="Times New Roman" w:eastAsia="微软雅黑" w:cs="微软雅黑"/>
-                <w:sz w:val="28"/>
-                <w:szCs w:val="28"/>
-              </w:rPr>
-              <w:t>D</w:t>
-            </w:r>
-          </w:p>
-        </w:tc>
-        <w:tc>
-          <w:tcPr>
-            <w:tcW w:w="688" w:type="pct"/>
-            <w:tcBorders>
-              <w:tl2br w:val="nil"/>
-              <w:tr2bl w:val="nil"/>
-            </w:tcBorders>
-            <w:shd w:val="clear" w:color="auto" w:fill="auto"/>
-            <w:vAlign w:val="center"/>
-          </w:tcPr>
-          <w:p>
-            <w:pPr>
-              <w:adjustRightInd w:val="0"/>
-              <w:snapToGrid w:val="0"/>
-              <w:spacing w:after="0" w:line="240" w:lineRule="auto"/>
-              <w:jc w:val="center"/>
-              <w:rPr>
-                <w:rFonts w:hint="eastAsia" w:ascii="Times New Roman" w:hAnsi="Times New Roman" w:eastAsia="微软雅黑" w:cs="微软雅黑"/>
-                <w:kern w:val="2"/>
-                <w:sz w:val="28"/>
-                <w:szCs w:val="28"/>
-                <w:lang w:val="en-US" w:eastAsia="zh-CN" w:bidi="ar-SA"/>
-              </w:rPr>
-            </w:pPr>
-            <w:r>
-              <w:rPr>
-                <w:rFonts w:hint="eastAsia" w:ascii="Times New Roman" w:hAnsi="Times New Roman" w:eastAsia="微软雅黑" w:cs="微软雅黑"/>
-                <w:sz w:val="28"/>
-                <w:szCs w:val="28"/>
-                <w:lang w:val="en-US" w:eastAsia="zh-CN"/>
-              </w:rPr>
-              <w:t>2</w:t>
-            </w:r>
-          </w:p>
-        </w:tc>
-        <w:tc>
-          <w:tcPr>
-            <w:tcW w:w="3117" w:type="pct"/>
-            <w:tcBorders>
-              <w:tl2br w:val="nil"/>
-              <w:tr2bl w:val="nil"/>
-            </w:tcBorders>
-            <w:vAlign w:val="center"/>
-          </w:tcPr>
-          <w:p>
-            <w:pPr>
-              <w:adjustRightInd w:val="0"/>
-              <w:snapToGrid w:val="0"/>
-              <w:spacing w:after="0" w:line="240" w:lineRule="auto"/>
-              <w:rPr>
-                <w:rFonts w:ascii="Times New Roman" w:hAnsi="Times New Roman" w:eastAsia="微软雅黑" w:cs="微软雅黑"/>
-                <w:sz w:val="28"/>
-                <w:szCs w:val="28"/>
-              </w:rPr>
-            </w:pPr>
-            <w:r>
-              <w:rPr>
-                <w:rFonts w:hint="eastAsia" w:ascii="Times New Roman" w:hAnsi="Times New Roman" w:eastAsia="微软雅黑" w:cs="微软雅黑"/>
-                <w:sz w:val="28"/>
-                <w:szCs w:val="28"/>
-              </w:rPr>
-              <w:t xml:space="preserve">{{ </w:t>
-            </w:r>
-            <w:r>
-              <w:rPr>
-                <w:rFonts w:ascii="Times New Roman" w:hAnsi="Times New Roman" w:eastAsia="微软雅黑" w:cs="微软雅黑"/>
-                <w:sz w:val="28"/>
-                <w:szCs w:val="28"/>
-              </w:rPr>
-              <w:t>“</w:t>
-            </w:r>
-            <w:r>
-              <w:rPr>
-                <w:rFonts w:hint="eastAsia" w:ascii="Times New Roman" w:hAnsi="Times New Roman" w:eastAsia="微软雅黑" w:cs="微软雅黑"/>
-                <w:sz w:val="28"/>
-                <w:szCs w:val="28"/>
-              </w:rPr>
-              <w:t xml:space="preserve">NRAS </w:t>
-            </w:r>
-            <w:r>
-              <w:rPr>
-                <w:rFonts w:ascii="Times New Roman" w:hAnsi="Times New Roman" w:eastAsia="微软雅黑" w:cs="微软雅黑"/>
-                <w:sz w:val="28"/>
-                <w:szCs w:val="28"/>
-              </w:rPr>
-              <w:t>G12</w:t>
-            </w:r>
-            <w:r>
-              <w:rPr>
-                <w:rFonts w:hint="eastAsia" w:ascii="Times New Roman" w:hAnsi="Times New Roman" w:eastAsia="微软雅黑" w:cs="微软雅黑"/>
-                <w:sz w:val="28"/>
-                <w:szCs w:val="28"/>
-              </w:rPr>
-              <w:t>D</w:t>
-            </w:r>
-            <w:r>
-              <w:rPr>
-                <w:rFonts w:ascii="Times New Roman" w:hAnsi="Times New Roman" w:eastAsia="微软雅黑" w:cs="微软雅黑"/>
-                <w:sz w:val="28"/>
-                <w:szCs w:val="28"/>
-              </w:rPr>
-              <w:t>”</w:t>
-            </w:r>
-            <w:r>
-              <w:rPr>
-                <w:rFonts w:hint="eastAsia" w:ascii="Times New Roman" w:hAnsi="Times New Roman" w:eastAsia="微软雅黑" w:cs="微软雅黑"/>
-                <w:sz w:val="28"/>
-                <w:szCs w:val="28"/>
-              </w:rPr>
-              <w:t xml:space="preserve"> | </w:t>
-            </w:r>
-            <w:r>
-              <w:rPr>
-                <w:rFonts w:ascii="Times New Roman" w:hAnsi="Times New Roman" w:eastAsia="微软雅黑" w:cs="微软雅黑"/>
-                <w:sz w:val="28"/>
-                <w:szCs w:val="28"/>
-              </w:rPr>
-              <w:t>detectionMutation</w:t>
-            </w:r>
-            <w:r>
-              <w:rPr>
-                <w:rFonts w:hint="eastAsia" w:ascii="Times New Roman" w:hAnsi="Times New Roman" w:eastAsia="微软雅黑" w:cs="微软雅黑"/>
-                <w:sz w:val="28"/>
-                <w:szCs w:val="28"/>
-              </w:rPr>
-              <w:t>() }}</w:t>
-            </w:r>
-          </w:p>
-        </w:tc>
-      </w:tr>
-      <w:tr>
-        <w:tblPrEx>
-          <w:tblBorders>
-            <w:top w:val="none" w:color="auto" w:sz="0" w:space="0"/>
-            <w:left w:val="none" w:color="auto" w:sz="0" w:space="0"/>
-            <w:bottom w:val="none" w:color="auto" w:sz="0" w:space="0"/>
-            <w:right w:val="none" w:color="auto" w:sz="0" w:space="0"/>
-            <w:insideH w:val="none" w:color="auto" w:sz="0" w:space="0"/>
-            <w:insideV w:val="none" w:color="auto" w:sz="0" w:space="0"/>
-          </w:tblBorders>
-          <w:tblCellMar>
-            <w:top w:w="0" w:type="dxa"/>
-            <w:left w:w="108" w:type="dxa"/>
-            <w:bottom w:w="0" w:type="dxa"/>
-            <w:right w:w="108" w:type="dxa"/>
-          </w:tblCellMar>
-        </w:tblPrEx>
-        <w:trPr>
-          <w:cantSplit/>
-          <w:trHeight w:val="420" w:hRule="atLeast"/>
-          <w:jc w:val="center"/>
-        </w:trPr>
-        <w:tc>
-          <w:tcPr>
-            <w:tcW w:w="477" w:type="pct"/>
-            <w:tcBorders>
-              <w:tl2br w:val="nil"/>
-              <w:tr2bl w:val="nil"/>
-            </w:tcBorders>
-            <w:vAlign w:val="center"/>
-          </w:tcPr>
-          <w:p>
-            <w:pPr>
-              <w:adjustRightInd w:val="0"/>
-              <w:snapToGrid w:val="0"/>
-              <w:spacing w:after="0" w:line="240" w:lineRule="auto"/>
-              <w:rPr>
-                <w:rFonts w:ascii="Times New Roman" w:hAnsi="Times New Roman" w:eastAsia="微软雅黑" w:cs="微软雅黑"/>
-                <w:sz w:val="28"/>
-                <w:szCs w:val="28"/>
-              </w:rPr>
-            </w:pPr>
-            <w:r>
-              <w:rPr>
-                <w:rFonts w:hint="eastAsia" w:ascii="Times New Roman" w:hAnsi="Times New Roman" w:eastAsia="微软雅黑" w:cs="微软雅黑"/>
-                <w:sz w:val="28"/>
-                <w:szCs w:val="28"/>
-              </w:rPr>
-              <w:t>NRAS</w:t>
-            </w:r>
-          </w:p>
-        </w:tc>
-        <w:tc>
-          <w:tcPr>
-            <w:tcW w:w="716" w:type="pct"/>
-            <w:tcBorders>
-              <w:tl2br w:val="nil"/>
-              <w:tr2bl w:val="nil"/>
-            </w:tcBorders>
-            <w:vAlign w:val="center"/>
-          </w:tcPr>
-          <w:p>
-            <w:pPr>
-              <w:adjustRightInd w:val="0"/>
-              <w:snapToGrid w:val="0"/>
-              <w:spacing w:after="0" w:line="240" w:lineRule="auto"/>
-              <w:rPr>
-                <w:rFonts w:ascii="Times New Roman" w:hAnsi="Times New Roman" w:eastAsia="微软雅黑" w:cs="微软雅黑"/>
-                <w:sz w:val="28"/>
-                <w:szCs w:val="28"/>
-              </w:rPr>
-            </w:pPr>
-            <w:r>
-              <w:rPr>
-                <w:rFonts w:hint="eastAsia" w:ascii="Times New Roman" w:hAnsi="Times New Roman" w:eastAsia="微软雅黑" w:cs="微软雅黑"/>
-                <w:sz w:val="28"/>
-                <w:szCs w:val="28"/>
-              </w:rPr>
-              <w:t>G13</w:t>
-            </w:r>
-            <w:r>
-              <w:rPr>
-                <w:rFonts w:ascii="Times New Roman" w:hAnsi="Times New Roman" w:eastAsia="微软雅黑" w:cs="微软雅黑"/>
-                <w:sz w:val="28"/>
-                <w:szCs w:val="28"/>
-              </w:rPr>
-              <w:t>R/D/V</w:t>
-            </w:r>
-          </w:p>
-        </w:tc>
-        <w:tc>
-          <w:tcPr>
-            <w:tcW w:w="688" w:type="pct"/>
-            <w:tcBorders>
-              <w:tl2br w:val="nil"/>
-              <w:tr2bl w:val="nil"/>
-            </w:tcBorders>
-            <w:shd w:val="clear" w:color="auto" w:fill="auto"/>
-            <w:vAlign w:val="center"/>
-          </w:tcPr>
-          <w:p>
-            <w:pPr>
-              <w:adjustRightInd w:val="0"/>
-              <w:snapToGrid w:val="0"/>
-              <w:spacing w:after="0" w:line="240" w:lineRule="auto"/>
-              <w:jc w:val="center"/>
-              <w:rPr>
-                <w:rFonts w:hint="eastAsia" w:ascii="Times New Roman" w:hAnsi="Times New Roman" w:eastAsia="微软雅黑" w:cs="微软雅黑"/>
-                <w:kern w:val="2"/>
-                <w:sz w:val="28"/>
-                <w:szCs w:val="28"/>
-                <w:lang w:val="en-US" w:eastAsia="zh-CN" w:bidi="ar-SA"/>
-              </w:rPr>
-            </w:pPr>
-            <w:r>
-              <w:rPr>
-                <w:rFonts w:hint="eastAsia" w:ascii="Times New Roman" w:hAnsi="Times New Roman" w:eastAsia="微软雅黑" w:cs="微软雅黑"/>
-                <w:sz w:val="28"/>
-                <w:szCs w:val="28"/>
-                <w:lang w:val="en-US" w:eastAsia="zh-CN"/>
-              </w:rPr>
-              <w:t>2</w:t>
-            </w:r>
-          </w:p>
-        </w:tc>
-        <w:tc>
-          <w:tcPr>
-            <w:tcW w:w="3117" w:type="pct"/>
-            <w:tcBorders>
-              <w:tl2br w:val="nil"/>
-              <w:tr2bl w:val="nil"/>
-            </w:tcBorders>
-            <w:vAlign w:val="center"/>
-          </w:tcPr>
-          <w:p>
-            <w:pPr>
-              <w:adjustRightInd w:val="0"/>
-              <w:snapToGrid w:val="0"/>
-              <w:spacing w:after="0" w:line="240" w:lineRule="auto"/>
-              <w:rPr>
-                <w:rFonts w:ascii="Times New Roman" w:hAnsi="Times New Roman" w:eastAsia="微软雅黑" w:cs="微软雅黑"/>
-                <w:sz w:val="28"/>
-                <w:szCs w:val="28"/>
-              </w:rPr>
-            </w:pPr>
-            <w:r>
-              <w:rPr>
-                <w:rFonts w:hint="eastAsia" w:ascii="Times New Roman" w:hAnsi="Times New Roman" w:eastAsia="微软雅黑" w:cs="微软雅黑"/>
-                <w:sz w:val="28"/>
-                <w:szCs w:val="28"/>
-              </w:rPr>
-              <w:t xml:space="preserve">{{ </w:t>
-            </w:r>
-            <w:r>
-              <w:rPr>
-                <w:rFonts w:ascii="Times New Roman" w:hAnsi="Times New Roman" w:eastAsia="微软雅黑" w:cs="微软雅黑"/>
-                <w:sz w:val="28"/>
-                <w:szCs w:val="28"/>
-              </w:rPr>
-              <w:t>“</w:t>
-            </w:r>
-            <w:r>
-              <w:rPr>
-                <w:rFonts w:hint="eastAsia" w:ascii="Times New Roman" w:hAnsi="Times New Roman" w:eastAsia="微软雅黑" w:cs="微软雅黑"/>
-                <w:sz w:val="28"/>
-                <w:szCs w:val="28"/>
-              </w:rPr>
-              <w:t xml:space="preserve">NRAS </w:t>
-            </w:r>
-            <w:r>
-              <w:rPr>
-                <w:rFonts w:ascii="Times New Roman" w:hAnsi="Times New Roman" w:eastAsia="微软雅黑" w:cs="微软雅黑"/>
-                <w:sz w:val="28"/>
-                <w:szCs w:val="28"/>
-              </w:rPr>
-              <w:t>G1</w:t>
-            </w:r>
-            <w:r>
-              <w:rPr>
-                <w:rFonts w:hint="eastAsia" w:ascii="Times New Roman" w:hAnsi="Times New Roman" w:eastAsia="微软雅黑" w:cs="微软雅黑"/>
-                <w:sz w:val="28"/>
-                <w:szCs w:val="28"/>
-              </w:rPr>
-              <w:t>3R/D/V</w:t>
-            </w:r>
-            <w:r>
-              <w:rPr>
-                <w:rFonts w:ascii="Times New Roman" w:hAnsi="Times New Roman" w:eastAsia="微软雅黑" w:cs="微软雅黑"/>
-                <w:sz w:val="28"/>
-                <w:szCs w:val="28"/>
-              </w:rPr>
-              <w:t>”</w:t>
-            </w:r>
-            <w:r>
-              <w:rPr>
-                <w:rFonts w:hint="eastAsia" w:ascii="Times New Roman" w:hAnsi="Times New Roman" w:eastAsia="微软雅黑" w:cs="微软雅黑"/>
-                <w:sz w:val="28"/>
-                <w:szCs w:val="28"/>
-              </w:rPr>
-              <w:t xml:space="preserve"> | </w:t>
-            </w:r>
-            <w:r>
-              <w:rPr>
-                <w:rFonts w:ascii="Times New Roman" w:hAnsi="Times New Roman" w:eastAsia="微软雅黑" w:cs="微软雅黑"/>
-                <w:sz w:val="28"/>
-                <w:szCs w:val="28"/>
-              </w:rPr>
-              <w:t>detectionMutation</w:t>
-            </w:r>
-            <w:r>
-              <w:rPr>
-                <w:rFonts w:hint="eastAsia" w:ascii="Times New Roman" w:hAnsi="Times New Roman" w:eastAsia="微软雅黑" w:cs="微软雅黑"/>
-                <w:sz w:val="28"/>
-                <w:szCs w:val="28"/>
-              </w:rPr>
-              <w:t>() }}</w:t>
-            </w:r>
-          </w:p>
-        </w:tc>
-      </w:tr>
-      <w:tr>
-        <w:tblPrEx>
-          <w:tblBorders>
-            <w:top w:val="none" w:color="auto" w:sz="0" w:space="0"/>
-            <w:left w:val="none" w:color="auto" w:sz="0" w:space="0"/>
-            <w:bottom w:val="none" w:color="auto" w:sz="0" w:space="0"/>
-            <w:right w:val="none" w:color="auto" w:sz="0" w:space="0"/>
-            <w:insideH w:val="none" w:color="auto" w:sz="0" w:space="0"/>
-            <w:insideV w:val="none" w:color="auto" w:sz="0" w:space="0"/>
-          </w:tblBorders>
-          <w:tblCellMar>
-            <w:top w:w="0" w:type="dxa"/>
-            <w:left w:w="108" w:type="dxa"/>
-            <w:bottom w:w="0" w:type="dxa"/>
-            <w:right w:w="108" w:type="dxa"/>
-          </w:tblCellMar>
-        </w:tblPrEx>
-        <w:trPr>
-          <w:cantSplit/>
-          <w:trHeight w:val="420" w:hRule="atLeast"/>
-          <w:jc w:val="center"/>
-        </w:trPr>
-        <w:tc>
-          <w:tcPr>
-            <w:tcW w:w="477" w:type="pct"/>
-            <w:tcBorders>
-              <w:tl2br w:val="nil"/>
-              <w:tr2bl w:val="nil"/>
-            </w:tcBorders>
-            <w:vAlign w:val="center"/>
-          </w:tcPr>
-          <w:p>
-            <w:pPr>
-              <w:adjustRightInd w:val="0"/>
-              <w:snapToGrid w:val="0"/>
-              <w:spacing w:after="0" w:line="240" w:lineRule="auto"/>
-              <w:rPr>
-                <w:rFonts w:ascii="Times New Roman" w:hAnsi="Times New Roman" w:eastAsia="微软雅黑" w:cs="微软雅黑"/>
-                <w:sz w:val="28"/>
-                <w:szCs w:val="28"/>
-              </w:rPr>
-            </w:pPr>
-            <w:r>
-              <w:rPr>
-                <w:rFonts w:hint="eastAsia" w:ascii="Times New Roman" w:hAnsi="Times New Roman" w:eastAsia="微软雅黑" w:cs="微软雅黑"/>
-                <w:sz w:val="28"/>
-                <w:szCs w:val="28"/>
-              </w:rPr>
-              <w:t>NRAS</w:t>
-            </w:r>
-          </w:p>
-        </w:tc>
-        <w:tc>
-          <w:tcPr>
-            <w:tcW w:w="716" w:type="pct"/>
-            <w:tcBorders>
-              <w:tl2br w:val="nil"/>
-              <w:tr2bl w:val="nil"/>
-            </w:tcBorders>
-            <w:vAlign w:val="center"/>
-          </w:tcPr>
-          <w:p>
-            <w:pPr>
-              <w:adjustRightInd w:val="0"/>
-              <w:snapToGrid w:val="0"/>
-              <w:spacing w:after="0" w:line="240" w:lineRule="auto"/>
-              <w:rPr>
-                <w:rFonts w:ascii="Times New Roman" w:hAnsi="Times New Roman" w:eastAsia="微软雅黑" w:cs="微软雅黑"/>
-                <w:sz w:val="28"/>
-                <w:szCs w:val="28"/>
-              </w:rPr>
-            </w:pPr>
-            <w:r>
-              <w:rPr>
-                <w:rFonts w:hint="eastAsia" w:ascii="Times New Roman" w:hAnsi="Times New Roman" w:eastAsia="微软雅黑" w:cs="微软雅黑"/>
-                <w:sz w:val="28"/>
-                <w:szCs w:val="28"/>
-              </w:rPr>
-              <w:t>A59D</w:t>
-            </w:r>
-          </w:p>
-        </w:tc>
-        <w:tc>
-          <w:tcPr>
-            <w:tcW w:w="688" w:type="pct"/>
-            <w:tcBorders>
-              <w:tl2br w:val="nil"/>
-              <w:tr2bl w:val="nil"/>
-            </w:tcBorders>
-            <w:shd w:val="clear" w:color="auto" w:fill="auto"/>
-            <w:vAlign w:val="center"/>
-          </w:tcPr>
-          <w:p>
-            <w:pPr>
-              <w:adjustRightInd w:val="0"/>
-              <w:snapToGrid w:val="0"/>
-              <w:spacing w:after="0" w:line="240" w:lineRule="auto"/>
-              <w:jc w:val="center"/>
-              <w:rPr>
-                <w:rFonts w:hint="eastAsia" w:ascii="Times New Roman" w:hAnsi="Times New Roman" w:eastAsia="微软雅黑" w:cs="微软雅黑"/>
-                <w:kern w:val="2"/>
-                <w:sz w:val="28"/>
-                <w:szCs w:val="28"/>
-                <w:lang w:val="en-US" w:eastAsia="zh-CN" w:bidi="ar-SA"/>
-              </w:rPr>
-            </w:pPr>
-            <w:r>
-              <w:rPr>
-                <w:rFonts w:hint="eastAsia" w:ascii="Times New Roman" w:hAnsi="Times New Roman" w:eastAsia="微软雅黑" w:cs="微软雅黑"/>
-                <w:sz w:val="28"/>
-                <w:szCs w:val="28"/>
-                <w:lang w:val="en-US" w:eastAsia="zh-CN"/>
-              </w:rPr>
-              <w:t>3</w:t>
-            </w:r>
-          </w:p>
-        </w:tc>
-        <w:tc>
-          <w:tcPr>
-            <w:tcW w:w="3117" w:type="pct"/>
-            <w:tcBorders>
-              <w:tl2br w:val="nil"/>
-              <w:tr2bl w:val="nil"/>
-            </w:tcBorders>
-            <w:vAlign w:val="center"/>
-          </w:tcPr>
-          <w:p>
-            <w:pPr>
-              <w:adjustRightInd w:val="0"/>
-              <w:snapToGrid w:val="0"/>
-              <w:spacing w:after="0" w:line="240" w:lineRule="auto"/>
-              <w:rPr>
-                <w:rFonts w:ascii="Times New Roman" w:hAnsi="Times New Roman" w:eastAsia="微软雅黑" w:cs="微软雅黑"/>
-                <w:sz w:val="28"/>
-                <w:szCs w:val="28"/>
-              </w:rPr>
-            </w:pPr>
-            <w:r>
-              <w:rPr>
-                <w:rFonts w:hint="eastAsia" w:ascii="Times New Roman" w:hAnsi="Times New Roman" w:eastAsia="微软雅黑" w:cs="微软雅黑"/>
-                <w:sz w:val="28"/>
-                <w:szCs w:val="28"/>
-              </w:rPr>
-              <w:t xml:space="preserve">{{ </w:t>
-            </w:r>
-            <w:r>
-              <w:rPr>
-                <w:rFonts w:ascii="Times New Roman" w:hAnsi="Times New Roman" w:eastAsia="微软雅黑" w:cs="微软雅黑"/>
-                <w:sz w:val="28"/>
-                <w:szCs w:val="28"/>
-              </w:rPr>
-              <w:t>“</w:t>
-            </w:r>
-            <w:r>
-              <w:rPr>
-                <w:rFonts w:hint="eastAsia" w:ascii="Times New Roman" w:hAnsi="Times New Roman" w:eastAsia="微软雅黑" w:cs="微软雅黑"/>
-                <w:sz w:val="28"/>
-                <w:szCs w:val="28"/>
-              </w:rPr>
-              <w:t>NRAS A59D</w:t>
-            </w:r>
-            <w:r>
-              <w:rPr>
-                <w:rFonts w:ascii="Times New Roman" w:hAnsi="Times New Roman" w:eastAsia="微软雅黑" w:cs="微软雅黑"/>
-                <w:sz w:val="28"/>
-                <w:szCs w:val="28"/>
-              </w:rPr>
-              <w:t>”</w:t>
-            </w:r>
-            <w:r>
-              <w:rPr>
-                <w:rFonts w:hint="eastAsia" w:ascii="Times New Roman" w:hAnsi="Times New Roman" w:eastAsia="微软雅黑" w:cs="微软雅黑"/>
-                <w:sz w:val="28"/>
-                <w:szCs w:val="28"/>
-              </w:rPr>
-              <w:t xml:space="preserve"> | </w:t>
-            </w:r>
-            <w:r>
-              <w:rPr>
-                <w:rFonts w:ascii="Times New Roman" w:hAnsi="Times New Roman" w:eastAsia="微软雅黑" w:cs="微软雅黑"/>
-                <w:sz w:val="28"/>
-                <w:szCs w:val="28"/>
-              </w:rPr>
-              <w:t>detectionMutation</w:t>
-            </w:r>
-            <w:r>
-              <w:rPr>
-                <w:rFonts w:hint="eastAsia" w:ascii="Times New Roman" w:hAnsi="Times New Roman" w:eastAsia="微软雅黑" w:cs="微软雅黑"/>
-                <w:sz w:val="28"/>
-                <w:szCs w:val="28"/>
-              </w:rPr>
-              <w:t>() }}</w:t>
-            </w:r>
-          </w:p>
-        </w:tc>
-      </w:tr>
-      <w:tr>
-        <w:tblPrEx>
-          <w:tblBorders>
-            <w:top w:val="none" w:color="auto" w:sz="0" w:space="0"/>
-            <w:left w:val="none" w:color="auto" w:sz="0" w:space="0"/>
-            <w:bottom w:val="none" w:color="auto" w:sz="0" w:space="0"/>
-            <w:right w:val="none" w:color="auto" w:sz="0" w:space="0"/>
-            <w:insideH w:val="none" w:color="auto" w:sz="0" w:space="0"/>
-            <w:insideV w:val="none" w:color="auto" w:sz="0" w:space="0"/>
-          </w:tblBorders>
-          <w:tblCellMar>
-            <w:top w:w="0" w:type="dxa"/>
-            <w:left w:w="108" w:type="dxa"/>
-            <w:bottom w:w="0" w:type="dxa"/>
-            <w:right w:w="108" w:type="dxa"/>
-          </w:tblCellMar>
-        </w:tblPrEx>
-        <w:trPr>
-          <w:cantSplit/>
-          <w:trHeight w:val="420" w:hRule="atLeast"/>
-          <w:jc w:val="center"/>
-        </w:trPr>
-        <w:tc>
-          <w:tcPr>
-            <w:tcW w:w="477" w:type="pct"/>
-            <w:tcBorders>
-              <w:tl2br w:val="nil"/>
-              <w:tr2bl w:val="nil"/>
-            </w:tcBorders>
-            <w:vAlign w:val="center"/>
-          </w:tcPr>
-          <w:p>
-            <w:pPr>
-              <w:adjustRightInd w:val="0"/>
-              <w:snapToGrid w:val="0"/>
-              <w:spacing w:after="0" w:line="240" w:lineRule="auto"/>
-              <w:rPr>
-                <w:rFonts w:ascii="Times New Roman" w:hAnsi="Times New Roman" w:eastAsia="微软雅黑" w:cs="微软雅黑"/>
-                <w:sz w:val="28"/>
-                <w:szCs w:val="28"/>
-              </w:rPr>
-            </w:pPr>
-            <w:r>
-              <w:rPr>
-                <w:rFonts w:hint="eastAsia" w:ascii="Times New Roman" w:hAnsi="Times New Roman" w:eastAsia="微软雅黑" w:cs="微软雅黑"/>
-                <w:sz w:val="28"/>
-                <w:szCs w:val="28"/>
-              </w:rPr>
-              <w:t>NRAS</w:t>
-            </w:r>
-          </w:p>
-        </w:tc>
-        <w:tc>
-          <w:tcPr>
-            <w:tcW w:w="716" w:type="pct"/>
-            <w:tcBorders>
-              <w:tl2br w:val="nil"/>
-              <w:tr2bl w:val="nil"/>
-            </w:tcBorders>
-            <w:vAlign w:val="center"/>
-          </w:tcPr>
-          <w:p>
-            <w:pPr>
-              <w:adjustRightInd w:val="0"/>
-              <w:snapToGrid w:val="0"/>
-              <w:spacing w:after="0" w:line="240" w:lineRule="auto"/>
-              <w:rPr>
-                <w:rFonts w:ascii="Times New Roman" w:hAnsi="Times New Roman" w:eastAsia="微软雅黑" w:cs="微软雅黑"/>
-                <w:sz w:val="28"/>
-                <w:szCs w:val="28"/>
-              </w:rPr>
-            </w:pPr>
-            <w:r>
-              <w:rPr>
-                <w:rFonts w:hint="eastAsia" w:ascii="Times New Roman" w:hAnsi="Times New Roman" w:eastAsia="微软雅黑" w:cs="微软雅黑"/>
-                <w:sz w:val="28"/>
-                <w:szCs w:val="28"/>
-              </w:rPr>
-              <w:t>Q61</w:t>
-            </w:r>
-            <w:r>
-              <w:rPr>
-                <w:rFonts w:ascii="Times New Roman" w:hAnsi="Times New Roman" w:eastAsia="微软雅黑" w:cs="微软雅黑"/>
-                <w:sz w:val="28"/>
-                <w:szCs w:val="28"/>
-              </w:rPr>
-              <w:t>R</w:t>
-            </w:r>
-          </w:p>
-        </w:tc>
-        <w:tc>
-          <w:tcPr>
-            <w:tcW w:w="688" w:type="pct"/>
-            <w:tcBorders>
-              <w:tl2br w:val="nil"/>
-              <w:tr2bl w:val="nil"/>
-            </w:tcBorders>
-            <w:shd w:val="clear" w:color="auto" w:fill="auto"/>
-            <w:vAlign w:val="center"/>
-          </w:tcPr>
-          <w:p>
-            <w:pPr>
-              <w:adjustRightInd w:val="0"/>
-              <w:snapToGrid w:val="0"/>
-              <w:spacing w:after="0" w:line="240" w:lineRule="auto"/>
-              <w:jc w:val="center"/>
-              <w:rPr>
-                <w:rFonts w:hint="eastAsia" w:ascii="Times New Roman" w:hAnsi="Times New Roman" w:eastAsia="微软雅黑" w:cs="微软雅黑"/>
-                <w:kern w:val="2"/>
-                <w:sz w:val="28"/>
-                <w:szCs w:val="28"/>
-                <w:lang w:val="en-US" w:eastAsia="zh-CN" w:bidi="ar-SA"/>
-              </w:rPr>
-            </w:pPr>
-            <w:r>
-              <w:rPr>
-                <w:rFonts w:hint="eastAsia" w:ascii="Times New Roman" w:hAnsi="Times New Roman" w:eastAsia="微软雅黑" w:cs="微软雅黑"/>
-                <w:sz w:val="28"/>
-                <w:szCs w:val="28"/>
-                <w:lang w:val="en-US" w:eastAsia="zh-CN"/>
-              </w:rPr>
-              <w:t>3</w:t>
-            </w:r>
-          </w:p>
-        </w:tc>
-        <w:tc>
-          <w:tcPr>
-            <w:tcW w:w="3117" w:type="pct"/>
-            <w:tcBorders>
-              <w:tl2br w:val="nil"/>
-              <w:tr2bl w:val="nil"/>
-            </w:tcBorders>
-            <w:vAlign w:val="center"/>
-          </w:tcPr>
-          <w:p>
-            <w:pPr>
-              <w:adjustRightInd w:val="0"/>
-              <w:snapToGrid w:val="0"/>
-              <w:spacing w:after="0" w:line="240" w:lineRule="auto"/>
-              <w:rPr>
-                <w:rFonts w:ascii="Times New Roman" w:hAnsi="Times New Roman" w:eastAsia="微软雅黑" w:cs="微软雅黑"/>
-                <w:sz w:val="28"/>
-                <w:szCs w:val="28"/>
-              </w:rPr>
-            </w:pPr>
-            <w:r>
-              <w:rPr>
-                <w:rFonts w:hint="eastAsia" w:ascii="Times New Roman" w:hAnsi="Times New Roman" w:eastAsia="微软雅黑" w:cs="微软雅黑"/>
-                <w:sz w:val="28"/>
-                <w:szCs w:val="28"/>
-              </w:rPr>
-              <w:t xml:space="preserve">{{ </w:t>
-            </w:r>
-            <w:r>
-              <w:rPr>
-                <w:rFonts w:ascii="Times New Roman" w:hAnsi="Times New Roman" w:eastAsia="微软雅黑" w:cs="微软雅黑"/>
-                <w:sz w:val="28"/>
-                <w:szCs w:val="28"/>
-              </w:rPr>
-              <w:t>“</w:t>
-            </w:r>
-            <w:r>
-              <w:rPr>
-                <w:rFonts w:hint="eastAsia" w:ascii="Times New Roman" w:hAnsi="Times New Roman" w:eastAsia="微软雅黑" w:cs="微软雅黑"/>
-                <w:sz w:val="28"/>
-                <w:szCs w:val="28"/>
-              </w:rPr>
-              <w:t>NRAS Q61</w:t>
-            </w:r>
-            <w:r>
-              <w:rPr>
-                <w:rFonts w:ascii="Times New Roman" w:hAnsi="Times New Roman" w:eastAsia="微软雅黑" w:cs="微软雅黑"/>
-                <w:sz w:val="28"/>
-                <w:szCs w:val="28"/>
-              </w:rPr>
-              <w:t>R”</w:t>
-            </w:r>
-            <w:r>
-              <w:rPr>
-                <w:rFonts w:hint="eastAsia" w:ascii="Times New Roman" w:hAnsi="Times New Roman" w:eastAsia="微软雅黑" w:cs="微软雅黑"/>
-                <w:sz w:val="28"/>
-                <w:szCs w:val="28"/>
-              </w:rPr>
-              <w:t xml:space="preserve"> | </w:t>
-            </w:r>
-            <w:r>
-              <w:rPr>
-                <w:rFonts w:ascii="Times New Roman" w:hAnsi="Times New Roman" w:eastAsia="微软雅黑" w:cs="微软雅黑"/>
-                <w:sz w:val="28"/>
-                <w:szCs w:val="28"/>
-              </w:rPr>
-              <w:t>detectionMutation</w:t>
-            </w:r>
-            <w:r>
-              <w:rPr>
-                <w:rFonts w:hint="eastAsia" w:ascii="Times New Roman" w:hAnsi="Times New Roman" w:eastAsia="微软雅黑" w:cs="微软雅黑"/>
-                <w:sz w:val="28"/>
-                <w:szCs w:val="28"/>
-              </w:rPr>
-              <w:t>() }}</w:t>
-            </w:r>
-          </w:p>
-        </w:tc>
-      </w:tr>
-      <w:tr>
-        <w:tblPrEx>
-          <w:tblBorders>
-            <w:top w:val="none" w:color="auto" w:sz="0" w:space="0"/>
-            <w:left w:val="none" w:color="auto" w:sz="0" w:space="0"/>
-            <w:bottom w:val="none" w:color="auto" w:sz="0" w:space="0"/>
-            <w:right w:val="none" w:color="auto" w:sz="0" w:space="0"/>
-            <w:insideH w:val="none" w:color="auto" w:sz="0" w:space="0"/>
-            <w:insideV w:val="none" w:color="auto" w:sz="0" w:space="0"/>
-          </w:tblBorders>
-          <w:tblCellMar>
-            <w:top w:w="0" w:type="dxa"/>
-            <w:left w:w="108" w:type="dxa"/>
-            <w:bottom w:w="0" w:type="dxa"/>
-            <w:right w:w="108" w:type="dxa"/>
-          </w:tblCellMar>
-        </w:tblPrEx>
-        <w:trPr>
-          <w:cantSplit/>
-          <w:trHeight w:val="420" w:hRule="atLeast"/>
-          <w:jc w:val="center"/>
-        </w:trPr>
-        <w:tc>
-          <w:tcPr>
-            <w:tcW w:w="477" w:type="pct"/>
-            <w:tcBorders>
-              <w:tl2br w:val="nil"/>
-              <w:tr2bl w:val="nil"/>
-            </w:tcBorders>
-            <w:vAlign w:val="center"/>
-          </w:tcPr>
-          <w:p>
-            <w:pPr>
-              <w:adjustRightInd w:val="0"/>
-              <w:snapToGrid w:val="0"/>
-              <w:spacing w:after="0" w:line="240" w:lineRule="auto"/>
-              <w:rPr>
-                <w:rFonts w:ascii="Times New Roman" w:hAnsi="Times New Roman" w:eastAsia="微软雅黑" w:cs="微软雅黑"/>
-                <w:sz w:val="28"/>
-                <w:szCs w:val="28"/>
-              </w:rPr>
-            </w:pPr>
-            <w:r>
-              <w:rPr>
-                <w:rFonts w:hint="eastAsia" w:ascii="Times New Roman" w:hAnsi="Times New Roman" w:eastAsia="微软雅黑" w:cs="微软雅黑"/>
-                <w:sz w:val="28"/>
-                <w:szCs w:val="28"/>
-              </w:rPr>
-              <w:t>NRAS</w:t>
-            </w:r>
-          </w:p>
-        </w:tc>
-        <w:tc>
-          <w:tcPr>
-            <w:tcW w:w="716" w:type="pct"/>
-            <w:tcBorders>
-              <w:tl2br w:val="nil"/>
-              <w:tr2bl w:val="nil"/>
-            </w:tcBorders>
-            <w:vAlign w:val="center"/>
-          </w:tcPr>
-          <w:p>
-            <w:pPr>
-              <w:adjustRightInd w:val="0"/>
-              <w:snapToGrid w:val="0"/>
-              <w:spacing w:after="0" w:line="240" w:lineRule="auto"/>
-              <w:rPr>
-                <w:rFonts w:ascii="Times New Roman" w:hAnsi="Times New Roman" w:eastAsia="微软雅黑" w:cs="微软雅黑"/>
-                <w:sz w:val="28"/>
-                <w:szCs w:val="28"/>
-              </w:rPr>
-            </w:pPr>
-            <w:r>
-              <w:rPr>
-                <w:rFonts w:hint="eastAsia" w:ascii="Times New Roman" w:hAnsi="Times New Roman" w:eastAsia="微软雅黑" w:cs="微软雅黑"/>
-                <w:sz w:val="28"/>
-                <w:szCs w:val="28"/>
-              </w:rPr>
-              <w:t>K117N</w:t>
-            </w:r>
-          </w:p>
-        </w:tc>
-        <w:tc>
-          <w:tcPr>
-            <w:tcW w:w="688" w:type="pct"/>
-            <w:tcBorders>
-              <w:tl2br w:val="nil"/>
-              <w:tr2bl w:val="nil"/>
-            </w:tcBorders>
-            <w:shd w:val="clear" w:color="auto" w:fill="auto"/>
-            <w:vAlign w:val="center"/>
-          </w:tcPr>
-          <w:p>
-            <w:pPr>
-              <w:adjustRightInd w:val="0"/>
-              <w:snapToGrid w:val="0"/>
-              <w:spacing w:after="0" w:line="240" w:lineRule="auto"/>
-              <w:jc w:val="center"/>
-              <w:rPr>
-                <w:rFonts w:hint="eastAsia" w:ascii="Times New Roman" w:hAnsi="Times New Roman" w:eastAsia="微软雅黑" w:cs="微软雅黑"/>
-                <w:kern w:val="2"/>
-                <w:sz w:val="28"/>
-                <w:szCs w:val="28"/>
-                <w:lang w:val="en-US" w:eastAsia="zh-CN" w:bidi="ar-SA"/>
-              </w:rPr>
-            </w:pPr>
-            <w:r>
-              <w:rPr>
-                <w:rFonts w:hint="eastAsia" w:ascii="Times New Roman" w:hAnsi="Times New Roman" w:eastAsia="微软雅黑" w:cs="微软雅黑"/>
-                <w:sz w:val="28"/>
-                <w:szCs w:val="28"/>
-                <w:lang w:val="en-US" w:eastAsia="zh-CN"/>
-              </w:rPr>
-              <w:t>4</w:t>
-            </w:r>
-          </w:p>
-        </w:tc>
-        <w:tc>
-          <w:tcPr>
-            <w:tcW w:w="3117" w:type="pct"/>
-            <w:tcBorders>
-              <w:tl2br w:val="nil"/>
-              <w:tr2bl w:val="nil"/>
-            </w:tcBorders>
-            <w:vAlign w:val="center"/>
-          </w:tcPr>
-          <w:p>
-            <w:pPr>
-              <w:adjustRightInd w:val="0"/>
-              <w:snapToGrid w:val="0"/>
-              <w:spacing w:after="0" w:line="240" w:lineRule="auto"/>
-              <w:rPr>
-                <w:rFonts w:ascii="Times New Roman" w:hAnsi="Times New Roman" w:eastAsia="微软雅黑" w:cs="微软雅黑"/>
-                <w:sz w:val="28"/>
-                <w:szCs w:val="28"/>
-              </w:rPr>
-            </w:pPr>
-            <w:r>
-              <w:rPr>
-                <w:rFonts w:hint="eastAsia" w:ascii="Times New Roman" w:hAnsi="Times New Roman" w:eastAsia="微软雅黑" w:cs="微软雅黑"/>
-                <w:sz w:val="28"/>
-                <w:szCs w:val="28"/>
-              </w:rPr>
-              <w:t xml:space="preserve">{{ </w:t>
-            </w:r>
-            <w:r>
-              <w:rPr>
-                <w:rFonts w:ascii="Times New Roman" w:hAnsi="Times New Roman" w:eastAsia="微软雅黑" w:cs="微软雅黑"/>
-                <w:sz w:val="28"/>
-                <w:szCs w:val="28"/>
-              </w:rPr>
-              <w:t>“</w:t>
-            </w:r>
-            <w:r>
-              <w:rPr>
-                <w:rFonts w:hint="eastAsia" w:ascii="Times New Roman" w:hAnsi="Times New Roman" w:eastAsia="微软雅黑" w:cs="微软雅黑"/>
-                <w:sz w:val="28"/>
-                <w:szCs w:val="28"/>
-              </w:rPr>
-              <w:t>NRAS K117N</w:t>
-            </w:r>
-            <w:r>
-              <w:rPr>
-                <w:rFonts w:ascii="Times New Roman" w:hAnsi="Times New Roman" w:eastAsia="微软雅黑" w:cs="微软雅黑"/>
-                <w:sz w:val="28"/>
-                <w:szCs w:val="28"/>
-              </w:rPr>
-              <w:t>”</w:t>
-            </w:r>
-            <w:r>
-              <w:rPr>
-                <w:rFonts w:hint="eastAsia" w:ascii="Times New Roman" w:hAnsi="Times New Roman" w:eastAsia="微软雅黑" w:cs="微软雅黑"/>
-                <w:sz w:val="28"/>
-                <w:szCs w:val="28"/>
-              </w:rPr>
-              <w:t xml:space="preserve"> | </w:t>
-            </w:r>
-            <w:r>
-              <w:rPr>
-                <w:rFonts w:ascii="Times New Roman" w:hAnsi="Times New Roman" w:eastAsia="微软雅黑" w:cs="微软雅黑"/>
-                <w:sz w:val="28"/>
-                <w:szCs w:val="28"/>
-              </w:rPr>
-              <w:t>detectionMutation</w:t>
-            </w:r>
-            <w:r>
-              <w:rPr>
-                <w:rFonts w:hint="eastAsia" w:ascii="Times New Roman" w:hAnsi="Times New Roman" w:eastAsia="微软雅黑" w:cs="微软雅黑"/>
-                <w:sz w:val="28"/>
-                <w:szCs w:val="28"/>
-              </w:rPr>
-              <w:t>() }}</w:t>
-            </w:r>
-          </w:p>
-        </w:tc>
-      </w:tr>
-      <w:tr>
-        <w:tblPrEx>
-          <w:tblBorders>
-            <w:top w:val="none" w:color="auto" w:sz="0" w:space="0"/>
-            <w:left w:val="none" w:color="auto" w:sz="0" w:space="0"/>
-            <w:bottom w:val="none" w:color="auto" w:sz="0" w:space="0"/>
-            <w:right w:val="none" w:color="auto" w:sz="0" w:space="0"/>
-            <w:insideH w:val="none" w:color="auto" w:sz="0" w:space="0"/>
-            <w:insideV w:val="none" w:color="auto" w:sz="0" w:space="0"/>
-          </w:tblBorders>
-          <w:tblCellMar>
-            <w:top w:w="0" w:type="dxa"/>
-            <w:left w:w="108" w:type="dxa"/>
-            <w:bottom w:w="0" w:type="dxa"/>
-            <w:right w:w="108" w:type="dxa"/>
-          </w:tblCellMar>
-        </w:tblPrEx>
-        <w:trPr>
-          <w:cantSplit/>
-          <w:trHeight w:val="420" w:hRule="atLeast"/>
-          <w:jc w:val="center"/>
-        </w:trPr>
-        <w:tc>
-          <w:tcPr>
-            <w:tcW w:w="477" w:type="pct"/>
-            <w:tcBorders>
-              <w:tl2br w:val="nil"/>
-              <w:tr2bl w:val="nil"/>
-            </w:tcBorders>
-            <w:vAlign w:val="center"/>
-          </w:tcPr>
-          <w:p>
-            <w:pPr>
-              <w:adjustRightInd w:val="0"/>
-              <w:snapToGrid w:val="0"/>
-              <w:spacing w:after="0" w:line="240" w:lineRule="auto"/>
-              <w:rPr>
-                <w:rFonts w:ascii="Times New Roman" w:hAnsi="Times New Roman" w:eastAsia="微软雅黑" w:cs="微软雅黑"/>
-                <w:sz w:val="28"/>
-                <w:szCs w:val="28"/>
-              </w:rPr>
-            </w:pPr>
-            <w:r>
-              <w:rPr>
-                <w:rFonts w:hint="eastAsia" w:ascii="Times New Roman" w:hAnsi="Times New Roman" w:eastAsia="微软雅黑" w:cs="微软雅黑"/>
-                <w:sz w:val="28"/>
-                <w:szCs w:val="28"/>
-              </w:rPr>
-              <w:t>NRAS</w:t>
-            </w:r>
-          </w:p>
-        </w:tc>
-        <w:tc>
-          <w:tcPr>
-            <w:tcW w:w="716" w:type="pct"/>
-            <w:tcBorders>
-              <w:tl2br w:val="nil"/>
-              <w:tr2bl w:val="nil"/>
-            </w:tcBorders>
-            <w:vAlign w:val="center"/>
-          </w:tcPr>
-          <w:p>
-            <w:pPr>
-              <w:adjustRightInd w:val="0"/>
-              <w:snapToGrid w:val="0"/>
-              <w:spacing w:after="0" w:line="240" w:lineRule="auto"/>
-              <w:rPr>
-                <w:rFonts w:ascii="Times New Roman" w:hAnsi="Times New Roman" w:eastAsia="微软雅黑" w:cs="微软雅黑"/>
-                <w:sz w:val="28"/>
-                <w:szCs w:val="28"/>
-              </w:rPr>
-            </w:pPr>
-            <w:r>
-              <w:rPr>
-                <w:rFonts w:ascii="Times New Roman" w:hAnsi="Times New Roman" w:eastAsia="微软雅黑" w:cs="微软雅黑"/>
-                <w:sz w:val="28"/>
-                <w:szCs w:val="28"/>
-              </w:rPr>
-              <w:t>A146T</w:t>
-            </w:r>
-          </w:p>
-        </w:tc>
-        <w:tc>
-          <w:tcPr>
-            <w:tcW w:w="688" w:type="pct"/>
-            <w:tcBorders>
-              <w:tl2br w:val="nil"/>
-              <w:tr2bl w:val="nil"/>
-            </w:tcBorders>
-            <w:shd w:val="clear" w:color="auto" w:fill="auto"/>
-            <w:vAlign w:val="center"/>
-          </w:tcPr>
-          <w:p>
-            <w:pPr>
-              <w:adjustRightInd w:val="0"/>
-              <w:snapToGrid w:val="0"/>
-              <w:spacing w:after="0" w:line="240" w:lineRule="auto"/>
-              <w:jc w:val="center"/>
-              <w:rPr>
-                <w:rFonts w:hint="default" w:ascii="Times New Roman" w:hAnsi="Times New Roman" w:eastAsia="微软雅黑" w:cs="微软雅黑"/>
-                <w:kern w:val="2"/>
-                <w:sz w:val="28"/>
-                <w:szCs w:val="28"/>
-                <w:lang w:val="en-US" w:eastAsia="zh-CN" w:bidi="ar-SA"/>
-              </w:rPr>
-            </w:pPr>
-            <w:r>
-              <w:rPr>
-                <w:rFonts w:hint="eastAsia" w:ascii="Times New Roman" w:hAnsi="Times New Roman" w:eastAsia="微软雅黑" w:cs="微软雅黑"/>
-                <w:sz w:val="28"/>
-                <w:szCs w:val="28"/>
-                <w:lang w:val="en-US" w:eastAsia="zh-CN"/>
-              </w:rPr>
-              <w:t>4</w:t>
-            </w:r>
-          </w:p>
-        </w:tc>
-        <w:tc>
-          <w:tcPr>
-            <w:tcW w:w="3117" w:type="pct"/>
-            <w:tcBorders>
-              <w:tl2br w:val="nil"/>
-              <w:tr2bl w:val="nil"/>
-            </w:tcBorders>
-            <w:vAlign w:val="center"/>
-          </w:tcPr>
-          <w:p>
-            <w:pPr>
-              <w:adjustRightInd w:val="0"/>
-              <w:snapToGrid w:val="0"/>
-              <w:spacing w:after="0" w:line="240" w:lineRule="auto"/>
-              <w:rPr>
-                <w:rFonts w:ascii="Times New Roman" w:hAnsi="Times New Roman" w:eastAsia="微软雅黑" w:cs="微软雅黑"/>
-                <w:sz w:val="28"/>
-                <w:szCs w:val="28"/>
-              </w:rPr>
-            </w:pPr>
-            <w:r>
-              <w:rPr>
-                <w:rFonts w:hint="eastAsia" w:ascii="Times New Roman" w:hAnsi="Times New Roman" w:eastAsia="微软雅黑" w:cs="微软雅黑"/>
-                <w:sz w:val="28"/>
-                <w:szCs w:val="28"/>
-              </w:rPr>
-              <w:t xml:space="preserve">{{ </w:t>
-            </w:r>
-            <w:r>
-              <w:rPr>
-                <w:rFonts w:ascii="Times New Roman" w:hAnsi="Times New Roman" w:eastAsia="微软雅黑" w:cs="微软雅黑"/>
-                <w:sz w:val="28"/>
-                <w:szCs w:val="28"/>
-              </w:rPr>
-              <w:t>“</w:t>
-            </w:r>
-            <w:r>
-              <w:rPr>
-                <w:rFonts w:hint="eastAsia" w:ascii="Times New Roman" w:hAnsi="Times New Roman" w:eastAsia="微软雅黑" w:cs="微软雅黑"/>
-                <w:sz w:val="28"/>
-                <w:szCs w:val="28"/>
-              </w:rPr>
-              <w:t xml:space="preserve">NRAS </w:t>
-            </w:r>
-            <w:r>
-              <w:rPr>
-                <w:rFonts w:ascii="Times New Roman" w:hAnsi="Times New Roman" w:eastAsia="微软雅黑" w:cs="微软雅黑"/>
-                <w:sz w:val="28"/>
-                <w:szCs w:val="28"/>
-              </w:rPr>
-              <w:t>A146T”</w:t>
-            </w:r>
-            <w:r>
-              <w:rPr>
-                <w:rFonts w:hint="eastAsia" w:ascii="Times New Roman" w:hAnsi="Times New Roman" w:eastAsia="微软雅黑" w:cs="微软雅黑"/>
-                <w:sz w:val="28"/>
-                <w:szCs w:val="28"/>
-              </w:rPr>
-              <w:t xml:space="preserve"> | </w:t>
-            </w:r>
-            <w:r>
-              <w:rPr>
-                <w:rFonts w:ascii="Times New Roman" w:hAnsi="Times New Roman" w:eastAsia="微软雅黑" w:cs="微软雅黑"/>
-                <w:sz w:val="28"/>
-                <w:szCs w:val="28"/>
-              </w:rPr>
-              <w:t>detectionMutation</w:t>
-            </w:r>
-            <w:r>
-              <w:rPr>
-                <w:rFonts w:hint="eastAsia" w:ascii="Times New Roman" w:hAnsi="Times New Roman" w:eastAsia="微软雅黑" w:cs="微软雅黑"/>
-                <w:sz w:val="28"/>
-                <w:szCs w:val="28"/>
-              </w:rPr>
-              <w:t>() }}</w:t>
-            </w:r>
-          </w:p>
-        </w:tc>
-      </w:tr>
-      <w:tr>
-        <w:tblPrEx>
-          <w:tblBorders>
-            <w:top w:val="none" w:color="auto" w:sz="0" w:space="0"/>
-            <w:left w:val="none" w:color="auto" w:sz="0" w:space="0"/>
-            <w:bottom w:val="none" w:color="auto" w:sz="0" w:space="0"/>
-            <w:right w:val="none" w:color="auto" w:sz="0" w:space="0"/>
-            <w:insideH w:val="none" w:color="auto" w:sz="0" w:space="0"/>
-            <w:insideV w:val="none" w:color="auto" w:sz="0" w:space="0"/>
-          </w:tblBorders>
-          <w:tblCellMar>
-            <w:top w:w="0" w:type="dxa"/>
-            <w:left w:w="108" w:type="dxa"/>
-            <w:bottom w:w="0" w:type="dxa"/>
-            <w:right w:w="108" w:type="dxa"/>
-          </w:tblCellMar>
-        </w:tblPrEx>
-        <w:trPr>
-          <w:cantSplit/>
-          <w:trHeight w:val="420" w:hRule="atLeast"/>
-          <w:jc w:val="center"/>
-        </w:trPr>
-        <w:tc>
-          <w:tcPr>
-            <w:tcW w:w="477" w:type="pct"/>
-            <w:tcBorders>
-              <w:tl2br w:val="nil"/>
-              <w:tr2bl w:val="nil"/>
-            </w:tcBorders>
-            <w:vAlign w:val="center"/>
-          </w:tcPr>
-          <w:p>
-            <w:pPr>
-              <w:adjustRightInd w:val="0"/>
-              <w:snapToGrid w:val="0"/>
-              <w:spacing w:after="0" w:line="240" w:lineRule="auto"/>
-              <w:rPr>
-                <w:rFonts w:ascii="Times New Roman" w:hAnsi="Times New Roman" w:eastAsia="微软雅黑" w:cs="微软雅黑"/>
-                <w:sz w:val="28"/>
-                <w:szCs w:val="28"/>
-              </w:rPr>
-            </w:pPr>
-            <w:r>
-              <w:rPr>
-                <w:rFonts w:ascii="Times New Roman" w:hAnsi="Times New Roman" w:eastAsia="微软雅黑" w:cs="微软雅黑"/>
-                <w:sz w:val="28"/>
-                <w:szCs w:val="28"/>
-              </w:rPr>
-              <w:t>BRAF</w:t>
-            </w:r>
-          </w:p>
-        </w:tc>
-        <w:tc>
-          <w:tcPr>
-            <w:tcW w:w="716" w:type="pct"/>
-            <w:tcBorders>
-              <w:tl2br w:val="nil"/>
-              <w:tr2bl w:val="nil"/>
-            </w:tcBorders>
-            <w:vAlign w:val="center"/>
-          </w:tcPr>
-          <w:p>
-            <w:pPr>
-              <w:adjustRightInd w:val="0"/>
-              <w:snapToGrid w:val="0"/>
-              <w:spacing w:after="0" w:line="240" w:lineRule="auto"/>
-              <w:rPr>
-                <w:rFonts w:ascii="Times New Roman" w:hAnsi="Times New Roman" w:eastAsia="微软雅黑" w:cs="微软雅黑"/>
-                <w:sz w:val="28"/>
-                <w:szCs w:val="28"/>
-              </w:rPr>
-            </w:pPr>
-            <w:r>
-              <w:rPr>
-                <w:rFonts w:ascii="Times New Roman" w:hAnsi="Times New Roman" w:eastAsia="微软雅黑" w:cs="微软雅黑"/>
-                <w:sz w:val="28"/>
-                <w:szCs w:val="28"/>
-              </w:rPr>
-              <w:t>V600E</w:t>
-            </w:r>
-          </w:p>
-        </w:tc>
-        <w:tc>
-          <w:tcPr>
-            <w:tcW w:w="688" w:type="pct"/>
-            <w:tcBorders>
-              <w:tl2br w:val="nil"/>
-              <w:tr2bl w:val="nil"/>
-            </w:tcBorders>
-            <w:shd w:val="clear" w:color="auto" w:fill="auto"/>
-            <w:vAlign w:val="center"/>
-          </w:tcPr>
-          <w:p>
-            <w:pPr>
-              <w:adjustRightInd w:val="0"/>
-              <w:snapToGrid w:val="0"/>
-              <w:spacing w:after="0" w:line="240" w:lineRule="auto"/>
-              <w:jc w:val="center"/>
-              <w:rPr>
-                <w:rFonts w:hint="default" w:ascii="Times New Roman" w:hAnsi="Times New Roman" w:eastAsia="微软雅黑" w:cs="微软雅黑"/>
-                <w:kern w:val="2"/>
-                <w:sz w:val="28"/>
-                <w:szCs w:val="28"/>
-                <w:lang w:val="en-US" w:eastAsia="zh-CN" w:bidi="ar-SA"/>
-              </w:rPr>
-            </w:pPr>
-            <w:r>
-              <w:rPr>
-                <w:rFonts w:hint="eastAsia" w:ascii="Times New Roman" w:hAnsi="Times New Roman" w:eastAsia="微软雅黑" w:cs="微软雅黑"/>
-                <w:sz w:val="28"/>
-                <w:szCs w:val="28"/>
-                <w:lang w:val="en-US" w:eastAsia="zh-CN"/>
-              </w:rPr>
-              <w:t>15</w:t>
-            </w:r>
-          </w:p>
-        </w:tc>
-        <w:tc>
-          <w:tcPr>
-            <w:tcW w:w="3117" w:type="pct"/>
-            <w:tcBorders>
-              <w:tl2br w:val="nil"/>
-              <w:tr2bl w:val="nil"/>
-            </w:tcBorders>
-            <w:vAlign w:val="center"/>
-          </w:tcPr>
-          <w:p>
-            <w:pPr>
-              <w:adjustRightInd w:val="0"/>
-              <w:snapToGrid w:val="0"/>
-              <w:spacing w:after="0" w:line="240" w:lineRule="auto"/>
-              <w:rPr>
-                <w:rFonts w:ascii="Times New Roman" w:hAnsi="Times New Roman" w:eastAsia="微软雅黑" w:cs="微软雅黑"/>
-                <w:sz w:val="28"/>
-                <w:szCs w:val="28"/>
-              </w:rPr>
-            </w:pPr>
-            <w:r>
-              <w:rPr>
-                <w:rFonts w:hint="eastAsia" w:ascii="Times New Roman" w:hAnsi="Times New Roman" w:eastAsia="微软雅黑" w:cs="微软雅黑"/>
-                <w:sz w:val="28"/>
-                <w:szCs w:val="28"/>
-              </w:rPr>
-              <w:t xml:space="preserve">{{ </w:t>
-            </w:r>
-            <w:r>
-              <w:rPr>
-                <w:rFonts w:ascii="Times New Roman" w:hAnsi="Times New Roman" w:eastAsia="微软雅黑" w:cs="微软雅黑"/>
-                <w:sz w:val="28"/>
-                <w:szCs w:val="28"/>
-              </w:rPr>
-              <w:t>“BRAF</w:t>
-            </w:r>
-            <w:r>
-              <w:rPr>
-                <w:rFonts w:hint="eastAsia" w:ascii="Times New Roman" w:hAnsi="Times New Roman" w:eastAsia="微软雅黑" w:cs="微软雅黑"/>
-                <w:sz w:val="28"/>
-                <w:szCs w:val="28"/>
-              </w:rPr>
-              <w:t xml:space="preserve"> </w:t>
-            </w:r>
-            <w:r>
-              <w:rPr>
-                <w:rFonts w:ascii="Times New Roman" w:hAnsi="Times New Roman" w:eastAsia="微软雅黑" w:cs="微软雅黑"/>
-                <w:sz w:val="28"/>
-                <w:szCs w:val="28"/>
-              </w:rPr>
-              <w:t>V600E”</w:t>
-            </w:r>
-            <w:r>
-              <w:rPr>
-                <w:rFonts w:hint="eastAsia" w:ascii="Times New Roman" w:hAnsi="Times New Roman" w:eastAsia="微软雅黑" w:cs="微软雅黑"/>
-                <w:sz w:val="28"/>
-                <w:szCs w:val="28"/>
-              </w:rPr>
-              <w:t xml:space="preserve"> | </w:t>
-            </w:r>
-            <w:r>
-              <w:rPr>
-                <w:rFonts w:ascii="Times New Roman" w:hAnsi="Times New Roman" w:eastAsia="微软雅黑" w:cs="微软雅黑"/>
-                <w:sz w:val="28"/>
-                <w:szCs w:val="28"/>
-              </w:rPr>
-              <w:t>detectionMutation</w:t>
-            </w:r>
-            <w:r>
-              <w:rPr>
-                <w:rFonts w:hint="eastAsia" w:ascii="Times New Roman" w:hAnsi="Times New Roman" w:eastAsia="微软雅黑" w:cs="微软雅黑"/>
-                <w:sz w:val="28"/>
-                <w:szCs w:val="28"/>
-              </w:rPr>
-              <w:t>() }}</w:t>
+                <w:rFonts w:ascii="Times New Roman" w:hAnsi="Times New Roman" w:eastAsia="微软雅黑" w:cs="Times New Roman"/>
+                <w:sz w:val="24"/>
+                <w:szCs w:val="24"/>
+                <w:lang w:eastAsia="en-US"/>
+              </w:rPr>
+            </w:pPr>
+            <w:r>
+              <w:rPr>
+                <w:rFonts w:ascii="Times New Roman" w:hAnsi="Times New Roman" w:eastAsia="微软雅黑" w:cs="Times New Roman"/>
+                <w:sz w:val="24"/>
+                <w:szCs w:val="24"/>
+                <w:lang w:eastAsia="en-US"/>
+              </w:rPr>
+              <w:t>{%tr endif %}</w:t>
             </w:r>
           </w:p>
         </w:tc>
@@ -5207,7 +2708,7 @@
                 </mc:Choice>
                 <mc:Fallback>
                   <w:pict>
-                    <v:group id="_x0000_s1026" o:spid="_x0000_s1026" o:spt="203" style="position:absolute;left:0pt;margin-left:36.25pt;margin-top:-67.65pt;height:113.65pt;width:428.85pt;z-index:251668480;mso-width-relative:page;mso-height-relative:page;" coordorigin="17622,40815" coordsize="8577,2273" o:gfxdata="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">
+                    <v:group id="_x0000_s1026" o:spid="_x0000_s1026" o:spt="203" style="position:absolute;left:0pt;margin-left:36.25pt;margin-top:-67.65pt;height:113.65pt;width:428.85pt;z-index:251668480;mso-width-relative:page;mso-height-relative:page;" coordorigin="17622,40815" coordsize="8577,2273" o:gfxdata="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">
                       <o:lock v:ext="edit" aspectratio="f"/>
                       <v:shape id="图片 23" o:spid="_x0000_s1026" o:spt="75" type="#_x0000_t75" style="position:absolute;left:23926;top:40815;height:2273;width:2273;" filled="f" o:preferrelative="t" stroked="f" coordsize="21600,21600" o:gfxdata="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">
                         <v:fill on="f" focussize="0,0"/>
@@ -5435,15 +2936,15 @@
         </w:rPr>
       </w:pPr>
       <w:bookmarkStart w:id="0" w:name="_Toc149837264"/>
-      <w:bookmarkStart w:id="1" w:name="_Toc21764_WPSOffice_Level1"/>
-      <w:bookmarkStart w:id="2" w:name="_Toc16594"/>
-      <w:bookmarkStart w:id="3" w:name="_Toc2409"/>
+      <w:bookmarkStart w:id="1" w:name="_Toc2409"/>
+      <w:bookmarkStart w:id="2" w:name="_Toc1707_WPSOffice_Level1"/>
+      <w:bookmarkStart w:id="3" w:name="_Toc12505"/>
       <w:bookmarkStart w:id="4" w:name="_Toc28240"/>
       <w:bookmarkStart w:id="5" w:name="_Toc27302"/>
-      <w:bookmarkStart w:id="6" w:name="_Toc1707_WPSOffice_Level1"/>
+      <w:bookmarkStart w:id="6" w:name="_Toc22658"/>
       <w:bookmarkStart w:id="7" w:name="_Toc13196_WPSOffice_Level1"/>
-      <w:bookmarkStart w:id="8" w:name="_Toc22658"/>
-      <w:bookmarkStart w:id="9" w:name="_Toc12505"/>
+      <w:bookmarkStart w:id="8" w:name="_Toc16594"/>
+      <w:bookmarkStart w:id="9" w:name="_Toc21764_WPSOffice_Level1"/>
       <w:r>
         <w:rPr>
           <w:rFonts w:ascii="宋体" w:hAnsi="宋体" w:eastAsia="宋体" w:cs="宋体"/>
@@ -5462,11 +2963,24 @@
           <w:szCs w:val="24"/>
           <w:lang w:val="en-US" w:eastAsia="zh-CN" w:bidi="ar-SA"/>
         </w:rPr>
-        <w:t xml:space="preserve">{% for tdd in BodyDrugNoComplexStr %}{% if </w:t>
-      </w:r>
-      <w:r>
-        <w:rPr>
-          <w:rFonts w:hint="eastAsia" w:cs="Times New Roman"/>
+        <w:t>{% for tdd in BodyDrugNoComplexStr %}</w:t>
+      </w:r>
+      <w:r>
+        <w:rPr>
+          <w:rFonts w:hint="eastAsia" w:ascii="Times New Roman" w:hAnsi="Times New Roman" w:eastAsia="微软雅黑" w:cs="Times New Roman"/>
+          <w:b/>
+          <w:bCs w:val="0"/>
+          <w:color w:val="FF0000"/>
+          <w:kern w:val="0"/>
+          <w:sz w:val="24"/>
+          <w:szCs w:val="24"/>
+          <w:lang w:val="en-US" w:eastAsia="zh-CN" w:bidi="ar"/>
+        </w:rPr>
+        <w:t>{%set exon = tdd.ori_variant.split(' ')[1]%}</w:t>
+      </w:r>
+      <w:r>
+        <w:rPr>
+          <w:rFonts w:hint="eastAsia" w:ascii="Times New Roman" w:hAnsi="Times New Roman" w:eastAsia="微软雅黑" w:cs="Times New Roman"/>
           <w:b/>
           <w:bCs w:val="0"/>
           <w:color w:val="auto"/>
@@ -5474,11 +2988,11 @@
           <w:szCs w:val="24"/>
           <w:lang w:val="en-US" w:eastAsia="zh-CN" w:bidi="ar-SA"/>
         </w:rPr>
-        <w:t>(</w:t>
-      </w:r>
-      <w:r>
-        <w:rPr>
-          <w:rFonts w:hint="eastAsia" w:ascii="Times New Roman" w:hAnsi="Times New Roman" w:eastAsia="微软雅黑" w:cs="Times New Roman"/>
+        <w:t xml:space="preserve">{% if </w:t>
+      </w:r>
+      <w:r>
+        <w:rPr>
+          <w:rFonts w:hint="eastAsia" w:cs="Times New Roman"/>
           <w:b/>
           <w:bCs w:val="0"/>
           <w:color w:val="auto"/>
@@ -5486,11 +3000,11 @@
           <w:szCs w:val="24"/>
           <w:lang w:val="en-US" w:eastAsia="zh-CN" w:bidi="ar-SA"/>
         </w:rPr>
-        <w:t xml:space="preserve">tdd.gene == </w:t>
-      </w:r>
-      <w:r>
-        <w:rPr>
-          <w:rFonts w:hint="default" w:cs="Times New Roman"/>
+        <w:t>(</w:t>
+      </w:r>
+      <w:r>
+        <w:rPr>
+          <w:rFonts w:hint="eastAsia" w:ascii="Times New Roman" w:hAnsi="Times New Roman" w:eastAsia="微软雅黑" w:cs="Times New Roman"/>
           <w:b/>
           <w:bCs w:val="0"/>
           <w:color w:val="auto"/>
@@ -5498,11 +3012,11 @@
           <w:szCs w:val="24"/>
           <w:lang w:val="en-US" w:eastAsia="zh-CN" w:bidi="ar-SA"/>
         </w:rPr>
-        <w:t>‘</w:t>
-      </w:r>
-      <w:r>
-        <w:rPr>
-          <w:rFonts w:hint="eastAsia" w:cs="Times New Roman"/>
+        <w:t xml:space="preserve">tdd.gene == </w:t>
+      </w:r>
+      <w:r>
+        <w:rPr>
+          <w:rFonts w:hint="default" w:cs="Times New Roman"/>
           <w:b/>
           <w:bCs w:val="0"/>
           <w:color w:val="auto"/>
@@ -5510,11 +3024,11 @@
           <w:szCs w:val="24"/>
           <w:lang w:val="en-US" w:eastAsia="zh-CN" w:bidi="ar-SA"/>
         </w:rPr>
-        <w:t>KRAS</w:t>
-      </w:r>
-      <w:r>
-        <w:rPr>
-          <w:rFonts w:hint="default" w:cs="Times New Roman"/>
+        <w:t>‘</w:t>
+      </w:r>
+      <w:r>
+        <w:rPr>
+          <w:rFonts w:hint="eastAsia" w:cs="Times New Roman"/>
           <w:b/>
           <w:bCs w:val="0"/>
           <w:color w:val="auto"/>
@@ -5522,11 +3036,11 @@
           <w:szCs w:val="24"/>
           <w:lang w:val="en-US" w:eastAsia="zh-CN" w:bidi="ar-SA"/>
         </w:rPr>
-        <w:t>’</w:t>
-      </w:r>
-      <w:r>
-        <w:rPr>
-          <w:rFonts w:hint="eastAsia" w:cs="Times New Roman"/>
+        <w:t>KRAS</w:t>
+      </w:r>
+      <w:r>
+        <w:rPr>
+          <w:rFonts w:hint="default" w:cs="Times New Roman"/>
           <w:b/>
           <w:bCs w:val="0"/>
           <w:color w:val="auto"/>
@@ -5534,11 +3048,11 @@
           <w:szCs w:val="24"/>
           <w:lang w:val="en-US" w:eastAsia="zh-CN" w:bidi="ar-SA"/>
         </w:rPr>
-        <w:t xml:space="preserve"> and (</w:t>
-      </w:r>
-      <w:r>
-        <w:rPr>
-          <w:rFonts w:hint="default" w:cs="Times New Roman"/>
+        <w:t>’</w:t>
+      </w:r>
+      <w:r>
+        <w:rPr>
+          <w:rFonts w:hint="eastAsia" w:cs="Times New Roman"/>
           <w:b/>
           <w:bCs w:val="0"/>
           <w:color w:val="auto"/>
@@ -5546,7 +3060,150 @@
           <w:szCs w:val="24"/>
           <w:lang w:val="en-US" w:eastAsia="zh-CN" w:bidi="ar-SA"/>
         </w:rPr>
+        <w:t xml:space="preserve"> and (</w:t>
+      </w:r>
+      <w:r>
+        <w:rPr>
+          <w:rFonts w:hint="default" w:ascii="Times New Roman" w:hAnsi="Times New Roman" w:eastAsia="微软雅黑" w:cs="Times New Roman"/>
+          <w:b/>
+          <w:bCs w:val="0"/>
+          <w:color w:val="00B0F0"/>
+          <w:kern w:val="0"/>
+          <w:sz w:val="24"/>
+          <w:szCs w:val="24"/>
+          <w:lang w:val="en-US" w:eastAsia="zh-CN" w:bidi="ar"/>
+        </w:rPr>
+        <w:t>exon == ‘exon</w:t>
+      </w:r>
+      <w:r>
+        <w:rPr>
+          <w:rFonts w:hint="eastAsia" w:cs="Times New Roman"/>
+          <w:b/>
+          <w:bCs w:val="0"/>
+          <w:color w:val="00B0F0"/>
+          <w:kern w:val="0"/>
+          <w:sz w:val="24"/>
+          <w:szCs w:val="24"/>
+          <w:lang w:val="en-US" w:eastAsia="zh-CN" w:bidi="ar"/>
+        </w:rPr>
+        <w:t>2</w:t>
+      </w:r>
+      <w:r>
+        <w:rPr>
+          <w:rFonts w:hint="default" w:ascii="Times New Roman" w:hAnsi="Times New Roman" w:eastAsia="微软雅黑" w:cs="Times New Roman"/>
+          <w:b/>
+          <w:bCs w:val="0"/>
+          <w:color w:val="00B0F0"/>
+          <w:kern w:val="0"/>
+          <w:sz w:val="24"/>
+          <w:szCs w:val="24"/>
+          <w:lang w:val="en-US" w:eastAsia="zh-CN" w:bidi="ar"/>
+        </w:rPr>
+        <w:t>’</w:t>
+      </w:r>
+      <w:r>
+        <w:rPr>
+          <w:rFonts w:hint="eastAsia" w:cs="Times New Roman"/>
+          <w:b/>
+          <w:bCs w:val="0"/>
+          <w:color w:val="00B0F0"/>
+          <w:kern w:val="0"/>
+          <w:sz w:val="24"/>
+          <w:szCs w:val="24"/>
+          <w:lang w:val="en-US" w:eastAsia="zh-CN" w:bidi="ar"/>
+        </w:rPr>
+        <w:t xml:space="preserve"> or exon == </w:t>
+      </w:r>
+      <w:r>
+        <w:rPr>
+          <w:rFonts w:hint="default" w:cs="Times New Roman"/>
+          <w:b/>
+          <w:bCs w:val="0"/>
+          <w:color w:val="00B0F0"/>
+          <w:kern w:val="0"/>
+          <w:sz w:val="24"/>
+          <w:szCs w:val="24"/>
+          <w:lang w:val="en-US" w:eastAsia="zh-CN" w:bidi="ar"/>
+        </w:rPr>
         <w:t>‘</w:t>
+      </w:r>
+      <w:r>
+        <w:rPr>
+          <w:rFonts w:hint="eastAsia" w:cs="Times New Roman"/>
+          <w:b/>
+          <w:bCs w:val="0"/>
+          <w:color w:val="00B0F0"/>
+          <w:kern w:val="0"/>
+          <w:sz w:val="24"/>
+          <w:szCs w:val="24"/>
+          <w:lang w:val="en-US" w:eastAsia="zh-CN" w:bidi="ar"/>
+        </w:rPr>
+        <w:t>exon3</w:t>
+      </w:r>
+      <w:r>
+        <w:rPr>
+          <w:rFonts w:hint="default" w:cs="Times New Roman"/>
+          <w:b/>
+          <w:bCs w:val="0"/>
+          <w:color w:val="00B0F0"/>
+          <w:kern w:val="0"/>
+          <w:sz w:val="24"/>
+          <w:szCs w:val="24"/>
+          <w:lang w:val="en-US" w:eastAsia="zh-CN" w:bidi="ar"/>
+        </w:rPr>
+        <w:t>’</w:t>
+      </w:r>
+      <w:r>
+        <w:rPr>
+          <w:rFonts w:hint="eastAsia" w:cs="Times New Roman"/>
+          <w:b/>
+          <w:bCs w:val="0"/>
+          <w:color w:val="00B0F0"/>
+          <w:kern w:val="0"/>
+          <w:sz w:val="24"/>
+          <w:szCs w:val="24"/>
+          <w:lang w:val="en-US" w:eastAsia="zh-CN" w:bidi="ar"/>
+        </w:rPr>
+        <w:t xml:space="preserve"> or exon == </w:t>
+      </w:r>
+      <w:r>
+        <w:rPr>
+          <w:rFonts w:hint="default" w:cs="Times New Roman"/>
+          <w:b/>
+          <w:bCs w:val="0"/>
+          <w:color w:val="00B0F0"/>
+          <w:kern w:val="0"/>
+          <w:sz w:val="24"/>
+          <w:szCs w:val="24"/>
+          <w:lang w:val="en-US" w:eastAsia="zh-CN" w:bidi="ar"/>
+        </w:rPr>
+        <w:t>‘</w:t>
+      </w:r>
+      <w:r>
+        <w:rPr>
+          <w:rFonts w:hint="eastAsia" w:cs="Times New Roman"/>
+          <w:b/>
+          <w:bCs w:val="0"/>
+          <w:color w:val="00B0F0"/>
+          <w:kern w:val="0"/>
+          <w:sz w:val="24"/>
+          <w:szCs w:val="24"/>
+          <w:lang w:val="en-US" w:eastAsia="zh-CN" w:bidi="ar"/>
+        </w:rPr>
+        <w:t>exon4</w:t>
+      </w:r>
+      <w:r>
+        <w:rPr>
+          <w:rFonts w:hint="default" w:cs="Times New Roman"/>
+          <w:b/>
+          <w:bCs w:val="0"/>
+          <w:color w:val="00B0F0"/>
+          <w:kern w:val="0"/>
+          <w:sz w:val="24"/>
+          <w:szCs w:val="24"/>
+          <w:lang w:val="en-US" w:eastAsia="zh-CN" w:bidi="ar"/>
+        </w:rPr>
+        <w:t>’</w:t>
       </w:r>
       <w:r>
         <w:rPr>
@@ -5558,7 +3215,7 @@
           <w:szCs w:val="24"/>
           <w:lang w:val="en-US" w:eastAsia="zh-CN" w:bidi="ar-SA"/>
         </w:rPr>
-        <w:t>G12C</w:t>
+        <w:t xml:space="preserve">)) or (tdd .gene == </w:t>
       </w:r>
       <w:r>
         <w:rPr>
@@ -5570,7 +3227,7 @@
           <w:szCs w:val="24"/>
           <w:lang w:val="en-US" w:eastAsia="zh-CN" w:bidi="ar-SA"/>
         </w:rPr>
-        <w:t>’</w:t>
+        <w:t>‘</w:t>
       </w:r>
       <w:r>
         <w:rPr>
@@ -5582,7 +3239,7 @@
           <w:szCs w:val="24"/>
           <w:lang w:val="en-US" w:eastAsia="zh-CN" w:bidi="ar-SA"/>
         </w:rPr>
-        <w:t xml:space="preserve"> in tdd.ori_variant or </w:t>
+        <w:t>NRAS</w:t>
       </w:r>
       <w:r>
         <w:rPr>
@@ -5594,7 +3251,7 @@
           <w:szCs w:val="24"/>
           <w:lang w:val="en-US" w:eastAsia="zh-CN" w:bidi="ar-SA"/>
         </w:rPr>
-        <w:t>‘</w:t>
+        <w:t>’</w:t>
       </w:r>
       <w:r>
         <w:rPr>
@@ -5606,17 +3263,96 @@
           <w:szCs w:val="24"/>
           <w:lang w:val="en-US" w:eastAsia="zh-CN" w:bidi="ar-SA"/>
         </w:rPr>
-        <w:t>G12S</w:t>
+        <w:t>and (</w:t>
+      </w:r>
+      <w:r>
+        <w:rPr>
+          <w:rFonts w:hint="default" w:ascii="Times New Roman" w:hAnsi="Times New Roman" w:eastAsia="微软雅黑" w:cs="Times New Roman"/>
+          <w:b/>
+          <w:bCs w:val="0"/>
+          <w:color w:val="00B0F0"/>
+          <w:kern w:val="0"/>
+          <w:sz w:val="24"/>
+          <w:szCs w:val="24"/>
+          <w:lang w:val="en-US" w:eastAsia="zh-CN" w:bidi="ar"/>
+        </w:rPr>
+        <w:t>exon == ‘exon</w:t>
+      </w:r>
+      <w:r>
+        <w:rPr>
+          <w:rFonts w:hint="eastAsia" w:cs="Times New Roman"/>
+          <w:b/>
+          <w:bCs w:val="0"/>
+          <w:color w:val="00B0F0"/>
+          <w:kern w:val="0"/>
+          <w:sz w:val="24"/>
+          <w:szCs w:val="24"/>
+          <w:lang w:val="en-US" w:eastAsia="zh-CN" w:bidi="ar"/>
+        </w:rPr>
+        <w:t>2</w:t>
+      </w:r>
+      <w:r>
+        <w:rPr>
+          <w:rFonts w:hint="default" w:ascii="Times New Roman" w:hAnsi="Times New Roman" w:eastAsia="微软雅黑" w:cs="Times New Roman"/>
+          <w:b/>
+          <w:bCs w:val="0"/>
+          <w:color w:val="00B0F0"/>
+          <w:kern w:val="0"/>
+          <w:sz w:val="24"/>
+          <w:szCs w:val="24"/>
+          <w:lang w:val="en-US" w:eastAsia="zh-CN" w:bidi="ar"/>
+        </w:rPr>
+        <w:t>’</w:t>
+      </w:r>
+      <w:r>
+        <w:rPr>
+          <w:rFonts w:hint="eastAsia" w:cs="Times New Roman"/>
+          <w:b/>
+          <w:bCs w:val="0"/>
+          <w:color w:val="00B0F0"/>
+          <w:kern w:val="0"/>
+          <w:sz w:val="24"/>
+          <w:szCs w:val="24"/>
+          <w:lang w:val="en-US" w:eastAsia="zh-CN" w:bidi="ar"/>
+        </w:rPr>
+        <w:t xml:space="preserve"> or exon == </w:t>
       </w:r>
       <w:r>
         <w:rPr>
           <w:rFonts w:hint="default" w:cs="Times New Roman"/>
           <w:b/>
           <w:bCs w:val="0"/>
-          <w:color w:val="auto"/>
+          <w:color w:val="00B0F0"/>
+          <w:kern w:val="0"/>
           <w:sz w:val="24"/>
           <w:szCs w:val="24"/>
-          <w:lang w:val="en-US" w:eastAsia="zh-CN" w:bidi="ar-SA"/>
+          <w:lang w:val="en-US" w:eastAsia="zh-CN" w:bidi="ar"/>
+        </w:rPr>
+        <w:t>‘</w:t>
+      </w:r>
+      <w:r>
+        <w:rPr>
+          <w:rFonts w:hint="eastAsia" w:cs="Times New Roman"/>
+          <w:b/>
+          <w:bCs w:val="0"/>
+          <w:color w:val="00B0F0"/>
+          <w:kern w:val="0"/>
+          <w:sz w:val="24"/>
+          <w:szCs w:val="24"/>
+          <w:lang w:val="en-US" w:eastAsia="zh-CN" w:bidi="ar"/>
+        </w:rPr>
+        <w:t>exon3</w:t>
+      </w:r>
+      <w:r>
+        <w:rPr>
+          <w:rFonts w:hint="default" w:cs="Times New Roman"/>
+          <w:b/>
+          <w:bCs w:val="0"/>
+          <w:color w:val="00B0F0"/>
+          <w:kern w:val="0"/>
+          <w:sz w:val="24"/>
+          <w:szCs w:val="24"/>
+          <w:lang w:val="en-US" w:eastAsia="zh-CN" w:bidi="ar"/>
         </w:rPr>
         <w:t>’</w:t>
       </w:r>
@@ -5625,22 +3361,24 @@
           <w:rFonts w:hint="eastAsia" w:cs="Times New Roman"/>
           <w:b/>
           <w:bCs w:val="0"/>
-          <w:color w:val="auto"/>
+          <w:color w:val="00B0F0"/>
+          <w:kern w:val="0"/>
           <w:sz w:val="24"/>
           <w:szCs w:val="24"/>
-          <w:lang w:val="en-US" w:eastAsia="zh-CN" w:bidi="ar-SA"/>
-        </w:rPr>
-        <w:t xml:space="preserve"> in tdd.ori_variant or </w:t>
+          <w:lang w:val="en-US" w:eastAsia="zh-CN" w:bidi="ar"/>
+        </w:rPr>
+        <w:t xml:space="preserve"> or exon == </w:t>
       </w:r>
       <w:r>
         <w:rPr>
           <w:rFonts w:hint="default" w:cs="Times New Roman"/>
           <w:b/>
           <w:bCs w:val="0"/>
-          <w:color w:val="auto"/>
+          <w:color w:val="00B0F0"/>
+          <w:kern w:val="0"/>
           <w:sz w:val="24"/>
           <w:szCs w:val="24"/>
-          <w:lang w:val="en-US" w:eastAsia="zh-CN" w:bidi="ar-SA"/>
+          <w:lang w:val="en-US" w:eastAsia="zh-CN" w:bidi="ar"/>
         </w:rPr>
         <w:t>‘</w:t>
       </w:r>
@@ -5649,284 +3387,26 @@
           <w:rFonts w:hint="eastAsia" w:cs="Times New Roman"/>
           <w:b/>
           <w:bCs w:val="0"/>
-          <w:color w:val="auto"/>
+          <w:color w:val="00B0F0"/>
+          <w:kern w:val="0"/>
           <w:sz w:val="24"/>
           <w:szCs w:val="24"/>
-          <w:lang w:val="en-US" w:eastAsia="zh-CN" w:bidi="ar-SA"/>
-        </w:rPr>
-        <w:t>G12R</w:t>
+          <w:lang w:val="en-US" w:eastAsia="zh-CN" w:bidi="ar"/>
+        </w:rPr>
+        <w:t>exon4</w:t>
       </w:r>
       <w:r>
         <w:rPr>
           <w:rFonts w:hint="default" w:cs="Times New Roman"/>
           <w:b/>
           <w:bCs w:val="0"/>
-          <w:color w:val="auto"/>
+          <w:color w:val="00B0F0"/>
+          <w:kern w:val="0"/>
           <w:sz w:val="24"/>
           <w:szCs w:val="24"/>
-          <w:lang w:val="en-US" w:eastAsia="zh-CN" w:bidi="ar-SA"/>
+          <w:lang w:val="en-US" w:eastAsia="zh-CN" w:bidi="ar"/>
         </w:rPr>
         <w:t>’</w:t>
-      </w:r>
-      <w:r>
-        <w:rPr>
-          <w:rFonts w:hint="eastAsia" w:cs="Times New Roman"/>
-          <w:b/>
-          <w:bCs w:val="0"/>
-          <w:color w:val="auto"/>
-          <w:sz w:val="24"/>
-          <w:szCs w:val="24"/>
-          <w:lang w:val="en-US" w:eastAsia="zh-CN" w:bidi="ar-SA"/>
-        </w:rPr>
-        <w:t xml:space="preserve"> in tdd.ori_variant or </w:t>
-      </w:r>
-      <w:r>
-        <w:rPr>
-          <w:rFonts w:hint="default" w:cs="Times New Roman"/>
-          <w:b/>
-          <w:bCs w:val="0"/>
-          <w:color w:val="auto"/>
-          <w:sz w:val="24"/>
-          <w:szCs w:val="24"/>
-          <w:lang w:val="en-US" w:eastAsia="zh-CN" w:bidi="ar-SA"/>
-        </w:rPr>
-        <w:t>‘</w:t>
-      </w:r>
-      <w:r>
-        <w:rPr>
-          <w:rFonts w:hint="eastAsia" w:cs="Times New Roman"/>
-          <w:b/>
-          <w:bCs w:val="0"/>
-          <w:color w:val="auto"/>
-          <w:sz w:val="24"/>
-          <w:szCs w:val="24"/>
-          <w:lang w:val="en-US" w:eastAsia="zh-CN" w:bidi="ar-SA"/>
-        </w:rPr>
-        <w:t>G12V</w:t>
-      </w:r>
-      <w:r>
-        <w:rPr>
-          <w:rFonts w:hint="default" w:cs="Times New Roman"/>
-          <w:b/>
-          <w:bCs w:val="0"/>
-          <w:color w:val="auto"/>
-          <w:sz w:val="24"/>
-          <w:szCs w:val="24"/>
-          <w:lang w:val="en-US" w:eastAsia="zh-CN" w:bidi="ar-SA"/>
-        </w:rPr>
-        <w:t>’</w:t>
-      </w:r>
-      <w:r>
-        <w:rPr>
-          <w:rFonts w:hint="eastAsia" w:cs="Times New Roman"/>
-          <w:b/>
-          <w:bCs w:val="0"/>
-          <w:color w:val="auto"/>
-          <w:sz w:val="24"/>
-          <w:szCs w:val="24"/>
-          <w:lang w:val="en-US" w:eastAsia="zh-CN" w:bidi="ar-SA"/>
-        </w:rPr>
-        <w:t xml:space="preserve"> in tdd.ori_variant or </w:t>
-      </w:r>
-      <w:r>
-        <w:rPr>
-          <w:rFonts w:hint="default" w:cs="Times New Roman"/>
-          <w:b/>
-          <w:bCs w:val="0"/>
-          <w:color w:val="auto"/>
-          <w:sz w:val="24"/>
-          <w:szCs w:val="24"/>
-          <w:lang w:val="en-US" w:eastAsia="zh-CN" w:bidi="ar-SA"/>
-        </w:rPr>
-        <w:t>‘</w:t>
-      </w:r>
-      <w:r>
-        <w:rPr>
-          <w:rFonts w:hint="eastAsia" w:cs="Times New Roman"/>
-          <w:b/>
-          <w:bCs w:val="0"/>
-          <w:color w:val="auto"/>
-          <w:sz w:val="24"/>
-          <w:szCs w:val="24"/>
-          <w:lang w:val="en-US" w:eastAsia="zh-CN" w:bidi="ar-SA"/>
-        </w:rPr>
-        <w:t>G12D</w:t>
-      </w:r>
-      <w:r>
-        <w:rPr>
-          <w:rFonts w:hint="default" w:cs="Times New Roman"/>
-          <w:b/>
-          <w:bCs w:val="0"/>
-          <w:color w:val="auto"/>
-          <w:sz w:val="24"/>
-          <w:szCs w:val="24"/>
-          <w:lang w:val="en-US" w:eastAsia="zh-CN" w:bidi="ar-SA"/>
-        </w:rPr>
-        <w:t>’</w:t>
-      </w:r>
-      <w:r>
-        <w:rPr>
-          <w:rFonts w:hint="eastAsia" w:cs="Times New Roman"/>
-          <w:b/>
-          <w:bCs w:val="0"/>
-          <w:color w:val="auto"/>
-          <w:sz w:val="24"/>
-          <w:szCs w:val="24"/>
-          <w:lang w:val="en-US" w:eastAsia="zh-CN" w:bidi="ar-SA"/>
-        </w:rPr>
-        <w:t xml:space="preserve"> in tdd.ori_variant or </w:t>
-      </w:r>
-      <w:r>
-        <w:rPr>
-          <w:rFonts w:hint="default" w:cs="Times New Roman"/>
-          <w:b/>
-          <w:bCs w:val="0"/>
-          <w:color w:val="auto"/>
-          <w:sz w:val="24"/>
-          <w:szCs w:val="24"/>
-          <w:lang w:val="en-US" w:eastAsia="zh-CN" w:bidi="ar-SA"/>
-        </w:rPr>
-        <w:t>‘</w:t>
-      </w:r>
-      <w:r>
-        <w:rPr>
-          <w:rFonts w:hint="eastAsia" w:cs="Times New Roman"/>
-          <w:b/>
-          <w:bCs w:val="0"/>
-          <w:color w:val="auto"/>
-          <w:sz w:val="24"/>
-          <w:szCs w:val="24"/>
-          <w:lang w:val="en-US" w:eastAsia="zh-CN" w:bidi="ar-SA"/>
-        </w:rPr>
-        <w:t>G12A</w:t>
-      </w:r>
-      <w:r>
-        <w:rPr>
-          <w:rFonts w:hint="default" w:cs="Times New Roman"/>
-          <w:b/>
-          <w:bCs w:val="0"/>
-          <w:color w:val="auto"/>
-          <w:sz w:val="24"/>
-          <w:szCs w:val="24"/>
-          <w:lang w:val="en-US" w:eastAsia="zh-CN" w:bidi="ar-SA"/>
-        </w:rPr>
-        <w:t>’</w:t>
-      </w:r>
-      <w:r>
-        <w:rPr>
-          <w:rFonts w:hint="eastAsia" w:cs="Times New Roman"/>
-          <w:b/>
-          <w:bCs w:val="0"/>
-          <w:color w:val="auto"/>
-          <w:sz w:val="24"/>
-          <w:szCs w:val="24"/>
-          <w:lang w:val="en-US" w:eastAsia="zh-CN" w:bidi="ar-SA"/>
-        </w:rPr>
-        <w:t xml:space="preserve"> in tdd.ori_variant or </w:t>
-      </w:r>
-      <w:r>
-        <w:rPr>
-          <w:rFonts w:hint="default" w:cs="Times New Roman"/>
-          <w:b/>
-          <w:bCs w:val="0"/>
-          <w:color w:val="auto"/>
-          <w:sz w:val="24"/>
-          <w:szCs w:val="24"/>
-          <w:lang w:val="en-US" w:eastAsia="zh-CN" w:bidi="ar-SA"/>
-        </w:rPr>
-        <w:t>‘</w:t>
-      </w:r>
-      <w:r>
-        <w:rPr>
-          <w:rFonts w:hint="eastAsia" w:cs="Times New Roman"/>
-          <w:b/>
-          <w:bCs w:val="0"/>
-          <w:color w:val="auto"/>
-          <w:sz w:val="24"/>
-          <w:szCs w:val="24"/>
-          <w:lang w:val="en-US" w:eastAsia="zh-CN" w:bidi="ar-SA"/>
-        </w:rPr>
-        <w:t>G13D</w:t>
-      </w:r>
-      <w:r>
-        <w:rPr>
-          <w:rFonts w:hint="default" w:cs="Times New Roman"/>
-          <w:b/>
-          <w:bCs w:val="0"/>
-          <w:color w:val="auto"/>
-          <w:sz w:val="24"/>
-          <w:szCs w:val="24"/>
-          <w:lang w:val="en-US" w:eastAsia="zh-CN" w:bidi="ar-SA"/>
-        </w:rPr>
-        <w:t>’</w:t>
-      </w:r>
-      <w:r>
-        <w:rPr>
-          <w:rFonts w:hint="eastAsia" w:cs="Times New Roman"/>
-          <w:b/>
-          <w:bCs w:val="0"/>
-          <w:color w:val="auto"/>
-          <w:sz w:val="24"/>
-          <w:szCs w:val="24"/>
-          <w:lang w:val="en-US" w:eastAsia="zh-CN" w:bidi="ar-SA"/>
-        </w:rPr>
-        <w:t xml:space="preserve"> in tdd.ori_variant)) or (tdd .gene == </w:t>
-      </w:r>
-      <w:r>
-        <w:rPr>
-          <w:rFonts w:hint="default" w:cs="Times New Roman"/>
-          <w:b/>
-          <w:bCs w:val="0"/>
-          <w:color w:val="auto"/>
-          <w:sz w:val="24"/>
-          <w:szCs w:val="24"/>
-          <w:lang w:val="en-US" w:eastAsia="zh-CN" w:bidi="ar-SA"/>
-        </w:rPr>
-        <w:t>‘</w:t>
-      </w:r>
-      <w:r>
-        <w:rPr>
-          <w:rFonts w:hint="eastAsia" w:cs="Times New Roman"/>
-          <w:b/>
-          <w:bCs w:val="0"/>
-          <w:color w:val="auto"/>
-          <w:sz w:val="24"/>
-          <w:szCs w:val="24"/>
-          <w:lang w:val="en-US" w:eastAsia="zh-CN" w:bidi="ar-SA"/>
-        </w:rPr>
-        <w:t>NRAS</w:t>
-      </w:r>
-      <w:r>
-        <w:rPr>
-          <w:rFonts w:hint="default" w:cs="Times New Roman"/>
-          <w:b/>
-          <w:bCs w:val="0"/>
-          <w:color w:val="auto"/>
-          <w:sz w:val="24"/>
-          <w:szCs w:val="24"/>
-          <w:lang w:val="en-US" w:eastAsia="zh-CN" w:bidi="ar-SA"/>
-        </w:rPr>
-        <w:t>’</w:t>
-      </w:r>
-      <w:r>
-        <w:rPr>
-          <w:rFonts w:hint="eastAsia" w:cs="Times New Roman"/>
-          <w:b/>
-          <w:bCs w:val="0"/>
-          <w:color w:val="auto"/>
-          <w:sz w:val="24"/>
-          <w:szCs w:val="24"/>
-          <w:lang w:val="en-US" w:eastAsia="zh-CN" w:bidi="ar-SA"/>
-        </w:rPr>
-        <w:t>and (</w:t>
-      </w:r>
-      <w:r>
-        <w:rPr>
-          <w:rFonts w:ascii="宋体" w:hAnsi="宋体" w:eastAsia="宋体" w:cs="宋体"/>
-          <w:sz w:val="24"/>
-          <w:szCs w:val="24"/>
-        </w:rPr>
-        <w:t>'G12D' in tdd.ori_variant or 'G13R' in tdd.ori_variant or 'G13D' in tdd.ori_variant or 'G13V' in tdd.ori_variant or 'A59D' in tdd.ori_variant or 'Q61R' in tdd.ori_variant or 'K117N' in tdd.ori_variant or 'A146T' in tdd.ori_variant</w:t>
       </w:r>
       <w:r>
         <w:rPr>
@@ -6123,16 +3603,17 @@
           <w:rFonts w:hint="eastAsia" w:ascii="Times New Roman" w:hAnsi="Times New Roman" w:eastAsia="微软雅黑" w:cs="Times New Roman"/>
           <w:b/>
           <w:bCs w:val="0"/>
-          <w:color w:val="auto"/>
+          <w:color w:val="FF0000"/>
+          <w:kern w:val="0"/>
           <w:sz w:val="24"/>
           <w:szCs w:val="24"/>
-          <w:lang w:val="en-US" w:eastAsia="zh-CN" w:bidi="ar-SA"/>
-        </w:rPr>
-        <w:t xml:space="preserve">{% if </w:t>
-      </w:r>
-      <w:r>
-        <w:rPr>
-          <w:rFonts w:hint="eastAsia" w:cs="Times New Roman"/>
+          <w:lang w:val="en-US" w:eastAsia="zh-CN" w:bidi="ar"/>
+        </w:rPr>
+        <w:t>{%set exon = tdd.ori_variant.split(' ')[1]%}</w:t>
+      </w:r>
+      <w:r>
+        <w:rPr>
+          <w:rFonts w:hint="eastAsia" w:ascii="Times New Roman" w:hAnsi="Times New Roman" w:eastAsia="微软雅黑" w:cs="Times New Roman"/>
           <w:b/>
           <w:bCs w:val="0"/>
           <w:color w:val="auto"/>
@@ -6140,11 +3621,11 @@
           <w:szCs w:val="24"/>
           <w:lang w:val="en-US" w:eastAsia="zh-CN" w:bidi="ar-SA"/>
         </w:rPr>
-        <w:t>(</w:t>
-      </w:r>
-      <w:r>
-        <w:rPr>
-          <w:rFonts w:hint="eastAsia" w:ascii="Times New Roman" w:hAnsi="Times New Roman" w:eastAsia="微软雅黑" w:cs="Times New Roman"/>
+        <w:t xml:space="preserve">{% if </w:t>
+      </w:r>
+      <w:r>
+        <w:rPr>
+          <w:rFonts w:hint="eastAsia" w:cs="Times New Roman"/>
           <w:b/>
           <w:bCs w:val="0"/>
           <w:color w:val="auto"/>
@@ -6152,11 +3633,11 @@
           <w:szCs w:val="24"/>
           <w:lang w:val="en-US" w:eastAsia="zh-CN" w:bidi="ar-SA"/>
         </w:rPr>
-        <w:t xml:space="preserve">tdd.gene == </w:t>
-      </w:r>
-      <w:r>
-        <w:rPr>
-          <w:rFonts w:hint="default" w:cs="Times New Roman"/>
+        <w:t>(</w:t>
+      </w:r>
+      <w:r>
+        <w:rPr>
+          <w:rFonts w:hint="eastAsia" w:ascii="Times New Roman" w:hAnsi="Times New Roman" w:eastAsia="微软雅黑" w:cs="Times New Roman"/>
           <w:b/>
           <w:bCs w:val="0"/>
           <w:color w:val="auto"/>
@@ -6164,11 +3645,11 @@
           <w:szCs w:val="24"/>
           <w:lang w:val="en-US" w:eastAsia="zh-CN" w:bidi="ar-SA"/>
         </w:rPr>
-        <w:t>‘</w:t>
-      </w:r>
-      <w:r>
-        <w:rPr>
-          <w:rFonts w:hint="eastAsia" w:cs="Times New Roman"/>
+        <w:t xml:space="preserve">tdd.gene == </w:t>
+      </w:r>
+      <w:r>
+        <w:rPr>
+          <w:rFonts w:hint="default" w:cs="Times New Roman"/>
           <w:b/>
           <w:bCs w:val="0"/>
           <w:color w:val="auto"/>
@@ -6176,11 +3657,11 @@
           <w:szCs w:val="24"/>
           <w:lang w:val="en-US" w:eastAsia="zh-CN" w:bidi="ar-SA"/>
         </w:rPr>
-        <w:t>KRAS</w:t>
-      </w:r>
-      <w:r>
-        <w:rPr>
-          <w:rFonts w:hint="default" w:cs="Times New Roman"/>
+        <w:t>‘</w:t>
+      </w:r>
+      <w:r>
+        <w:rPr>
+          <w:rFonts w:hint="eastAsia" w:cs="Times New Roman"/>
           <w:b/>
           <w:bCs w:val="0"/>
           <w:color w:val="auto"/>
@@ -6188,11 +3669,11 @@
           <w:szCs w:val="24"/>
           <w:lang w:val="en-US" w:eastAsia="zh-CN" w:bidi="ar-SA"/>
         </w:rPr>
-        <w:t>’</w:t>
-      </w:r>
-      <w:r>
-        <w:rPr>
-          <w:rFonts w:hint="eastAsia" w:cs="Times New Roman"/>
+        <w:t>KRAS</w:t>
+      </w:r>
+      <w:r>
+        <w:rPr>
+          <w:rFonts w:hint="default" w:cs="Times New Roman"/>
           <w:b/>
           <w:bCs w:val="0"/>
           <w:color w:val="auto"/>
@@ -6200,11 +3681,11 @@
           <w:szCs w:val="24"/>
           <w:lang w:val="en-US" w:eastAsia="zh-CN" w:bidi="ar-SA"/>
         </w:rPr>
-        <w:t xml:space="preserve"> and (</w:t>
-      </w:r>
-      <w:r>
-        <w:rPr>
-          <w:rFonts w:hint="default" w:cs="Times New Roman"/>
+        <w:t>’</w:t>
+      </w:r>
+      <w:r>
+        <w:rPr>
+          <w:rFonts w:hint="eastAsia" w:cs="Times New Roman"/>
           <w:b/>
           <w:bCs w:val="0"/>
           <w:color w:val="auto"/>
@@ -6212,7 +3693,150 @@
           <w:szCs w:val="24"/>
           <w:lang w:val="en-US" w:eastAsia="zh-CN" w:bidi="ar-SA"/>
         </w:rPr>
+        <w:t xml:space="preserve"> and (</w:t>
+      </w:r>
+      <w:r>
+        <w:rPr>
+          <w:rFonts w:hint="default" w:ascii="Times New Roman" w:hAnsi="Times New Roman" w:eastAsia="微软雅黑" w:cs="Times New Roman"/>
+          <w:b/>
+          <w:bCs w:val="0"/>
+          <w:color w:val="00B0F0"/>
+          <w:kern w:val="0"/>
+          <w:sz w:val="24"/>
+          <w:szCs w:val="24"/>
+          <w:lang w:val="en-US" w:eastAsia="zh-CN" w:bidi="ar"/>
+        </w:rPr>
+        <w:t>exon == ‘exon</w:t>
+      </w:r>
+      <w:r>
+        <w:rPr>
+          <w:rFonts w:hint="eastAsia" w:cs="Times New Roman"/>
+          <w:b/>
+          <w:bCs w:val="0"/>
+          <w:color w:val="00B0F0"/>
+          <w:kern w:val="0"/>
+          <w:sz w:val="24"/>
+          <w:szCs w:val="24"/>
+          <w:lang w:val="en-US" w:eastAsia="zh-CN" w:bidi="ar"/>
+        </w:rPr>
+        <w:t>2</w:t>
+      </w:r>
+      <w:r>
+        <w:rPr>
+          <w:rFonts w:hint="default" w:ascii="Times New Roman" w:hAnsi="Times New Roman" w:eastAsia="微软雅黑" w:cs="Times New Roman"/>
+          <w:b/>
+          <w:bCs w:val="0"/>
+          <w:color w:val="00B0F0"/>
+          <w:kern w:val="0"/>
+          <w:sz w:val="24"/>
+          <w:szCs w:val="24"/>
+          <w:lang w:val="en-US" w:eastAsia="zh-CN" w:bidi="ar"/>
+        </w:rPr>
+        <w:t>’</w:t>
+      </w:r>
+      <w:r>
+        <w:rPr>
+          <w:rFonts w:hint="eastAsia" w:cs="Times New Roman"/>
+          <w:b/>
+          <w:bCs w:val="0"/>
+          <w:color w:val="00B0F0"/>
+          <w:kern w:val="0"/>
+          <w:sz w:val="24"/>
+          <w:szCs w:val="24"/>
+          <w:lang w:val="en-US" w:eastAsia="zh-CN" w:bidi="ar"/>
+        </w:rPr>
+        <w:t xml:space="preserve"> or exon == </w:t>
+      </w:r>
+      <w:r>
+        <w:rPr>
+          <w:rFonts w:hint="default" w:cs="Times New Roman"/>
+          <w:b/>
+          <w:bCs w:val="0"/>
+          <w:color w:val="00B0F0"/>
+          <w:kern w:val="0"/>
+          <w:sz w:val="24"/>
+          <w:szCs w:val="24"/>
+          <w:lang w:val="en-US" w:eastAsia="zh-CN" w:bidi="ar"/>
+        </w:rPr>
         <w:t>‘</w:t>
+      </w:r>
+      <w:r>
+        <w:rPr>
+          <w:rFonts w:hint="eastAsia" w:cs="Times New Roman"/>
+          <w:b/>
+          <w:bCs w:val="0"/>
+          <w:color w:val="00B0F0"/>
+          <w:kern w:val="0"/>
+          <w:sz w:val="24"/>
+          <w:szCs w:val="24"/>
+          <w:lang w:val="en-US" w:eastAsia="zh-CN" w:bidi="ar"/>
+        </w:rPr>
+        <w:t>exon3</w:t>
+      </w:r>
+      <w:r>
+        <w:rPr>
+          <w:rFonts w:hint="default" w:cs="Times New Roman"/>
+          <w:b/>
+          <w:bCs w:val="0"/>
+          <w:color w:val="00B0F0"/>
+          <w:kern w:val="0"/>
+          <w:sz w:val="24"/>
+          <w:szCs w:val="24"/>
+          <w:lang w:val="en-US" w:eastAsia="zh-CN" w:bidi="ar"/>
+        </w:rPr>
+        <w:t>’</w:t>
+      </w:r>
+      <w:r>
+        <w:rPr>
+          <w:rFonts w:hint="eastAsia" w:cs="Times New Roman"/>
+          <w:b/>
+          <w:bCs w:val="0"/>
+          <w:color w:val="00B0F0"/>
+          <w:kern w:val="0"/>
+          <w:sz w:val="24"/>
+          <w:szCs w:val="24"/>
+          <w:lang w:val="en-US" w:eastAsia="zh-CN" w:bidi="ar"/>
+        </w:rPr>
+        <w:t xml:space="preserve"> or exon == </w:t>
+      </w:r>
+      <w:r>
+        <w:rPr>
+          <w:rFonts w:hint="default" w:cs="Times New Roman"/>
+          <w:b/>
+          <w:bCs w:val="0"/>
+          <w:color w:val="00B0F0"/>
+          <w:kern w:val="0"/>
+          <w:sz w:val="24"/>
+          <w:szCs w:val="24"/>
+          <w:lang w:val="en-US" w:eastAsia="zh-CN" w:bidi="ar"/>
+        </w:rPr>
+        <w:t>‘</w:t>
+      </w:r>
+      <w:r>
+        <w:rPr>
+          <w:rFonts w:hint="eastAsia" w:cs="Times New Roman"/>
+          <w:b/>
+          <w:bCs w:val="0"/>
+          <w:color w:val="00B0F0"/>
+          <w:kern w:val="0"/>
+          <w:sz w:val="24"/>
+          <w:szCs w:val="24"/>
+          <w:lang w:val="en-US" w:eastAsia="zh-CN" w:bidi="ar"/>
+        </w:rPr>
+        <w:t>exon4</w:t>
+      </w:r>
+      <w:r>
+        <w:rPr>
+          <w:rFonts w:hint="default" w:cs="Times New Roman"/>
+          <w:b/>
+          <w:bCs w:val="0"/>
+          <w:color w:val="00B0F0"/>
+          <w:kern w:val="0"/>
+          <w:sz w:val="24"/>
+          <w:szCs w:val="24"/>
+          <w:lang w:val="en-US" w:eastAsia="zh-CN" w:bidi="ar"/>
+        </w:rPr>
+        <w:t>’</w:t>
       </w:r>
       <w:r>
         <w:rPr>
@@ -6224,7 +3848,7 @@
           <w:szCs w:val="24"/>
           <w:lang w:val="en-US" w:eastAsia="zh-CN" w:bidi="ar-SA"/>
         </w:rPr>
-        <w:t>G12C</w:t>
+        <w:t xml:space="preserve">)) or (tdd .gene == </w:t>
       </w:r>
       <w:r>
         <w:rPr>
@@ -6236,7 +3860,7 @@
           <w:szCs w:val="24"/>
           <w:lang w:val="en-US" w:eastAsia="zh-CN" w:bidi="ar-SA"/>
         </w:rPr>
-        <w:t>’</w:t>
+        <w:t>‘</w:t>
       </w:r>
       <w:r>
         <w:rPr>
@@ -6248,7 +3872,7 @@
           <w:szCs w:val="24"/>
           <w:lang w:val="en-US" w:eastAsia="zh-CN" w:bidi="ar-SA"/>
         </w:rPr>
-        <w:t xml:space="preserve"> in tdd.ori_variant or </w:t>
+        <w:t>NRAS</w:t>
       </w:r>
       <w:r>
         <w:rPr>
@@ -6260,7 +3884,7 @@
           <w:szCs w:val="24"/>
           <w:lang w:val="en-US" w:eastAsia="zh-CN" w:bidi="ar-SA"/>
         </w:rPr>
-        <w:t>‘</w:t>
+        <w:t>’</w:t>
       </w:r>
       <w:r>
         <w:rPr>
@@ -6272,17 +3896,96 @@
           <w:szCs w:val="24"/>
           <w:lang w:val="en-US" w:eastAsia="zh-CN" w:bidi="ar-SA"/>
         </w:rPr>
-        <w:t>G12S</w:t>
+        <w:t>and (</w:t>
+      </w:r>
+      <w:r>
+        <w:rPr>
+          <w:rFonts w:hint="default" w:ascii="Times New Roman" w:hAnsi="Times New Roman" w:eastAsia="微软雅黑" w:cs="Times New Roman"/>
+          <w:b/>
+          <w:bCs w:val="0"/>
+          <w:color w:val="00B0F0"/>
+          <w:kern w:val="0"/>
+          <w:sz w:val="24"/>
+          <w:szCs w:val="24"/>
+          <w:lang w:val="en-US" w:eastAsia="zh-CN" w:bidi="ar"/>
+        </w:rPr>
+        <w:t>exon == ‘exon</w:t>
+      </w:r>
+      <w:r>
+        <w:rPr>
+          <w:rFonts w:hint="eastAsia" w:cs="Times New Roman"/>
+          <w:b/>
+          <w:bCs w:val="0"/>
+          <w:color w:val="00B0F0"/>
+          <w:kern w:val="0"/>
+          <w:sz w:val="24"/>
+          <w:szCs w:val="24"/>
+          <w:lang w:val="en-US" w:eastAsia="zh-CN" w:bidi="ar"/>
+        </w:rPr>
+        <w:t>2</w:t>
+      </w:r>
+      <w:r>
+        <w:rPr>
+          <w:rFonts w:hint="default" w:ascii="Times New Roman" w:hAnsi="Times New Roman" w:eastAsia="微软雅黑" w:cs="Times New Roman"/>
+          <w:b/>
+          <w:bCs w:val="0"/>
+          <w:color w:val="00B0F0"/>
+          <w:kern w:val="0"/>
+          <w:sz w:val="24"/>
+          <w:szCs w:val="24"/>
+          <w:lang w:val="en-US" w:eastAsia="zh-CN" w:bidi="ar"/>
+        </w:rPr>
+        <w:t>’</w:t>
+      </w:r>
+      <w:r>
+        <w:rPr>
+          <w:rFonts w:hint="eastAsia" w:cs="Times New Roman"/>
+          <w:b/>
+          <w:bCs w:val="0"/>
+          <w:color w:val="00B0F0"/>
+          <w:kern w:val="0"/>
+          <w:sz w:val="24"/>
+          <w:szCs w:val="24"/>
+          <w:lang w:val="en-US" w:eastAsia="zh-CN" w:bidi="ar"/>
+        </w:rPr>
+        <w:t xml:space="preserve"> or exon == </w:t>
       </w:r>
       <w:r>
         <w:rPr>
           <w:rFonts w:hint="default" w:cs="Times New Roman"/>
           <w:b/>
           <w:bCs w:val="0"/>
-          <w:color w:val="auto"/>
+          <w:color w:val="00B0F0"/>
+          <w:kern w:val="0"/>
           <w:sz w:val="24"/>
           <w:szCs w:val="24"/>
-          <w:lang w:val="en-US" w:eastAsia="zh-CN" w:bidi="ar-SA"/>
+          <w:lang w:val="en-US" w:eastAsia="zh-CN" w:bidi="ar"/>
+        </w:rPr>
+        <w:t>‘</w:t>
+      </w:r>
+      <w:r>
+        <w:rPr>
+          <w:rFonts w:hint="eastAsia" w:cs="Times New Roman"/>
+          <w:b/>
+          <w:bCs w:val="0"/>
+          <w:color w:val="00B0F0"/>
+          <w:kern w:val="0"/>
+          <w:sz w:val="24"/>
+          <w:szCs w:val="24"/>
+          <w:lang w:val="en-US" w:eastAsia="zh-CN" w:bidi="ar"/>
+        </w:rPr>
+        <w:t>exon3</w:t>
+      </w:r>
+      <w:r>
+        <w:rPr>
+          <w:rFonts w:hint="default" w:cs="Times New Roman"/>
+          <w:b/>
+          <w:bCs w:val="0"/>
+          <w:color w:val="00B0F0"/>
+          <w:kern w:val="0"/>
+          <w:sz w:val="24"/>
+          <w:szCs w:val="24"/>
+          <w:lang w:val="en-US" w:eastAsia="zh-CN" w:bidi="ar"/>
         </w:rPr>
         <w:t>’</w:t>
       </w:r>
@@ -6291,22 +3994,24 @@
           <w:rFonts w:hint="eastAsia" w:cs="Times New Roman"/>
           <w:b/>
           <w:bCs w:val="0"/>
-          <w:color w:val="auto"/>
+          <w:color w:val="00B0F0"/>
+          <w:kern w:val="0"/>
           <w:sz w:val="24"/>
           <w:szCs w:val="24"/>
-          <w:lang w:val="en-US" w:eastAsia="zh-CN" w:bidi="ar-SA"/>
-        </w:rPr>
-        <w:t xml:space="preserve"> in tdd.ori_variant or </w:t>
+          <w:lang w:val="en-US" w:eastAsia="zh-CN" w:bidi="ar"/>
+        </w:rPr>
+        <w:t xml:space="preserve"> or exon == </w:t>
       </w:r>
       <w:r>
         <w:rPr>
           <w:rFonts w:hint="default" w:cs="Times New Roman"/>
           <w:b/>
           <w:bCs w:val="0"/>
-          <w:color w:val="auto"/>
+          <w:color w:val="00B0F0"/>
+          <w:kern w:val="0"/>
           <w:sz w:val="24"/>
           <w:szCs w:val="24"/>
-          <w:lang w:val="en-US" w:eastAsia="zh-CN" w:bidi="ar-SA"/>
+          <w:lang w:val="en-US" w:eastAsia="zh-CN" w:bidi="ar"/>
         </w:rPr>
         <w:t>‘</w:t>
       </w:r>
@@ -6315,284 +4020,26 @@
           <w:rFonts w:hint="eastAsia" w:cs="Times New Roman"/>
           <w:b/>
           <w:bCs w:val="0"/>
-          <w:color w:val="auto"/>
+          <w:color w:val="00B0F0"/>
+          <w:kern w:val="0"/>
           <w:sz w:val="24"/>
           <w:szCs w:val="24"/>
-          <w:lang w:val="en-US" w:eastAsia="zh-CN" w:bidi="ar-SA"/>
-        </w:rPr>
-        <w:t>G12R</w:t>
+          <w:lang w:val="en-US" w:eastAsia="zh-CN" w:bidi="ar"/>
+        </w:rPr>
+        <w:t>exon4</w:t>
       </w:r>
       <w:r>
         <w:rPr>
           <w:rFonts w:hint="default" w:cs="Times New Roman"/>
           <w:b/>
           <w:bCs w:val="0"/>
-          <w:color w:val="auto"/>
+          <w:color w:val="00B0F0"/>
+          <w:kern w:val="0"/>
           <w:sz w:val="24"/>
           <w:szCs w:val="24"/>
-          <w:lang w:val="en-US" w:eastAsia="zh-CN" w:bidi="ar-SA"/>
+          <w:lang w:val="en-US" w:eastAsia="zh-CN" w:bidi="ar"/>
         </w:rPr>
         <w:t>’</w:t>
-      </w:r>
-      <w:r>
-        <w:rPr>
-          <w:rFonts w:hint="eastAsia" w:cs="Times New Roman"/>
-          <w:b/>
-          <w:bCs w:val="0"/>
-          <w:color w:val="auto"/>
-          <w:sz w:val="24"/>
-          <w:szCs w:val="24"/>
-          <w:lang w:val="en-US" w:eastAsia="zh-CN" w:bidi="ar-SA"/>
-        </w:rPr>
-        <w:t xml:space="preserve"> in tdd.ori_variant or </w:t>
-      </w:r>
-      <w:r>
-        <w:rPr>
-          <w:rFonts w:hint="default" w:cs="Times New Roman"/>
-          <w:b/>
-          <w:bCs w:val="0"/>
-          <w:color w:val="auto"/>
-          <w:sz w:val="24"/>
-          <w:szCs w:val="24"/>
-          <w:lang w:val="en-US" w:eastAsia="zh-CN" w:bidi="ar-SA"/>
-        </w:rPr>
-        <w:t>‘</w:t>
-      </w:r>
-      <w:r>
-        <w:rPr>
-          <w:rFonts w:hint="eastAsia" w:cs="Times New Roman"/>
-          <w:b/>
-          <w:bCs w:val="0"/>
-          <w:color w:val="auto"/>
-          <w:sz w:val="24"/>
-          <w:szCs w:val="24"/>
-          <w:lang w:val="en-US" w:eastAsia="zh-CN" w:bidi="ar-SA"/>
-        </w:rPr>
-        <w:t>G12V</w:t>
-      </w:r>
-      <w:r>
-        <w:rPr>
-          <w:rFonts w:hint="default" w:cs="Times New Roman"/>
-          <w:b/>
-          <w:bCs w:val="0"/>
-          <w:color w:val="auto"/>
-          <w:sz w:val="24"/>
-          <w:szCs w:val="24"/>
-          <w:lang w:val="en-US" w:eastAsia="zh-CN" w:bidi="ar-SA"/>
-        </w:rPr>
-        <w:t>’</w:t>
-      </w:r>
-      <w:r>
-        <w:rPr>
-          <w:rFonts w:hint="eastAsia" w:cs="Times New Roman"/>
-          <w:b/>
-          <w:bCs w:val="0"/>
-          <w:color w:val="auto"/>
-          <w:sz w:val="24"/>
-          <w:szCs w:val="24"/>
-          <w:lang w:val="en-US" w:eastAsia="zh-CN" w:bidi="ar-SA"/>
-        </w:rPr>
-        <w:t xml:space="preserve"> in tdd.ori_variant or </w:t>
-      </w:r>
-      <w:r>
-        <w:rPr>
-          <w:rFonts w:hint="default" w:cs="Times New Roman"/>
-          <w:b/>
-          <w:bCs w:val="0"/>
-          <w:color w:val="auto"/>
-          <w:sz w:val="24"/>
-          <w:szCs w:val="24"/>
-          <w:lang w:val="en-US" w:eastAsia="zh-CN" w:bidi="ar-SA"/>
-        </w:rPr>
-        <w:t>‘</w:t>
-      </w:r>
-      <w:r>
-        <w:rPr>
-          <w:rFonts w:hint="eastAsia" w:cs="Times New Roman"/>
-          <w:b/>
-          <w:bCs w:val="0"/>
-          <w:color w:val="auto"/>
-          <w:sz w:val="24"/>
-          <w:szCs w:val="24"/>
-          <w:lang w:val="en-US" w:eastAsia="zh-CN" w:bidi="ar-SA"/>
-        </w:rPr>
-        <w:t>G12D</w:t>
-      </w:r>
-      <w:r>
-        <w:rPr>
-          <w:rFonts w:hint="default" w:cs="Times New Roman"/>
-          <w:b/>
-          <w:bCs w:val="0"/>
-          <w:color w:val="auto"/>
-          <w:sz w:val="24"/>
-          <w:szCs w:val="24"/>
-          <w:lang w:val="en-US" w:eastAsia="zh-CN" w:bidi="ar-SA"/>
-        </w:rPr>
-        <w:t>’</w:t>
-      </w:r>
-      <w:r>
-        <w:rPr>
-          <w:rFonts w:hint="eastAsia" w:cs="Times New Roman"/>
-          <w:b/>
-          <w:bCs w:val="0"/>
-          <w:color w:val="auto"/>
-          <w:sz w:val="24"/>
-          <w:szCs w:val="24"/>
-          <w:lang w:val="en-US" w:eastAsia="zh-CN" w:bidi="ar-SA"/>
-        </w:rPr>
-        <w:t xml:space="preserve"> in tdd.ori_variant or </w:t>
-      </w:r>
-      <w:r>
-        <w:rPr>
-          <w:rFonts w:hint="default" w:cs="Times New Roman"/>
-          <w:b/>
-          <w:bCs w:val="0"/>
-          <w:color w:val="auto"/>
-          <w:sz w:val="24"/>
-          <w:szCs w:val="24"/>
-          <w:lang w:val="en-US" w:eastAsia="zh-CN" w:bidi="ar-SA"/>
-        </w:rPr>
-        <w:t>‘</w:t>
-      </w:r>
-      <w:r>
-        <w:rPr>
-          <w:rFonts w:hint="eastAsia" w:cs="Times New Roman"/>
-          <w:b/>
-          <w:bCs w:val="0"/>
-          <w:color w:val="auto"/>
-          <w:sz w:val="24"/>
-          <w:szCs w:val="24"/>
-          <w:lang w:val="en-US" w:eastAsia="zh-CN" w:bidi="ar-SA"/>
-        </w:rPr>
-        <w:t>G12A</w:t>
-      </w:r>
-      <w:r>
-        <w:rPr>
-          <w:rFonts w:hint="default" w:cs="Times New Roman"/>
-          <w:b/>
-          <w:bCs w:val="0"/>
-          <w:color w:val="auto"/>
-          <w:sz w:val="24"/>
-          <w:szCs w:val="24"/>
-          <w:lang w:val="en-US" w:eastAsia="zh-CN" w:bidi="ar-SA"/>
-        </w:rPr>
-        <w:t>’</w:t>
-      </w:r>
-      <w:r>
-        <w:rPr>
-          <w:rFonts w:hint="eastAsia" w:cs="Times New Roman"/>
-          <w:b/>
-          <w:bCs w:val="0"/>
-          <w:color w:val="auto"/>
-          <w:sz w:val="24"/>
-          <w:szCs w:val="24"/>
-          <w:lang w:val="en-US" w:eastAsia="zh-CN" w:bidi="ar-SA"/>
-        </w:rPr>
-        <w:t xml:space="preserve"> in tdd.ori_variant or </w:t>
-      </w:r>
-      <w:r>
-        <w:rPr>
-          <w:rFonts w:hint="default" w:cs="Times New Roman"/>
-          <w:b/>
-          <w:bCs w:val="0"/>
-          <w:color w:val="auto"/>
-          <w:sz w:val="24"/>
-          <w:szCs w:val="24"/>
-          <w:lang w:val="en-US" w:eastAsia="zh-CN" w:bidi="ar-SA"/>
-        </w:rPr>
-        <w:t>‘</w:t>
-      </w:r>
-      <w:r>
-        <w:rPr>
-          <w:rFonts w:hint="eastAsia" w:cs="Times New Roman"/>
-          <w:b/>
-          <w:bCs w:val="0"/>
-          <w:color w:val="auto"/>
-          <w:sz w:val="24"/>
-          <w:szCs w:val="24"/>
-          <w:lang w:val="en-US" w:eastAsia="zh-CN" w:bidi="ar-SA"/>
-        </w:rPr>
-        <w:t>G13D</w:t>
-      </w:r>
-      <w:r>
-        <w:rPr>
-          <w:rFonts w:hint="default" w:cs="Times New Roman"/>
-          <w:b/>
-          <w:bCs w:val="0"/>
-          <w:color w:val="auto"/>
-          <w:sz w:val="24"/>
-          <w:szCs w:val="24"/>
-          <w:lang w:val="en-US" w:eastAsia="zh-CN" w:bidi="ar-SA"/>
-        </w:rPr>
-        <w:t>’</w:t>
-      </w:r>
-      <w:r>
-        <w:rPr>
-          <w:rFonts w:hint="eastAsia" w:cs="Times New Roman"/>
-          <w:b/>
-          <w:bCs w:val="0"/>
-          <w:color w:val="auto"/>
-          <w:sz w:val="24"/>
-          <w:szCs w:val="24"/>
-          <w:lang w:val="en-US" w:eastAsia="zh-CN" w:bidi="ar-SA"/>
-        </w:rPr>
-        <w:t xml:space="preserve"> in tdd.ori_variant)) or (tdd .gene == </w:t>
-      </w:r>
-      <w:r>
-        <w:rPr>
-          <w:rFonts w:hint="default" w:cs="Times New Roman"/>
-          <w:b/>
-          <w:bCs w:val="0"/>
-          <w:color w:val="auto"/>
-          <w:sz w:val="24"/>
-          <w:szCs w:val="24"/>
-          <w:lang w:val="en-US" w:eastAsia="zh-CN" w:bidi="ar-SA"/>
-        </w:rPr>
-        <w:t>‘</w:t>
-      </w:r>
-      <w:r>
-        <w:rPr>
-          <w:rFonts w:hint="eastAsia" w:cs="Times New Roman"/>
-          <w:b/>
-          <w:bCs w:val="0"/>
-          <w:color w:val="auto"/>
-          <w:sz w:val="24"/>
-          <w:szCs w:val="24"/>
-          <w:lang w:val="en-US" w:eastAsia="zh-CN" w:bidi="ar-SA"/>
-        </w:rPr>
-        <w:t>NRAS</w:t>
-      </w:r>
-      <w:r>
-        <w:rPr>
-          <w:rFonts w:hint="default" w:cs="Times New Roman"/>
-          <w:b/>
-          <w:bCs w:val="0"/>
-          <w:color w:val="auto"/>
-          <w:sz w:val="24"/>
-          <w:szCs w:val="24"/>
-          <w:lang w:val="en-US" w:eastAsia="zh-CN" w:bidi="ar-SA"/>
-        </w:rPr>
-        <w:t>’</w:t>
-      </w:r>
-      <w:r>
-        <w:rPr>
-          <w:rFonts w:hint="eastAsia" w:cs="Times New Roman"/>
-          <w:b/>
-          <w:bCs w:val="0"/>
-          <w:color w:val="auto"/>
-          <w:sz w:val="24"/>
-          <w:szCs w:val="24"/>
-          <w:lang w:val="en-US" w:eastAsia="zh-CN" w:bidi="ar-SA"/>
-        </w:rPr>
-        <w:t>and (</w:t>
-      </w:r>
-      <w:r>
-        <w:rPr>
-          <w:rFonts w:ascii="宋体" w:hAnsi="宋体" w:eastAsia="宋体" w:cs="宋体"/>
-          <w:sz w:val="24"/>
-          <w:szCs w:val="24"/>
-        </w:rPr>
-        <w:t>'G12D' in tdd.ori_variant or 'G13R' in tdd.ori_variant or 'G13D' in tdd.ori_variant or 'G13V' in tdd.ori_variant or 'A59D' in tdd.ori_variant or 'Q61R' in tdd.ori_variant or 'K117N' in tdd.ori_variant or 'A146T' in tdd.ori_variant</w:t>
       </w:r>
       <w:r>
         <w:rPr>
@@ -8621,12 +6068,6 @@
             <w:insideH w:val="dotted" w:color="45A3A7" w:sz="4" w:space="0"/>
             <w:insideV w:val="dotted" w:color="45A3A7" w:sz="4" w:space="0"/>
           </w:tblBorders>
-          <w:tblCellMar>
-            <w:top w:w="0" w:type="dxa"/>
-            <w:left w:w="108" w:type="dxa"/>
-            <w:bottom w:w="0" w:type="dxa"/>
-            <w:right w:w="108" w:type="dxa"/>
-          </w:tblCellMar>
         </w:tblPrEx>
         <w:trPr>
           <w:jc w:val="center"/>
@@ -10956,6 +8397,4438 @@
     <w:p>
       <w:pPr>
         <w:rPr>
+          <w:rFonts w:ascii="Times New Roman" w:hAnsi="Times New Roman" w:eastAsia="微软雅黑" w:cs="Times New Roman"/>
+          <w:b/>
+          <w:sz w:val="24"/>
+          <w:szCs w:val="24"/>
+          <w:lang w:eastAsia="zh-CN"/>
+        </w:rPr>
+      </w:pPr>
+      <w:r>
+        <w:rPr>
+          <w:rFonts w:hint="eastAsia"/>
+          <w:color w:val="auto"/>
+        </w:rPr>
+        <w:t>{% endif %}</w:t>
+      </w:r>
+      <w:r>
+        <w:rPr>
+          <w:rFonts w:hint="eastAsia" w:ascii="Times New Roman" w:hAnsi="Times New Roman" w:eastAsia="微软雅黑" w:cs="Times New Roman"/>
+          <w:b/>
+          <w:bCs w:val="0"/>
+          <w:color w:val="auto"/>
+          <w:sz w:val="24"/>
+          <w:szCs w:val="24"/>
+          <w:lang w:val="en-US" w:eastAsia="zh-CN" w:bidi="ar-SA"/>
+        </w:rPr>
+        <w:t>{% endif %}</w:t>
+      </w:r>
+      <w:r>
+        <w:rPr>
+          <w:rFonts w:hint="eastAsia"/>
+          <w:color w:val="auto"/>
+        </w:rPr>
+        <w:t>{% endfor %}</w:t>
+      </w:r>
+      <w:r>
+        <w:rPr>
+          <w:rFonts w:hint="eastAsia"/>
+          <w:color w:val="auto"/>
+        </w:rPr>
+        <w:br w:type="page"/>
+      </w:r>
+      <w:r>
+        <w:rPr>
+          <w:rFonts w:hint="eastAsia" w:ascii="宋体" w:hAnsi="宋体" w:eastAsia="宋体" w:cs="宋体"/>
+          <w:sz w:val="24"/>
+          <w:szCs w:val="24"/>
+          <w:lang w:val="en-US" w:eastAsia="zh-CN"/>
+        </w:rPr>
+        <w:t>{% endif %}</w:t>
+      </w:r>
+      <w:r>
+        <w:rPr>
+          <w:rFonts w:hint="eastAsia" w:ascii="宋体" w:hAnsi="宋体" w:eastAsia="宋体" w:cs="宋体"/>
+          <w:color w:val="92D050"/>
+          <w:sz w:val="24"/>
+          <w:szCs w:val="24"/>
+          <w:lang w:val="en-US" w:eastAsia="zh-CN"/>
+        </w:rPr>
+        <w:t xml:space="preserve">{% if not </w:t>
+      </w:r>
+      <w:r>
+        <w:rPr>
+          <w:rFonts w:ascii="Times New Roman" w:hAnsi="Times New Roman" w:eastAsia="微软雅黑" w:cs="Times New Roman"/>
+          <w:color w:val="92D050"/>
+          <w:sz w:val="24"/>
+          <w:szCs w:val="24"/>
+          <w:lang w:eastAsia="en-US"/>
+        </w:rPr>
+        <w:t>singleMoreTipLineStr</w:t>
+      </w:r>
+      <w:r>
+        <w:rPr>
+          <w:rFonts w:hint="eastAsia" w:ascii="Times New Roman" w:hAnsi="Times New Roman" w:eastAsia="微软雅黑" w:cs="Times New Roman"/>
+          <w:color w:val="92D050"/>
+          <w:sz w:val="24"/>
+          <w:szCs w:val="24"/>
+          <w:lang w:val="en-US" w:eastAsia="zh-CN"/>
+        </w:rPr>
+        <w:t xml:space="preserve"> and associatedBowelCancer </w:t>
+      </w:r>
+      <w:r>
+        <w:rPr>
+          <w:rFonts w:hint="eastAsia" w:ascii="宋体" w:hAnsi="宋体" w:eastAsia="宋体" w:cs="宋体"/>
+          <w:color w:val="92D050"/>
+          <w:sz w:val="24"/>
+          <w:szCs w:val="24"/>
+          <w:lang w:val="en-US" w:eastAsia="zh-CN"/>
+        </w:rPr>
+        <w:t>%}</w:t>
+      </w:r>
+      <w:r>
+        <w:rPr>
+          <w:rFonts w:ascii="Times New Roman" w:hAnsi="Times New Roman" w:eastAsia="微软雅黑" w:cs="黑体"/>
+          <w:b/>
+          <w:bCs/>
+          <w:color w:val="62B541"/>
+          <w:kern w:val="2"/>
+          <w:sz w:val="32"/>
+          <w:szCs w:val="36"/>
+          <w:lang w:val="en-US" w:eastAsia="zh-CN" w:bidi="ar-SA"/>
+          <w14:shadow w14:blurRad="50800" w14:dist="38100" w14:dir="10800000" w14:sx="100000" w14:sy="100000" w14:kx="0" w14:ky="0" w14:algn="r">
+            <w14:srgbClr w14:val="62B541">
+              <w14:alpha w14:val="60000"/>
+            </w14:srgbClr>
+          </w14:shadow>
+        </w:rPr>
+        <w:t>基因检测结果解析</w:t>
+      </w:r>
+      <w:r>
+        <w:rPr>
+          <w:rFonts w:hint="eastAsia" w:ascii="宋体" w:hAnsi="宋体" w:eastAsia="宋体" w:cs="宋体"/>
+          <w:color w:val="92D050"/>
+          <w:sz w:val="24"/>
+          <w:szCs w:val="24"/>
+          <w:lang w:val="en-US" w:eastAsia="zh-CN"/>
+        </w:rPr>
+        <w:t>{% endif %}</w:t>
+      </w:r>
+      <w:r>
+        <w:rPr>
+          <w:rFonts w:hint="eastAsia" w:ascii="Times New Roman" w:hAnsi="Times New Roman" w:eastAsia="微软雅黑" w:cs="Times New Roman"/>
+          <w:b/>
+          <w:sz w:val="24"/>
+          <w:szCs w:val="24"/>
+          <w:lang w:eastAsia="zh-CN"/>
+        </w:rPr>
+        <w:t>{% for tdd in ComplexDrugStr %}</w:t>
+      </w:r>
+    </w:p>
+    <w:p>
+      <w:pPr>
+        <w:keepNext/>
+        <w:spacing w:before="120" w:beforeLines="50" w:after="120" w:afterLines="50"/>
+        <w:rPr>
+          <w:rFonts w:ascii="Times New Roman" w:hAnsi="Times New Roman" w:eastAsia="微软雅黑" w:cs="Times New Roman"/>
+          <w:b/>
+          <w:sz w:val="24"/>
+          <w:szCs w:val="24"/>
+          <w:lang w:eastAsia="zh-CN"/>
+        </w:rPr>
+      </w:pPr>
+      <w:r>
+        <w:rPr>
+          <w:rFonts w:hint="eastAsia" w:ascii="Times New Roman" w:hAnsi="Times New Roman" w:eastAsia="微软雅黑" w:cs="Times New Roman"/>
+          <w:b/>
+          <w:sz w:val="24"/>
+          <w:szCs w:val="24"/>
+          <w:lang w:eastAsia="zh-CN"/>
+        </w:rPr>
+        <w:t>{{ tdd.comutation }}</w:t>
+      </w:r>
+    </w:p>
+    <w:tbl>
+      <w:tblPr>
+        <w:tblStyle w:val="6"/>
+        <w:tblpPr w:leftFromText="180" w:rightFromText="180" w:vertAnchor="text" w:tblpXSpec="center" w:tblpY="1"/>
+        <w:tblOverlap w:val="never"/>
+        <w:tblW w:w="9870" w:type="dxa"/>
+        <w:jc w:val="center"/>
+        <w:tblBorders>
+          <w:top w:val="single" w:color="45A3A7" w:sz="18" w:space="0"/>
+          <w:left w:val="none" w:color="auto" w:sz="0" w:space="0"/>
+          <w:bottom w:val="dotted" w:color="45A3A7" w:sz="4" w:space="0"/>
+          <w:right w:val="none" w:color="auto" w:sz="0" w:space="0"/>
+          <w:insideH w:val="dotted" w:color="45A3A7" w:sz="4" w:space="0"/>
+          <w:insideV w:val="dotted" w:color="45A3A7" w:sz="4" w:space="0"/>
+        </w:tblBorders>
+        <w:tblLayout w:type="fixed"/>
+        <w:tblCellMar>
+          <w:top w:w="0" w:type="dxa"/>
+          <w:left w:w="108" w:type="dxa"/>
+          <w:bottom w:w="0" w:type="dxa"/>
+          <w:right w:w="108" w:type="dxa"/>
+        </w:tblCellMar>
+      </w:tblPr>
+      <w:tblGrid>
+        <w:gridCol w:w="432"/>
+        <w:gridCol w:w="1191"/>
+        <w:gridCol w:w="8247"/>
+      </w:tblGrid>
+      <w:tr>
+        <w:tblPrEx>
+          <w:tblBorders>
+            <w:top w:val="single" w:color="45A3A7" w:sz="18" w:space="0"/>
+            <w:left w:val="none" w:color="auto" w:sz="0" w:space="0"/>
+            <w:bottom w:val="dotted" w:color="45A3A7" w:sz="4" w:space="0"/>
+            <w:right w:val="none" w:color="auto" w:sz="0" w:space="0"/>
+            <w:insideH w:val="dotted" w:color="45A3A7" w:sz="4" w:space="0"/>
+            <w:insideV w:val="dotted" w:color="45A3A7" w:sz="4" w:space="0"/>
+          </w:tblBorders>
+          <w:tblCellMar>
+            <w:top w:w="0" w:type="dxa"/>
+            <w:left w:w="108" w:type="dxa"/>
+            <w:bottom w:w="0" w:type="dxa"/>
+            <w:right w:w="108" w:type="dxa"/>
+          </w:tblCellMar>
+        </w:tblPrEx>
+        <w:trPr>
+          <w:trHeight w:val="417" w:hRule="atLeast"/>
+          <w:jc w:val="center"/>
+        </w:trPr>
+        <w:tc>
+          <w:tcPr>
+            <w:tcW w:w="1623" w:type="dxa"/>
+            <w:gridSpan w:val="2"/>
+            <w:tcBorders>
+              <w:top w:val="nil"/>
+              <w:left w:val="nil"/>
+              <w:bottom w:val="single" w:color="FFFFFF" w:themeColor="background1" w:sz="18" w:space="0"/>
+              <w:right w:val="nil"/>
+            </w:tcBorders>
+            <w:shd w:val="clear" w:color="auto" w:fill="62B541"/>
+            <w:vAlign w:val="center"/>
+          </w:tcPr>
+          <w:p>
+            <w:pPr>
+              <w:keepNext/>
+              <w:spacing w:before="26"/>
+              <w:jc w:val="center"/>
+              <w:rPr>
+                <w:rFonts w:ascii="Times New Roman" w:hAnsi="Times New Roman" w:eastAsia="微软雅黑" w:cs="Times New Roman"/>
+                <w:b/>
+                <w:color w:val="FFFFFF" w:themeColor="background1"/>
+                <w:sz w:val="18"/>
+                <w:szCs w:val="18"/>
+                <w:lang w:eastAsia="zh-CN"/>
+                <w14:textFill>
+                  <w14:solidFill>
+                    <w14:schemeClr w14:val="bg1"/>
+                  </w14:solidFill>
+                </w14:textFill>
+              </w:rPr>
+            </w:pPr>
+            <w:r>
+              <w:rPr>
+                <w:rFonts w:ascii="Times New Roman" w:hAnsi="Times New Roman" w:eastAsia="微软雅黑" w:cs="Times New Roman"/>
+                <w:b/>
+                <w:color w:val="FFFFFF" w:themeColor="background1"/>
+                <w:sz w:val="18"/>
+                <w:szCs w:val="18"/>
+                <w:lang w:eastAsia="zh-CN"/>
+                <w14:textFill>
+                  <w14:solidFill>
+                    <w14:schemeClr w14:val="bg1"/>
+                  </w14:solidFill>
+                </w14:textFill>
+              </w:rPr>
+              <w:t>突变形式</w:t>
+            </w:r>
+          </w:p>
+        </w:tc>
+        <w:tc>
+          <w:tcPr>
+            <w:tcW w:w="8247" w:type="dxa"/>
+            <w:tcBorders>
+              <w:top w:val="single" w:color="BFBFBF" w:sz="4" w:space="0"/>
+              <w:left w:val="nil"/>
+              <w:bottom w:val="single" w:color="A4A4A4" w:sz="4" w:space="0"/>
+              <w:right w:val="nil"/>
+            </w:tcBorders>
+            <w:vAlign w:val="center"/>
+          </w:tcPr>
+          <w:p>
+            <w:pPr>
+              <w:keepNext/>
+              <w:spacing w:before="26"/>
+              <w:jc w:val="center"/>
+              <w:rPr>
+                <w:rFonts w:ascii="Times New Roman" w:hAnsi="Times New Roman" w:eastAsia="微软雅黑" w:cs="Times New Roman"/>
+                <w:bCs/>
+                <w:sz w:val="18"/>
+                <w:szCs w:val="18"/>
+                <w:lang w:eastAsia="zh-CN"/>
+              </w:rPr>
+            </w:pPr>
+            <w:r>
+              <w:rPr>
+                <w:rFonts w:hint="eastAsia" w:ascii="Times New Roman" w:hAnsi="Times New Roman" w:eastAsia="微软雅黑" w:cs="Times New Roman"/>
+                <w:bCs/>
+                <w:sz w:val="18"/>
+                <w:szCs w:val="18"/>
+                <w:lang w:eastAsia="zh-CN"/>
+              </w:rPr>
+              <w:t>-</w:t>
+            </w:r>
+          </w:p>
+        </w:tc>
+      </w:tr>
+      <w:tr>
+        <w:tblPrEx>
+          <w:tblBorders>
+            <w:top w:val="single" w:color="45A3A7" w:sz="18" w:space="0"/>
+            <w:left w:val="none" w:color="auto" w:sz="0" w:space="0"/>
+            <w:bottom w:val="dotted" w:color="45A3A7" w:sz="4" w:space="0"/>
+            <w:right w:val="none" w:color="auto" w:sz="0" w:space="0"/>
+            <w:insideH w:val="dotted" w:color="45A3A7" w:sz="4" w:space="0"/>
+            <w:insideV w:val="dotted" w:color="45A3A7" w:sz="4" w:space="0"/>
+          </w:tblBorders>
+          <w:tblCellMar>
+            <w:top w:w="0" w:type="dxa"/>
+            <w:left w:w="108" w:type="dxa"/>
+            <w:bottom w:w="0" w:type="dxa"/>
+            <w:right w:w="108" w:type="dxa"/>
+          </w:tblCellMar>
+        </w:tblPrEx>
+        <w:trPr>
+          <w:trHeight w:val="494" w:hRule="atLeast"/>
+          <w:jc w:val="center"/>
+        </w:trPr>
+        <w:tc>
+          <w:tcPr>
+            <w:tcW w:w="1623" w:type="dxa"/>
+            <w:gridSpan w:val="2"/>
+            <w:tcBorders>
+              <w:top w:val="single" w:color="FFFFFF" w:themeColor="background1" w:sz="18" w:space="0"/>
+              <w:left w:val="nil"/>
+              <w:bottom w:val="single" w:color="FFFFFF" w:themeColor="background1" w:sz="18" w:space="0"/>
+              <w:right w:val="nil"/>
+            </w:tcBorders>
+            <w:shd w:val="clear" w:color="auto" w:fill="62B541"/>
+            <w:vAlign w:val="center"/>
+          </w:tcPr>
+          <w:p>
+            <w:pPr>
+              <w:keepNext/>
+              <w:spacing w:before="26"/>
+              <w:jc w:val="center"/>
+              <w:rPr>
+                <w:rFonts w:ascii="Times New Roman" w:hAnsi="Times New Roman" w:eastAsia="微软雅黑" w:cs="Times New Roman"/>
+                <w:b/>
+                <w:color w:val="FFFFFF" w:themeColor="background1"/>
+                <w:sz w:val="18"/>
+                <w:szCs w:val="18"/>
+                <w:lang w:eastAsia="zh-CN"/>
+                <w14:textFill>
+                  <w14:solidFill>
+                    <w14:schemeClr w14:val="bg1"/>
+                  </w14:solidFill>
+                </w14:textFill>
+              </w:rPr>
+            </w:pPr>
+            <w:r>
+              <w:rPr>
+                <w:rFonts w:hint="eastAsia" w:ascii="Times New Roman" w:hAnsi="Times New Roman" w:eastAsia="微软雅黑" w:cs="Times New Roman"/>
+                <w:b/>
+                <w:color w:val="FFFFFF" w:themeColor="background1"/>
+                <w:sz w:val="18"/>
+                <w:szCs w:val="18"/>
+                <w:lang w:eastAsia="zh-CN"/>
+                <w14:textFill>
+                  <w14:solidFill>
+                    <w14:schemeClr w14:val="bg1"/>
+                  </w14:solidFill>
+                </w14:textFill>
+              </w:rPr>
+              <w:t>{{ tdd.mutFreqType }}</w:t>
+            </w:r>
+          </w:p>
+        </w:tc>
+        <w:tc>
+          <w:tcPr>
+            <w:tcW w:w="8247" w:type="dxa"/>
+            <w:tcBorders>
+              <w:top w:val="single" w:color="A4A4A4" w:sz="4" w:space="0"/>
+              <w:left w:val="nil"/>
+              <w:bottom w:val="single" w:color="A4A4A4" w:sz="4" w:space="0"/>
+              <w:right w:val="nil"/>
+            </w:tcBorders>
+            <w:vAlign w:val="center"/>
+          </w:tcPr>
+          <w:p>
+            <w:pPr>
+              <w:keepNext/>
+              <w:spacing w:before="26"/>
+              <w:jc w:val="center"/>
+              <w:rPr>
+                <w:rFonts w:ascii="Times New Roman" w:hAnsi="Times New Roman" w:eastAsia="微软雅黑" w:cs="Times New Roman"/>
+                <w:bCs/>
+                <w:sz w:val="18"/>
+                <w:szCs w:val="18"/>
+                <w:lang w:eastAsia="zh-CN"/>
+              </w:rPr>
+            </w:pPr>
+            <w:r>
+              <w:rPr>
+                <w:rFonts w:hint="eastAsia" w:ascii="Times New Roman" w:hAnsi="Times New Roman" w:eastAsia="微软雅黑" w:cs="Times New Roman"/>
+                <w:bCs/>
+                <w:sz w:val="18"/>
+                <w:szCs w:val="18"/>
+                <w:lang w:eastAsia="zh-CN"/>
+              </w:rPr>
+              <w:t>{{ tdd.mutFreq }}</w:t>
+            </w:r>
+          </w:p>
+        </w:tc>
+      </w:tr>
+      <w:tr>
+        <w:tblPrEx>
+          <w:tblBorders>
+            <w:top w:val="single" w:color="45A3A7" w:sz="18" w:space="0"/>
+            <w:left w:val="none" w:color="auto" w:sz="0" w:space="0"/>
+            <w:bottom w:val="dotted" w:color="45A3A7" w:sz="4" w:space="0"/>
+            <w:right w:val="none" w:color="auto" w:sz="0" w:space="0"/>
+            <w:insideH w:val="dotted" w:color="45A3A7" w:sz="4" w:space="0"/>
+            <w:insideV w:val="dotted" w:color="45A3A7" w:sz="4" w:space="0"/>
+          </w:tblBorders>
+          <w:tblCellMar>
+            <w:top w:w="0" w:type="dxa"/>
+            <w:left w:w="108" w:type="dxa"/>
+            <w:bottom w:w="0" w:type="dxa"/>
+            <w:right w:w="108" w:type="dxa"/>
+          </w:tblCellMar>
+        </w:tblPrEx>
+        <w:trPr>
+          <w:trHeight w:val="474" w:hRule="atLeast"/>
+          <w:jc w:val="center"/>
+        </w:trPr>
+        <w:tc>
+          <w:tcPr>
+            <w:tcW w:w="432" w:type="dxa"/>
+            <w:vMerge w:val="restart"/>
+            <w:tcBorders>
+              <w:top w:val="single" w:color="FFFFFF" w:themeColor="background1" w:sz="18" w:space="0"/>
+              <w:left w:val="nil"/>
+              <w:bottom w:val="single" w:color="FFFFFF" w:themeColor="background1" w:sz="18" w:space="0"/>
+              <w:right w:val="single" w:color="FFFFFF" w:themeColor="background1" w:sz="18" w:space="0"/>
+            </w:tcBorders>
+            <w:shd w:val="clear" w:color="auto" w:fill="62B541"/>
+            <w:vAlign w:val="center"/>
+          </w:tcPr>
+          <w:p>
+            <w:pPr>
+              <w:spacing w:before="1" w:line="250" w:lineRule="auto"/>
+              <w:jc w:val="center"/>
+              <w:rPr>
+                <w:rFonts w:ascii="Times New Roman" w:hAnsi="Times New Roman" w:eastAsia="微软雅黑" w:cs="Times New Roman"/>
+                <w:sz w:val="18"/>
+                <w:szCs w:val="18"/>
+                <w:lang w:eastAsia="zh-CN"/>
+              </w:rPr>
+            </w:pPr>
+            <w:r>
+              <w:rPr>
+                <w:rFonts w:ascii="Times New Roman" w:hAnsi="Times New Roman" w:eastAsia="微软雅黑" w:cs="Times New Roman"/>
+                <w:b/>
+                <w:color w:val="FFFFFF" w:themeColor="background1"/>
+                <w:sz w:val="18"/>
+                <w:szCs w:val="18"/>
+                <w:lang w:eastAsia="zh-CN"/>
+                <w14:textFill>
+                  <w14:solidFill>
+                    <w14:schemeClr w14:val="bg1"/>
+                  </w14:solidFill>
+                </w14:textFill>
+              </w:rPr>
+              <w:t>潜在获益药物</w:t>
+            </w:r>
+          </w:p>
+        </w:tc>
+        <w:tc>
+          <w:tcPr>
+            <w:tcW w:w="1191" w:type="dxa"/>
+            <w:tcBorders>
+              <w:top w:val="single" w:color="FFFFFF" w:themeColor="background1" w:sz="18" w:space="0"/>
+              <w:left w:val="single" w:color="FFFFFF" w:themeColor="background1" w:sz="18" w:space="0"/>
+              <w:bottom w:val="single" w:color="FFFFFF" w:themeColor="background1" w:sz="18" w:space="0"/>
+              <w:right w:val="nil"/>
+            </w:tcBorders>
+            <w:shd w:val="clear" w:color="auto" w:fill="62B541"/>
+            <w:vAlign w:val="center"/>
+          </w:tcPr>
+          <w:p>
+            <w:pPr>
+              <w:spacing w:before="1" w:line="250" w:lineRule="auto"/>
+              <w:jc w:val="center"/>
+              <w:rPr>
+                <w:rFonts w:ascii="Times New Roman" w:hAnsi="Times New Roman" w:eastAsia="微软雅黑" w:cs="Times New Roman"/>
+                <w:b/>
+                <w:color w:val="FFFFFF" w:themeColor="background1"/>
+                <w:sz w:val="18"/>
+                <w:szCs w:val="18"/>
+                <w:lang w:eastAsia="zh-CN"/>
+                <w14:textFill>
+                  <w14:solidFill>
+                    <w14:schemeClr w14:val="bg1"/>
+                  </w14:solidFill>
+                </w14:textFill>
+              </w:rPr>
+            </w:pPr>
+            <w:r>
+              <w:rPr>
+                <w:rFonts w:ascii="Times New Roman" w:hAnsi="Times New Roman" w:eastAsia="微软雅黑" w:cs="Times New Roman"/>
+                <w:b/>
+                <w:color w:val="FFFFFF" w:themeColor="background1"/>
+                <w:sz w:val="18"/>
+                <w:szCs w:val="18"/>
+                <w:lang w:eastAsia="zh-CN"/>
+                <w14:textFill>
+                  <w14:solidFill>
+                    <w14:schemeClr w14:val="bg1"/>
+                  </w14:solidFill>
+                </w14:textFill>
+              </w:rPr>
+              <w:t>A级</w:t>
+            </w:r>
+          </w:p>
+        </w:tc>
+        <w:tc>
+          <w:tcPr>
+            <w:tcW w:w="8247" w:type="dxa"/>
+            <w:tcBorders>
+              <w:top w:val="single" w:color="A4A4A4" w:sz="4" w:space="0"/>
+              <w:left w:val="nil"/>
+              <w:bottom w:val="single" w:color="A4A4A4" w:sz="4" w:space="0"/>
+              <w:right w:val="nil"/>
+            </w:tcBorders>
+            <w:shd w:val="clear" w:color="auto" w:fill="auto"/>
+            <w:vAlign w:val="center"/>
+          </w:tcPr>
+          <w:p>
+            <w:pPr>
+              <w:spacing w:before="1" w:line="250" w:lineRule="auto"/>
+              <w:jc w:val="center"/>
+              <w:rPr>
+                <w:rFonts w:ascii="Times New Roman" w:hAnsi="Times New Roman" w:eastAsia="微软雅黑" w:cs="Times New Roman"/>
+                <w:b/>
+                <w:color w:val="FFFFFF" w:themeColor="background1"/>
+                <w:sz w:val="18"/>
+                <w:szCs w:val="18"/>
+                <w:lang w:eastAsia="zh-CN"/>
+                <w14:textFill>
+                  <w14:solidFill>
+                    <w14:schemeClr w14:val="bg1"/>
+                  </w14:solidFill>
+                </w14:textFill>
+              </w:rPr>
+            </w:pPr>
+            <w:r>
+              <w:rPr>
+                <w:rFonts w:ascii="Times New Roman" w:hAnsi="Times New Roman" w:eastAsia="微软雅黑" w:cs="Times New Roman"/>
+                <w:sz w:val="18"/>
+                <w:szCs w:val="18"/>
+                <w:lang w:eastAsia="zh-CN"/>
+              </w:rPr>
+              <w:t>{% if tdd.drugaStr == [] %}无{% else%}{% for d in tdd.drugaStr %}{%if loop.last%}</w:t>
+            </w:r>
+            <w:r>
+              <w:rPr>
+                <w:rFonts w:hint="eastAsia" w:ascii="Times New Roman" w:hAnsi="Times New Roman" w:eastAsia="微软雅黑" w:cs="Times New Roman"/>
+                <w:sz w:val="18"/>
+                <w:szCs w:val="18"/>
+                <w:lang w:eastAsia="zh-CN"/>
+              </w:rPr>
+              <w:t>{{ d.nameLevel }}</w:t>
+            </w:r>
+            <w:r>
+              <w:rPr>
+                <w:rFonts w:ascii="Times New Roman" w:hAnsi="Times New Roman" w:eastAsia="微软雅黑" w:cs="Times New Roman"/>
+                <w:sz w:val="18"/>
+                <w:szCs w:val="18"/>
+                <w:lang w:eastAsia="zh-CN"/>
+              </w:rPr>
+              <w:t>{%else%}</w:t>
+            </w:r>
+            <w:r>
+              <w:rPr>
+                <w:rFonts w:hint="eastAsia" w:ascii="Times New Roman" w:hAnsi="Times New Roman" w:eastAsia="微软雅黑" w:cs="Times New Roman"/>
+                <w:sz w:val="18"/>
+                <w:szCs w:val="18"/>
+                <w:lang w:eastAsia="zh-CN"/>
+              </w:rPr>
+              <w:t>{{ d.nameLevel }}</w:t>
+            </w:r>
+            <w:r>
+              <w:rPr>
+                <w:rFonts w:ascii="Times New Roman" w:hAnsi="Times New Roman" w:eastAsia="微软雅黑" w:cs="Times New Roman"/>
+                <w:sz w:val="18"/>
+                <w:szCs w:val="18"/>
+                <w:lang w:eastAsia="zh-CN"/>
+              </w:rPr>
+              <w:t>，{%endif%}{% endfor %}{% endif%}</w:t>
+            </w:r>
+          </w:p>
+        </w:tc>
+      </w:tr>
+      <w:tr>
+        <w:tblPrEx>
+          <w:tblBorders>
+            <w:top w:val="single" w:color="45A3A7" w:sz="18" w:space="0"/>
+            <w:left w:val="none" w:color="auto" w:sz="0" w:space="0"/>
+            <w:bottom w:val="dotted" w:color="45A3A7" w:sz="4" w:space="0"/>
+            <w:right w:val="none" w:color="auto" w:sz="0" w:space="0"/>
+            <w:insideH w:val="dotted" w:color="45A3A7" w:sz="4" w:space="0"/>
+            <w:insideV w:val="dotted" w:color="45A3A7" w:sz="4" w:space="0"/>
+          </w:tblBorders>
+          <w:tblCellMar>
+            <w:top w:w="0" w:type="dxa"/>
+            <w:left w:w="108" w:type="dxa"/>
+            <w:bottom w:w="0" w:type="dxa"/>
+            <w:right w:w="108" w:type="dxa"/>
+          </w:tblCellMar>
+        </w:tblPrEx>
+        <w:trPr>
+          <w:trHeight w:val="474" w:hRule="atLeast"/>
+          <w:jc w:val="center"/>
+        </w:trPr>
+        <w:tc>
+          <w:tcPr>
+            <w:tcW w:w="432" w:type="dxa"/>
+            <w:vMerge w:val="continue"/>
+            <w:tcBorders>
+              <w:top w:val="single" w:color="FFFFFF" w:themeColor="background1" w:sz="18" w:space="0"/>
+              <w:left w:val="nil"/>
+              <w:bottom w:val="single" w:color="FFFFFF" w:themeColor="background1" w:sz="18" w:space="0"/>
+              <w:right w:val="single" w:color="FFFFFF" w:themeColor="background1" w:sz="18" w:space="0"/>
+            </w:tcBorders>
+            <w:shd w:val="clear" w:color="auto" w:fill="62B541"/>
+            <w:vAlign w:val="center"/>
+          </w:tcPr>
+          <w:p>
+            <w:pPr>
+              <w:spacing w:before="1" w:line="250" w:lineRule="auto"/>
+              <w:jc w:val="center"/>
+              <w:rPr>
+                <w:rFonts w:ascii="Times New Roman" w:hAnsi="Times New Roman" w:eastAsia="微软雅黑" w:cs="Times New Roman"/>
+                <w:b/>
+                <w:color w:val="FFFFFF" w:themeColor="background1"/>
+                <w:sz w:val="18"/>
+                <w:szCs w:val="18"/>
+                <w:lang w:eastAsia="zh-CN"/>
+                <w14:textFill>
+                  <w14:solidFill>
+                    <w14:schemeClr w14:val="bg1"/>
+                  </w14:solidFill>
+                </w14:textFill>
+              </w:rPr>
+            </w:pPr>
+          </w:p>
+        </w:tc>
+        <w:tc>
+          <w:tcPr>
+            <w:tcW w:w="1191" w:type="dxa"/>
+            <w:tcBorders>
+              <w:top w:val="single" w:color="FFFFFF" w:themeColor="background1" w:sz="18" w:space="0"/>
+              <w:left w:val="single" w:color="FFFFFF" w:themeColor="background1" w:sz="18" w:space="0"/>
+              <w:bottom w:val="single" w:color="FFFFFF" w:themeColor="background1" w:sz="18" w:space="0"/>
+              <w:right w:val="nil"/>
+            </w:tcBorders>
+            <w:shd w:val="clear" w:color="auto" w:fill="62B541"/>
+            <w:vAlign w:val="center"/>
+          </w:tcPr>
+          <w:p>
+            <w:pPr>
+              <w:spacing w:before="1" w:line="250" w:lineRule="auto"/>
+              <w:jc w:val="center"/>
+              <w:rPr>
+                <w:rFonts w:ascii="Times New Roman" w:hAnsi="Times New Roman" w:eastAsia="微软雅黑" w:cs="Times New Roman"/>
+                <w:b/>
+                <w:color w:val="FFFFFF" w:themeColor="background1"/>
+                <w:sz w:val="18"/>
+                <w:szCs w:val="18"/>
+                <w:lang w:eastAsia="zh-CN"/>
+                <w14:textFill>
+                  <w14:solidFill>
+                    <w14:schemeClr w14:val="bg1"/>
+                  </w14:solidFill>
+                </w14:textFill>
+              </w:rPr>
+            </w:pPr>
+            <w:r>
+              <w:rPr>
+                <w:rFonts w:ascii="Times New Roman" w:hAnsi="Times New Roman" w:eastAsia="微软雅黑" w:cs="Times New Roman"/>
+                <w:b/>
+                <w:color w:val="FFFFFF" w:themeColor="background1"/>
+                <w:sz w:val="18"/>
+                <w:szCs w:val="18"/>
+                <w:lang w:eastAsia="zh-CN"/>
+                <w14:textFill>
+                  <w14:solidFill>
+                    <w14:schemeClr w14:val="bg1"/>
+                  </w14:solidFill>
+                </w14:textFill>
+              </w:rPr>
+              <w:t>B级</w:t>
+            </w:r>
+          </w:p>
+        </w:tc>
+        <w:tc>
+          <w:tcPr>
+            <w:tcW w:w="8247" w:type="dxa"/>
+            <w:tcBorders>
+              <w:top w:val="single" w:color="A4A4A4" w:sz="4" w:space="0"/>
+              <w:left w:val="nil"/>
+              <w:bottom w:val="single" w:color="A4A4A4" w:sz="4" w:space="0"/>
+              <w:right w:val="nil"/>
+            </w:tcBorders>
+            <w:shd w:val="clear" w:color="auto" w:fill="auto"/>
+            <w:vAlign w:val="center"/>
+          </w:tcPr>
+          <w:p>
+            <w:pPr>
+              <w:keepNext/>
+              <w:spacing w:before="26"/>
+              <w:jc w:val="center"/>
+              <w:rPr>
+                <w:rFonts w:ascii="Times New Roman" w:hAnsi="Times New Roman" w:eastAsia="微软雅黑" w:cs="Times New Roman"/>
+                <w:b/>
+                <w:color w:val="FFFFFF" w:themeColor="background1"/>
+                <w:sz w:val="18"/>
+                <w:szCs w:val="18"/>
+                <w:lang w:eastAsia="zh-CN"/>
+                <w14:textFill>
+                  <w14:solidFill>
+                    <w14:schemeClr w14:val="bg1"/>
+                  </w14:solidFill>
+                </w14:textFill>
+              </w:rPr>
+            </w:pPr>
+            <w:r>
+              <w:rPr>
+                <w:rFonts w:ascii="Times New Roman" w:hAnsi="Times New Roman" w:eastAsia="微软雅黑" w:cs="Times New Roman"/>
+                <w:sz w:val="18"/>
+                <w:szCs w:val="18"/>
+                <w:lang w:eastAsia="zh-CN"/>
+              </w:rPr>
+              <w:t>{% if tdd.drugbStr == [] %}无{% else%}{% for d in tdd.drugbStr %}{%if loop.last%}</w:t>
+            </w:r>
+            <w:r>
+              <w:rPr>
+                <w:rFonts w:hint="eastAsia" w:ascii="Times New Roman" w:hAnsi="Times New Roman" w:eastAsia="微软雅黑" w:cs="Times New Roman"/>
+                <w:sz w:val="18"/>
+                <w:szCs w:val="18"/>
+                <w:lang w:eastAsia="zh-CN"/>
+              </w:rPr>
+              <w:t>{{ d.nameLevel }}</w:t>
+            </w:r>
+            <w:r>
+              <w:rPr>
+                <w:rFonts w:ascii="Times New Roman" w:hAnsi="Times New Roman" w:eastAsia="微软雅黑" w:cs="Times New Roman"/>
+                <w:sz w:val="18"/>
+                <w:szCs w:val="18"/>
+                <w:lang w:eastAsia="zh-CN"/>
+              </w:rPr>
+              <w:t>{%else%}</w:t>
+            </w:r>
+            <w:r>
+              <w:rPr>
+                <w:rFonts w:hint="eastAsia" w:ascii="Times New Roman" w:hAnsi="Times New Roman" w:eastAsia="微软雅黑" w:cs="Times New Roman"/>
+                <w:sz w:val="18"/>
+                <w:szCs w:val="18"/>
+                <w:lang w:eastAsia="zh-CN"/>
+              </w:rPr>
+              <w:t>{{ d.nameLevel }}</w:t>
+            </w:r>
+            <w:r>
+              <w:rPr>
+                <w:rFonts w:ascii="Times New Roman" w:hAnsi="Times New Roman" w:eastAsia="微软雅黑" w:cs="Times New Roman"/>
+                <w:sz w:val="18"/>
+                <w:szCs w:val="18"/>
+                <w:lang w:eastAsia="zh-CN"/>
+              </w:rPr>
+              <w:t>，{%endif%}{% endfor %}{% endif%}</w:t>
+            </w:r>
+          </w:p>
+        </w:tc>
+      </w:tr>
+      <w:tr>
+        <w:tblPrEx>
+          <w:tblBorders>
+            <w:top w:val="single" w:color="45A3A7" w:sz="18" w:space="0"/>
+            <w:left w:val="none" w:color="auto" w:sz="0" w:space="0"/>
+            <w:bottom w:val="dotted" w:color="45A3A7" w:sz="4" w:space="0"/>
+            <w:right w:val="none" w:color="auto" w:sz="0" w:space="0"/>
+            <w:insideH w:val="dotted" w:color="45A3A7" w:sz="4" w:space="0"/>
+            <w:insideV w:val="dotted" w:color="45A3A7" w:sz="4" w:space="0"/>
+          </w:tblBorders>
+          <w:tblCellMar>
+            <w:top w:w="0" w:type="dxa"/>
+            <w:left w:w="108" w:type="dxa"/>
+            <w:bottom w:w="0" w:type="dxa"/>
+            <w:right w:w="108" w:type="dxa"/>
+          </w:tblCellMar>
+        </w:tblPrEx>
+        <w:trPr>
+          <w:trHeight w:val="474" w:hRule="atLeast"/>
+          <w:jc w:val="center"/>
+        </w:trPr>
+        <w:tc>
+          <w:tcPr>
+            <w:tcW w:w="432" w:type="dxa"/>
+            <w:vMerge w:val="continue"/>
+            <w:tcBorders>
+              <w:top w:val="single" w:color="FFFFFF" w:themeColor="background1" w:sz="18" w:space="0"/>
+              <w:left w:val="nil"/>
+              <w:bottom w:val="single" w:color="FFFFFF" w:themeColor="background1" w:sz="18" w:space="0"/>
+              <w:right w:val="single" w:color="FFFFFF" w:themeColor="background1" w:sz="18" w:space="0"/>
+            </w:tcBorders>
+            <w:shd w:val="clear" w:color="auto" w:fill="62B541"/>
+            <w:vAlign w:val="center"/>
+          </w:tcPr>
+          <w:p>
+            <w:pPr>
+              <w:spacing w:before="1" w:line="250" w:lineRule="auto"/>
+              <w:jc w:val="center"/>
+              <w:rPr>
+                <w:rFonts w:ascii="Times New Roman" w:hAnsi="Times New Roman" w:eastAsia="微软雅黑" w:cs="Times New Roman"/>
+                <w:b/>
+                <w:color w:val="FFFFFF" w:themeColor="background1"/>
+                <w:sz w:val="18"/>
+                <w:szCs w:val="18"/>
+                <w:lang w:eastAsia="zh-CN"/>
+                <w14:textFill>
+                  <w14:solidFill>
+                    <w14:schemeClr w14:val="bg1"/>
+                  </w14:solidFill>
+                </w14:textFill>
+              </w:rPr>
+            </w:pPr>
+          </w:p>
+        </w:tc>
+        <w:tc>
+          <w:tcPr>
+            <w:tcW w:w="1191" w:type="dxa"/>
+            <w:tcBorders>
+              <w:top w:val="single" w:color="FFFFFF" w:themeColor="background1" w:sz="18" w:space="0"/>
+              <w:left w:val="single" w:color="FFFFFF" w:themeColor="background1" w:sz="18" w:space="0"/>
+              <w:bottom w:val="single" w:color="FFFFFF" w:themeColor="background1" w:sz="18" w:space="0"/>
+              <w:right w:val="nil"/>
+            </w:tcBorders>
+            <w:shd w:val="clear" w:color="auto" w:fill="62B541"/>
+            <w:vAlign w:val="center"/>
+          </w:tcPr>
+          <w:p>
+            <w:pPr>
+              <w:spacing w:before="1" w:line="250" w:lineRule="auto"/>
+              <w:jc w:val="center"/>
+              <w:rPr>
+                <w:rFonts w:ascii="Times New Roman" w:hAnsi="Times New Roman" w:eastAsia="微软雅黑" w:cs="Times New Roman"/>
+                <w:b/>
+                <w:color w:val="FFFFFF" w:themeColor="background1"/>
+                <w:sz w:val="18"/>
+                <w:szCs w:val="18"/>
+                <w:lang w:eastAsia="zh-CN"/>
+                <w14:textFill>
+                  <w14:solidFill>
+                    <w14:schemeClr w14:val="bg1"/>
+                  </w14:solidFill>
+                </w14:textFill>
+              </w:rPr>
+            </w:pPr>
+            <w:r>
+              <w:rPr>
+                <w:rFonts w:ascii="Times New Roman" w:hAnsi="Times New Roman" w:eastAsia="微软雅黑" w:cs="Times New Roman"/>
+                <w:b/>
+                <w:color w:val="FFFFFF" w:themeColor="background1"/>
+                <w:sz w:val="18"/>
+                <w:szCs w:val="18"/>
+                <w:lang w:eastAsia="zh-CN"/>
+                <w14:textFill>
+                  <w14:solidFill>
+                    <w14:schemeClr w14:val="bg1"/>
+                  </w14:solidFill>
+                </w14:textFill>
+              </w:rPr>
+              <w:t>C级</w:t>
+            </w:r>
+          </w:p>
+        </w:tc>
+        <w:tc>
+          <w:tcPr>
+            <w:tcW w:w="8247" w:type="dxa"/>
+            <w:tcBorders>
+              <w:top w:val="single" w:color="A4A4A4" w:sz="4" w:space="0"/>
+              <w:left w:val="nil"/>
+              <w:bottom w:val="single" w:color="A4A4A4" w:sz="4" w:space="0"/>
+              <w:right w:val="nil"/>
+            </w:tcBorders>
+            <w:shd w:val="clear" w:color="auto" w:fill="auto"/>
+            <w:vAlign w:val="center"/>
+          </w:tcPr>
+          <w:p>
+            <w:pPr>
+              <w:keepNext/>
+              <w:spacing w:before="26"/>
+              <w:jc w:val="center"/>
+              <w:rPr>
+                <w:rFonts w:ascii="Times New Roman" w:hAnsi="Times New Roman" w:eastAsia="微软雅黑" w:cs="Times New Roman"/>
+                <w:b/>
+                <w:color w:val="FFFFFF" w:themeColor="background1"/>
+                <w:sz w:val="18"/>
+                <w:szCs w:val="18"/>
+                <w:lang w:eastAsia="zh-CN"/>
+                <w14:textFill>
+                  <w14:solidFill>
+                    <w14:schemeClr w14:val="bg1"/>
+                  </w14:solidFill>
+                </w14:textFill>
+              </w:rPr>
+            </w:pPr>
+            <w:r>
+              <w:rPr>
+                <w:rFonts w:ascii="Times New Roman" w:hAnsi="Times New Roman" w:eastAsia="微软雅黑" w:cs="Times New Roman"/>
+                <w:sz w:val="18"/>
+                <w:szCs w:val="18"/>
+                <w:lang w:eastAsia="zh-CN"/>
+              </w:rPr>
+              <w:t>{% if tdd.drugcStr == [] %}无{% else%}{% for d in tdd.drugcStr %}{%if loop.last%}</w:t>
+            </w:r>
+            <w:r>
+              <w:rPr>
+                <w:rFonts w:hint="eastAsia" w:ascii="Times New Roman" w:hAnsi="Times New Roman" w:eastAsia="微软雅黑" w:cs="Times New Roman"/>
+                <w:sz w:val="18"/>
+                <w:szCs w:val="18"/>
+                <w:lang w:eastAsia="zh-CN"/>
+              </w:rPr>
+              <w:t>{{ d.nameLevel }}</w:t>
+            </w:r>
+            <w:r>
+              <w:rPr>
+                <w:rFonts w:ascii="Times New Roman" w:hAnsi="Times New Roman" w:eastAsia="微软雅黑" w:cs="Times New Roman"/>
+                <w:sz w:val="18"/>
+                <w:szCs w:val="18"/>
+                <w:lang w:eastAsia="zh-CN"/>
+              </w:rPr>
+              <w:t>{%else%}</w:t>
+            </w:r>
+            <w:r>
+              <w:rPr>
+                <w:rFonts w:hint="eastAsia" w:ascii="Times New Roman" w:hAnsi="Times New Roman" w:eastAsia="微软雅黑" w:cs="Times New Roman"/>
+                <w:sz w:val="18"/>
+                <w:szCs w:val="18"/>
+                <w:lang w:eastAsia="zh-CN"/>
+              </w:rPr>
+              <w:t>{{ d.nameLevel }}</w:t>
+            </w:r>
+            <w:r>
+              <w:rPr>
+                <w:rFonts w:ascii="Times New Roman" w:hAnsi="Times New Roman" w:eastAsia="微软雅黑" w:cs="Times New Roman"/>
+                <w:sz w:val="18"/>
+                <w:szCs w:val="18"/>
+                <w:lang w:eastAsia="zh-CN"/>
+              </w:rPr>
+              <w:t>，{%endif%}{% endfor %}{% endif%}</w:t>
+            </w:r>
+          </w:p>
+        </w:tc>
+      </w:tr>
+      <w:tr>
+        <w:tblPrEx>
+          <w:tblBorders>
+            <w:top w:val="single" w:color="45A3A7" w:sz="18" w:space="0"/>
+            <w:left w:val="none" w:color="auto" w:sz="0" w:space="0"/>
+            <w:bottom w:val="dotted" w:color="45A3A7" w:sz="4" w:space="0"/>
+            <w:right w:val="none" w:color="auto" w:sz="0" w:space="0"/>
+            <w:insideH w:val="dotted" w:color="45A3A7" w:sz="4" w:space="0"/>
+            <w:insideV w:val="dotted" w:color="45A3A7" w:sz="4" w:space="0"/>
+          </w:tblBorders>
+          <w:tblCellMar>
+            <w:top w:w="0" w:type="dxa"/>
+            <w:left w:w="108" w:type="dxa"/>
+            <w:bottom w:w="0" w:type="dxa"/>
+            <w:right w:w="108" w:type="dxa"/>
+          </w:tblCellMar>
+        </w:tblPrEx>
+        <w:trPr>
+          <w:trHeight w:val="474" w:hRule="atLeast"/>
+          <w:jc w:val="center"/>
+        </w:trPr>
+        <w:tc>
+          <w:tcPr>
+            <w:tcW w:w="432" w:type="dxa"/>
+            <w:vMerge w:val="continue"/>
+            <w:tcBorders>
+              <w:top w:val="single" w:color="FFFFFF" w:themeColor="background1" w:sz="18" w:space="0"/>
+              <w:left w:val="nil"/>
+              <w:bottom w:val="single" w:color="FFFFFF" w:themeColor="background1" w:sz="18" w:space="0"/>
+              <w:right w:val="single" w:color="FFFFFF" w:themeColor="background1" w:sz="18" w:space="0"/>
+            </w:tcBorders>
+            <w:shd w:val="clear" w:color="auto" w:fill="62B541"/>
+            <w:vAlign w:val="center"/>
+          </w:tcPr>
+          <w:p>
+            <w:pPr>
+              <w:spacing w:before="1" w:line="250" w:lineRule="auto"/>
+              <w:jc w:val="center"/>
+              <w:rPr>
+                <w:rFonts w:ascii="Times New Roman" w:hAnsi="Times New Roman" w:eastAsia="微软雅黑" w:cs="Times New Roman"/>
+                <w:b/>
+                <w:color w:val="FFFFFF" w:themeColor="background1"/>
+                <w:sz w:val="18"/>
+                <w:szCs w:val="18"/>
+                <w:lang w:eastAsia="zh-CN"/>
+                <w14:textFill>
+                  <w14:solidFill>
+                    <w14:schemeClr w14:val="bg1"/>
+                  </w14:solidFill>
+                </w14:textFill>
+              </w:rPr>
+            </w:pPr>
+          </w:p>
+        </w:tc>
+        <w:tc>
+          <w:tcPr>
+            <w:tcW w:w="1191" w:type="dxa"/>
+            <w:tcBorders>
+              <w:top w:val="single" w:color="FFFFFF" w:themeColor="background1" w:sz="18" w:space="0"/>
+              <w:left w:val="single" w:color="FFFFFF" w:themeColor="background1" w:sz="18" w:space="0"/>
+              <w:bottom w:val="single" w:color="FFFFFF" w:themeColor="background1" w:sz="18" w:space="0"/>
+              <w:right w:val="nil"/>
+            </w:tcBorders>
+            <w:shd w:val="clear" w:color="auto" w:fill="62B541"/>
+            <w:vAlign w:val="center"/>
+          </w:tcPr>
+          <w:p>
+            <w:pPr>
+              <w:spacing w:before="1" w:line="250" w:lineRule="auto"/>
+              <w:jc w:val="center"/>
+              <w:rPr>
+                <w:rFonts w:ascii="Times New Roman" w:hAnsi="Times New Roman" w:eastAsia="微软雅黑" w:cs="Times New Roman"/>
+                <w:b/>
+                <w:color w:val="FFFFFF" w:themeColor="background1"/>
+                <w:sz w:val="18"/>
+                <w:szCs w:val="18"/>
+                <w:lang w:eastAsia="zh-CN"/>
+                <w14:textFill>
+                  <w14:solidFill>
+                    <w14:schemeClr w14:val="bg1"/>
+                  </w14:solidFill>
+                </w14:textFill>
+              </w:rPr>
+            </w:pPr>
+            <w:r>
+              <w:rPr>
+                <w:rFonts w:hint="eastAsia" w:ascii="Times New Roman" w:hAnsi="Times New Roman" w:eastAsia="微软雅黑" w:cs="Times New Roman"/>
+                <w:b/>
+                <w:color w:val="FFFFFF" w:themeColor="background1"/>
+                <w:sz w:val="18"/>
+                <w:szCs w:val="18"/>
+                <w:lang w:eastAsia="zh-CN"/>
+                <w14:textFill>
+                  <w14:solidFill>
+                    <w14:schemeClr w14:val="bg1"/>
+                  </w14:solidFill>
+                </w14:textFill>
+              </w:rPr>
+              <w:t>D</w:t>
+            </w:r>
+            <w:r>
+              <w:rPr>
+                <w:rFonts w:ascii="Times New Roman" w:hAnsi="Times New Roman" w:eastAsia="微软雅黑" w:cs="Times New Roman"/>
+                <w:b/>
+                <w:color w:val="FFFFFF" w:themeColor="background1"/>
+                <w:sz w:val="18"/>
+                <w:szCs w:val="18"/>
+                <w:lang w:eastAsia="zh-CN"/>
+                <w14:textFill>
+                  <w14:solidFill>
+                    <w14:schemeClr w14:val="bg1"/>
+                  </w14:solidFill>
+                </w14:textFill>
+              </w:rPr>
+              <w:t>级</w:t>
+            </w:r>
+          </w:p>
+        </w:tc>
+        <w:tc>
+          <w:tcPr>
+            <w:tcW w:w="8247" w:type="dxa"/>
+            <w:tcBorders>
+              <w:top w:val="single" w:color="A4A4A4" w:sz="4" w:space="0"/>
+              <w:left w:val="nil"/>
+              <w:bottom w:val="single" w:color="A4A4A4" w:sz="4" w:space="0"/>
+              <w:right w:val="nil"/>
+            </w:tcBorders>
+            <w:shd w:val="clear" w:color="auto" w:fill="auto"/>
+            <w:vAlign w:val="center"/>
+          </w:tcPr>
+          <w:p>
+            <w:pPr>
+              <w:keepNext/>
+              <w:spacing w:before="26"/>
+              <w:jc w:val="center"/>
+              <w:rPr>
+                <w:rFonts w:ascii="Times New Roman" w:hAnsi="Times New Roman" w:eastAsia="微软雅黑" w:cs="Times New Roman"/>
+                <w:b/>
+                <w:color w:val="FFFFFF" w:themeColor="background1"/>
+                <w:sz w:val="18"/>
+                <w:szCs w:val="18"/>
+                <w:lang w:eastAsia="zh-CN"/>
+                <w14:textFill>
+                  <w14:solidFill>
+                    <w14:schemeClr w14:val="bg1"/>
+                  </w14:solidFill>
+                </w14:textFill>
+              </w:rPr>
+            </w:pPr>
+            <w:r>
+              <w:rPr>
+                <w:rFonts w:ascii="Times New Roman" w:hAnsi="Times New Roman" w:eastAsia="微软雅黑" w:cs="Times New Roman"/>
+                <w:sz w:val="18"/>
+                <w:szCs w:val="18"/>
+                <w:lang w:eastAsia="zh-CN"/>
+              </w:rPr>
+              <w:t>{% if tdd.drug</w:t>
+            </w:r>
+            <w:r>
+              <w:rPr>
+                <w:rFonts w:hint="eastAsia" w:ascii="Times New Roman" w:hAnsi="Times New Roman" w:eastAsia="微软雅黑" w:cs="Times New Roman"/>
+                <w:sz w:val="18"/>
+                <w:szCs w:val="18"/>
+                <w:lang w:eastAsia="zh-CN"/>
+              </w:rPr>
+              <w:t>d</w:t>
+            </w:r>
+            <w:r>
+              <w:rPr>
+                <w:rFonts w:ascii="Times New Roman" w:hAnsi="Times New Roman" w:eastAsia="微软雅黑" w:cs="Times New Roman"/>
+                <w:sz w:val="18"/>
+                <w:szCs w:val="18"/>
+                <w:lang w:eastAsia="zh-CN"/>
+              </w:rPr>
+              <w:t>Str == [] %}无{% else%}{% for d in tdd.drug</w:t>
+            </w:r>
+            <w:r>
+              <w:rPr>
+                <w:rFonts w:hint="eastAsia" w:ascii="Times New Roman" w:hAnsi="Times New Roman" w:eastAsia="微软雅黑" w:cs="Times New Roman"/>
+                <w:sz w:val="18"/>
+                <w:szCs w:val="18"/>
+                <w:lang w:eastAsia="zh-CN"/>
+              </w:rPr>
+              <w:t>d</w:t>
+            </w:r>
+            <w:r>
+              <w:rPr>
+                <w:rFonts w:ascii="Times New Roman" w:hAnsi="Times New Roman" w:eastAsia="微软雅黑" w:cs="Times New Roman"/>
+                <w:sz w:val="18"/>
+                <w:szCs w:val="18"/>
+                <w:lang w:eastAsia="zh-CN"/>
+              </w:rPr>
+              <w:t>Str %}{%if loop.last%}</w:t>
+            </w:r>
+            <w:r>
+              <w:rPr>
+                <w:rFonts w:hint="eastAsia" w:ascii="Times New Roman" w:hAnsi="Times New Roman" w:eastAsia="微软雅黑" w:cs="Times New Roman"/>
+                <w:sz w:val="18"/>
+                <w:szCs w:val="18"/>
+                <w:lang w:eastAsia="zh-CN"/>
+              </w:rPr>
+              <w:t>{{ d.nameLevel }}</w:t>
+            </w:r>
+            <w:r>
+              <w:rPr>
+                <w:rFonts w:ascii="Times New Roman" w:hAnsi="Times New Roman" w:eastAsia="微软雅黑" w:cs="Times New Roman"/>
+                <w:sz w:val="18"/>
+                <w:szCs w:val="18"/>
+                <w:lang w:eastAsia="zh-CN"/>
+              </w:rPr>
+              <w:t>{%else%}</w:t>
+            </w:r>
+            <w:r>
+              <w:rPr>
+                <w:rFonts w:hint="eastAsia" w:ascii="Times New Roman" w:hAnsi="Times New Roman" w:eastAsia="微软雅黑" w:cs="Times New Roman"/>
+                <w:sz w:val="18"/>
+                <w:szCs w:val="18"/>
+                <w:lang w:eastAsia="zh-CN"/>
+              </w:rPr>
+              <w:t>{{ d.nameLevel }}</w:t>
+            </w:r>
+            <w:r>
+              <w:rPr>
+                <w:rFonts w:ascii="Times New Roman" w:hAnsi="Times New Roman" w:eastAsia="微软雅黑" w:cs="Times New Roman"/>
+                <w:sz w:val="18"/>
+                <w:szCs w:val="18"/>
+                <w:lang w:eastAsia="zh-CN"/>
+              </w:rPr>
+              <w:t>，{%endif%}{% endfor %}{% endif%}</w:t>
+            </w:r>
+          </w:p>
+        </w:tc>
+      </w:tr>
+      <w:tr>
+        <w:tblPrEx>
+          <w:tblBorders>
+            <w:top w:val="single" w:color="45A3A7" w:sz="18" w:space="0"/>
+            <w:left w:val="none" w:color="auto" w:sz="0" w:space="0"/>
+            <w:bottom w:val="dotted" w:color="45A3A7" w:sz="4" w:space="0"/>
+            <w:right w:val="none" w:color="auto" w:sz="0" w:space="0"/>
+            <w:insideH w:val="dotted" w:color="45A3A7" w:sz="4" w:space="0"/>
+            <w:insideV w:val="dotted" w:color="45A3A7" w:sz="4" w:space="0"/>
+          </w:tblBorders>
+          <w:tblCellMar>
+            <w:top w:w="0" w:type="dxa"/>
+            <w:left w:w="108" w:type="dxa"/>
+            <w:bottom w:w="0" w:type="dxa"/>
+            <w:right w:w="108" w:type="dxa"/>
+          </w:tblCellMar>
+        </w:tblPrEx>
+        <w:trPr>
+          <w:trHeight w:val="474" w:hRule="atLeast"/>
+          <w:jc w:val="center"/>
+        </w:trPr>
+        <w:tc>
+          <w:tcPr>
+            <w:tcW w:w="432" w:type="dxa"/>
+            <w:vMerge w:val="restart"/>
+            <w:tcBorders>
+              <w:top w:val="single" w:color="FFFFFF" w:themeColor="background1" w:sz="18" w:space="0"/>
+              <w:left w:val="nil"/>
+              <w:right w:val="single" w:color="FFFFFF" w:themeColor="background1" w:sz="18" w:space="0"/>
+            </w:tcBorders>
+            <w:shd w:val="clear" w:color="auto" w:fill="62B541"/>
+            <w:vAlign w:val="center"/>
+          </w:tcPr>
+          <w:p>
+            <w:pPr>
+              <w:keepNext/>
+              <w:spacing w:before="26"/>
+              <w:jc w:val="center"/>
+              <w:rPr>
+                <w:rFonts w:ascii="Times New Roman" w:hAnsi="Times New Roman" w:eastAsia="微软雅黑" w:cs="Times New Roman"/>
+                <w:b/>
+                <w:color w:val="FFFFFF" w:themeColor="background1"/>
+                <w:sz w:val="18"/>
+                <w:szCs w:val="18"/>
+                <w:lang w:eastAsia="zh-CN"/>
+                <w14:textFill>
+                  <w14:solidFill>
+                    <w14:schemeClr w14:val="bg1"/>
+                  </w14:solidFill>
+                </w14:textFill>
+              </w:rPr>
+            </w:pPr>
+            <w:r>
+              <w:rPr>
+                <w:rFonts w:ascii="Times New Roman" w:hAnsi="Times New Roman" w:eastAsia="微软雅黑" w:cs="Times New Roman"/>
+                <w:b/>
+                <w:color w:val="FFFFFF" w:themeColor="background1"/>
+                <w:sz w:val="18"/>
+                <w:szCs w:val="18"/>
+                <w:lang w:eastAsia="zh-CN"/>
+                <w14:textFill>
+                  <w14:solidFill>
+                    <w14:schemeClr w14:val="bg1"/>
+                  </w14:solidFill>
+                </w14:textFill>
+              </w:rPr>
+              <w:t>潜在耐药信息</w:t>
+            </w:r>
+          </w:p>
+        </w:tc>
+        <w:tc>
+          <w:tcPr>
+            <w:tcW w:w="1191" w:type="dxa"/>
+            <w:tcBorders>
+              <w:top w:val="single" w:color="FFFFFF" w:themeColor="background1" w:sz="18" w:space="0"/>
+              <w:left w:val="single" w:color="FFFFFF" w:themeColor="background1" w:sz="18" w:space="0"/>
+              <w:bottom w:val="single" w:color="FFFFFF" w:themeColor="background1" w:sz="18" w:space="0"/>
+              <w:right w:val="nil"/>
+            </w:tcBorders>
+            <w:shd w:val="clear" w:color="auto" w:fill="62B541"/>
+            <w:vAlign w:val="center"/>
+          </w:tcPr>
+          <w:p>
+            <w:pPr>
+              <w:keepNext/>
+              <w:spacing w:before="26"/>
+              <w:jc w:val="center"/>
+              <w:rPr>
+                <w:rFonts w:ascii="Times New Roman" w:hAnsi="Times New Roman" w:eastAsia="微软雅黑" w:cs="Times New Roman"/>
+                <w:b/>
+                <w:color w:val="FFFFFF" w:themeColor="background1"/>
+                <w:sz w:val="18"/>
+                <w:szCs w:val="18"/>
+                <w:lang w:eastAsia="zh-CN"/>
+                <w14:textFill>
+                  <w14:solidFill>
+                    <w14:schemeClr w14:val="bg1"/>
+                  </w14:solidFill>
+                </w14:textFill>
+              </w:rPr>
+            </w:pPr>
+            <w:r>
+              <w:rPr>
+                <w:rFonts w:ascii="Times New Roman" w:hAnsi="Times New Roman" w:eastAsia="微软雅黑" w:cs="Times New Roman"/>
+                <w:b/>
+                <w:color w:val="FFFFFF" w:themeColor="background1"/>
+                <w:sz w:val="18"/>
+                <w:szCs w:val="18"/>
+                <w:lang w:eastAsia="zh-CN"/>
+                <w14:textFill>
+                  <w14:solidFill>
+                    <w14:schemeClr w14:val="bg1"/>
+                  </w14:solidFill>
+                </w14:textFill>
+              </w:rPr>
+              <w:t>A级</w:t>
+            </w:r>
+          </w:p>
+        </w:tc>
+        <w:tc>
+          <w:tcPr>
+            <w:tcW w:w="8247" w:type="dxa"/>
+            <w:tcBorders>
+              <w:top w:val="single" w:color="A4A4A4" w:sz="4" w:space="0"/>
+              <w:left w:val="nil"/>
+              <w:bottom w:val="single" w:color="A4A4A4" w:sz="4" w:space="0"/>
+              <w:right w:val="nil"/>
+            </w:tcBorders>
+            <w:shd w:val="clear" w:color="auto" w:fill="auto"/>
+            <w:vAlign w:val="center"/>
+          </w:tcPr>
+          <w:p>
+            <w:pPr>
+              <w:keepNext/>
+              <w:spacing w:before="26"/>
+              <w:jc w:val="center"/>
+              <w:rPr>
+                <w:rFonts w:ascii="Times New Roman" w:hAnsi="Times New Roman" w:eastAsia="微软雅黑" w:cs="Times New Roman"/>
+                <w:sz w:val="18"/>
+                <w:szCs w:val="18"/>
+                <w:lang w:eastAsia="zh-CN"/>
+              </w:rPr>
+            </w:pPr>
+            <w:r>
+              <w:rPr>
+                <w:rFonts w:ascii="Times New Roman" w:hAnsi="Times New Roman" w:eastAsia="微软雅黑" w:cs="Times New Roman"/>
+                <w:sz w:val="18"/>
+                <w:szCs w:val="18"/>
+                <w:lang w:eastAsia="zh-CN"/>
+              </w:rPr>
+              <w:t>{% if tdd.resistant</w:t>
+            </w:r>
+            <w:r>
+              <w:rPr>
+                <w:rFonts w:hint="eastAsia" w:ascii="Times New Roman" w:hAnsi="Times New Roman" w:eastAsia="微软雅黑" w:cs="Times New Roman"/>
+                <w:sz w:val="18"/>
+                <w:szCs w:val="18"/>
+                <w:lang w:eastAsia="zh-CN"/>
+              </w:rPr>
+              <w:t>a</w:t>
+            </w:r>
+            <w:r>
+              <w:rPr>
+                <w:rFonts w:ascii="Times New Roman" w:hAnsi="Times New Roman" w:eastAsia="微软雅黑" w:cs="Times New Roman"/>
+                <w:sz w:val="18"/>
+                <w:szCs w:val="18"/>
+                <w:lang w:eastAsia="zh-CN"/>
+              </w:rPr>
+              <w:t>Str == [] %}无{% else%}{% for d in tdd.resistant</w:t>
+            </w:r>
+            <w:r>
+              <w:rPr>
+                <w:rFonts w:hint="eastAsia" w:ascii="Times New Roman" w:hAnsi="Times New Roman" w:eastAsia="微软雅黑" w:cs="Times New Roman"/>
+                <w:sz w:val="18"/>
+                <w:szCs w:val="18"/>
+                <w:lang w:eastAsia="zh-CN"/>
+              </w:rPr>
+              <w:t>a</w:t>
+            </w:r>
+            <w:r>
+              <w:rPr>
+                <w:rFonts w:ascii="Times New Roman" w:hAnsi="Times New Roman" w:eastAsia="微软雅黑" w:cs="Times New Roman"/>
+                <w:sz w:val="18"/>
+                <w:szCs w:val="18"/>
+                <w:lang w:eastAsia="zh-CN"/>
+              </w:rPr>
+              <w:t>Str %}{%if loop.last%}</w:t>
+            </w:r>
+            <w:r>
+              <w:rPr>
+                <w:rFonts w:hint="eastAsia" w:ascii="Times New Roman" w:hAnsi="Times New Roman" w:eastAsia="微软雅黑" w:cs="Times New Roman"/>
+                <w:sz w:val="18"/>
+                <w:szCs w:val="18"/>
+                <w:lang w:eastAsia="zh-CN"/>
+              </w:rPr>
+              <w:t>{{ d.nameLevel }}</w:t>
+            </w:r>
+            <w:r>
+              <w:rPr>
+                <w:rFonts w:ascii="Times New Roman" w:hAnsi="Times New Roman" w:eastAsia="微软雅黑" w:cs="Times New Roman"/>
+                <w:sz w:val="18"/>
+                <w:szCs w:val="18"/>
+                <w:lang w:eastAsia="zh-CN"/>
+              </w:rPr>
+              <w:t>{%else%}</w:t>
+            </w:r>
+            <w:r>
+              <w:rPr>
+                <w:rFonts w:hint="eastAsia" w:ascii="Times New Roman" w:hAnsi="Times New Roman" w:eastAsia="微软雅黑" w:cs="Times New Roman"/>
+                <w:sz w:val="18"/>
+                <w:szCs w:val="18"/>
+                <w:lang w:eastAsia="zh-CN"/>
+              </w:rPr>
+              <w:t>{{ d.nameLevel }}</w:t>
+            </w:r>
+            <w:r>
+              <w:rPr>
+                <w:rFonts w:ascii="Times New Roman" w:hAnsi="Times New Roman" w:eastAsia="微软雅黑" w:cs="Times New Roman"/>
+                <w:sz w:val="18"/>
+                <w:szCs w:val="18"/>
+                <w:lang w:eastAsia="zh-CN"/>
+              </w:rPr>
+              <w:t>，{%endif%}{% endfor %}{% endif%}</w:t>
+            </w:r>
+          </w:p>
+        </w:tc>
+      </w:tr>
+      <w:tr>
+        <w:tblPrEx>
+          <w:tblBorders>
+            <w:top w:val="single" w:color="45A3A7" w:sz="18" w:space="0"/>
+            <w:left w:val="none" w:color="auto" w:sz="0" w:space="0"/>
+            <w:bottom w:val="dotted" w:color="45A3A7" w:sz="4" w:space="0"/>
+            <w:right w:val="none" w:color="auto" w:sz="0" w:space="0"/>
+            <w:insideH w:val="dotted" w:color="45A3A7" w:sz="4" w:space="0"/>
+            <w:insideV w:val="dotted" w:color="45A3A7" w:sz="4" w:space="0"/>
+          </w:tblBorders>
+          <w:tblCellMar>
+            <w:top w:w="0" w:type="dxa"/>
+            <w:left w:w="108" w:type="dxa"/>
+            <w:bottom w:w="0" w:type="dxa"/>
+            <w:right w:w="108" w:type="dxa"/>
+          </w:tblCellMar>
+        </w:tblPrEx>
+        <w:trPr>
+          <w:trHeight w:val="474" w:hRule="atLeast"/>
+          <w:jc w:val="center"/>
+        </w:trPr>
+        <w:tc>
+          <w:tcPr>
+            <w:tcW w:w="432" w:type="dxa"/>
+            <w:vMerge w:val="continue"/>
+            <w:tcBorders>
+              <w:left w:val="nil"/>
+              <w:right w:val="single" w:color="FFFFFF" w:themeColor="background1" w:sz="18" w:space="0"/>
+            </w:tcBorders>
+            <w:shd w:val="clear" w:color="auto" w:fill="62B541"/>
+            <w:vAlign w:val="center"/>
+          </w:tcPr>
+          <w:p>
+            <w:pPr>
+              <w:keepNext/>
+              <w:spacing w:before="26"/>
+              <w:jc w:val="center"/>
+              <w:rPr>
+                <w:rFonts w:ascii="Times New Roman" w:hAnsi="Times New Roman" w:eastAsia="微软雅黑" w:cs="Times New Roman"/>
+                <w:b/>
+                <w:color w:val="FFFFFF" w:themeColor="background1"/>
+                <w:sz w:val="18"/>
+                <w:szCs w:val="18"/>
+                <w:lang w:eastAsia="zh-CN"/>
+                <w14:textFill>
+                  <w14:solidFill>
+                    <w14:schemeClr w14:val="bg1"/>
+                  </w14:solidFill>
+                </w14:textFill>
+              </w:rPr>
+            </w:pPr>
+          </w:p>
+        </w:tc>
+        <w:tc>
+          <w:tcPr>
+            <w:tcW w:w="1191" w:type="dxa"/>
+            <w:tcBorders>
+              <w:top w:val="single" w:color="FFFFFF" w:themeColor="background1" w:sz="18" w:space="0"/>
+              <w:left w:val="single" w:color="FFFFFF" w:themeColor="background1" w:sz="18" w:space="0"/>
+              <w:bottom w:val="single" w:color="FFFFFF" w:themeColor="background1" w:sz="18" w:space="0"/>
+              <w:right w:val="nil"/>
+            </w:tcBorders>
+            <w:shd w:val="clear" w:color="auto" w:fill="62B541"/>
+            <w:vAlign w:val="center"/>
+          </w:tcPr>
+          <w:p>
+            <w:pPr>
+              <w:keepNext/>
+              <w:spacing w:before="26"/>
+              <w:jc w:val="center"/>
+              <w:rPr>
+                <w:rFonts w:ascii="Times New Roman" w:hAnsi="Times New Roman" w:eastAsia="微软雅黑" w:cs="Times New Roman"/>
+                <w:b/>
+                <w:color w:val="FFFFFF" w:themeColor="background1"/>
+                <w:sz w:val="18"/>
+                <w:szCs w:val="18"/>
+                <w:lang w:eastAsia="zh-CN"/>
+                <w14:textFill>
+                  <w14:solidFill>
+                    <w14:schemeClr w14:val="bg1"/>
+                  </w14:solidFill>
+                </w14:textFill>
+              </w:rPr>
+            </w:pPr>
+            <w:r>
+              <w:rPr>
+                <w:rFonts w:ascii="Times New Roman" w:hAnsi="Times New Roman" w:eastAsia="微软雅黑" w:cs="Times New Roman"/>
+                <w:b/>
+                <w:color w:val="FFFFFF" w:themeColor="background1"/>
+                <w:sz w:val="18"/>
+                <w:szCs w:val="18"/>
+                <w:lang w:eastAsia="zh-CN"/>
+                <w14:textFill>
+                  <w14:solidFill>
+                    <w14:schemeClr w14:val="bg1"/>
+                  </w14:solidFill>
+                </w14:textFill>
+              </w:rPr>
+              <w:t>B级</w:t>
+            </w:r>
+          </w:p>
+        </w:tc>
+        <w:tc>
+          <w:tcPr>
+            <w:tcW w:w="8247" w:type="dxa"/>
+            <w:tcBorders>
+              <w:top w:val="single" w:color="A4A4A4" w:sz="4" w:space="0"/>
+              <w:left w:val="nil"/>
+              <w:bottom w:val="single" w:color="A4A4A4" w:sz="4" w:space="0"/>
+              <w:right w:val="nil"/>
+            </w:tcBorders>
+            <w:shd w:val="clear" w:color="auto" w:fill="auto"/>
+            <w:vAlign w:val="center"/>
+          </w:tcPr>
+          <w:p>
+            <w:pPr>
+              <w:keepNext/>
+              <w:spacing w:before="26"/>
+              <w:jc w:val="center"/>
+              <w:rPr>
+                <w:rFonts w:ascii="Times New Roman" w:hAnsi="Times New Roman" w:eastAsia="微软雅黑" w:cs="Times New Roman"/>
+                <w:sz w:val="18"/>
+                <w:szCs w:val="18"/>
+                <w:lang w:eastAsia="zh-CN"/>
+              </w:rPr>
+            </w:pPr>
+            <w:r>
+              <w:rPr>
+                <w:rFonts w:ascii="Times New Roman" w:hAnsi="Times New Roman" w:eastAsia="微软雅黑" w:cs="Times New Roman"/>
+                <w:sz w:val="18"/>
+                <w:szCs w:val="18"/>
+                <w:lang w:eastAsia="zh-CN"/>
+              </w:rPr>
+              <w:t>{% if tdd.resistant</w:t>
+            </w:r>
+            <w:r>
+              <w:rPr>
+                <w:rFonts w:hint="eastAsia" w:ascii="Times New Roman" w:hAnsi="Times New Roman" w:eastAsia="微软雅黑" w:cs="Times New Roman"/>
+                <w:sz w:val="18"/>
+                <w:szCs w:val="18"/>
+                <w:lang w:eastAsia="zh-CN"/>
+              </w:rPr>
+              <w:t>b</w:t>
+            </w:r>
+            <w:r>
+              <w:rPr>
+                <w:rFonts w:ascii="Times New Roman" w:hAnsi="Times New Roman" w:eastAsia="微软雅黑" w:cs="Times New Roman"/>
+                <w:sz w:val="18"/>
+                <w:szCs w:val="18"/>
+                <w:lang w:eastAsia="zh-CN"/>
+              </w:rPr>
+              <w:t>Str == [] %}无{% else%}{% for d in tdd.resistant</w:t>
+            </w:r>
+            <w:r>
+              <w:rPr>
+                <w:rFonts w:hint="eastAsia" w:ascii="Times New Roman" w:hAnsi="Times New Roman" w:eastAsia="微软雅黑" w:cs="Times New Roman"/>
+                <w:sz w:val="18"/>
+                <w:szCs w:val="18"/>
+                <w:lang w:eastAsia="zh-CN"/>
+              </w:rPr>
+              <w:t>b</w:t>
+            </w:r>
+            <w:r>
+              <w:rPr>
+                <w:rFonts w:ascii="Times New Roman" w:hAnsi="Times New Roman" w:eastAsia="微软雅黑" w:cs="Times New Roman"/>
+                <w:sz w:val="18"/>
+                <w:szCs w:val="18"/>
+                <w:lang w:eastAsia="zh-CN"/>
+              </w:rPr>
+              <w:t>Str %}{%if loop.last%}</w:t>
+            </w:r>
+            <w:r>
+              <w:rPr>
+                <w:rFonts w:hint="eastAsia" w:ascii="Times New Roman" w:hAnsi="Times New Roman" w:eastAsia="微软雅黑" w:cs="Times New Roman"/>
+                <w:sz w:val="18"/>
+                <w:szCs w:val="18"/>
+                <w:lang w:eastAsia="zh-CN"/>
+              </w:rPr>
+              <w:t>{{ d.nameLevel }}</w:t>
+            </w:r>
+            <w:r>
+              <w:rPr>
+                <w:rFonts w:ascii="Times New Roman" w:hAnsi="Times New Roman" w:eastAsia="微软雅黑" w:cs="Times New Roman"/>
+                <w:sz w:val="18"/>
+                <w:szCs w:val="18"/>
+                <w:lang w:eastAsia="zh-CN"/>
+              </w:rPr>
+              <w:t>{%else%}</w:t>
+            </w:r>
+            <w:r>
+              <w:rPr>
+                <w:rFonts w:hint="eastAsia" w:ascii="Times New Roman" w:hAnsi="Times New Roman" w:eastAsia="微软雅黑" w:cs="Times New Roman"/>
+                <w:sz w:val="18"/>
+                <w:szCs w:val="18"/>
+                <w:lang w:eastAsia="zh-CN"/>
+              </w:rPr>
+              <w:t>{{ d.nameLevel }}</w:t>
+            </w:r>
+            <w:r>
+              <w:rPr>
+                <w:rFonts w:ascii="Times New Roman" w:hAnsi="Times New Roman" w:eastAsia="微软雅黑" w:cs="Times New Roman"/>
+                <w:sz w:val="18"/>
+                <w:szCs w:val="18"/>
+                <w:lang w:eastAsia="zh-CN"/>
+              </w:rPr>
+              <w:t>，{%endif%}{% endfor %}{% endif%}</w:t>
+            </w:r>
+          </w:p>
+        </w:tc>
+      </w:tr>
+      <w:tr>
+        <w:tblPrEx>
+          <w:tblBorders>
+            <w:top w:val="single" w:color="45A3A7" w:sz="18" w:space="0"/>
+            <w:left w:val="none" w:color="auto" w:sz="0" w:space="0"/>
+            <w:bottom w:val="dotted" w:color="45A3A7" w:sz="4" w:space="0"/>
+            <w:right w:val="none" w:color="auto" w:sz="0" w:space="0"/>
+            <w:insideH w:val="dotted" w:color="45A3A7" w:sz="4" w:space="0"/>
+            <w:insideV w:val="dotted" w:color="45A3A7" w:sz="4" w:space="0"/>
+          </w:tblBorders>
+          <w:tblCellMar>
+            <w:top w:w="0" w:type="dxa"/>
+            <w:left w:w="108" w:type="dxa"/>
+            <w:bottom w:w="0" w:type="dxa"/>
+            <w:right w:w="108" w:type="dxa"/>
+          </w:tblCellMar>
+        </w:tblPrEx>
+        <w:trPr>
+          <w:trHeight w:val="474" w:hRule="atLeast"/>
+          <w:jc w:val="center"/>
+        </w:trPr>
+        <w:tc>
+          <w:tcPr>
+            <w:tcW w:w="432" w:type="dxa"/>
+            <w:vMerge w:val="continue"/>
+            <w:tcBorders>
+              <w:left w:val="nil"/>
+              <w:right w:val="single" w:color="FFFFFF" w:themeColor="background1" w:sz="18" w:space="0"/>
+            </w:tcBorders>
+            <w:shd w:val="clear" w:color="auto" w:fill="62B541"/>
+            <w:vAlign w:val="center"/>
+          </w:tcPr>
+          <w:p>
+            <w:pPr>
+              <w:keepNext/>
+              <w:spacing w:before="26"/>
+              <w:jc w:val="center"/>
+              <w:rPr>
+                <w:rFonts w:ascii="Times New Roman" w:hAnsi="Times New Roman" w:eastAsia="微软雅黑" w:cs="Times New Roman"/>
+                <w:b/>
+                <w:color w:val="FFFFFF" w:themeColor="background1"/>
+                <w:sz w:val="18"/>
+                <w:szCs w:val="18"/>
+                <w:lang w:eastAsia="zh-CN"/>
+                <w14:textFill>
+                  <w14:solidFill>
+                    <w14:schemeClr w14:val="bg1"/>
+                  </w14:solidFill>
+                </w14:textFill>
+              </w:rPr>
+            </w:pPr>
+          </w:p>
+        </w:tc>
+        <w:tc>
+          <w:tcPr>
+            <w:tcW w:w="1191" w:type="dxa"/>
+            <w:tcBorders>
+              <w:top w:val="single" w:color="FFFFFF" w:themeColor="background1" w:sz="18" w:space="0"/>
+              <w:left w:val="single" w:color="FFFFFF" w:themeColor="background1" w:sz="18" w:space="0"/>
+              <w:bottom w:val="single" w:color="FFFFFF" w:themeColor="background1" w:sz="18" w:space="0"/>
+              <w:right w:val="nil"/>
+            </w:tcBorders>
+            <w:shd w:val="clear" w:color="auto" w:fill="62B541"/>
+            <w:vAlign w:val="center"/>
+          </w:tcPr>
+          <w:p>
+            <w:pPr>
+              <w:keepNext/>
+              <w:spacing w:before="26"/>
+              <w:jc w:val="center"/>
+              <w:rPr>
+                <w:rFonts w:ascii="Times New Roman" w:hAnsi="Times New Roman" w:eastAsia="微软雅黑" w:cs="Times New Roman"/>
+                <w:b/>
+                <w:color w:val="FFFFFF" w:themeColor="background1"/>
+                <w:sz w:val="18"/>
+                <w:szCs w:val="18"/>
+                <w:lang w:eastAsia="zh-CN"/>
+                <w14:textFill>
+                  <w14:solidFill>
+                    <w14:schemeClr w14:val="bg1"/>
+                  </w14:solidFill>
+                </w14:textFill>
+              </w:rPr>
+            </w:pPr>
+            <w:r>
+              <w:rPr>
+                <w:rFonts w:ascii="Times New Roman" w:hAnsi="Times New Roman" w:eastAsia="微软雅黑" w:cs="Times New Roman"/>
+                <w:b/>
+                <w:color w:val="FFFFFF" w:themeColor="background1"/>
+                <w:sz w:val="18"/>
+                <w:szCs w:val="18"/>
+                <w:lang w:eastAsia="zh-CN"/>
+                <w14:textFill>
+                  <w14:solidFill>
+                    <w14:schemeClr w14:val="bg1"/>
+                  </w14:solidFill>
+                </w14:textFill>
+              </w:rPr>
+              <w:t>C级</w:t>
+            </w:r>
+          </w:p>
+        </w:tc>
+        <w:tc>
+          <w:tcPr>
+            <w:tcW w:w="8247" w:type="dxa"/>
+            <w:tcBorders>
+              <w:top w:val="single" w:color="A4A4A4" w:sz="4" w:space="0"/>
+              <w:left w:val="nil"/>
+              <w:bottom w:val="single" w:color="A4A4A4" w:sz="4" w:space="0"/>
+              <w:right w:val="nil"/>
+            </w:tcBorders>
+            <w:shd w:val="clear" w:color="auto" w:fill="auto"/>
+            <w:vAlign w:val="center"/>
+          </w:tcPr>
+          <w:p>
+            <w:pPr>
+              <w:keepNext/>
+              <w:spacing w:before="26"/>
+              <w:jc w:val="center"/>
+              <w:rPr>
+                <w:rFonts w:ascii="Times New Roman" w:hAnsi="Times New Roman" w:eastAsia="微软雅黑" w:cs="Times New Roman"/>
+                <w:sz w:val="18"/>
+                <w:szCs w:val="18"/>
+                <w:lang w:eastAsia="zh-CN"/>
+              </w:rPr>
+            </w:pPr>
+            <w:r>
+              <w:rPr>
+                <w:rFonts w:ascii="Times New Roman" w:hAnsi="Times New Roman" w:eastAsia="微软雅黑" w:cs="Times New Roman"/>
+                <w:sz w:val="18"/>
+                <w:szCs w:val="18"/>
+                <w:lang w:eastAsia="zh-CN"/>
+              </w:rPr>
+              <w:t>{% if tdd.resistant</w:t>
+            </w:r>
+            <w:r>
+              <w:rPr>
+                <w:rFonts w:hint="eastAsia" w:ascii="Times New Roman" w:hAnsi="Times New Roman" w:eastAsia="微软雅黑" w:cs="Times New Roman"/>
+                <w:sz w:val="18"/>
+                <w:szCs w:val="18"/>
+                <w:lang w:eastAsia="zh-CN"/>
+              </w:rPr>
+              <w:t>c</w:t>
+            </w:r>
+            <w:r>
+              <w:rPr>
+                <w:rFonts w:ascii="Times New Roman" w:hAnsi="Times New Roman" w:eastAsia="微软雅黑" w:cs="Times New Roman"/>
+                <w:sz w:val="18"/>
+                <w:szCs w:val="18"/>
+                <w:lang w:eastAsia="zh-CN"/>
+              </w:rPr>
+              <w:t>Str == [] %}无{% else%}{% for d in tdd.resistant</w:t>
+            </w:r>
+            <w:r>
+              <w:rPr>
+                <w:rFonts w:hint="eastAsia" w:ascii="Times New Roman" w:hAnsi="Times New Roman" w:eastAsia="微软雅黑" w:cs="Times New Roman"/>
+                <w:sz w:val="18"/>
+                <w:szCs w:val="18"/>
+                <w:lang w:eastAsia="zh-CN"/>
+              </w:rPr>
+              <w:t>c</w:t>
+            </w:r>
+            <w:r>
+              <w:rPr>
+                <w:rFonts w:ascii="Times New Roman" w:hAnsi="Times New Roman" w:eastAsia="微软雅黑" w:cs="Times New Roman"/>
+                <w:sz w:val="18"/>
+                <w:szCs w:val="18"/>
+                <w:lang w:eastAsia="zh-CN"/>
+              </w:rPr>
+              <w:t>Str %}{%if loop.last%}</w:t>
+            </w:r>
+            <w:r>
+              <w:rPr>
+                <w:rFonts w:hint="eastAsia" w:ascii="Times New Roman" w:hAnsi="Times New Roman" w:eastAsia="微软雅黑" w:cs="Times New Roman"/>
+                <w:sz w:val="18"/>
+                <w:szCs w:val="18"/>
+                <w:lang w:eastAsia="zh-CN"/>
+              </w:rPr>
+              <w:t>{{ d.nameLevel }}</w:t>
+            </w:r>
+            <w:r>
+              <w:rPr>
+                <w:rFonts w:ascii="Times New Roman" w:hAnsi="Times New Roman" w:eastAsia="微软雅黑" w:cs="Times New Roman"/>
+                <w:sz w:val="18"/>
+                <w:szCs w:val="18"/>
+                <w:lang w:eastAsia="zh-CN"/>
+              </w:rPr>
+              <w:t>{%else%}</w:t>
+            </w:r>
+            <w:r>
+              <w:rPr>
+                <w:rFonts w:hint="eastAsia" w:ascii="Times New Roman" w:hAnsi="Times New Roman" w:eastAsia="微软雅黑" w:cs="Times New Roman"/>
+                <w:sz w:val="18"/>
+                <w:szCs w:val="18"/>
+                <w:lang w:eastAsia="zh-CN"/>
+              </w:rPr>
+              <w:t>{{ d.nameLevel }}</w:t>
+            </w:r>
+            <w:r>
+              <w:rPr>
+                <w:rFonts w:ascii="Times New Roman" w:hAnsi="Times New Roman" w:eastAsia="微软雅黑" w:cs="Times New Roman"/>
+                <w:sz w:val="18"/>
+                <w:szCs w:val="18"/>
+                <w:lang w:eastAsia="zh-CN"/>
+              </w:rPr>
+              <w:t>，{%endif%}{% endfor %}{% endif%}</w:t>
+            </w:r>
+          </w:p>
+        </w:tc>
+      </w:tr>
+      <w:tr>
+        <w:tblPrEx>
+          <w:tblBorders>
+            <w:top w:val="single" w:color="45A3A7" w:sz="18" w:space="0"/>
+            <w:left w:val="none" w:color="auto" w:sz="0" w:space="0"/>
+            <w:bottom w:val="dotted" w:color="45A3A7" w:sz="4" w:space="0"/>
+            <w:right w:val="none" w:color="auto" w:sz="0" w:space="0"/>
+            <w:insideH w:val="dotted" w:color="45A3A7" w:sz="4" w:space="0"/>
+            <w:insideV w:val="dotted" w:color="45A3A7" w:sz="4" w:space="0"/>
+          </w:tblBorders>
+          <w:tblCellMar>
+            <w:top w:w="0" w:type="dxa"/>
+            <w:left w:w="108" w:type="dxa"/>
+            <w:bottom w:w="0" w:type="dxa"/>
+            <w:right w:w="108" w:type="dxa"/>
+          </w:tblCellMar>
+        </w:tblPrEx>
+        <w:trPr>
+          <w:trHeight w:val="474" w:hRule="atLeast"/>
+          <w:jc w:val="center"/>
+        </w:trPr>
+        <w:tc>
+          <w:tcPr>
+            <w:tcW w:w="432" w:type="dxa"/>
+            <w:vMerge w:val="continue"/>
+            <w:tcBorders>
+              <w:left w:val="nil"/>
+              <w:bottom w:val="single" w:color="FFFFFF" w:themeColor="background1" w:sz="18" w:space="0"/>
+              <w:right w:val="single" w:color="FFFFFF" w:themeColor="background1" w:sz="18" w:space="0"/>
+            </w:tcBorders>
+            <w:shd w:val="clear" w:color="auto" w:fill="62B541"/>
+            <w:vAlign w:val="center"/>
+          </w:tcPr>
+          <w:p>
+            <w:pPr>
+              <w:keepNext/>
+              <w:spacing w:before="26"/>
+              <w:jc w:val="center"/>
+              <w:rPr>
+                <w:rFonts w:ascii="Times New Roman" w:hAnsi="Times New Roman" w:eastAsia="微软雅黑" w:cs="Times New Roman"/>
+                <w:b/>
+                <w:color w:val="FFFFFF" w:themeColor="background1"/>
+                <w:sz w:val="18"/>
+                <w:szCs w:val="18"/>
+                <w:lang w:eastAsia="zh-CN"/>
+                <w14:textFill>
+                  <w14:solidFill>
+                    <w14:schemeClr w14:val="bg1"/>
+                  </w14:solidFill>
+                </w14:textFill>
+              </w:rPr>
+            </w:pPr>
+          </w:p>
+        </w:tc>
+        <w:tc>
+          <w:tcPr>
+            <w:tcW w:w="1191" w:type="dxa"/>
+            <w:tcBorders>
+              <w:top w:val="single" w:color="FFFFFF" w:themeColor="background1" w:sz="18" w:space="0"/>
+              <w:left w:val="single" w:color="FFFFFF" w:themeColor="background1" w:sz="18" w:space="0"/>
+              <w:bottom w:val="single" w:color="FFFFFF" w:themeColor="background1" w:sz="18" w:space="0"/>
+              <w:right w:val="nil"/>
+            </w:tcBorders>
+            <w:shd w:val="clear" w:color="auto" w:fill="62B541"/>
+            <w:vAlign w:val="center"/>
+          </w:tcPr>
+          <w:p>
+            <w:pPr>
+              <w:keepNext/>
+              <w:spacing w:before="26"/>
+              <w:jc w:val="center"/>
+              <w:rPr>
+                <w:rFonts w:ascii="Times New Roman" w:hAnsi="Times New Roman" w:eastAsia="微软雅黑" w:cs="Times New Roman"/>
+                <w:b/>
+                <w:color w:val="FFFFFF" w:themeColor="background1"/>
+                <w:sz w:val="18"/>
+                <w:szCs w:val="18"/>
+                <w:lang w:eastAsia="zh-CN"/>
+                <w14:textFill>
+                  <w14:solidFill>
+                    <w14:schemeClr w14:val="bg1"/>
+                  </w14:solidFill>
+                </w14:textFill>
+              </w:rPr>
+            </w:pPr>
+            <w:r>
+              <w:rPr>
+                <w:rFonts w:hint="eastAsia" w:ascii="Times New Roman" w:hAnsi="Times New Roman" w:eastAsia="微软雅黑" w:cs="Times New Roman"/>
+                <w:b/>
+                <w:color w:val="FFFFFF" w:themeColor="background1"/>
+                <w:sz w:val="18"/>
+                <w:szCs w:val="18"/>
+                <w:lang w:eastAsia="zh-CN"/>
+                <w14:textFill>
+                  <w14:solidFill>
+                    <w14:schemeClr w14:val="bg1"/>
+                  </w14:solidFill>
+                </w14:textFill>
+              </w:rPr>
+              <w:t>D</w:t>
+            </w:r>
+            <w:r>
+              <w:rPr>
+                <w:rFonts w:ascii="Times New Roman" w:hAnsi="Times New Roman" w:eastAsia="微软雅黑" w:cs="Times New Roman"/>
+                <w:b/>
+                <w:color w:val="FFFFFF" w:themeColor="background1"/>
+                <w:sz w:val="18"/>
+                <w:szCs w:val="18"/>
+                <w:lang w:eastAsia="zh-CN"/>
+                <w14:textFill>
+                  <w14:solidFill>
+                    <w14:schemeClr w14:val="bg1"/>
+                  </w14:solidFill>
+                </w14:textFill>
+              </w:rPr>
+              <w:t>级</w:t>
+            </w:r>
+          </w:p>
+        </w:tc>
+        <w:tc>
+          <w:tcPr>
+            <w:tcW w:w="8247" w:type="dxa"/>
+            <w:tcBorders>
+              <w:top w:val="single" w:color="A4A4A4" w:sz="4" w:space="0"/>
+              <w:left w:val="nil"/>
+              <w:bottom w:val="single" w:color="A4A4A4" w:sz="4" w:space="0"/>
+              <w:right w:val="nil"/>
+            </w:tcBorders>
+            <w:shd w:val="clear" w:color="auto" w:fill="auto"/>
+            <w:vAlign w:val="center"/>
+          </w:tcPr>
+          <w:p>
+            <w:pPr>
+              <w:keepNext/>
+              <w:spacing w:before="26"/>
+              <w:jc w:val="center"/>
+              <w:rPr>
+                <w:rFonts w:ascii="Times New Roman" w:hAnsi="Times New Roman" w:eastAsia="微软雅黑" w:cs="Times New Roman"/>
+                <w:sz w:val="18"/>
+                <w:szCs w:val="18"/>
+                <w:lang w:eastAsia="zh-CN"/>
+              </w:rPr>
+            </w:pPr>
+            <w:r>
+              <w:rPr>
+                <w:rFonts w:ascii="Times New Roman" w:hAnsi="Times New Roman" w:eastAsia="微软雅黑" w:cs="Times New Roman"/>
+                <w:sz w:val="18"/>
+                <w:szCs w:val="18"/>
+                <w:lang w:eastAsia="zh-CN"/>
+              </w:rPr>
+              <w:t>{% if tdd.resistant</w:t>
+            </w:r>
+            <w:r>
+              <w:rPr>
+                <w:rFonts w:hint="eastAsia" w:ascii="Times New Roman" w:hAnsi="Times New Roman" w:eastAsia="微软雅黑" w:cs="Times New Roman"/>
+                <w:sz w:val="18"/>
+                <w:szCs w:val="18"/>
+                <w:lang w:eastAsia="zh-CN"/>
+              </w:rPr>
+              <w:t>d</w:t>
+            </w:r>
+            <w:r>
+              <w:rPr>
+                <w:rFonts w:ascii="Times New Roman" w:hAnsi="Times New Roman" w:eastAsia="微软雅黑" w:cs="Times New Roman"/>
+                <w:sz w:val="18"/>
+                <w:szCs w:val="18"/>
+                <w:lang w:eastAsia="zh-CN"/>
+              </w:rPr>
+              <w:t>Str == [] %}无{% else%}{% for d in tdd.resistant</w:t>
+            </w:r>
+            <w:r>
+              <w:rPr>
+                <w:rFonts w:hint="eastAsia" w:ascii="Times New Roman" w:hAnsi="Times New Roman" w:eastAsia="微软雅黑" w:cs="Times New Roman"/>
+                <w:sz w:val="18"/>
+                <w:szCs w:val="18"/>
+                <w:lang w:eastAsia="zh-CN"/>
+              </w:rPr>
+              <w:t>d</w:t>
+            </w:r>
+            <w:r>
+              <w:rPr>
+                <w:rFonts w:ascii="Times New Roman" w:hAnsi="Times New Roman" w:eastAsia="微软雅黑" w:cs="Times New Roman"/>
+                <w:sz w:val="18"/>
+                <w:szCs w:val="18"/>
+                <w:lang w:eastAsia="zh-CN"/>
+              </w:rPr>
+              <w:t>Str %}{%if loop.last%}</w:t>
+            </w:r>
+            <w:r>
+              <w:rPr>
+                <w:rFonts w:hint="eastAsia" w:ascii="Times New Roman" w:hAnsi="Times New Roman" w:eastAsia="微软雅黑" w:cs="Times New Roman"/>
+                <w:sz w:val="18"/>
+                <w:szCs w:val="18"/>
+                <w:lang w:eastAsia="zh-CN"/>
+              </w:rPr>
+              <w:t>{{ d.nameLevel }}</w:t>
+            </w:r>
+            <w:r>
+              <w:rPr>
+                <w:rFonts w:ascii="Times New Roman" w:hAnsi="Times New Roman" w:eastAsia="微软雅黑" w:cs="Times New Roman"/>
+                <w:sz w:val="18"/>
+                <w:szCs w:val="18"/>
+                <w:lang w:eastAsia="zh-CN"/>
+              </w:rPr>
+              <w:t>{%else%}</w:t>
+            </w:r>
+            <w:r>
+              <w:rPr>
+                <w:rFonts w:hint="eastAsia" w:ascii="Times New Roman" w:hAnsi="Times New Roman" w:eastAsia="微软雅黑" w:cs="Times New Roman"/>
+                <w:sz w:val="18"/>
+                <w:szCs w:val="18"/>
+                <w:lang w:eastAsia="zh-CN"/>
+              </w:rPr>
+              <w:t>{{ d.nameLevel }}</w:t>
+            </w:r>
+            <w:r>
+              <w:rPr>
+                <w:rFonts w:ascii="Times New Roman" w:hAnsi="Times New Roman" w:eastAsia="微软雅黑" w:cs="Times New Roman"/>
+                <w:sz w:val="18"/>
+                <w:szCs w:val="18"/>
+                <w:lang w:eastAsia="zh-CN"/>
+              </w:rPr>
+              <w:t>，{%endif%}{% endfor %}{% endif%}</w:t>
+            </w:r>
+          </w:p>
+        </w:tc>
+      </w:tr>
+      <w:tr>
+        <w:tblPrEx>
+          <w:tblBorders>
+            <w:top w:val="single" w:color="45A3A7" w:sz="18" w:space="0"/>
+            <w:left w:val="none" w:color="auto" w:sz="0" w:space="0"/>
+            <w:bottom w:val="dotted" w:color="45A3A7" w:sz="4" w:space="0"/>
+            <w:right w:val="none" w:color="auto" w:sz="0" w:space="0"/>
+            <w:insideH w:val="dotted" w:color="45A3A7" w:sz="4" w:space="0"/>
+            <w:insideV w:val="dotted" w:color="45A3A7" w:sz="4" w:space="0"/>
+          </w:tblBorders>
+          <w:tblCellMar>
+            <w:top w:w="0" w:type="dxa"/>
+            <w:left w:w="108" w:type="dxa"/>
+            <w:bottom w:w="0" w:type="dxa"/>
+            <w:right w:w="108" w:type="dxa"/>
+          </w:tblCellMar>
+        </w:tblPrEx>
+        <w:trPr>
+          <w:jc w:val="center"/>
+        </w:trPr>
+        <w:tc>
+          <w:tcPr>
+            <w:tcW w:w="1623" w:type="dxa"/>
+            <w:gridSpan w:val="2"/>
+            <w:tcBorders>
+              <w:top w:val="single" w:color="FFFFFF" w:themeColor="background1" w:sz="18" w:space="0"/>
+              <w:left w:val="nil"/>
+              <w:right w:val="nil"/>
+            </w:tcBorders>
+            <w:shd w:val="clear" w:color="auto" w:fill="62B541"/>
+            <w:vAlign w:val="center"/>
+          </w:tcPr>
+          <w:p>
+            <w:pPr>
+              <w:keepNext/>
+              <w:spacing w:before="26"/>
+              <w:jc w:val="center"/>
+              <w:rPr>
+                <w:rFonts w:ascii="Times New Roman" w:hAnsi="Times New Roman" w:eastAsia="微软雅黑" w:cs="Times New Roman"/>
+                <w:b/>
+                <w:color w:val="FFFFFF" w:themeColor="background1"/>
+                <w:sz w:val="18"/>
+                <w:szCs w:val="18"/>
+                <w:lang w:eastAsia="zh-CN"/>
+                <w14:textFill>
+                  <w14:solidFill>
+                    <w14:schemeClr w14:val="bg1"/>
+                  </w14:solidFill>
+                </w14:textFill>
+              </w:rPr>
+            </w:pPr>
+            <w:r>
+              <w:rPr>
+                <w:rFonts w:hint="eastAsia" w:ascii="Times New Roman" w:hAnsi="Times New Roman" w:eastAsia="微软雅黑" w:cs="Times New Roman"/>
+                <w:b/>
+                <w:color w:val="FFFFFF" w:themeColor="background1"/>
+                <w:sz w:val="18"/>
+                <w:szCs w:val="18"/>
+                <w:lang w:eastAsia="zh-CN"/>
+                <w14:textFill>
+                  <w14:solidFill>
+                    <w14:schemeClr w14:val="bg1"/>
+                  </w14:solidFill>
+                </w14:textFill>
+              </w:rPr>
+              <w:t>基因突变相关说明</w:t>
+            </w:r>
+          </w:p>
+        </w:tc>
+        <w:tc>
+          <w:tcPr>
+            <w:tcW w:w="8247" w:type="dxa"/>
+            <w:tcBorders>
+              <w:top w:val="single" w:color="A4A4A4" w:sz="4" w:space="0"/>
+              <w:left w:val="nil"/>
+              <w:bottom w:val="single" w:color="A4A4A4" w:sz="4" w:space="0"/>
+              <w:right w:val="nil"/>
+            </w:tcBorders>
+            <w:vAlign w:val="center"/>
+          </w:tcPr>
+          <w:p>
+            <w:pPr>
+              <w:keepNext/>
+              <w:spacing w:before="26"/>
+              <w:rPr>
+                <w:rFonts w:ascii="Times New Roman" w:hAnsi="Times New Roman" w:eastAsia="微软雅黑" w:cs="Times New Roman"/>
+                <w:sz w:val="18"/>
+                <w:szCs w:val="18"/>
+                <w:lang w:eastAsia="zh-CN"/>
+              </w:rPr>
+            </w:pPr>
+            <w:r>
+              <w:rPr>
+                <w:rFonts w:hint="eastAsia" w:ascii="Times New Roman" w:hAnsi="Times New Roman" w:eastAsia="微软雅黑" w:cs="Times New Roman"/>
+                <w:sz w:val="18"/>
+                <w:szCs w:val="18"/>
+                <w:lang w:eastAsia="zh-CN"/>
+              </w:rPr>
+              <w:t>{% for md in tdd.medicationDescription %}{% if md.key == '突变说明</w:t>
+            </w:r>
+            <w:r>
+              <w:rPr>
+                <w:rFonts w:ascii="Times New Roman" w:hAnsi="Times New Roman" w:eastAsia="微软雅黑" w:cs="Times New Roman"/>
+                <w:sz w:val="18"/>
+                <w:szCs w:val="18"/>
+                <w:lang w:eastAsia="zh-CN"/>
+              </w:rPr>
+              <w:t>:</w:t>
+            </w:r>
+            <w:r>
+              <w:rPr>
+                <w:rFonts w:hint="eastAsia" w:ascii="Times New Roman" w:hAnsi="Times New Roman" w:eastAsia="微软雅黑" w:cs="Times New Roman"/>
+                <w:sz w:val="18"/>
+                <w:szCs w:val="18"/>
+                <w:lang w:eastAsia="zh-CN"/>
+              </w:rPr>
+              <w:t>' %}</w:t>
+            </w:r>
+            <w:r>
+              <w:rPr>
+                <w:rFonts w:hint="eastAsia" w:ascii="Times New Roman" w:hAnsi="Times New Roman" w:eastAsia="微软雅黑" w:cs="Times New Roman"/>
+                <w:b/>
+                <w:bCs/>
+                <w:sz w:val="18"/>
+                <w:szCs w:val="18"/>
+                <w:lang w:eastAsia="zh-CN"/>
+              </w:rPr>
+              <w:t>{{md.key}}</w:t>
+            </w:r>
+            <w:r>
+              <w:rPr>
+                <w:rFonts w:hint="eastAsia" w:ascii="Times New Roman" w:hAnsi="Times New Roman" w:eastAsia="微软雅黑" w:cs="Times New Roman"/>
+                <w:sz w:val="18"/>
+                <w:szCs w:val="18"/>
+                <w:lang w:eastAsia="zh-CN"/>
+              </w:rPr>
+              <w:t>{{md.value}}{% elif md.value == '' %}{% else%}</w:t>
+            </w:r>
+            <w:r>
+              <w:rPr>
+                <w:rFonts w:hint="eastAsia" w:ascii="Times New Roman" w:hAnsi="Times New Roman" w:eastAsia="微软雅黑" w:cs="Times New Roman"/>
+                <w:b/>
+                <w:bCs/>
+                <w:sz w:val="18"/>
+                <w:szCs w:val="18"/>
+                <w:lang w:eastAsia="zh-CN"/>
+              </w:rPr>
+              <w:t>{{md.key}}</w:t>
+            </w:r>
+            <w:r>
+              <w:rPr>
+                <w:rFonts w:hint="eastAsia" w:ascii="Times New Roman" w:hAnsi="Times New Roman" w:eastAsia="微软雅黑" w:cs="Times New Roman"/>
+                <w:sz w:val="18"/>
+                <w:szCs w:val="18"/>
+                <w:lang w:eastAsia="zh-CN"/>
+              </w:rPr>
+              <w:t>{{md.value}}</w:t>
+            </w:r>
+          </w:p>
+          <w:p>
+            <w:pPr>
+              <w:keepNext/>
+              <w:spacing w:before="26"/>
+              <w:rPr>
+                <w:rFonts w:ascii="Times New Roman" w:hAnsi="Times New Roman" w:eastAsia="微软雅黑" w:cs="Times New Roman"/>
+                <w:sz w:val="18"/>
+                <w:szCs w:val="18"/>
+                <w:lang w:eastAsia="zh-CN"/>
+              </w:rPr>
+            </w:pPr>
+            <w:r>
+              <w:rPr>
+                <w:rFonts w:hint="eastAsia" w:ascii="Times New Roman" w:hAnsi="Times New Roman" w:eastAsia="微软雅黑" w:cs="Times New Roman"/>
+                <w:sz w:val="18"/>
+                <w:szCs w:val="18"/>
+                <w:lang w:eastAsia="zh-CN"/>
+              </w:rPr>
+              <w:t>{% endif %}{% endfor %}</w:t>
+            </w:r>
+          </w:p>
+        </w:tc>
+      </w:tr>
+    </w:tbl>
+    <w:p>
+      <w:pPr>
+        <w:spacing w:before="26"/>
+        <w:rPr>
+          <w:rFonts w:ascii="Times New Roman" w:hAnsi="Times New Roman" w:eastAsia="微软雅黑" w:cs="Times New Roman"/>
+          <w:b/>
+          <w:sz w:val="24"/>
+          <w:szCs w:val="24"/>
+          <w:lang w:eastAsia="zh-CN"/>
+        </w:rPr>
+      </w:pPr>
+      <w:r>
+        <w:rPr>
+          <w:rFonts w:hint="eastAsia" w:ascii="Times New Roman" w:hAnsi="Times New Roman" w:eastAsia="微软雅黑" w:cs="Times New Roman"/>
+          <w:b/>
+          <w:sz w:val="24"/>
+          <w:szCs w:val="24"/>
+          <w:lang w:eastAsia="zh-CN"/>
+        </w:rPr>
+        <w:t>{%if tdd.drugResearchList != [] %}</w:t>
+      </w:r>
+    </w:p>
+    <w:p>
+      <w:pPr>
+        <w:keepNext/>
+        <w:spacing w:before="26"/>
+        <w:rPr>
+          <w:rFonts w:ascii="Times New Roman" w:hAnsi="Times New Roman" w:eastAsia="微软雅黑" w:cs="Times New Roman"/>
+          <w:b/>
+          <w:sz w:val="24"/>
+          <w:lang w:eastAsia="zh-CN"/>
+        </w:rPr>
+      </w:pPr>
+      <w:r>
+        <w:rPr>
+          <w:rFonts w:ascii="Times New Roman" w:hAnsi="Times New Roman" w:eastAsia="微软雅黑" w:cs="Times New Roman"/>
+          <w:b/>
+          <w:sz w:val="24"/>
+          <w:lang w:eastAsia="zh-CN"/>
+        </w:rPr>
+        <w:t>潜在受益药物研究信息：</w:t>
+      </w:r>
+    </w:p>
+    <w:tbl>
+      <w:tblPr>
+        <w:tblStyle w:val="6"/>
+        <w:tblpPr w:leftFromText="180" w:rightFromText="180" w:vertAnchor="text" w:tblpXSpec="center" w:tblpY="1"/>
+        <w:tblOverlap w:val="never"/>
+        <w:tblW w:w="9870" w:type="dxa"/>
+        <w:jc w:val="center"/>
+        <w:tblBorders>
+          <w:top w:val="single" w:color="45A3A7" w:sz="18" w:space="0"/>
+          <w:left w:val="none" w:color="auto" w:sz="0" w:space="0"/>
+          <w:bottom w:val="dotted" w:color="45A3A7" w:sz="4" w:space="0"/>
+          <w:right w:val="none" w:color="auto" w:sz="0" w:space="0"/>
+          <w:insideH w:val="dotted" w:color="45A3A7" w:sz="4" w:space="0"/>
+          <w:insideV w:val="dotted" w:color="45A3A7" w:sz="4" w:space="0"/>
+        </w:tblBorders>
+        <w:tblLayout w:type="fixed"/>
+        <w:tblCellMar>
+          <w:top w:w="0" w:type="dxa"/>
+          <w:left w:w="108" w:type="dxa"/>
+          <w:bottom w:w="0" w:type="dxa"/>
+          <w:right w:w="108" w:type="dxa"/>
+        </w:tblCellMar>
+      </w:tblPr>
+      <w:tblGrid>
+        <w:gridCol w:w="1526"/>
+        <w:gridCol w:w="1417"/>
+        <w:gridCol w:w="1232"/>
+        <w:gridCol w:w="5695"/>
+      </w:tblGrid>
+      <w:tr>
+        <w:tblPrEx>
+          <w:tblBorders>
+            <w:top w:val="single" w:color="45A3A7" w:sz="18" w:space="0"/>
+            <w:left w:val="none" w:color="auto" w:sz="0" w:space="0"/>
+            <w:bottom w:val="dotted" w:color="45A3A7" w:sz="4" w:space="0"/>
+            <w:right w:val="none" w:color="auto" w:sz="0" w:space="0"/>
+            <w:insideH w:val="dotted" w:color="45A3A7" w:sz="4" w:space="0"/>
+            <w:insideV w:val="dotted" w:color="45A3A7" w:sz="4" w:space="0"/>
+          </w:tblBorders>
+          <w:tblCellMar>
+            <w:top w:w="0" w:type="dxa"/>
+            <w:left w:w="108" w:type="dxa"/>
+            <w:bottom w:w="0" w:type="dxa"/>
+            <w:right w:w="108" w:type="dxa"/>
+          </w:tblCellMar>
+        </w:tblPrEx>
+        <w:trPr>
+          <w:trHeight w:val="417" w:hRule="atLeast"/>
+          <w:jc w:val="center"/>
+        </w:trPr>
+        <w:tc>
+          <w:tcPr>
+            <w:tcW w:w="1526" w:type="dxa"/>
+            <w:tcBorders>
+              <w:top w:val="nil"/>
+              <w:left w:val="nil"/>
+              <w:bottom w:val="nil"/>
+              <w:right w:val="single" w:color="FFFFFF" w:sz="18" w:space="0"/>
+            </w:tcBorders>
+            <w:shd w:val="clear" w:color="auto" w:fill="62B541"/>
+            <w:vAlign w:val="center"/>
+          </w:tcPr>
+          <w:p>
+            <w:pPr>
+              <w:keepNext/>
+              <w:jc w:val="center"/>
+              <w:rPr>
+                <w:rFonts w:ascii="Times New Roman" w:hAnsi="Times New Roman" w:eastAsia="微软雅黑" w:cs="Times New Roman"/>
+                <w:b/>
+                <w:color w:val="FFFFFF" w:themeColor="background1"/>
+                <w:sz w:val="18"/>
+                <w:szCs w:val="18"/>
+                <w:lang w:eastAsia="zh-CN"/>
+                <w14:textFill>
+                  <w14:solidFill>
+                    <w14:schemeClr w14:val="bg1"/>
+                  </w14:solidFill>
+                </w14:textFill>
+              </w:rPr>
+            </w:pPr>
+            <w:r>
+              <w:rPr>
+                <w:rFonts w:ascii="Times New Roman" w:hAnsi="Times New Roman" w:eastAsia="微软雅黑" w:cs="Times New Roman"/>
+                <w:b/>
+                <w:color w:val="FFFFFF" w:themeColor="background1"/>
+                <w:sz w:val="18"/>
+                <w:szCs w:val="18"/>
+                <w:lang w:eastAsia="zh-CN"/>
+                <w14:textFill>
+                  <w14:solidFill>
+                    <w14:schemeClr w14:val="bg1"/>
+                  </w14:solidFill>
+                </w14:textFill>
+              </w:rPr>
+              <w:t>药物名称</w:t>
+            </w:r>
+          </w:p>
+        </w:tc>
+        <w:tc>
+          <w:tcPr>
+            <w:tcW w:w="1417" w:type="dxa"/>
+            <w:tcBorders>
+              <w:top w:val="nil"/>
+              <w:left w:val="single" w:color="FFFFFF" w:sz="18" w:space="0"/>
+              <w:bottom w:val="nil"/>
+              <w:right w:val="single" w:color="FFFFFF" w:sz="18" w:space="0"/>
+            </w:tcBorders>
+            <w:shd w:val="clear" w:color="auto" w:fill="62B541"/>
+            <w:vAlign w:val="center"/>
+          </w:tcPr>
+          <w:p>
+            <w:pPr>
+              <w:keepNext/>
+              <w:jc w:val="center"/>
+              <w:rPr>
+                <w:rFonts w:ascii="Times New Roman" w:hAnsi="Times New Roman" w:eastAsia="微软雅黑" w:cs="Times New Roman"/>
+                <w:b/>
+                <w:color w:val="FFFFFF" w:themeColor="background1"/>
+                <w:sz w:val="18"/>
+                <w:szCs w:val="18"/>
+                <w:lang w:eastAsia="zh-CN"/>
+                <w14:textFill>
+                  <w14:solidFill>
+                    <w14:schemeClr w14:val="bg1"/>
+                  </w14:solidFill>
+                </w14:textFill>
+              </w:rPr>
+            </w:pPr>
+            <w:r>
+              <w:rPr>
+                <w:rFonts w:ascii="Times New Roman" w:hAnsi="Times New Roman" w:eastAsia="微软雅黑" w:cs="Times New Roman"/>
+                <w:b/>
+                <w:color w:val="FFFFFF" w:themeColor="background1"/>
+                <w:sz w:val="18"/>
+                <w:szCs w:val="18"/>
+                <w:lang w:eastAsia="zh-CN"/>
+                <w14:textFill>
+                  <w14:solidFill>
+                    <w14:schemeClr w14:val="bg1"/>
+                  </w14:solidFill>
+                </w14:textFill>
+              </w:rPr>
+              <w:t>相关疾病</w:t>
+            </w:r>
+          </w:p>
+        </w:tc>
+        <w:tc>
+          <w:tcPr>
+            <w:tcW w:w="1232" w:type="dxa"/>
+            <w:tcBorders>
+              <w:top w:val="nil"/>
+              <w:left w:val="single" w:color="FFFFFF" w:sz="18" w:space="0"/>
+              <w:bottom w:val="nil"/>
+              <w:right w:val="single" w:color="FFFFFF" w:sz="18" w:space="0"/>
+            </w:tcBorders>
+            <w:shd w:val="clear" w:color="auto" w:fill="62B541"/>
+            <w:vAlign w:val="center"/>
+          </w:tcPr>
+          <w:p>
+            <w:pPr>
+              <w:keepNext/>
+              <w:jc w:val="center"/>
+              <w:rPr>
+                <w:rFonts w:ascii="Times New Roman" w:hAnsi="Times New Roman" w:eastAsia="微软雅黑" w:cs="Times New Roman"/>
+                <w:b/>
+                <w:color w:val="FFFFFF" w:themeColor="background1"/>
+                <w:sz w:val="18"/>
+                <w:szCs w:val="18"/>
+                <w:lang w:eastAsia="zh-CN"/>
+                <w14:textFill>
+                  <w14:solidFill>
+                    <w14:schemeClr w14:val="bg1"/>
+                  </w14:solidFill>
+                </w14:textFill>
+              </w:rPr>
+            </w:pPr>
+            <w:r>
+              <w:rPr>
+                <w:rFonts w:ascii="Times New Roman" w:hAnsi="Times New Roman" w:eastAsia="微软雅黑" w:cs="Times New Roman"/>
+                <w:b/>
+                <w:color w:val="FFFFFF" w:themeColor="background1"/>
+                <w:sz w:val="18"/>
+                <w:szCs w:val="18"/>
+                <w:lang w:eastAsia="zh-CN"/>
+                <w14:textFill>
+                  <w14:solidFill>
+                    <w14:schemeClr w14:val="bg1"/>
+                  </w14:solidFill>
+                </w14:textFill>
+              </w:rPr>
+              <w:t>证据</w:t>
+            </w:r>
+            <w:r>
+              <w:rPr>
+                <w:rFonts w:hint="eastAsia" w:ascii="Times New Roman" w:hAnsi="Times New Roman" w:eastAsia="微软雅黑" w:cs="Times New Roman"/>
+                <w:b/>
+                <w:color w:val="FFFFFF" w:themeColor="background1"/>
+                <w:sz w:val="18"/>
+                <w:szCs w:val="18"/>
+                <w:lang w:eastAsia="zh-CN"/>
+                <w14:textFill>
+                  <w14:solidFill>
+                    <w14:schemeClr w14:val="bg1"/>
+                  </w14:solidFill>
+                </w14:textFill>
+              </w:rPr>
+              <w:t>等级</w:t>
+            </w:r>
+          </w:p>
+        </w:tc>
+        <w:tc>
+          <w:tcPr>
+            <w:tcW w:w="5695" w:type="dxa"/>
+            <w:tcBorders>
+              <w:top w:val="nil"/>
+              <w:left w:val="single" w:color="FFFFFF" w:sz="18" w:space="0"/>
+              <w:bottom w:val="nil"/>
+              <w:right w:val="nil"/>
+            </w:tcBorders>
+            <w:shd w:val="clear" w:color="auto" w:fill="62B541"/>
+            <w:vAlign w:val="center"/>
+          </w:tcPr>
+          <w:p>
+            <w:pPr>
+              <w:keepNext/>
+              <w:jc w:val="center"/>
+              <w:rPr>
+                <w:rFonts w:ascii="Times New Roman" w:hAnsi="Times New Roman" w:eastAsia="微软雅黑" w:cs="Times New Roman"/>
+                <w:b/>
+                <w:color w:val="FFFFFF" w:themeColor="background1"/>
+                <w:sz w:val="18"/>
+                <w:szCs w:val="18"/>
+                <w:lang w:eastAsia="zh-CN"/>
+                <w14:textFill>
+                  <w14:solidFill>
+                    <w14:schemeClr w14:val="bg1"/>
+                  </w14:solidFill>
+                </w14:textFill>
+              </w:rPr>
+            </w:pPr>
+            <w:r>
+              <w:rPr>
+                <w:rFonts w:ascii="Times New Roman" w:hAnsi="Times New Roman" w:eastAsia="微软雅黑" w:cs="Times New Roman"/>
+                <w:b/>
+                <w:color w:val="FFFFFF" w:themeColor="background1"/>
+                <w:sz w:val="18"/>
+                <w:szCs w:val="18"/>
+                <w:lang w:eastAsia="zh-CN"/>
+                <w14:textFill>
+                  <w14:solidFill>
+                    <w14:schemeClr w14:val="bg1"/>
+                  </w14:solidFill>
+                </w14:textFill>
+              </w:rPr>
+              <w:t>循证医学信息</w:t>
+            </w:r>
+          </w:p>
+        </w:tc>
+      </w:tr>
+      <w:tr>
+        <w:tblPrEx>
+          <w:tblBorders>
+            <w:top w:val="single" w:color="45A3A7" w:sz="18" w:space="0"/>
+            <w:left w:val="none" w:color="auto" w:sz="0" w:space="0"/>
+            <w:bottom w:val="dotted" w:color="45A3A7" w:sz="4" w:space="0"/>
+            <w:right w:val="none" w:color="auto" w:sz="0" w:space="0"/>
+            <w:insideH w:val="dotted" w:color="45A3A7" w:sz="4" w:space="0"/>
+            <w:insideV w:val="dotted" w:color="45A3A7" w:sz="4" w:space="0"/>
+          </w:tblBorders>
+          <w:tblCellMar>
+            <w:top w:w="0" w:type="dxa"/>
+            <w:left w:w="108" w:type="dxa"/>
+            <w:bottom w:w="0" w:type="dxa"/>
+            <w:right w:w="108" w:type="dxa"/>
+          </w:tblCellMar>
+        </w:tblPrEx>
+        <w:trPr>
+          <w:trHeight w:val="494" w:hRule="atLeast"/>
+          <w:jc w:val="center"/>
+        </w:trPr>
+        <w:tc>
+          <w:tcPr>
+            <w:tcW w:w="9870" w:type="dxa"/>
+            <w:gridSpan w:val="4"/>
+            <w:tcBorders>
+              <w:top w:val="nil"/>
+              <w:left w:val="nil"/>
+              <w:bottom w:val="single" w:color="A4A4A4" w:sz="4" w:space="0"/>
+              <w:right w:val="nil"/>
+            </w:tcBorders>
+            <w:vAlign w:val="center"/>
+          </w:tcPr>
+          <w:p>
+            <w:pPr>
+              <w:keepNext/>
+              <w:spacing w:before="26"/>
+              <w:jc w:val="center"/>
+              <w:rPr>
+                <w:rFonts w:ascii="Times New Roman" w:hAnsi="Times New Roman" w:eastAsia="微软雅黑" w:cs="Times New Roman"/>
+                <w:bCs/>
+                <w:sz w:val="18"/>
+                <w:szCs w:val="18"/>
+                <w:highlight w:val="yellow"/>
+                <w:lang w:eastAsia="zh-CN"/>
+              </w:rPr>
+            </w:pPr>
+            <w:r>
+              <w:rPr>
+                <w:rFonts w:hint="eastAsia" w:ascii="Times New Roman" w:hAnsi="Times New Roman" w:eastAsia="微软雅黑" w:cs="Times New Roman"/>
+                <w:b/>
+                <w:sz w:val="18"/>
+                <w:szCs w:val="18"/>
+                <w:lang w:eastAsia="zh-CN"/>
+              </w:rPr>
+              <w:t>{%tr for dis in tdd.drugResearchList %}</w:t>
+            </w:r>
+          </w:p>
+        </w:tc>
+      </w:tr>
+      <w:tr>
+        <w:tblPrEx>
+          <w:tblBorders>
+            <w:top w:val="single" w:color="45A3A7" w:sz="18" w:space="0"/>
+            <w:left w:val="none" w:color="auto" w:sz="0" w:space="0"/>
+            <w:bottom w:val="dotted" w:color="45A3A7" w:sz="4" w:space="0"/>
+            <w:right w:val="none" w:color="auto" w:sz="0" w:space="0"/>
+            <w:insideH w:val="dotted" w:color="45A3A7" w:sz="4" w:space="0"/>
+            <w:insideV w:val="dotted" w:color="45A3A7" w:sz="4" w:space="0"/>
+          </w:tblBorders>
+          <w:tblCellMar>
+            <w:top w:w="0" w:type="dxa"/>
+            <w:left w:w="108" w:type="dxa"/>
+            <w:bottom w:w="0" w:type="dxa"/>
+            <w:right w:w="108" w:type="dxa"/>
+          </w:tblCellMar>
+        </w:tblPrEx>
+        <w:trPr>
+          <w:trHeight w:val="494" w:hRule="atLeast"/>
+          <w:jc w:val="center"/>
+        </w:trPr>
+        <w:tc>
+          <w:tcPr>
+            <w:tcW w:w="1526" w:type="dxa"/>
+            <w:tcBorders>
+              <w:top w:val="single" w:color="A4A4A4" w:sz="4" w:space="0"/>
+              <w:left w:val="nil"/>
+              <w:bottom w:val="single" w:color="A4A4A4" w:sz="4" w:space="0"/>
+              <w:right w:val="single" w:color="A4A4A4" w:sz="4" w:space="0"/>
+            </w:tcBorders>
+            <w:vAlign w:val="center"/>
+          </w:tcPr>
+          <w:p>
+            <w:pPr>
+              <w:spacing w:before="1" w:line="249" w:lineRule="auto"/>
+              <w:ind w:right="131"/>
+              <w:jc w:val="center"/>
+              <w:rPr>
+                <w:rFonts w:ascii="Times New Roman" w:hAnsi="Times New Roman" w:eastAsia="微软雅黑" w:cs="Times New Roman"/>
+                <w:b/>
+                <w:sz w:val="18"/>
+                <w:szCs w:val="18"/>
+                <w:highlight w:val="yellow"/>
+              </w:rPr>
+            </w:pPr>
+            <w:r>
+              <w:rPr>
+                <w:rFonts w:ascii="Times New Roman" w:hAnsi="Times New Roman" w:eastAsia="微软雅黑" w:cs="Times New Roman"/>
+                <w:sz w:val="18"/>
+                <w:szCs w:val="18"/>
+                <w:lang w:eastAsia="zh-CN"/>
+              </w:rPr>
+              <w:t>{{</w:t>
+            </w:r>
+            <w:r>
+              <w:rPr>
+                <w:rFonts w:ascii="Times New Roman" w:hAnsi="Times New Roman" w:eastAsia="微软雅黑" w:cs="Times New Roman"/>
+                <w:bCs/>
+                <w:sz w:val="18"/>
+                <w:szCs w:val="18"/>
+                <w:lang w:eastAsia="zh-CN"/>
+              </w:rPr>
+              <w:t>dis.drug_name_chinese</w:t>
+            </w:r>
+            <w:r>
+              <w:rPr>
+                <w:rFonts w:hint="eastAsia" w:ascii="Times New Roman" w:hAnsi="Times New Roman" w:eastAsia="微软雅黑" w:cs="Times New Roman"/>
+                <w:bCs/>
+                <w:sz w:val="18"/>
+                <w:szCs w:val="18"/>
+                <w:lang w:eastAsia="zh-CN"/>
+              </w:rPr>
+              <w:t>3</w:t>
+            </w:r>
+            <w:r>
+              <w:rPr>
+                <w:rFonts w:ascii="Times New Roman" w:hAnsi="Times New Roman" w:eastAsia="微软雅黑" w:cs="Times New Roman"/>
+                <w:sz w:val="18"/>
+                <w:szCs w:val="18"/>
+                <w:lang w:eastAsia="zh-CN"/>
+              </w:rPr>
+              <w:t xml:space="preserve"> }}</w:t>
+            </w:r>
+          </w:p>
+        </w:tc>
+        <w:tc>
+          <w:tcPr>
+            <w:tcW w:w="1417" w:type="dxa"/>
+            <w:tcBorders>
+              <w:top w:val="single" w:color="A4A4A4" w:sz="4" w:space="0"/>
+              <w:left w:val="single" w:color="A4A4A4" w:sz="4" w:space="0"/>
+              <w:bottom w:val="single" w:color="A4A4A4" w:sz="4" w:space="0"/>
+              <w:right w:val="single" w:color="A4A4A4" w:sz="4" w:space="0"/>
+            </w:tcBorders>
+            <w:vAlign w:val="center"/>
+          </w:tcPr>
+          <w:p>
+            <w:pPr>
+              <w:keepNext/>
+              <w:spacing w:before="26"/>
+              <w:jc w:val="center"/>
+              <w:rPr>
+                <w:rFonts w:ascii="Times New Roman" w:hAnsi="Times New Roman" w:eastAsia="微软雅黑" w:cs="Times New Roman"/>
+                <w:bCs/>
+                <w:sz w:val="18"/>
+                <w:szCs w:val="18"/>
+                <w:highlight w:val="yellow"/>
+                <w:lang w:eastAsia="zh-CN"/>
+              </w:rPr>
+            </w:pPr>
+            <w:r>
+              <w:rPr>
+                <w:rFonts w:hint="eastAsia" w:ascii="Times New Roman" w:hAnsi="Times New Roman" w:eastAsia="微软雅黑" w:cs="Times New Roman"/>
+                <w:sz w:val="18"/>
+                <w:szCs w:val="18"/>
+                <w:lang w:eastAsia="zh-CN"/>
+              </w:rPr>
+              <w:t>{{dis.</w:t>
+            </w:r>
+            <w:r>
+              <w:rPr>
+                <w:rFonts w:hint="eastAsia" w:ascii="Times New Roman" w:hAnsi="Times New Roman" w:eastAsia="微软雅黑" w:cs="Times New Roman"/>
+                <w:bCs/>
+                <w:sz w:val="18"/>
+                <w:szCs w:val="18"/>
+                <w:lang w:eastAsia="zh-CN"/>
+              </w:rPr>
+              <w:t>disease_name_chinese</w:t>
+            </w:r>
+            <w:r>
+              <w:rPr>
+                <w:rFonts w:hint="eastAsia" w:ascii="Times New Roman" w:hAnsi="Times New Roman" w:eastAsia="微软雅黑" w:cs="Times New Roman"/>
+                <w:sz w:val="18"/>
+                <w:szCs w:val="18"/>
+                <w:lang w:eastAsia="zh-CN"/>
+              </w:rPr>
+              <w:t>}}</w:t>
+            </w:r>
+          </w:p>
+        </w:tc>
+        <w:tc>
+          <w:tcPr>
+            <w:tcW w:w="1232" w:type="dxa"/>
+            <w:tcBorders>
+              <w:top w:val="single" w:color="A4A4A4" w:sz="4" w:space="0"/>
+              <w:left w:val="single" w:color="A4A4A4" w:sz="4" w:space="0"/>
+              <w:bottom w:val="single" w:color="A4A4A4" w:sz="4" w:space="0"/>
+              <w:right w:val="single" w:color="A4A4A4" w:sz="4" w:space="0"/>
+            </w:tcBorders>
+            <w:vAlign w:val="center"/>
+          </w:tcPr>
+          <w:p>
+            <w:pPr>
+              <w:keepNext/>
+              <w:spacing w:before="26"/>
+              <w:jc w:val="center"/>
+              <w:rPr>
+                <w:rFonts w:ascii="Times New Roman" w:hAnsi="Times New Roman" w:eastAsia="微软雅黑" w:cs="Times New Roman"/>
+                <w:bCs/>
+                <w:sz w:val="18"/>
+                <w:szCs w:val="18"/>
+                <w:highlight w:val="yellow"/>
+                <w:lang w:eastAsia="zh-CN"/>
+              </w:rPr>
+            </w:pPr>
+            <w:r>
+              <w:rPr>
+                <w:rFonts w:hint="eastAsia" w:ascii="Times New Roman" w:hAnsi="Times New Roman" w:eastAsia="微软雅黑" w:cs="Times New Roman"/>
+                <w:sz w:val="18"/>
+                <w:szCs w:val="18"/>
+                <w:lang w:eastAsia="zh-CN"/>
+              </w:rPr>
+              <w:t>{{</w:t>
+            </w:r>
+            <w:r>
+              <w:rPr>
+                <w:rFonts w:hint="eastAsia" w:ascii="Times New Roman" w:hAnsi="Times New Roman" w:eastAsia="微软雅黑" w:cs="Times New Roman"/>
+                <w:bCs/>
+                <w:sz w:val="18"/>
+                <w:szCs w:val="18"/>
+                <w:lang w:eastAsia="zh-CN"/>
+              </w:rPr>
+              <w:t>dis.evidence_phase_chinese</w:t>
+            </w:r>
+            <w:r>
+              <w:rPr>
+                <w:rFonts w:hint="eastAsia" w:ascii="Times New Roman" w:hAnsi="Times New Roman" w:eastAsia="微软雅黑" w:cs="Times New Roman"/>
+                <w:sz w:val="18"/>
+                <w:szCs w:val="18"/>
+                <w:lang w:eastAsia="zh-CN"/>
+              </w:rPr>
+              <w:t>}}</w:t>
+            </w:r>
+          </w:p>
+        </w:tc>
+        <w:tc>
+          <w:tcPr>
+            <w:tcW w:w="5695" w:type="dxa"/>
+            <w:tcBorders>
+              <w:top w:val="single" w:color="A4A4A4" w:sz="4" w:space="0"/>
+              <w:left w:val="single" w:color="A4A4A4" w:sz="4" w:space="0"/>
+              <w:bottom w:val="single" w:color="A4A4A4" w:sz="4" w:space="0"/>
+              <w:right w:val="nil"/>
+            </w:tcBorders>
+            <w:vAlign w:val="center"/>
+          </w:tcPr>
+          <w:p>
+            <w:pPr>
+              <w:keepNext/>
+              <w:spacing w:before="26"/>
+              <w:jc w:val="center"/>
+              <w:rPr>
+                <w:rFonts w:ascii="Times New Roman" w:hAnsi="Times New Roman" w:eastAsia="微软雅黑" w:cs="Times New Roman"/>
+                <w:bCs/>
+                <w:sz w:val="18"/>
+                <w:szCs w:val="18"/>
+                <w:highlight w:val="yellow"/>
+                <w:lang w:eastAsia="zh-CN"/>
+              </w:rPr>
+            </w:pPr>
+            <w:r>
+              <w:rPr>
+                <w:rFonts w:hint="eastAsia" w:ascii="Times New Roman" w:hAnsi="Times New Roman" w:eastAsia="微软雅黑" w:cs="Times New Roman"/>
+                <w:sz w:val="18"/>
+                <w:szCs w:val="18"/>
+                <w:lang w:eastAsia="zh-CN"/>
+              </w:rPr>
+              <w:t>{{</w:t>
+            </w:r>
+            <w:r>
+              <w:rPr>
+                <w:rFonts w:hint="eastAsia" w:ascii="Times New Roman" w:hAnsi="Times New Roman" w:eastAsia="微软雅黑" w:cs="Times New Roman"/>
+                <w:bCs/>
+                <w:sz w:val="18"/>
+                <w:szCs w:val="18"/>
+                <w:lang w:eastAsia="zh-CN"/>
+              </w:rPr>
+              <w:t>dis.annotation_chinese</w:t>
+            </w:r>
+            <w:r>
+              <w:rPr>
+                <w:rFonts w:hint="eastAsia" w:ascii="Times New Roman" w:hAnsi="Times New Roman" w:eastAsia="微软雅黑" w:cs="Times New Roman"/>
+                <w:sz w:val="18"/>
+                <w:szCs w:val="18"/>
+                <w:lang w:eastAsia="zh-CN"/>
+              </w:rPr>
+              <w:t>}}</w:t>
+            </w:r>
+          </w:p>
+        </w:tc>
+      </w:tr>
+      <w:tr>
+        <w:tblPrEx>
+          <w:tblBorders>
+            <w:top w:val="single" w:color="45A3A7" w:sz="18" w:space="0"/>
+            <w:left w:val="none" w:color="auto" w:sz="0" w:space="0"/>
+            <w:bottom w:val="dotted" w:color="45A3A7" w:sz="4" w:space="0"/>
+            <w:right w:val="none" w:color="auto" w:sz="0" w:space="0"/>
+            <w:insideH w:val="dotted" w:color="45A3A7" w:sz="4" w:space="0"/>
+            <w:insideV w:val="dotted" w:color="45A3A7" w:sz="4" w:space="0"/>
+          </w:tblBorders>
+          <w:tblCellMar>
+            <w:top w:w="0" w:type="dxa"/>
+            <w:left w:w="108" w:type="dxa"/>
+            <w:bottom w:w="0" w:type="dxa"/>
+            <w:right w:w="108" w:type="dxa"/>
+          </w:tblCellMar>
+        </w:tblPrEx>
+        <w:trPr>
+          <w:trHeight w:val="494" w:hRule="atLeast"/>
+          <w:jc w:val="center"/>
+        </w:trPr>
+        <w:tc>
+          <w:tcPr>
+            <w:tcW w:w="9870" w:type="dxa"/>
+            <w:gridSpan w:val="4"/>
+            <w:tcBorders>
+              <w:top w:val="single" w:color="A4A4A4" w:sz="4" w:space="0"/>
+              <w:left w:val="nil"/>
+              <w:bottom w:val="single" w:color="A4A4A4" w:sz="4" w:space="0"/>
+              <w:right w:val="nil"/>
+            </w:tcBorders>
+            <w:vAlign w:val="center"/>
+          </w:tcPr>
+          <w:p>
+            <w:pPr>
+              <w:keepNext/>
+              <w:spacing w:before="26"/>
+              <w:jc w:val="center"/>
+              <w:rPr>
+                <w:rFonts w:ascii="Times New Roman" w:hAnsi="Times New Roman" w:eastAsia="微软雅黑" w:cs="Times New Roman"/>
+                <w:bCs/>
+                <w:sz w:val="18"/>
+                <w:szCs w:val="18"/>
+                <w:lang w:eastAsia="zh-CN"/>
+              </w:rPr>
+            </w:pPr>
+            <w:r>
+              <w:rPr>
+                <w:rFonts w:hint="eastAsia" w:ascii="Times New Roman" w:hAnsi="Times New Roman" w:eastAsia="微软雅黑" w:cs="Times New Roman"/>
+                <w:b/>
+                <w:sz w:val="18"/>
+                <w:szCs w:val="18"/>
+                <w:lang w:eastAsia="zh-CN"/>
+              </w:rPr>
+              <w:t>{%tr endfor %}</w:t>
+            </w:r>
+          </w:p>
+        </w:tc>
+      </w:tr>
+    </w:tbl>
+    <w:p>
+      <w:pPr>
+        <w:spacing w:before="26"/>
+        <w:rPr>
+          <w:rFonts w:ascii="Times New Roman" w:hAnsi="Times New Roman" w:eastAsia="微软雅黑" w:cs="Times New Roman"/>
+          <w:b/>
+          <w:sz w:val="24"/>
+          <w:szCs w:val="24"/>
+          <w:lang w:eastAsia="zh-CN"/>
+        </w:rPr>
+      </w:pPr>
+      <w:r>
+        <w:rPr>
+          <w:rFonts w:hint="eastAsia" w:ascii="Times New Roman" w:hAnsi="Times New Roman" w:eastAsia="微软雅黑" w:cs="Times New Roman"/>
+          <w:b/>
+          <w:sz w:val="24"/>
+          <w:szCs w:val="24"/>
+          <w:lang w:eastAsia="zh-CN"/>
+        </w:rPr>
+        <w:t>{% endif %}{%if tdd.potentialDrugList != [] %}</w:t>
+      </w:r>
+    </w:p>
+    <w:p>
+      <w:pPr>
+        <w:keepNext/>
+        <w:spacing w:before="26"/>
+        <w:rPr>
+          <w:rFonts w:ascii="Times New Roman" w:hAnsi="Times New Roman" w:eastAsia="微软雅黑" w:cs="Times New Roman"/>
+          <w:b/>
+          <w:sz w:val="24"/>
+          <w:lang w:eastAsia="zh-CN"/>
+        </w:rPr>
+      </w:pPr>
+      <w:r>
+        <w:rPr>
+          <w:rFonts w:hint="eastAsia" w:ascii="Times New Roman" w:hAnsi="Times New Roman" w:eastAsia="微软雅黑" w:cs="Times New Roman"/>
+          <w:b/>
+          <w:sz w:val="24"/>
+          <w:lang w:eastAsia="zh-CN"/>
+        </w:rPr>
+        <w:t>潜在耐药研究信息：</w:t>
+      </w:r>
+    </w:p>
+    <w:tbl>
+      <w:tblPr>
+        <w:tblStyle w:val="6"/>
+        <w:tblpPr w:leftFromText="180" w:rightFromText="180" w:vertAnchor="text" w:tblpXSpec="center" w:tblpY="1"/>
+        <w:tblOverlap w:val="never"/>
+        <w:tblW w:w="9870" w:type="dxa"/>
+        <w:jc w:val="center"/>
+        <w:tblBorders>
+          <w:top w:val="single" w:color="45A3A7" w:sz="18" w:space="0"/>
+          <w:left w:val="none" w:color="auto" w:sz="0" w:space="0"/>
+          <w:bottom w:val="dotted" w:color="45A3A7" w:sz="4" w:space="0"/>
+          <w:right w:val="none" w:color="auto" w:sz="0" w:space="0"/>
+          <w:insideH w:val="dotted" w:color="45A3A7" w:sz="4" w:space="0"/>
+          <w:insideV w:val="dotted" w:color="45A3A7" w:sz="4" w:space="0"/>
+        </w:tblBorders>
+        <w:tblLayout w:type="fixed"/>
+        <w:tblCellMar>
+          <w:top w:w="0" w:type="dxa"/>
+          <w:left w:w="108" w:type="dxa"/>
+          <w:bottom w:w="0" w:type="dxa"/>
+          <w:right w:w="108" w:type="dxa"/>
+        </w:tblCellMar>
+      </w:tblPr>
+      <w:tblGrid>
+        <w:gridCol w:w="1526"/>
+        <w:gridCol w:w="1417"/>
+        <w:gridCol w:w="1261"/>
+        <w:gridCol w:w="5666"/>
+      </w:tblGrid>
+      <w:tr>
+        <w:tblPrEx>
+          <w:tblBorders>
+            <w:top w:val="single" w:color="45A3A7" w:sz="18" w:space="0"/>
+            <w:left w:val="none" w:color="auto" w:sz="0" w:space="0"/>
+            <w:bottom w:val="dotted" w:color="45A3A7" w:sz="4" w:space="0"/>
+            <w:right w:val="none" w:color="auto" w:sz="0" w:space="0"/>
+            <w:insideH w:val="dotted" w:color="45A3A7" w:sz="4" w:space="0"/>
+            <w:insideV w:val="dotted" w:color="45A3A7" w:sz="4" w:space="0"/>
+          </w:tblBorders>
+          <w:tblCellMar>
+            <w:top w:w="0" w:type="dxa"/>
+            <w:left w:w="108" w:type="dxa"/>
+            <w:bottom w:w="0" w:type="dxa"/>
+            <w:right w:w="108" w:type="dxa"/>
+          </w:tblCellMar>
+        </w:tblPrEx>
+        <w:trPr>
+          <w:trHeight w:val="417" w:hRule="atLeast"/>
+          <w:jc w:val="center"/>
+        </w:trPr>
+        <w:tc>
+          <w:tcPr>
+            <w:tcW w:w="1526" w:type="dxa"/>
+            <w:tcBorders>
+              <w:top w:val="nil"/>
+              <w:left w:val="nil"/>
+              <w:bottom w:val="nil"/>
+              <w:right w:val="single" w:color="FFFFFF" w:sz="18" w:space="0"/>
+            </w:tcBorders>
+            <w:shd w:val="clear" w:color="auto" w:fill="62B541"/>
+            <w:vAlign w:val="center"/>
+          </w:tcPr>
+          <w:p>
+            <w:pPr>
+              <w:keepNext/>
+              <w:jc w:val="center"/>
+              <w:rPr>
+                <w:rFonts w:ascii="Times New Roman" w:hAnsi="Times New Roman" w:eastAsia="微软雅黑" w:cs="Times New Roman"/>
+                <w:b/>
+                <w:color w:val="FFFFFF" w:themeColor="background1"/>
+                <w:sz w:val="18"/>
+                <w:szCs w:val="18"/>
+                <w:lang w:eastAsia="zh-CN"/>
+                <w14:textFill>
+                  <w14:solidFill>
+                    <w14:schemeClr w14:val="bg1"/>
+                  </w14:solidFill>
+                </w14:textFill>
+              </w:rPr>
+            </w:pPr>
+            <w:r>
+              <w:rPr>
+                <w:rFonts w:ascii="Times New Roman" w:hAnsi="Times New Roman" w:eastAsia="微软雅黑" w:cs="Times New Roman"/>
+                <w:b/>
+                <w:color w:val="FFFFFF" w:themeColor="background1"/>
+                <w:sz w:val="18"/>
+                <w:szCs w:val="18"/>
+                <w:lang w:eastAsia="zh-CN"/>
+                <w14:textFill>
+                  <w14:solidFill>
+                    <w14:schemeClr w14:val="bg1"/>
+                  </w14:solidFill>
+                </w14:textFill>
+              </w:rPr>
+              <w:t>药物名称</w:t>
+            </w:r>
+          </w:p>
+        </w:tc>
+        <w:tc>
+          <w:tcPr>
+            <w:tcW w:w="1417" w:type="dxa"/>
+            <w:tcBorders>
+              <w:top w:val="nil"/>
+              <w:left w:val="single" w:color="FFFFFF" w:sz="18" w:space="0"/>
+              <w:bottom w:val="nil"/>
+              <w:right w:val="single" w:color="FFFFFF" w:sz="18" w:space="0"/>
+            </w:tcBorders>
+            <w:shd w:val="clear" w:color="auto" w:fill="62B541"/>
+            <w:vAlign w:val="center"/>
+          </w:tcPr>
+          <w:p>
+            <w:pPr>
+              <w:keepNext/>
+              <w:jc w:val="center"/>
+              <w:rPr>
+                <w:rFonts w:ascii="Times New Roman" w:hAnsi="Times New Roman" w:eastAsia="微软雅黑" w:cs="Times New Roman"/>
+                <w:b/>
+                <w:color w:val="FFFFFF" w:themeColor="background1"/>
+                <w:sz w:val="18"/>
+                <w:szCs w:val="18"/>
+                <w:lang w:eastAsia="zh-CN"/>
+                <w14:textFill>
+                  <w14:solidFill>
+                    <w14:schemeClr w14:val="bg1"/>
+                  </w14:solidFill>
+                </w14:textFill>
+              </w:rPr>
+            </w:pPr>
+            <w:r>
+              <w:rPr>
+                <w:rFonts w:ascii="Times New Roman" w:hAnsi="Times New Roman" w:eastAsia="微软雅黑" w:cs="Times New Roman"/>
+                <w:b/>
+                <w:color w:val="FFFFFF" w:themeColor="background1"/>
+                <w:sz w:val="18"/>
+                <w:szCs w:val="18"/>
+                <w:lang w:eastAsia="zh-CN"/>
+                <w14:textFill>
+                  <w14:solidFill>
+                    <w14:schemeClr w14:val="bg1"/>
+                  </w14:solidFill>
+                </w14:textFill>
+              </w:rPr>
+              <w:t>相关疾病</w:t>
+            </w:r>
+          </w:p>
+        </w:tc>
+        <w:tc>
+          <w:tcPr>
+            <w:tcW w:w="1261" w:type="dxa"/>
+            <w:tcBorders>
+              <w:top w:val="nil"/>
+              <w:left w:val="single" w:color="FFFFFF" w:sz="18" w:space="0"/>
+              <w:bottom w:val="nil"/>
+              <w:right w:val="single" w:color="FFFFFF" w:sz="18" w:space="0"/>
+            </w:tcBorders>
+            <w:shd w:val="clear" w:color="auto" w:fill="62B541"/>
+            <w:vAlign w:val="center"/>
+          </w:tcPr>
+          <w:p>
+            <w:pPr>
+              <w:keepNext/>
+              <w:jc w:val="center"/>
+              <w:rPr>
+                <w:rFonts w:ascii="Times New Roman" w:hAnsi="Times New Roman" w:eastAsia="微软雅黑" w:cs="Times New Roman"/>
+                <w:b/>
+                <w:color w:val="FFFFFF" w:themeColor="background1"/>
+                <w:sz w:val="18"/>
+                <w:szCs w:val="18"/>
+                <w:lang w:eastAsia="zh-CN"/>
+                <w14:textFill>
+                  <w14:solidFill>
+                    <w14:schemeClr w14:val="bg1"/>
+                  </w14:solidFill>
+                </w14:textFill>
+              </w:rPr>
+            </w:pPr>
+            <w:r>
+              <w:rPr>
+                <w:rFonts w:ascii="Times New Roman" w:hAnsi="Times New Roman" w:eastAsia="微软雅黑" w:cs="Times New Roman"/>
+                <w:b/>
+                <w:color w:val="FFFFFF" w:themeColor="background1"/>
+                <w:sz w:val="18"/>
+                <w:szCs w:val="18"/>
+                <w:lang w:eastAsia="zh-CN"/>
+                <w14:textFill>
+                  <w14:solidFill>
+                    <w14:schemeClr w14:val="bg1"/>
+                  </w14:solidFill>
+                </w14:textFill>
+              </w:rPr>
+              <w:t>证据</w:t>
+            </w:r>
+            <w:r>
+              <w:rPr>
+                <w:rFonts w:hint="eastAsia" w:ascii="Times New Roman" w:hAnsi="Times New Roman" w:eastAsia="微软雅黑" w:cs="Times New Roman"/>
+                <w:b/>
+                <w:color w:val="FFFFFF" w:themeColor="background1"/>
+                <w:sz w:val="18"/>
+                <w:szCs w:val="18"/>
+                <w:lang w:eastAsia="zh-CN"/>
+                <w14:textFill>
+                  <w14:solidFill>
+                    <w14:schemeClr w14:val="bg1"/>
+                  </w14:solidFill>
+                </w14:textFill>
+              </w:rPr>
+              <w:t>等级</w:t>
+            </w:r>
+          </w:p>
+        </w:tc>
+        <w:tc>
+          <w:tcPr>
+            <w:tcW w:w="5666" w:type="dxa"/>
+            <w:tcBorders>
+              <w:top w:val="nil"/>
+              <w:left w:val="single" w:color="FFFFFF" w:sz="18" w:space="0"/>
+              <w:bottom w:val="nil"/>
+              <w:right w:val="nil"/>
+            </w:tcBorders>
+            <w:shd w:val="clear" w:color="auto" w:fill="62B541"/>
+            <w:vAlign w:val="center"/>
+          </w:tcPr>
+          <w:p>
+            <w:pPr>
+              <w:keepNext/>
+              <w:jc w:val="center"/>
+              <w:rPr>
+                <w:rFonts w:ascii="Times New Roman" w:hAnsi="Times New Roman" w:eastAsia="微软雅黑" w:cs="Times New Roman"/>
+                <w:b/>
+                <w:color w:val="FFFFFF" w:themeColor="background1"/>
+                <w:sz w:val="18"/>
+                <w:szCs w:val="18"/>
+                <w:lang w:eastAsia="zh-CN"/>
+                <w14:textFill>
+                  <w14:solidFill>
+                    <w14:schemeClr w14:val="bg1"/>
+                  </w14:solidFill>
+                </w14:textFill>
+              </w:rPr>
+            </w:pPr>
+            <w:r>
+              <w:rPr>
+                <w:rFonts w:ascii="Times New Roman" w:hAnsi="Times New Roman" w:eastAsia="微软雅黑" w:cs="Times New Roman"/>
+                <w:b/>
+                <w:color w:val="FFFFFF" w:themeColor="background1"/>
+                <w:sz w:val="18"/>
+                <w:szCs w:val="18"/>
+                <w:lang w:eastAsia="zh-CN"/>
+                <w14:textFill>
+                  <w14:solidFill>
+                    <w14:schemeClr w14:val="bg1"/>
+                  </w14:solidFill>
+                </w14:textFill>
+              </w:rPr>
+              <w:t>循证医学信息</w:t>
+            </w:r>
+          </w:p>
+        </w:tc>
+      </w:tr>
+      <w:tr>
+        <w:tblPrEx>
+          <w:tblBorders>
+            <w:top w:val="single" w:color="45A3A7" w:sz="18" w:space="0"/>
+            <w:left w:val="none" w:color="auto" w:sz="0" w:space="0"/>
+            <w:bottom w:val="dotted" w:color="45A3A7" w:sz="4" w:space="0"/>
+            <w:right w:val="none" w:color="auto" w:sz="0" w:space="0"/>
+            <w:insideH w:val="dotted" w:color="45A3A7" w:sz="4" w:space="0"/>
+            <w:insideV w:val="dotted" w:color="45A3A7" w:sz="4" w:space="0"/>
+          </w:tblBorders>
+          <w:tblCellMar>
+            <w:top w:w="0" w:type="dxa"/>
+            <w:left w:w="108" w:type="dxa"/>
+            <w:bottom w:w="0" w:type="dxa"/>
+            <w:right w:w="108" w:type="dxa"/>
+          </w:tblCellMar>
+        </w:tblPrEx>
+        <w:trPr>
+          <w:trHeight w:val="494" w:hRule="atLeast"/>
+          <w:jc w:val="center"/>
+        </w:trPr>
+        <w:tc>
+          <w:tcPr>
+            <w:tcW w:w="9870" w:type="dxa"/>
+            <w:gridSpan w:val="4"/>
+            <w:tcBorders>
+              <w:top w:val="nil"/>
+              <w:left w:val="nil"/>
+              <w:bottom w:val="single" w:color="A4A4A4" w:sz="4" w:space="0"/>
+              <w:right w:val="nil"/>
+            </w:tcBorders>
+            <w:vAlign w:val="center"/>
+          </w:tcPr>
+          <w:p>
+            <w:pPr>
+              <w:keepNext/>
+              <w:spacing w:before="26"/>
+              <w:jc w:val="center"/>
+              <w:rPr>
+                <w:rFonts w:ascii="Times New Roman" w:hAnsi="Times New Roman" w:eastAsia="微软雅黑" w:cs="Times New Roman"/>
+                <w:bCs/>
+                <w:sz w:val="18"/>
+                <w:szCs w:val="18"/>
+                <w:highlight w:val="yellow"/>
+                <w:lang w:eastAsia="zh-CN"/>
+              </w:rPr>
+            </w:pPr>
+            <w:r>
+              <w:rPr>
+                <w:rFonts w:hint="eastAsia" w:ascii="Times New Roman" w:hAnsi="Times New Roman" w:eastAsia="微软雅黑" w:cs="Times New Roman"/>
+                <w:b/>
+                <w:sz w:val="18"/>
+                <w:szCs w:val="18"/>
+                <w:lang w:eastAsia="zh-CN"/>
+              </w:rPr>
+              <w:t>{%tr for dis in tdd.</w:t>
+            </w:r>
+            <w:r>
+              <w:rPr>
+                <w:rFonts w:ascii="Times New Roman" w:hAnsi="Times New Roman" w:eastAsia="微软雅黑" w:cs="Times New Roman"/>
+                <w:b/>
+                <w:sz w:val="18"/>
+                <w:szCs w:val="18"/>
+                <w:lang w:eastAsia="zh-CN"/>
+              </w:rPr>
+              <w:t>potentialDrugList</w:t>
+            </w:r>
+            <w:r>
+              <w:rPr>
+                <w:rFonts w:hint="eastAsia" w:ascii="Times New Roman" w:hAnsi="Times New Roman" w:eastAsia="微软雅黑" w:cs="Times New Roman"/>
+                <w:b/>
+                <w:sz w:val="18"/>
+                <w:szCs w:val="18"/>
+                <w:lang w:eastAsia="zh-CN"/>
+              </w:rPr>
+              <w:t xml:space="preserve"> %}</w:t>
+            </w:r>
+          </w:p>
+        </w:tc>
+      </w:tr>
+      <w:tr>
+        <w:tblPrEx>
+          <w:tblBorders>
+            <w:top w:val="single" w:color="45A3A7" w:sz="18" w:space="0"/>
+            <w:left w:val="none" w:color="auto" w:sz="0" w:space="0"/>
+            <w:bottom w:val="dotted" w:color="45A3A7" w:sz="4" w:space="0"/>
+            <w:right w:val="none" w:color="auto" w:sz="0" w:space="0"/>
+            <w:insideH w:val="dotted" w:color="45A3A7" w:sz="4" w:space="0"/>
+            <w:insideV w:val="dotted" w:color="45A3A7" w:sz="4" w:space="0"/>
+          </w:tblBorders>
+          <w:tblCellMar>
+            <w:top w:w="0" w:type="dxa"/>
+            <w:left w:w="108" w:type="dxa"/>
+            <w:bottom w:w="0" w:type="dxa"/>
+            <w:right w:w="108" w:type="dxa"/>
+          </w:tblCellMar>
+        </w:tblPrEx>
+        <w:trPr>
+          <w:trHeight w:val="494" w:hRule="atLeast"/>
+          <w:jc w:val="center"/>
+        </w:trPr>
+        <w:tc>
+          <w:tcPr>
+            <w:tcW w:w="1526" w:type="dxa"/>
+            <w:tcBorders>
+              <w:top w:val="single" w:color="A4A4A4" w:sz="4" w:space="0"/>
+              <w:left w:val="nil"/>
+              <w:bottom w:val="single" w:color="A4A4A4" w:sz="4" w:space="0"/>
+              <w:right w:val="single" w:color="A4A4A4" w:sz="4" w:space="0"/>
+            </w:tcBorders>
+            <w:vAlign w:val="center"/>
+          </w:tcPr>
+          <w:p>
+            <w:pPr>
+              <w:spacing w:before="1" w:line="249" w:lineRule="auto"/>
+              <w:ind w:right="131"/>
+              <w:jc w:val="center"/>
+              <w:rPr>
+                <w:rFonts w:ascii="Times New Roman" w:hAnsi="Times New Roman" w:eastAsia="微软雅黑" w:cs="Times New Roman"/>
+                <w:b/>
+                <w:sz w:val="18"/>
+                <w:szCs w:val="18"/>
+                <w:highlight w:val="yellow"/>
+              </w:rPr>
+            </w:pPr>
+            <w:r>
+              <w:rPr>
+                <w:rFonts w:ascii="Times New Roman" w:hAnsi="Times New Roman" w:eastAsia="微软雅黑" w:cs="Times New Roman"/>
+                <w:sz w:val="18"/>
+                <w:szCs w:val="18"/>
+                <w:lang w:eastAsia="zh-CN"/>
+              </w:rPr>
+              <w:t>{{</w:t>
+            </w:r>
+            <w:r>
+              <w:rPr>
+                <w:rFonts w:ascii="Times New Roman" w:hAnsi="Times New Roman" w:eastAsia="微软雅黑" w:cs="Times New Roman"/>
+                <w:bCs/>
+                <w:sz w:val="18"/>
+                <w:szCs w:val="18"/>
+                <w:lang w:eastAsia="zh-CN"/>
+              </w:rPr>
+              <w:t>dis.drug_name_chinese</w:t>
+            </w:r>
+            <w:r>
+              <w:rPr>
+                <w:rFonts w:hint="eastAsia" w:ascii="Times New Roman" w:hAnsi="Times New Roman" w:eastAsia="微软雅黑" w:cs="Times New Roman"/>
+                <w:bCs/>
+                <w:sz w:val="18"/>
+                <w:szCs w:val="18"/>
+                <w:lang w:eastAsia="zh-CN"/>
+              </w:rPr>
+              <w:t>3</w:t>
+            </w:r>
+            <w:r>
+              <w:rPr>
+                <w:rFonts w:ascii="Times New Roman" w:hAnsi="Times New Roman" w:eastAsia="微软雅黑" w:cs="Times New Roman"/>
+                <w:sz w:val="18"/>
+                <w:szCs w:val="18"/>
+                <w:lang w:eastAsia="zh-CN"/>
+              </w:rPr>
+              <w:t xml:space="preserve"> }}</w:t>
+            </w:r>
+          </w:p>
+        </w:tc>
+        <w:tc>
+          <w:tcPr>
+            <w:tcW w:w="1417" w:type="dxa"/>
+            <w:tcBorders>
+              <w:top w:val="single" w:color="A4A4A4" w:sz="4" w:space="0"/>
+              <w:left w:val="single" w:color="A4A4A4" w:sz="4" w:space="0"/>
+              <w:bottom w:val="single" w:color="A4A4A4" w:sz="4" w:space="0"/>
+              <w:right w:val="single" w:color="A4A4A4" w:sz="4" w:space="0"/>
+            </w:tcBorders>
+            <w:vAlign w:val="center"/>
+          </w:tcPr>
+          <w:p>
+            <w:pPr>
+              <w:keepNext/>
+              <w:spacing w:before="26"/>
+              <w:jc w:val="center"/>
+              <w:rPr>
+                <w:rFonts w:ascii="Times New Roman" w:hAnsi="Times New Roman" w:eastAsia="微软雅黑" w:cs="Times New Roman"/>
+                <w:bCs/>
+                <w:sz w:val="18"/>
+                <w:szCs w:val="18"/>
+                <w:highlight w:val="yellow"/>
+                <w:lang w:eastAsia="zh-CN"/>
+              </w:rPr>
+            </w:pPr>
+            <w:r>
+              <w:rPr>
+                <w:rFonts w:hint="eastAsia" w:ascii="Times New Roman" w:hAnsi="Times New Roman" w:eastAsia="微软雅黑" w:cs="Times New Roman"/>
+                <w:sz w:val="18"/>
+                <w:szCs w:val="18"/>
+                <w:lang w:eastAsia="zh-CN"/>
+              </w:rPr>
+              <w:t>{{dis.</w:t>
+            </w:r>
+            <w:r>
+              <w:rPr>
+                <w:rFonts w:hint="eastAsia" w:ascii="Times New Roman" w:hAnsi="Times New Roman" w:eastAsia="微软雅黑" w:cs="Times New Roman"/>
+                <w:bCs/>
+                <w:sz w:val="18"/>
+                <w:szCs w:val="18"/>
+                <w:lang w:eastAsia="zh-CN"/>
+              </w:rPr>
+              <w:t>disease_name_chinese</w:t>
+            </w:r>
+            <w:r>
+              <w:rPr>
+                <w:rFonts w:hint="eastAsia" w:ascii="Times New Roman" w:hAnsi="Times New Roman" w:eastAsia="微软雅黑" w:cs="Times New Roman"/>
+                <w:sz w:val="18"/>
+                <w:szCs w:val="18"/>
+                <w:lang w:eastAsia="zh-CN"/>
+              </w:rPr>
+              <w:t>}}</w:t>
+            </w:r>
+          </w:p>
+        </w:tc>
+        <w:tc>
+          <w:tcPr>
+            <w:tcW w:w="1261" w:type="dxa"/>
+            <w:tcBorders>
+              <w:top w:val="single" w:color="A4A4A4" w:sz="4" w:space="0"/>
+              <w:left w:val="single" w:color="A4A4A4" w:sz="4" w:space="0"/>
+              <w:bottom w:val="single" w:color="A4A4A4" w:sz="4" w:space="0"/>
+              <w:right w:val="single" w:color="A4A4A4" w:sz="4" w:space="0"/>
+            </w:tcBorders>
+            <w:vAlign w:val="center"/>
+          </w:tcPr>
+          <w:p>
+            <w:pPr>
+              <w:keepNext/>
+              <w:spacing w:before="26"/>
+              <w:jc w:val="center"/>
+              <w:rPr>
+                <w:rFonts w:ascii="Times New Roman" w:hAnsi="Times New Roman" w:eastAsia="微软雅黑" w:cs="Times New Roman"/>
+                <w:bCs/>
+                <w:sz w:val="18"/>
+                <w:szCs w:val="18"/>
+                <w:highlight w:val="yellow"/>
+                <w:lang w:eastAsia="zh-CN"/>
+              </w:rPr>
+            </w:pPr>
+            <w:r>
+              <w:rPr>
+                <w:rFonts w:hint="eastAsia" w:ascii="Times New Roman" w:hAnsi="Times New Roman" w:eastAsia="微软雅黑" w:cs="Times New Roman"/>
+                <w:sz w:val="18"/>
+                <w:szCs w:val="18"/>
+                <w:lang w:eastAsia="zh-CN"/>
+              </w:rPr>
+              <w:t>{{</w:t>
+            </w:r>
+            <w:r>
+              <w:rPr>
+                <w:rFonts w:hint="eastAsia" w:ascii="Times New Roman" w:hAnsi="Times New Roman" w:eastAsia="微软雅黑" w:cs="Times New Roman"/>
+                <w:bCs/>
+                <w:sz w:val="18"/>
+                <w:szCs w:val="18"/>
+                <w:lang w:eastAsia="zh-CN"/>
+              </w:rPr>
+              <w:t>dis.evidence_phase_chinese</w:t>
+            </w:r>
+            <w:r>
+              <w:rPr>
+                <w:rFonts w:hint="eastAsia" w:ascii="Times New Roman" w:hAnsi="Times New Roman" w:eastAsia="微软雅黑" w:cs="Times New Roman"/>
+                <w:sz w:val="18"/>
+                <w:szCs w:val="18"/>
+                <w:lang w:eastAsia="zh-CN"/>
+              </w:rPr>
+              <w:t>}}</w:t>
+            </w:r>
+          </w:p>
+        </w:tc>
+        <w:tc>
+          <w:tcPr>
+            <w:tcW w:w="5666" w:type="dxa"/>
+            <w:tcBorders>
+              <w:top w:val="single" w:color="A4A4A4" w:sz="4" w:space="0"/>
+              <w:left w:val="single" w:color="A4A4A4" w:sz="4" w:space="0"/>
+              <w:bottom w:val="single" w:color="A4A4A4" w:sz="4" w:space="0"/>
+              <w:right w:val="nil"/>
+            </w:tcBorders>
+            <w:vAlign w:val="center"/>
+          </w:tcPr>
+          <w:p>
+            <w:pPr>
+              <w:keepNext/>
+              <w:spacing w:before="26"/>
+              <w:jc w:val="center"/>
+              <w:rPr>
+                <w:rFonts w:ascii="Times New Roman" w:hAnsi="Times New Roman" w:eastAsia="微软雅黑" w:cs="Times New Roman"/>
+                <w:bCs/>
+                <w:sz w:val="18"/>
+                <w:szCs w:val="18"/>
+                <w:highlight w:val="yellow"/>
+                <w:lang w:eastAsia="zh-CN"/>
+              </w:rPr>
+            </w:pPr>
+            <w:r>
+              <w:rPr>
+                <w:rFonts w:hint="eastAsia" w:ascii="Times New Roman" w:hAnsi="Times New Roman" w:eastAsia="微软雅黑" w:cs="Times New Roman"/>
+                <w:sz w:val="18"/>
+                <w:szCs w:val="18"/>
+                <w:lang w:eastAsia="zh-CN"/>
+              </w:rPr>
+              <w:t>{{</w:t>
+            </w:r>
+            <w:r>
+              <w:rPr>
+                <w:rFonts w:hint="eastAsia" w:ascii="Times New Roman" w:hAnsi="Times New Roman" w:eastAsia="微软雅黑" w:cs="Times New Roman"/>
+                <w:bCs/>
+                <w:sz w:val="18"/>
+                <w:szCs w:val="18"/>
+                <w:lang w:eastAsia="zh-CN"/>
+              </w:rPr>
+              <w:t>dis.annotation_chinese</w:t>
+            </w:r>
+            <w:r>
+              <w:rPr>
+                <w:rFonts w:hint="eastAsia" w:ascii="Times New Roman" w:hAnsi="Times New Roman" w:eastAsia="微软雅黑" w:cs="Times New Roman"/>
+                <w:sz w:val="18"/>
+                <w:szCs w:val="18"/>
+                <w:lang w:eastAsia="zh-CN"/>
+              </w:rPr>
+              <w:t>}}</w:t>
+            </w:r>
+          </w:p>
+        </w:tc>
+      </w:tr>
+      <w:tr>
+        <w:tblPrEx>
+          <w:tblBorders>
+            <w:top w:val="single" w:color="45A3A7" w:sz="18" w:space="0"/>
+            <w:left w:val="none" w:color="auto" w:sz="0" w:space="0"/>
+            <w:bottom w:val="dotted" w:color="45A3A7" w:sz="4" w:space="0"/>
+            <w:right w:val="none" w:color="auto" w:sz="0" w:space="0"/>
+            <w:insideH w:val="dotted" w:color="45A3A7" w:sz="4" w:space="0"/>
+            <w:insideV w:val="dotted" w:color="45A3A7" w:sz="4" w:space="0"/>
+          </w:tblBorders>
+          <w:tblCellMar>
+            <w:top w:w="0" w:type="dxa"/>
+            <w:left w:w="108" w:type="dxa"/>
+            <w:bottom w:w="0" w:type="dxa"/>
+            <w:right w:w="108" w:type="dxa"/>
+          </w:tblCellMar>
+        </w:tblPrEx>
+        <w:trPr>
+          <w:trHeight w:val="494" w:hRule="atLeast"/>
+          <w:jc w:val="center"/>
+        </w:trPr>
+        <w:tc>
+          <w:tcPr>
+            <w:tcW w:w="9870" w:type="dxa"/>
+            <w:gridSpan w:val="4"/>
+            <w:tcBorders>
+              <w:top w:val="single" w:color="A4A4A4" w:sz="4" w:space="0"/>
+              <w:left w:val="nil"/>
+              <w:bottom w:val="single" w:color="A4A4A4" w:sz="4" w:space="0"/>
+              <w:right w:val="nil"/>
+            </w:tcBorders>
+            <w:vAlign w:val="center"/>
+          </w:tcPr>
+          <w:p>
+            <w:pPr>
+              <w:keepNext/>
+              <w:spacing w:before="26"/>
+              <w:jc w:val="center"/>
+              <w:rPr>
+                <w:rFonts w:ascii="Times New Roman" w:hAnsi="Times New Roman" w:eastAsia="微软雅黑" w:cs="Times New Roman"/>
+                <w:bCs/>
+                <w:sz w:val="18"/>
+                <w:szCs w:val="18"/>
+                <w:lang w:eastAsia="zh-CN"/>
+              </w:rPr>
+            </w:pPr>
+            <w:r>
+              <w:rPr>
+                <w:rFonts w:hint="eastAsia" w:ascii="Times New Roman" w:hAnsi="Times New Roman" w:eastAsia="微软雅黑" w:cs="Times New Roman"/>
+                <w:b/>
+                <w:sz w:val="18"/>
+                <w:szCs w:val="18"/>
+                <w:lang w:eastAsia="zh-CN"/>
+              </w:rPr>
+              <w:t>{%tr endfor %}</w:t>
+            </w:r>
+          </w:p>
+        </w:tc>
+      </w:tr>
+    </w:tbl>
+    <w:p>
+      <w:pPr>
+        <w:spacing w:before="26"/>
+        <w:rPr>
+          <w:rFonts w:ascii="Times New Roman" w:hAnsi="Times New Roman" w:eastAsia="微软雅黑" w:cs="Times New Roman"/>
+          <w:b/>
+          <w:sz w:val="24"/>
+          <w:szCs w:val="24"/>
+          <w:lang w:eastAsia="zh-CN"/>
+        </w:rPr>
+      </w:pPr>
+      <w:r>
+        <w:rPr>
+          <w:rFonts w:hint="eastAsia" w:ascii="Times New Roman" w:hAnsi="Times New Roman" w:eastAsia="微软雅黑" w:cs="Times New Roman"/>
+          <w:b/>
+          <w:sz w:val="24"/>
+          <w:szCs w:val="24"/>
+          <w:lang w:eastAsia="zh-CN"/>
+        </w:rPr>
+        <w:t>{% endif %}{%if tdd.clinicalTrialInformationStr!= [] %}</w:t>
+      </w:r>
+    </w:p>
+    <w:p>
+      <w:pPr>
+        <w:keepNext/>
+        <w:spacing w:before="26"/>
+        <w:rPr>
+          <w:rFonts w:ascii="Times New Roman" w:hAnsi="Times New Roman" w:eastAsia="微软雅黑" w:cs="Times New Roman"/>
+          <w:b/>
+          <w:sz w:val="24"/>
+          <w:lang w:eastAsia="zh-CN"/>
+        </w:rPr>
+      </w:pPr>
+      <w:r>
+        <w:rPr>
+          <w:rFonts w:hint="eastAsia" w:ascii="Times New Roman" w:hAnsi="Times New Roman" w:eastAsia="微软雅黑" w:cs="Times New Roman"/>
+          <w:b/>
+          <w:sz w:val="24"/>
+          <w:lang w:eastAsia="zh-CN"/>
+        </w:rPr>
+        <w:t>临床试验信息</w:t>
+      </w:r>
+    </w:p>
+    <w:tbl>
+      <w:tblPr>
+        <w:tblStyle w:val="6"/>
+        <w:tblpPr w:leftFromText="180" w:rightFromText="180" w:vertAnchor="text" w:tblpXSpec="center" w:tblpY="1"/>
+        <w:tblOverlap w:val="never"/>
+        <w:tblW w:w="9870" w:type="dxa"/>
+        <w:jc w:val="center"/>
+        <w:tblBorders>
+          <w:top w:val="single" w:color="45A3A7" w:sz="18" w:space="0"/>
+          <w:left w:val="none" w:color="auto" w:sz="0" w:space="0"/>
+          <w:bottom w:val="dotted" w:color="45A3A7" w:sz="4" w:space="0"/>
+          <w:right w:val="none" w:color="auto" w:sz="0" w:space="0"/>
+          <w:insideH w:val="dotted" w:color="45A3A7" w:sz="4" w:space="0"/>
+          <w:insideV w:val="dotted" w:color="45A3A7" w:sz="4" w:space="0"/>
+        </w:tblBorders>
+        <w:tblLayout w:type="fixed"/>
+        <w:tblCellMar>
+          <w:top w:w="0" w:type="dxa"/>
+          <w:left w:w="108" w:type="dxa"/>
+          <w:bottom w:w="0" w:type="dxa"/>
+          <w:right w:w="108" w:type="dxa"/>
+        </w:tblCellMar>
+      </w:tblPr>
+      <w:tblGrid>
+        <w:gridCol w:w="1645"/>
+        <w:gridCol w:w="3884"/>
+        <w:gridCol w:w="1246"/>
+        <w:gridCol w:w="1035"/>
+        <w:gridCol w:w="1204"/>
+        <w:gridCol w:w="856"/>
+      </w:tblGrid>
+      <w:tr>
+        <w:tblPrEx>
+          <w:tblBorders>
+            <w:top w:val="single" w:color="45A3A7" w:sz="18" w:space="0"/>
+            <w:left w:val="none" w:color="auto" w:sz="0" w:space="0"/>
+            <w:bottom w:val="dotted" w:color="45A3A7" w:sz="4" w:space="0"/>
+            <w:right w:val="none" w:color="auto" w:sz="0" w:space="0"/>
+            <w:insideH w:val="dotted" w:color="45A3A7" w:sz="4" w:space="0"/>
+            <w:insideV w:val="dotted" w:color="45A3A7" w:sz="4" w:space="0"/>
+          </w:tblBorders>
+          <w:tblCellMar>
+            <w:top w:w="0" w:type="dxa"/>
+            <w:left w:w="108" w:type="dxa"/>
+            <w:bottom w:w="0" w:type="dxa"/>
+            <w:right w:w="108" w:type="dxa"/>
+          </w:tblCellMar>
+        </w:tblPrEx>
+        <w:trPr>
+          <w:trHeight w:val="420" w:hRule="atLeast"/>
+          <w:jc w:val="center"/>
+        </w:trPr>
+        <w:tc>
+          <w:tcPr>
+            <w:tcW w:w="1645" w:type="dxa"/>
+            <w:tcBorders>
+              <w:top w:val="nil"/>
+              <w:left w:val="nil"/>
+              <w:bottom w:val="nil"/>
+              <w:right w:val="single" w:color="FFFFFF" w:sz="18" w:space="0"/>
+            </w:tcBorders>
+            <w:shd w:val="clear" w:color="auto" w:fill="62B541"/>
+            <w:vAlign w:val="center"/>
+          </w:tcPr>
+          <w:p>
+            <w:pPr>
+              <w:keepNext/>
+              <w:spacing w:before="26"/>
+              <w:jc w:val="center"/>
+              <w:rPr>
+                <w:rFonts w:ascii="Times New Roman" w:hAnsi="Times New Roman" w:eastAsia="微软雅黑" w:cs="Times New Roman"/>
+                <w:b/>
+                <w:color w:val="FFFFFF" w:themeColor="background1"/>
+                <w:sz w:val="18"/>
+                <w:szCs w:val="18"/>
+                <w:lang w:eastAsia="zh-CN"/>
+                <w14:textFill>
+                  <w14:solidFill>
+                    <w14:schemeClr w14:val="bg1"/>
+                  </w14:solidFill>
+                </w14:textFill>
+              </w:rPr>
+            </w:pPr>
+            <w:r>
+              <w:rPr>
+                <w:rFonts w:ascii="Times New Roman" w:hAnsi="Times New Roman" w:eastAsia="微软雅黑" w:cs="Times New Roman"/>
+                <w:b/>
+                <w:color w:val="FFFFFF" w:themeColor="background1"/>
+                <w:sz w:val="18"/>
+                <w:szCs w:val="18"/>
+                <w:lang w:eastAsia="zh-CN"/>
+                <w14:textFill>
+                  <w14:solidFill>
+                    <w14:schemeClr w14:val="bg1"/>
+                  </w14:solidFill>
+                </w14:textFill>
+              </w:rPr>
+              <w:t>ID</w:t>
+            </w:r>
+          </w:p>
+        </w:tc>
+        <w:tc>
+          <w:tcPr>
+            <w:tcW w:w="3884" w:type="dxa"/>
+            <w:tcBorders>
+              <w:top w:val="nil"/>
+              <w:left w:val="single" w:color="FFFFFF" w:sz="18" w:space="0"/>
+              <w:bottom w:val="nil"/>
+              <w:right w:val="single" w:color="FFFFFF" w:sz="18" w:space="0"/>
+            </w:tcBorders>
+            <w:shd w:val="clear" w:color="auto" w:fill="62B541"/>
+            <w:vAlign w:val="center"/>
+          </w:tcPr>
+          <w:p>
+            <w:pPr>
+              <w:keepNext/>
+              <w:spacing w:before="26"/>
+              <w:jc w:val="center"/>
+              <w:rPr>
+                <w:rFonts w:ascii="Times New Roman" w:hAnsi="Times New Roman" w:eastAsia="微软雅黑" w:cs="Times New Roman"/>
+                <w:b/>
+                <w:color w:val="FFFFFF" w:themeColor="background1"/>
+                <w:sz w:val="18"/>
+                <w:szCs w:val="18"/>
+                <w:lang w:eastAsia="zh-CN"/>
+                <w14:textFill>
+                  <w14:solidFill>
+                    <w14:schemeClr w14:val="bg1"/>
+                  </w14:solidFill>
+                </w14:textFill>
+              </w:rPr>
+            </w:pPr>
+            <w:r>
+              <w:rPr>
+                <w:rFonts w:ascii="Times New Roman" w:hAnsi="Times New Roman" w:eastAsia="微软雅黑" w:cs="Times New Roman"/>
+                <w:b/>
+                <w:color w:val="FFFFFF" w:themeColor="background1"/>
+                <w:sz w:val="18"/>
+                <w:szCs w:val="18"/>
+                <w:lang w:eastAsia="zh-CN"/>
+                <w14:textFill>
+                  <w14:solidFill>
+                    <w14:schemeClr w14:val="bg1"/>
+                  </w14:solidFill>
+                </w14:textFill>
+              </w:rPr>
+              <w:t>临床试验名称</w:t>
+            </w:r>
+          </w:p>
+        </w:tc>
+        <w:tc>
+          <w:tcPr>
+            <w:tcW w:w="1246" w:type="dxa"/>
+            <w:tcBorders>
+              <w:top w:val="nil"/>
+              <w:left w:val="single" w:color="FFFFFF" w:sz="18" w:space="0"/>
+              <w:bottom w:val="nil"/>
+              <w:right w:val="single" w:color="FFFFFF" w:sz="18" w:space="0"/>
+            </w:tcBorders>
+            <w:shd w:val="clear" w:color="auto" w:fill="62B541"/>
+            <w:vAlign w:val="center"/>
+          </w:tcPr>
+          <w:p>
+            <w:pPr>
+              <w:keepNext/>
+              <w:spacing w:before="26"/>
+              <w:jc w:val="center"/>
+              <w:rPr>
+                <w:rFonts w:ascii="Times New Roman" w:hAnsi="Times New Roman" w:eastAsia="微软雅黑" w:cs="Times New Roman"/>
+                <w:b/>
+                <w:color w:val="FFFFFF" w:themeColor="background1"/>
+                <w:sz w:val="18"/>
+                <w:szCs w:val="18"/>
+                <w:lang w:eastAsia="zh-CN"/>
+                <w14:textFill>
+                  <w14:solidFill>
+                    <w14:schemeClr w14:val="bg1"/>
+                  </w14:solidFill>
+                </w14:textFill>
+              </w:rPr>
+            </w:pPr>
+            <w:r>
+              <w:rPr>
+                <w:rFonts w:ascii="Times New Roman" w:hAnsi="Times New Roman" w:eastAsia="微软雅黑" w:cs="Times New Roman"/>
+                <w:b/>
+                <w:color w:val="FFFFFF" w:themeColor="background1"/>
+                <w:sz w:val="18"/>
+                <w:szCs w:val="18"/>
+                <w:lang w:eastAsia="zh-CN"/>
+                <w14:textFill>
+                  <w14:solidFill>
+                    <w14:schemeClr w14:val="bg1"/>
+                  </w14:solidFill>
+                </w14:textFill>
+              </w:rPr>
+              <w:t>肿瘤类型</w:t>
+            </w:r>
+          </w:p>
+        </w:tc>
+        <w:tc>
+          <w:tcPr>
+            <w:tcW w:w="1035" w:type="dxa"/>
+            <w:tcBorders>
+              <w:top w:val="nil"/>
+              <w:left w:val="single" w:color="FFFFFF" w:sz="18" w:space="0"/>
+              <w:bottom w:val="nil"/>
+              <w:right w:val="single" w:color="FFFFFF" w:sz="18" w:space="0"/>
+            </w:tcBorders>
+            <w:shd w:val="clear" w:color="auto" w:fill="62B541"/>
+            <w:vAlign w:val="center"/>
+          </w:tcPr>
+          <w:p>
+            <w:pPr>
+              <w:keepNext/>
+              <w:spacing w:before="26"/>
+              <w:jc w:val="center"/>
+              <w:rPr>
+                <w:rFonts w:ascii="Times New Roman" w:hAnsi="Times New Roman" w:eastAsia="微软雅黑" w:cs="Times New Roman"/>
+                <w:b/>
+                <w:color w:val="FFFFFF" w:themeColor="background1"/>
+                <w:sz w:val="18"/>
+                <w:szCs w:val="18"/>
+                <w:lang w:eastAsia="zh-CN"/>
+                <w14:textFill>
+                  <w14:solidFill>
+                    <w14:schemeClr w14:val="bg1"/>
+                  </w14:solidFill>
+                </w14:textFill>
+              </w:rPr>
+            </w:pPr>
+            <w:r>
+              <w:rPr>
+                <w:rFonts w:ascii="Times New Roman" w:hAnsi="Times New Roman" w:eastAsia="微软雅黑" w:cs="Times New Roman"/>
+                <w:b/>
+                <w:color w:val="FFFFFF" w:themeColor="background1"/>
+                <w:sz w:val="18"/>
+                <w:szCs w:val="18"/>
+                <w:lang w:eastAsia="zh-CN"/>
+                <w14:textFill>
+                  <w14:solidFill>
+                    <w14:schemeClr w14:val="bg1"/>
+                  </w14:solidFill>
+                </w14:textFill>
+              </w:rPr>
+              <w:t>阶段</w:t>
+            </w:r>
+          </w:p>
+        </w:tc>
+        <w:tc>
+          <w:tcPr>
+            <w:tcW w:w="1204" w:type="dxa"/>
+            <w:tcBorders>
+              <w:top w:val="nil"/>
+              <w:left w:val="single" w:color="FFFFFF" w:sz="18" w:space="0"/>
+              <w:bottom w:val="nil"/>
+              <w:right w:val="single" w:color="FFFFFF" w:sz="18" w:space="0"/>
+            </w:tcBorders>
+            <w:shd w:val="clear" w:color="auto" w:fill="62BC41"/>
+            <w:vAlign w:val="center"/>
+          </w:tcPr>
+          <w:p>
+            <w:pPr>
+              <w:keepNext/>
+              <w:spacing w:before="26"/>
+              <w:jc w:val="center"/>
+              <w:rPr>
+                <w:rFonts w:ascii="Times New Roman" w:hAnsi="Times New Roman" w:eastAsia="微软雅黑" w:cs="Times New Roman"/>
+                <w:b/>
+                <w:color w:val="FFFFFF" w:themeColor="background1"/>
+                <w:sz w:val="18"/>
+                <w:szCs w:val="18"/>
+                <w:lang w:eastAsia="zh-CN"/>
+                <w14:textFill>
+                  <w14:solidFill>
+                    <w14:schemeClr w14:val="bg1"/>
+                  </w14:solidFill>
+                </w14:textFill>
+              </w:rPr>
+            </w:pPr>
+            <w:r>
+              <w:rPr>
+                <w:rFonts w:ascii="Times New Roman" w:hAnsi="Times New Roman" w:eastAsia="微软雅黑" w:cs="Times New Roman"/>
+                <w:b/>
+                <w:color w:val="FFFFFF" w:themeColor="background1"/>
+                <w:sz w:val="18"/>
+                <w:szCs w:val="18"/>
+                <w:lang w:eastAsia="zh-CN"/>
+                <w14:textFill>
+                  <w14:solidFill>
+                    <w14:schemeClr w14:val="bg1"/>
+                  </w14:solidFill>
+                </w14:textFill>
+              </w:rPr>
+              <w:t>药物</w:t>
+            </w:r>
+          </w:p>
+        </w:tc>
+        <w:tc>
+          <w:tcPr>
+            <w:tcW w:w="856" w:type="dxa"/>
+            <w:tcBorders>
+              <w:top w:val="nil"/>
+              <w:left w:val="single" w:color="FFFFFF" w:sz="18" w:space="0"/>
+              <w:bottom w:val="nil"/>
+              <w:right w:val="nil"/>
+            </w:tcBorders>
+            <w:shd w:val="clear" w:color="auto" w:fill="62BC41"/>
+            <w:vAlign w:val="center"/>
+          </w:tcPr>
+          <w:p>
+            <w:pPr>
+              <w:keepNext/>
+              <w:spacing w:before="26"/>
+              <w:jc w:val="center"/>
+              <w:rPr>
+                <w:rFonts w:ascii="Times New Roman" w:hAnsi="Times New Roman" w:eastAsia="微软雅黑" w:cs="Times New Roman"/>
+                <w:b/>
+                <w:color w:val="FFFFFF" w:themeColor="background1"/>
+                <w:sz w:val="18"/>
+                <w:szCs w:val="18"/>
+                <w:lang w:eastAsia="zh-CN"/>
+                <w14:textFill>
+                  <w14:solidFill>
+                    <w14:schemeClr w14:val="bg1"/>
+                  </w14:solidFill>
+                </w14:textFill>
+              </w:rPr>
+            </w:pPr>
+            <w:r>
+              <w:rPr>
+                <w:rFonts w:ascii="Times New Roman" w:hAnsi="Times New Roman" w:eastAsia="微软雅黑" w:cs="Times New Roman"/>
+                <w:b/>
+                <w:color w:val="FFFFFF" w:themeColor="background1"/>
+                <w:sz w:val="18"/>
+                <w:szCs w:val="18"/>
+                <w:lang w:eastAsia="zh-CN"/>
+                <w14:textFill>
+                  <w14:solidFill>
+                    <w14:schemeClr w14:val="bg1"/>
+                  </w14:solidFill>
+                </w14:textFill>
+              </w:rPr>
+              <w:t>地点</w:t>
+            </w:r>
+          </w:p>
+        </w:tc>
+      </w:tr>
+      <w:tr>
+        <w:tblPrEx>
+          <w:tblBorders>
+            <w:top w:val="single" w:color="45A3A7" w:sz="18" w:space="0"/>
+            <w:left w:val="none" w:color="auto" w:sz="0" w:space="0"/>
+            <w:bottom w:val="dotted" w:color="45A3A7" w:sz="4" w:space="0"/>
+            <w:right w:val="none" w:color="auto" w:sz="0" w:space="0"/>
+            <w:insideH w:val="dotted" w:color="45A3A7" w:sz="4" w:space="0"/>
+            <w:insideV w:val="dotted" w:color="45A3A7" w:sz="4" w:space="0"/>
+          </w:tblBorders>
+          <w:tblCellMar>
+            <w:top w:w="0" w:type="dxa"/>
+            <w:left w:w="108" w:type="dxa"/>
+            <w:bottom w:w="0" w:type="dxa"/>
+            <w:right w:w="108" w:type="dxa"/>
+          </w:tblCellMar>
+        </w:tblPrEx>
+        <w:trPr>
+          <w:jc w:val="center"/>
+        </w:trPr>
+        <w:tc>
+          <w:tcPr>
+            <w:tcW w:w="9870" w:type="dxa"/>
+            <w:gridSpan w:val="6"/>
+            <w:tcBorders>
+              <w:top w:val="nil"/>
+              <w:bottom w:val="single" w:color="A4A4A4" w:sz="4" w:space="0"/>
+            </w:tcBorders>
+            <w:vAlign w:val="center"/>
+          </w:tcPr>
+          <w:p>
+            <w:pPr>
+              <w:keepNext/>
+              <w:spacing w:before="26"/>
+              <w:jc w:val="center"/>
+              <w:rPr>
+                <w:rFonts w:ascii="Times New Roman" w:hAnsi="Times New Roman" w:eastAsia="微软雅黑" w:cs="Times New Roman"/>
+                <w:bCs/>
+                <w:sz w:val="18"/>
+                <w:szCs w:val="18"/>
+                <w:lang w:eastAsia="zh-CN"/>
+              </w:rPr>
+            </w:pPr>
+            <w:r>
+              <w:rPr>
+                <w:rFonts w:hint="eastAsia" w:ascii="Times New Roman" w:hAnsi="Times New Roman" w:eastAsia="微软雅黑" w:cs="Times New Roman"/>
+                <w:b/>
+                <w:sz w:val="18"/>
+                <w:szCs w:val="18"/>
+                <w:lang w:eastAsia="zh-CN"/>
+              </w:rPr>
+              <w:t>{%tr for cti in tdd.clinicalTrialInformationStr %}</w:t>
+            </w:r>
+          </w:p>
+        </w:tc>
+      </w:tr>
+      <w:tr>
+        <w:tblPrEx>
+          <w:tblBorders>
+            <w:top w:val="single" w:color="45A3A7" w:sz="18" w:space="0"/>
+            <w:left w:val="none" w:color="auto" w:sz="0" w:space="0"/>
+            <w:bottom w:val="dotted" w:color="45A3A7" w:sz="4" w:space="0"/>
+            <w:right w:val="none" w:color="auto" w:sz="0" w:space="0"/>
+            <w:insideH w:val="dotted" w:color="45A3A7" w:sz="4" w:space="0"/>
+            <w:insideV w:val="dotted" w:color="45A3A7" w:sz="4" w:space="0"/>
+          </w:tblBorders>
+          <w:tblCellMar>
+            <w:top w:w="0" w:type="dxa"/>
+            <w:left w:w="108" w:type="dxa"/>
+            <w:bottom w:w="0" w:type="dxa"/>
+            <w:right w:w="108" w:type="dxa"/>
+          </w:tblCellMar>
+        </w:tblPrEx>
+        <w:trPr>
+          <w:jc w:val="center"/>
+        </w:trPr>
+        <w:tc>
+          <w:tcPr>
+            <w:tcW w:w="1645" w:type="dxa"/>
+            <w:tcBorders>
+              <w:top w:val="single" w:color="A4A4A4" w:sz="4" w:space="0"/>
+              <w:bottom w:val="single" w:color="A4A4A4" w:sz="4" w:space="0"/>
+              <w:right w:val="single" w:color="A4A4A4" w:sz="4" w:space="0"/>
+            </w:tcBorders>
+            <w:vAlign w:val="center"/>
+          </w:tcPr>
+          <w:p>
+            <w:pPr>
+              <w:keepNext/>
+              <w:spacing w:before="26"/>
+              <w:jc w:val="center"/>
+              <w:rPr>
+                <w:rFonts w:ascii="Times New Roman" w:hAnsi="Times New Roman" w:eastAsia="微软雅黑" w:cs="Times New Roman"/>
+                <w:bCs/>
+                <w:sz w:val="18"/>
+                <w:szCs w:val="18"/>
+                <w:lang w:eastAsia="zh-CN"/>
+              </w:rPr>
+            </w:pPr>
+            <w:r>
+              <w:rPr>
+                <w:rFonts w:hint="eastAsia" w:ascii="Times New Roman" w:hAnsi="Times New Roman" w:eastAsia="微软雅黑" w:cs="Times New Roman"/>
+                <w:bCs/>
+                <w:sz w:val="18"/>
+                <w:szCs w:val="18"/>
+                <w:lang w:eastAsia="zh-CN"/>
+              </w:rPr>
+              <w:t>{{ cti.clinical_trial_id }}</w:t>
+            </w:r>
+          </w:p>
+        </w:tc>
+        <w:tc>
+          <w:tcPr>
+            <w:tcW w:w="3884" w:type="dxa"/>
+            <w:tcBorders>
+              <w:top w:val="single" w:color="A4A4A4" w:sz="4" w:space="0"/>
+              <w:left w:val="single" w:color="A4A4A4" w:sz="4" w:space="0"/>
+              <w:bottom w:val="single" w:color="A4A4A4" w:sz="4" w:space="0"/>
+              <w:right w:val="single" w:color="A4A4A4" w:sz="4" w:space="0"/>
+            </w:tcBorders>
+            <w:vAlign w:val="center"/>
+          </w:tcPr>
+          <w:p>
+            <w:pPr>
+              <w:keepNext/>
+              <w:jc w:val="center"/>
+              <w:rPr>
+                <w:rFonts w:ascii="Times New Roman" w:hAnsi="Times New Roman" w:eastAsia="微软雅黑" w:cs="Times New Roman"/>
+                <w:bCs/>
+                <w:sz w:val="18"/>
+                <w:szCs w:val="18"/>
+                <w:lang w:eastAsia="zh-CN"/>
+              </w:rPr>
+            </w:pPr>
+            <w:r>
+              <w:rPr>
+                <w:rFonts w:hint="eastAsia" w:ascii="Times New Roman" w:hAnsi="Times New Roman" w:eastAsia="微软雅黑" w:cs="Times New Roman"/>
+                <w:bCs/>
+                <w:sz w:val="18"/>
+                <w:szCs w:val="18"/>
+                <w:lang w:eastAsia="zh-CN"/>
+              </w:rPr>
+              <w:t>{{ cti.title_chinese }}</w:t>
+            </w:r>
+          </w:p>
+        </w:tc>
+        <w:tc>
+          <w:tcPr>
+            <w:tcW w:w="1246" w:type="dxa"/>
+            <w:tcBorders>
+              <w:top w:val="single" w:color="A4A4A4" w:sz="4" w:space="0"/>
+              <w:left w:val="single" w:color="A4A4A4" w:sz="4" w:space="0"/>
+              <w:bottom w:val="single" w:color="A4A4A4" w:sz="4" w:space="0"/>
+              <w:right w:val="single" w:color="A4A4A4" w:sz="4" w:space="0"/>
+            </w:tcBorders>
+            <w:vAlign w:val="center"/>
+          </w:tcPr>
+          <w:p>
+            <w:pPr>
+              <w:keepNext/>
+              <w:spacing w:before="26"/>
+              <w:jc w:val="center"/>
+              <w:rPr>
+                <w:rFonts w:ascii="Times New Roman" w:hAnsi="Times New Roman" w:eastAsia="微软雅黑" w:cs="Times New Roman"/>
+                <w:bCs/>
+                <w:sz w:val="18"/>
+                <w:szCs w:val="18"/>
+                <w:lang w:eastAsia="zh-CN"/>
+              </w:rPr>
+            </w:pPr>
+            <w:r>
+              <w:rPr>
+                <w:rFonts w:hint="eastAsia" w:ascii="Times New Roman" w:hAnsi="Times New Roman" w:eastAsia="微软雅黑" w:cs="Times New Roman"/>
+                <w:bCs/>
+                <w:sz w:val="18"/>
+                <w:szCs w:val="18"/>
+                <w:lang w:eastAsia="zh-CN"/>
+              </w:rPr>
+              <w:t>{{ cti.condition_chinese }}</w:t>
+            </w:r>
+          </w:p>
+        </w:tc>
+        <w:tc>
+          <w:tcPr>
+            <w:tcW w:w="1035" w:type="dxa"/>
+            <w:tcBorders>
+              <w:top w:val="single" w:color="A4A4A4" w:sz="4" w:space="0"/>
+              <w:left w:val="single" w:color="A4A4A4" w:sz="4" w:space="0"/>
+              <w:bottom w:val="single" w:color="A4A4A4" w:sz="4" w:space="0"/>
+              <w:right w:val="single" w:color="A4A4A4" w:sz="4" w:space="0"/>
+            </w:tcBorders>
+            <w:vAlign w:val="center"/>
+          </w:tcPr>
+          <w:p>
+            <w:pPr>
+              <w:keepNext/>
+              <w:spacing w:before="26"/>
+              <w:jc w:val="center"/>
+              <w:rPr>
+                <w:rFonts w:ascii="Times New Roman" w:hAnsi="Times New Roman" w:eastAsia="微软雅黑" w:cs="Times New Roman"/>
+                <w:bCs/>
+                <w:sz w:val="18"/>
+                <w:szCs w:val="18"/>
+                <w:lang w:eastAsia="zh-CN"/>
+              </w:rPr>
+            </w:pPr>
+            <w:r>
+              <w:rPr>
+                <w:rFonts w:hint="eastAsia" w:ascii="Times New Roman" w:hAnsi="Times New Roman" w:eastAsia="微软雅黑" w:cs="Times New Roman"/>
+                <w:bCs/>
+                <w:sz w:val="18"/>
+                <w:szCs w:val="18"/>
+                <w:lang w:eastAsia="zh-CN"/>
+              </w:rPr>
+              <w:t>{{ cti.phase }}</w:t>
+            </w:r>
+          </w:p>
+        </w:tc>
+        <w:tc>
+          <w:tcPr>
+            <w:tcW w:w="1204" w:type="dxa"/>
+            <w:tcBorders>
+              <w:top w:val="single" w:color="A4A4A4" w:sz="4" w:space="0"/>
+              <w:left w:val="single" w:color="A4A4A4" w:sz="4" w:space="0"/>
+              <w:bottom w:val="single" w:color="A4A4A4" w:sz="4" w:space="0"/>
+              <w:right w:val="single" w:color="A4A4A4" w:sz="4" w:space="0"/>
+            </w:tcBorders>
+            <w:vAlign w:val="center"/>
+          </w:tcPr>
+          <w:p>
+            <w:pPr>
+              <w:spacing w:before="1" w:line="249" w:lineRule="auto"/>
+              <w:ind w:right="131"/>
+              <w:jc w:val="center"/>
+              <w:rPr>
+                <w:rFonts w:ascii="Times New Roman" w:hAnsi="Times New Roman" w:eastAsia="微软雅黑" w:cs="Times New Roman"/>
+                <w:sz w:val="18"/>
+                <w:szCs w:val="18"/>
+                <w:lang w:eastAsia="zh-CN"/>
+              </w:rPr>
+            </w:pPr>
+            <w:r>
+              <w:rPr>
+                <w:rFonts w:hint="eastAsia" w:ascii="Times New Roman" w:hAnsi="Times New Roman" w:eastAsia="微软雅黑" w:cs="Times New Roman"/>
+                <w:sz w:val="18"/>
+                <w:szCs w:val="18"/>
+                <w:lang w:eastAsia="zh-CN"/>
+              </w:rPr>
+              <w:t xml:space="preserve">{% for d in </w:t>
+            </w:r>
+            <w:r>
+              <w:rPr>
+                <w:rFonts w:hint="eastAsia" w:ascii="Times New Roman" w:hAnsi="Times New Roman" w:eastAsia="微软雅黑" w:cs="Times New Roman"/>
+                <w:bCs/>
+                <w:sz w:val="18"/>
+                <w:szCs w:val="18"/>
+                <w:lang w:eastAsia="zh-CN"/>
+              </w:rPr>
+              <w:t>cti.drug_name_chinese</w:t>
+            </w:r>
+            <w:r>
+              <w:rPr>
+                <w:rFonts w:hint="eastAsia" w:ascii="Times New Roman" w:hAnsi="Times New Roman" w:eastAsia="微软雅黑" w:cs="Times New Roman"/>
+                <w:sz w:val="18"/>
+                <w:szCs w:val="18"/>
+                <w:lang w:eastAsia="zh-CN"/>
+              </w:rPr>
+              <w:t xml:space="preserve"> %}{%if loop.last%}{{ d.name }}{%else%}{{ d.name }}</w:t>
+            </w:r>
+          </w:p>
+          <w:p>
+            <w:pPr>
+              <w:keepNext/>
+              <w:jc w:val="center"/>
+              <w:rPr>
+                <w:rFonts w:ascii="Times New Roman" w:hAnsi="Times New Roman" w:eastAsia="微软雅黑" w:cs="Times New Roman"/>
+                <w:sz w:val="18"/>
+                <w:szCs w:val="18"/>
+                <w:lang w:eastAsia="zh-CN"/>
+              </w:rPr>
+            </w:pPr>
+            <w:r>
+              <w:rPr>
+                <w:rFonts w:hint="eastAsia" w:ascii="Times New Roman" w:hAnsi="Times New Roman" w:eastAsia="微软雅黑" w:cs="Times New Roman"/>
+                <w:sz w:val="18"/>
+                <w:szCs w:val="18"/>
+                <w:lang w:eastAsia="zh-CN"/>
+              </w:rPr>
+              <w:t>{%endif%}{% endfor %}</w:t>
+            </w:r>
+          </w:p>
+        </w:tc>
+        <w:tc>
+          <w:tcPr>
+            <w:tcW w:w="856" w:type="dxa"/>
+            <w:tcBorders>
+              <w:top w:val="single" w:color="A4A4A4" w:sz="4" w:space="0"/>
+              <w:left w:val="single" w:color="A4A4A4" w:sz="4" w:space="0"/>
+              <w:bottom w:val="single" w:color="A4A4A4" w:sz="4" w:space="0"/>
+            </w:tcBorders>
+            <w:vAlign w:val="center"/>
+          </w:tcPr>
+          <w:p>
+            <w:pPr>
+              <w:keepNext/>
+              <w:spacing w:before="26"/>
+              <w:jc w:val="center"/>
+              <w:rPr>
+                <w:rFonts w:ascii="Times New Roman" w:hAnsi="Times New Roman" w:eastAsia="微软雅黑" w:cs="Times New Roman"/>
+                <w:bCs/>
+                <w:sz w:val="18"/>
+                <w:szCs w:val="18"/>
+                <w:lang w:eastAsia="zh-CN"/>
+              </w:rPr>
+            </w:pPr>
+            <w:r>
+              <w:rPr>
+                <w:rFonts w:hint="eastAsia" w:ascii="Times New Roman" w:hAnsi="Times New Roman" w:eastAsia="微软雅黑" w:cs="Times New Roman"/>
+                <w:bCs/>
+                <w:sz w:val="18"/>
+                <w:szCs w:val="18"/>
+                <w:lang w:eastAsia="zh-CN"/>
+              </w:rPr>
+              <w:t>{{ cti.location_chinese }}</w:t>
+            </w:r>
+          </w:p>
+        </w:tc>
+      </w:tr>
+      <w:tr>
+        <w:tblPrEx>
+          <w:tblBorders>
+            <w:top w:val="single" w:color="45A3A7" w:sz="18" w:space="0"/>
+            <w:left w:val="none" w:color="auto" w:sz="0" w:space="0"/>
+            <w:bottom w:val="dotted" w:color="45A3A7" w:sz="4" w:space="0"/>
+            <w:right w:val="none" w:color="auto" w:sz="0" w:space="0"/>
+            <w:insideH w:val="dotted" w:color="45A3A7" w:sz="4" w:space="0"/>
+            <w:insideV w:val="dotted" w:color="45A3A7" w:sz="4" w:space="0"/>
+          </w:tblBorders>
+          <w:tblCellMar>
+            <w:top w:w="0" w:type="dxa"/>
+            <w:left w:w="108" w:type="dxa"/>
+            <w:bottom w:w="0" w:type="dxa"/>
+            <w:right w:w="108" w:type="dxa"/>
+          </w:tblCellMar>
+        </w:tblPrEx>
+        <w:trPr>
+          <w:jc w:val="center"/>
+        </w:trPr>
+        <w:tc>
+          <w:tcPr>
+            <w:tcW w:w="9870" w:type="dxa"/>
+            <w:gridSpan w:val="6"/>
+            <w:tcBorders>
+              <w:top w:val="single" w:color="A4A4A4" w:sz="4" w:space="0"/>
+              <w:bottom w:val="single" w:color="A4A4A4" w:sz="4" w:space="0"/>
+            </w:tcBorders>
+            <w:vAlign w:val="center"/>
+          </w:tcPr>
+          <w:p>
+            <w:pPr>
+              <w:keepNext/>
+              <w:spacing w:before="26"/>
+              <w:jc w:val="center"/>
+              <w:rPr>
+                <w:rFonts w:ascii="Times New Roman" w:hAnsi="Times New Roman" w:eastAsia="微软雅黑" w:cs="Times New Roman"/>
+                <w:bCs/>
+                <w:sz w:val="18"/>
+                <w:szCs w:val="18"/>
+                <w:lang w:eastAsia="zh-CN"/>
+              </w:rPr>
+            </w:pPr>
+            <w:r>
+              <w:rPr>
+                <w:rFonts w:hint="eastAsia" w:ascii="Times New Roman" w:hAnsi="Times New Roman" w:eastAsia="微软雅黑" w:cs="Times New Roman"/>
+                <w:bCs/>
+                <w:sz w:val="18"/>
+                <w:szCs w:val="18"/>
+                <w:lang w:eastAsia="zh-CN"/>
+              </w:rPr>
+              <w:t>{%tr endfor %}</w:t>
+            </w:r>
+          </w:p>
+        </w:tc>
+      </w:tr>
+    </w:tbl>
+    <w:p>
+      <w:pPr>
+        <w:rPr>
+          <w:rFonts w:hint="eastAsia" w:ascii="Times New Roman" w:hAnsi="Times New Roman" w:eastAsia="微软雅黑" w:cs="Times New Roman"/>
+          <w:b/>
+          <w:sz w:val="24"/>
+          <w:szCs w:val="24"/>
+          <w:lang w:eastAsia="zh-CN"/>
+        </w:rPr>
+      </w:pPr>
+      <w:r>
+        <w:rPr>
+          <w:rFonts w:hint="eastAsia" w:ascii="Times New Roman" w:hAnsi="Times New Roman" w:eastAsia="微软雅黑" w:cs="Times New Roman"/>
+          <w:b/>
+          <w:sz w:val="24"/>
+          <w:szCs w:val="24"/>
+          <w:lang w:eastAsia="zh-CN"/>
+        </w:rPr>
+        <w:t>{% endif %}</w:t>
+      </w:r>
+      <w:r>
+        <w:rPr>
+          <w:rFonts w:hint="eastAsia" w:ascii="Times New Roman" w:hAnsi="Times New Roman" w:eastAsia="微软雅黑" w:cs="Times New Roman"/>
+          <w:b/>
+          <w:sz w:val="24"/>
+          <w:szCs w:val="24"/>
+          <w:lang w:eastAsia="zh-CN"/>
+        </w:rPr>
+        <w:br w:type="page"/>
+      </w:r>
+      <w:r>
+        <w:rPr>
+          <w:rFonts w:hint="eastAsia" w:ascii="Times New Roman" w:hAnsi="Times New Roman" w:eastAsia="微软雅黑" w:cs="Times New Roman"/>
+          <w:b/>
+          <w:sz w:val="24"/>
+          <w:szCs w:val="24"/>
+          <w:lang w:eastAsia="zh-CN"/>
+        </w:rPr>
+        <w:t>{% endfor %}</w:t>
+      </w:r>
+      <w:bookmarkStart w:id="11" w:name="_GoBack"/>
+      <w:bookmarkEnd w:id="11"/>
+    </w:p>
+    <w:bookmarkEnd w:id="1"/>
+    <w:bookmarkEnd w:id="2"/>
+    <w:bookmarkEnd w:id="3"/>
+    <w:bookmarkEnd w:id="4"/>
+    <w:bookmarkEnd w:id="5"/>
+    <w:bookmarkEnd w:id="6"/>
+    <w:bookmarkEnd w:id="7"/>
+    <w:bookmarkEnd w:id="8"/>
+    <w:bookmarkEnd w:id="9"/>
+    <w:p>
+      <w:pPr>
+        <w:rPr>
           <w:rFonts w:ascii="Times New Roman" w:hAnsi="Times New Roman" w:eastAsia="微软雅黑" w:cs="黑体"/>
           <w:b/>
           <w:bCs/>
@@ -10970,59 +12843,6 @@
           </w14:shadow>
         </w:rPr>
       </w:pPr>
-      <w:r>
-        <w:rPr>
-          <w:rFonts w:hint="eastAsia"/>
-          <w:color w:val="auto"/>
-        </w:rPr>
-        <w:t>{% endif %}</w:t>
-      </w:r>
-      <w:r>
-        <w:rPr>
-          <w:rFonts w:hint="eastAsia" w:ascii="Times New Roman" w:hAnsi="Times New Roman" w:eastAsia="微软雅黑" w:cs="Times New Roman"/>
-          <w:b/>
-          <w:bCs w:val="0"/>
-          <w:color w:val="auto"/>
-          <w:sz w:val="24"/>
-          <w:szCs w:val="24"/>
-          <w:lang w:val="en-US" w:eastAsia="zh-CN" w:bidi="ar-SA"/>
-        </w:rPr>
-        <w:t>{% endif %}</w:t>
-      </w:r>
-      <w:r>
-        <w:rPr>
-          <w:rFonts w:hint="eastAsia"/>
-          <w:color w:val="auto"/>
-        </w:rPr>
-        <w:t>{% endfor %}</w:t>
-      </w:r>
-      <w:r>
-        <w:rPr>
-          <w:rFonts w:hint="eastAsia" w:ascii="Times New Roman" w:hAnsi="Times New Roman" w:eastAsia="微软雅黑" w:cs="Times New Roman"/>
-          <w:sz w:val="18"/>
-          <w:szCs w:val="18"/>
-          <w:lang w:val="en-US" w:eastAsia="zh-CN" w:bidi="ar"/>
-        </w:rPr>
-        <w:br w:type="page"/>
-      </w:r>
-      <w:r>
-        <w:rPr>
-          <w:rFonts w:hint="eastAsia" w:ascii="宋体" w:hAnsi="宋体" w:eastAsia="宋体" w:cs="宋体"/>
-          <w:sz w:val="24"/>
-          <w:szCs w:val="24"/>
-          <w:lang w:val="en-US" w:eastAsia="zh-CN"/>
-        </w:rPr>
-        <w:t>{% endif %}</w:t>
-      </w:r>
-      <w:bookmarkEnd w:id="1"/>
-      <w:bookmarkEnd w:id="2"/>
-      <w:bookmarkEnd w:id="3"/>
-      <w:bookmarkEnd w:id="4"/>
-      <w:bookmarkEnd w:id="5"/>
-      <w:bookmarkEnd w:id="6"/>
-      <w:bookmarkEnd w:id="7"/>
-      <w:bookmarkEnd w:id="8"/>
-      <w:bookmarkEnd w:id="9"/>
       <w:r>
         <w:rPr>
           <w:rFonts w:ascii="Times New Roman" w:hAnsi="Times New Roman" w:eastAsia="微软雅黑" w:cs="黑体"/>
@@ -11601,8 +13421,6 @@
         </w:rPr>
         <w:t>埔</w:t>
       </w:r>
-      <w:bookmarkStart w:id="11" w:name="_GoBack"/>
-      <w:bookmarkEnd w:id="11"/>
       <w:r>
         <w:rPr>
           <w:rFonts w:hint="eastAsia" w:ascii="Times New Roman" w:hAnsi="Times New Roman" w:eastAsia="微软雅黑" w:cs="Times New Roman"/>

--- a/WebContent/docx/KRAS_NRAS_BRAF基因报告模板-盖章版.docx
+++ b/WebContent/docx/KRAS_NRAS_BRAF基因报告模板-盖章版.docx
@@ -1809,6 +1809,12 @@
             <w:insideH w:val="none" w:color="auto" w:sz="0" w:space="0"/>
             <w:insideV w:val="none" w:color="auto" w:sz="0" w:space="0"/>
           </w:tblBorders>
+          <w:tblCellMar>
+            <w:top w:w="0" w:type="dxa"/>
+            <w:left w:w="108" w:type="dxa"/>
+            <w:bottom w:w="0" w:type="dxa"/>
+            <w:right w:w="108" w:type="dxa"/>
+          </w:tblCellMar>
         </w:tblPrEx>
         <w:trPr>
           <w:cantSplit/>
@@ -2489,13 +2495,81 @@
         </w:tc>
       </w:tr>
     </w:tbl>
+    <w:p>
+      <w:pPr>
+        <w:rPr>
+          <w:rFonts w:hint="default" w:ascii="Times New Roman" w:hAnsi="Times New Roman" w:eastAsia="微软雅黑" w:cs="Times New Roman"/>
+          <w:sz w:val="24"/>
+          <w:szCs w:val="24"/>
+          <w:lang w:val="en-US" w:eastAsia="zh-CN"/>
+        </w:rPr>
+      </w:pPr>
+      <w:r>
+        <w:rPr>
+          <w:rFonts w:hint="eastAsia" w:ascii="Times New Roman" w:hAnsi="Times New Roman" w:eastAsia="微软雅黑" w:cs="Times New Roman"/>
+          <w:sz w:val="24"/>
+          <w:szCs w:val="24"/>
+          <w:lang w:eastAsia="zh-CN"/>
+        </w:rPr>
+        <w:t xml:space="preserve">{% if testedby == </w:t>
+      </w:r>
+      <w:r>
+        <w:rPr>
+          <w:rFonts w:ascii="Times New Roman" w:hAnsi="Times New Roman" w:eastAsia="微软雅黑" w:cs="Times New Roman"/>
+          <w:sz w:val="24"/>
+          <w:szCs w:val="24"/>
+          <w:lang w:eastAsia="zh-CN"/>
+        </w:rPr>
+        <w:t>“</w:t>
+      </w:r>
+      <w:r>
+        <w:rPr>
+          <w:rFonts w:hint="eastAsia" w:ascii="Times New Roman" w:hAnsi="Times New Roman" w:eastAsia="微软雅黑" w:cs="Times New Roman"/>
+          <w:sz w:val="24"/>
+          <w:szCs w:val="24"/>
+          <w:lang w:eastAsia="zh-CN"/>
+        </w:rPr>
+        <w:t>1</w:t>
+      </w:r>
+      <w:r>
+        <w:rPr>
+          <w:rFonts w:ascii="Times New Roman" w:hAnsi="Times New Roman" w:eastAsia="微软雅黑" w:cs="Times New Roman"/>
+          <w:sz w:val="24"/>
+          <w:szCs w:val="24"/>
+          <w:lang w:eastAsia="zh-CN"/>
+        </w:rPr>
+        <w:t>”</w:t>
+      </w:r>
+      <w:r>
+        <w:rPr>
+          <w:rFonts w:hint="eastAsia" w:ascii="Times New Roman" w:hAnsi="Times New Roman" w:eastAsia="微软雅黑" w:cs="Times New Roman"/>
+          <w:sz w:val="24"/>
+          <w:szCs w:val="24"/>
+          <w:lang w:eastAsia="zh-CN"/>
+        </w:rPr>
+        <w:t xml:space="preserve"> %}</w:t>
+      </w:r>
+    </w:p>
+    <w:p>
+      <w:pPr>
+        <w:rPr>
+          <w:lang w:eastAsia="zh-CN"/>
+        </w:rPr>
+      </w:pPr>
+    </w:p>
+    <w:p>
+      <w:pPr>
+        <w:rPr>
+          <w:lang w:eastAsia="zh-CN"/>
+        </w:rPr>
+      </w:pPr>
+    </w:p>
     <w:tbl>
       <w:tblPr>
-        <w:tblStyle w:val="6"/>
-        <w:tblpPr w:leftFromText="181" w:rightFromText="181" w:vertAnchor="page" w:horzAnchor="page" w:tblpXSpec="center" w:tblpY="15875"/>
-        <w:tblW w:w="4850" w:type="pct"/>
-        <w:jc w:val="center"/>
-        <w:tblLayout w:type="autofit"/>
+        <w:tblStyle w:val="11"/>
+        <w:tblW w:w="8091" w:type="dxa"/>
+        <w:jc w:val="right"/>
+        <w:tblLayout w:type="fixed"/>
         <w:tblCellMar>
           <w:top w:w="0" w:type="dxa"/>
           <w:left w:w="0" w:type="dxa"/>
@@ -2504,12 +2578,11 @@
         </w:tblCellMar>
       </w:tblPr>
       <w:tblGrid>
-        <w:gridCol w:w="1362"/>
-        <w:gridCol w:w="1362"/>
-        <w:gridCol w:w="1362"/>
-        <w:gridCol w:w="1699"/>
-        <w:gridCol w:w="1385"/>
-        <w:gridCol w:w="2404"/>
+        <w:gridCol w:w="1068"/>
+        <w:gridCol w:w="1386"/>
+        <w:gridCol w:w="1386"/>
+        <w:gridCol w:w="1018"/>
+        <w:gridCol w:w="3233"/>
       </w:tblGrid>
       <w:tr>
         <w:tblPrEx>
@@ -2521,42 +2594,90 @@
           </w:tblCellMar>
         </w:tblPrEx>
         <w:trPr>
-          <w:cantSplit/>
-          <w:trHeight w:val="442" w:hRule="atLeast"/>
-          <w:jc w:val="center"/>
+          <w:trHeight w:val="441" w:hRule="exact"/>
+          <w:jc w:val="right"/>
         </w:trPr>
         <w:tc>
           <w:tcPr>
-            <w:tcW w:w="711" w:type="pct"/>
+            <w:tcW w:w="1068" w:type="dxa"/>
             <w:vAlign w:val="center"/>
           </w:tcPr>
           <w:p>
             <w:pPr>
               <w:pStyle w:val="10"/>
-              <w:adjustRightInd w:val="0"/>
-              <w:snapToGrid w:val="0"/>
-              <w:spacing w:after="0" w:line="240" w:lineRule="auto"/>
+              <w:spacing w:before="13"/>
               <w:ind w:left="13" w:right="95"/>
               <w:jc w:val="both"/>
               <w:rPr>
-                <w:rFonts w:ascii="Times New Roman" w:hAnsi="Times New Roman" w:eastAsia="微软雅黑" w:cs="微软雅黑"/>
-                <w:b/>
-                <w:sz w:val="28"/>
-                <w:szCs w:val="28"/>
-              </w:rPr>
-            </w:pPr>
-            <w:r>
-              <w:rPr>
-                <w:rFonts w:ascii="Times New Roman" w:hAnsi="Times New Roman" w:eastAsia="微软雅黑" w:cs="微软雅黑"/>
-                <w:b/>
-                <w:sz w:val="28"/>
-                <w:szCs w:val="28"/>
+                <w:rFonts w:ascii="Times New Roman" w:hAnsi="Times New Roman" w:cs="Times New Roman"/>
+                <w:b/>
+                <w:sz w:val="24"/>
+                <w:szCs w:val="24"/>
+              </w:rPr>
+            </w:pPr>
+            <w:r>
+              <w:rPr>
+                <w:rFonts w:ascii="Times New Roman" w:hAnsi="Times New Roman" w:cs="Times New Roman"/>
+                <w:b/>
+                <w:sz w:val="24"/>
+                <w:szCs w:val="24"/>
               </w:rPr>
               <w:t>检测人：</w:t>
             </w:r>
-            <w:r>
-              <w:rPr>
+          </w:p>
+        </w:tc>
+        <w:tc>
+          <w:tcPr>
+            <w:tcW w:w="1386" w:type="dxa"/>
+            <w:vAlign w:val="center"/>
+          </w:tcPr>
+          <w:p>
+            <w:pPr>
+              <w:pStyle w:val="10"/>
+              <w:spacing w:before="13"/>
+              <w:jc w:val="both"/>
+              <w:rPr>
+                <w:rFonts w:ascii="Times New Roman" w:hAnsi="Times New Roman" w:cs="Times New Roman"/>
+                <w:b/>
                 <w:sz w:val="24"/>
+                <w:szCs w:val="24"/>
+              </w:rPr>
+            </w:pPr>
+            <w:r>
+              <w:rPr>
+                <w:rFonts w:hint="eastAsia" w:ascii="Times New Roman" w:hAnsi="Times New Roman" w:cs="Times New Roman"/>
+                <w:b w:val="0"/>
+                <w:bCs/>
+                <w:sz w:val="24"/>
+                <w:szCs w:val="24"/>
+                <w:lang w:val="en-US" w:eastAsia="zh-CN"/>
+              </w:rPr>
+              <w:t>临检检测人，</w:t>
+            </w:r>
+          </w:p>
+        </w:tc>
+        <w:tc>
+          <w:tcPr>
+            <w:tcW w:w="1386" w:type="dxa"/>
+            <w:vAlign w:val="center"/>
+          </w:tcPr>
+          <w:p>
+            <w:pPr>
+              <w:pStyle w:val="10"/>
+              <w:spacing w:before="13"/>
+              <w:jc w:val="both"/>
+              <w:rPr>
+                <w:rFonts w:hint="eastAsia" w:ascii="Times New Roman" w:hAnsi="Times New Roman" w:cs="Times New Roman"/>
+                <w:b w:val="0"/>
+                <w:bCs/>
+                <w:sz w:val="24"/>
+                <w:szCs w:val="24"/>
+                <w:lang w:val="en-US" w:eastAsia="zh-CN"/>
+              </w:rPr>
+            </w:pPr>
+            <w:r>
+              <w:rPr>
+                <w:sz w:val="22"/>
               </w:rPr>
               <mc:AlternateContent>
                 <mc:Choice Requires="wpg">
@@ -2564,15 +2685,15 @@
                     <wp:anchor distT="0" distB="0" distL="114300" distR="114300" simplePos="0" relativeHeight="251668480" behindDoc="0" locked="0" layoutInCell="1" allowOverlap="1">
                       <wp:simplePos x="0" y="0"/>
                       <wp:positionH relativeFrom="column">
-                        <wp:posOffset>460375</wp:posOffset>
+                        <wp:posOffset>-55880</wp:posOffset>
                       </wp:positionH>
                       <wp:positionV relativeFrom="paragraph">
-                        <wp:posOffset>-859155</wp:posOffset>
+                        <wp:posOffset>-461010</wp:posOffset>
                       </wp:positionV>
-                      <wp:extent cx="5446395" cy="1443355"/>
-                      <wp:effectExtent l="0" t="0" r="9525" b="4445"/>
+                      <wp:extent cx="3352800" cy="1443355"/>
+                      <wp:effectExtent l="0" t="0" r="0" b="4445"/>
                       <wp:wrapNone/>
-                      <wp:docPr id="4" name="组合 4"/>
+                      <wp:docPr id="27" name="组合 27"/>
                       <wp:cNvGraphicFramePr/>
                       <a:graphic xmlns:a="http://schemas.openxmlformats.org/drawingml/2006/main">
                         <a:graphicData uri="http://schemas.microsoft.com/office/word/2010/wordprocessingGroup">
@@ -2581,92 +2702,31 @@
                             <wpg:grpSpPr>
                               <a:xfrm>
                                 <a:off x="0" y="0"/>
-                                <a:ext cx="5446395" cy="1443355"/>
-                                <a:chOff x="17622" y="40815"/>
-                                <a:chExt cx="8577" cy="2273"/>
+                                <a:ext cx="3352800" cy="1443355"/>
+                                <a:chOff x="19211" y="18890"/>
+                                <a:chExt cx="5280" cy="2273"/>
                               </a:xfrm>
                             </wpg:grpSpPr>
-                            <pic:pic xmlns:pic="http://schemas.openxmlformats.org/drawingml/2006/picture">
-                              <pic:nvPicPr>
-                                <pic:cNvPr id="1" name="图片 23"/>
-                                <pic:cNvPicPr>
-                                  <a:picLocks noChangeAspect="1" noChangeArrowheads="1"/>
-                                </pic:cNvPicPr>
-                              </pic:nvPicPr>
-                              <pic:blipFill>
-                                <a:blip r:embed="rId8">
-                                  <a:extLst>
-                                    <a:ext uri="{28A0092B-C50C-407E-A947-70E740481C1C}">
-                                      <a14:useLocalDpi xmlns:a14="http://schemas.microsoft.com/office/drawing/2010/main" val="0"/>
-                                    </a:ext>
-                                  </a:extLst>
-                                </a:blip>
-                                <a:srcRect/>
-                                <a:stretch>
-                                  <a:fillRect/>
-                                </a:stretch>
-                              </pic:blipFill>
-                              <pic:spPr>
-                                <a:xfrm>
-                                  <a:off x="23926" y="40815"/>
-                                  <a:ext cx="2273" cy="2273"/>
-                                </a:xfrm>
-                                <a:prstGeom prst="rect">
-                                  <a:avLst/>
-                                </a:prstGeom>
-                                <a:noFill/>
-                                <a:ln>
-                                  <a:noFill/>
-                                </a:ln>
-                              </pic:spPr>
-                            </pic:pic>
                             <wpg:grpSp>
-                              <wpg:cNvPr id="10" name="组合 23"/>
+                              <wpg:cNvPr id="28" name="组合 6"/>
                               <wpg:cNvGrpSpPr/>
                               <wpg:grpSpPr>
                                 <a:xfrm>
-                                  <a:off x="17622" y="41977"/>
-                                  <a:ext cx="4353" cy="627"/>
-                                  <a:chOff x="17622" y="41977"/>
-                                  <a:chExt cx="4353" cy="627"/>
+                                  <a:off x="19211" y="18890"/>
+                                  <a:ext cx="5140" cy="2273"/>
+                                  <a:chOff x="19199" y="18950"/>
+                                  <a:chExt cx="5140" cy="2273"/>
                                 </a:xfrm>
                               </wpg:grpSpPr>
                               <pic:pic xmlns:pic="http://schemas.openxmlformats.org/drawingml/2006/picture">
                                 <pic:nvPicPr>
-                                  <pic:cNvPr id="22" name="图片 59" descr="图片1"/>
+                                  <pic:cNvPr id="22" name="图片 6" descr="蔡冬雪"/>
                                   <pic:cNvPicPr>
                                     <a:picLocks noChangeAspect="1"/>
                                   </pic:cNvPicPr>
                                 </pic:nvPicPr>
                                 <pic:blipFill>
-                                  <a:blip r:embed="rId9">
-                                    <a:biLevel thresh="50000"/>
-                                  </a:blip>
-                                  <a:srcRect l="7865" t="11797" r="5322" b="19074"/>
-                                  <a:stretch>
-                                    <a:fillRect/>
-                                  </a:stretch>
-                                </pic:blipFill>
-                                <pic:spPr>
-                                  <a:xfrm>
-                                    <a:off x="17622" y="41977"/>
-                                    <a:ext cx="1468" cy="627"/>
-                                  </a:xfrm>
-                                  <a:prstGeom prst="rect">
-                                    <a:avLst/>
-                                  </a:prstGeom>
-                                  <a:noFill/>
-                                </pic:spPr>
-                              </pic:pic>
-                              <pic:pic xmlns:pic="http://schemas.openxmlformats.org/drawingml/2006/picture">
-                                <pic:nvPicPr>
-                                  <pic:cNvPr id="21" name="图片 29" descr="IMG_256"/>
-                                  <pic:cNvPicPr>
-                                    <a:picLocks noChangeAspect="1"/>
-                                  </pic:cNvPicPr>
-                                </pic:nvPicPr>
-                                <pic:blipFill>
-                                  <a:blip r:embed="rId10">
+                                  <a:blip r:embed="rId8">
                                     <a:clrChange>
                                       <a:clrFrom>
                                         <a:srgbClr val="FFFFFF">
@@ -2681,25 +2741,93 @@
                                       </a:clrTo>
                                     </a:clrChange>
                                   </a:blip>
+                                  <a:srcRect l="18656" t="33322" r="18897" b="26699"/>
                                   <a:stretch>
                                     <a:fillRect/>
                                   </a:stretch>
                                 </pic:blipFill>
                                 <pic:spPr>
                                   <a:xfrm>
-                                    <a:off x="21000" y="42023"/>
-                                    <a:ext cx="975" cy="570"/>
+                                    <a:off x="19199" y="19551"/>
+                                    <a:ext cx="1261" cy="566"/>
+                                  </a:xfrm>
+                                  <a:prstGeom prst="rect">
+                                    <a:avLst/>
+                                  </a:prstGeom>
+                                </pic:spPr>
+                              </pic:pic>
+                              <pic:pic xmlns:pic="http://schemas.openxmlformats.org/drawingml/2006/picture">
+                                <pic:nvPicPr>
+                                  <pic:cNvPr id="23" name="图片 25"/>
+                                  <pic:cNvPicPr>
+                                    <a:picLocks noChangeAspect="1" noChangeArrowheads="1"/>
+                                  </pic:cNvPicPr>
+                                </pic:nvPicPr>
+                                <pic:blipFill>
+                                  <a:blip r:embed="rId9">
+                                    <a:extLst>
+                                      <a:ext uri="{28A0092B-C50C-407E-A947-70E740481C1C}">
+                                        <a14:useLocalDpi xmlns:a14="http://schemas.microsoft.com/office/drawing/2010/main" val="0"/>
+                                      </a:ext>
+                                    </a:extLst>
+                                  </a:blip>
+                                  <a:srcRect/>
+                                  <a:stretch>
+                                    <a:fillRect/>
+                                  </a:stretch>
+                                </pic:blipFill>
+                                <pic:spPr>
+                                  <a:xfrm>
+                                    <a:off x="22066" y="18950"/>
+                                    <a:ext cx="2273" cy="2273"/>
                                   </a:xfrm>
                                   <a:prstGeom prst="rect">
                                     <a:avLst/>
                                   </a:prstGeom>
                                   <a:noFill/>
-                                  <a:ln w="9525">
+                                  <a:ln>
                                     <a:noFill/>
                                   </a:ln>
                                 </pic:spPr>
                               </pic:pic>
                             </wpg:grpSp>
+                            <pic:pic xmlns:pic="http://schemas.openxmlformats.org/drawingml/2006/picture">
+                              <pic:nvPicPr>
+                                <pic:cNvPr id="26" name="图片 4" descr="王建丽"/>
+                                <pic:cNvPicPr>
+                                  <a:picLocks noChangeAspect="1"/>
+                                </pic:cNvPicPr>
+                              </pic:nvPicPr>
+                              <pic:blipFill>
+                                <a:blip r:embed="rId10">
+                                  <a:clrChange>
+                                    <a:clrFrom>
+                                      <a:srgbClr val="FFFFFF">
+                                        <a:alpha val="100000"/>
+                                      </a:srgbClr>
+                                    </a:clrFrom>
+                                    <a:clrTo>
+                                      <a:srgbClr val="FFFFFF">
+                                        <a:alpha val="100000"/>
+                                        <a:alpha val="0"/>
+                                      </a:srgbClr>
+                                    </a:clrTo>
+                                  </a:clrChange>
+                                </a:blip>
+                                <a:stretch>
+                                  <a:fillRect/>
+                                </a:stretch>
+                              </pic:blipFill>
+                              <pic:spPr>
+                                <a:xfrm>
+                                  <a:off x="23233" y="19467"/>
+                                  <a:ext cx="1258" cy="713"/>
+                                </a:xfrm>
+                                <a:prstGeom prst="rect">
+                                  <a:avLst/>
+                                </a:prstGeom>
+                              </pic:spPr>
+                            </pic:pic>
                           </wpg:wgp>
                         </a:graphicData>
                       </a:graphic>
@@ -2708,29 +2836,29 @@
                 </mc:Choice>
                 <mc:Fallback>
                   <w:pict>
-                    <v:group id="_x0000_s1026" o:spid="_x0000_s1026" o:spt="203" style="position:absolute;left:0pt;margin-left:36.25pt;margin-top:-67.65pt;height:113.65pt;width:428.85pt;z-index:251668480;mso-width-relative:page;mso-height-relative:page;" coordorigin="17622,40815" coordsize="8577,2273" o:gfxdata="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">
+                    <v:group id="_x0000_s1026" o:spid="_x0000_s1026" o:spt="203" style="position:absolute;left:0pt;margin-left:-4.4pt;margin-top:-36.3pt;height:113.65pt;width:264pt;z-index:251668480;mso-width-relative:page;mso-height-relative:page;" coordorigin="19211,18890" coordsize="5280,2273" o:gfxdata="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">
                       <o:lock v:ext="edit" aspectratio="f"/>
-                      <v:shape id="图片 23" o:spid="_x0000_s1026" o:spt="75" type="#_x0000_t75" style="position:absolute;left:23926;top:40815;height:2273;width:2273;" filled="f" o:preferrelative="t" stroked="f" coordsize="21600,21600" o:gfxdata="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">
-                        <v:fill on="f" focussize="0,0"/>
-                        <v:stroke on="f"/>
-                        <v:imagedata r:id="rId8" o:title=""/>
-                        <o:lock v:ext="edit" aspectratio="t"/>
-                      </v:shape>
-                      <v:group id="组合 23" o:spid="_x0000_s1026" o:spt="203" style="position:absolute;left:17622;top:41977;height:627;width:4353;" coordorigin="17622,41977" coordsize="4353,627" o:gfxdata="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">
+                      <v:group id="组合 6" o:spid="_x0000_s1026" o:spt="203" style="position:absolute;left:19211;top:18890;height:2273;width:5140;" coordorigin="19199,18950" coordsize="5140,2273" o:gfxdata="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">
                         <o:lock v:ext="edit" aspectratio="f"/>
-                        <v:shape id="图片 59" o:spid="_x0000_s1026" o:spt="75" alt="图片1" type="#_x0000_t75" style="position:absolute;left:17622;top:41977;height:627;width:1468;" filled="f" o:preferrelative="t" stroked="f" coordsize="21600,21600" o:gfxdata="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">
+                        <v:shape id="图片 6" o:spid="_x0000_s1026" o:spt="75" alt="蔡冬雪" type="#_x0000_t75" style="position:absolute;left:19199;top:19551;height:566;width:1261;" filled="f" o:preferrelative="t" stroked="f" coordsize="21600,21600" o:gfxdata="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">
                           <v:fill on="f" focussize="0,0"/>
                           <v:stroke on="f"/>
-                          <v:imagedata r:id="rId9" cropleft="5154f" croptop="7731f" cropright="3488f" cropbottom="12500f" grayscale="t" bilevel="t" o:title=""/>
+                          <v:imagedata r:id="rId8" cropleft="12226f" croptop="21838f" cropright="12384f" cropbottom="17497f" chromakey="#FFFFFF" o:title=""/>
                           <o:lock v:ext="edit" aspectratio="t"/>
                         </v:shape>
-                        <v:shape id="图片 29" o:spid="_x0000_s1026" o:spt="75" alt="IMG_256" type="#_x0000_t75" style="position:absolute;left:21000;top:42023;height:570;width:975;" filled="f" o:preferrelative="t" stroked="f" coordsize="21600,21600" o:gfxdata="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">
+                        <v:shape id="图片 25" o:spid="_x0000_s1026" o:spt="75" type="#_x0000_t75" style="position:absolute;left:22066;top:18950;height:2273;width:2273;" filled="f" o:preferrelative="t" stroked="f" coordsize="21600,21600" o:gfxdata="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">
                           <v:fill on="f" focussize="0,0"/>
                           <v:stroke on="f"/>
-                          <v:imagedata r:id="rId10" chromakey="#FFFFFF" o:title=""/>
+                          <v:imagedata r:id="rId9" o:title=""/>
                           <o:lock v:ext="edit" aspectratio="t"/>
                         </v:shape>
                       </v:group>
+                      <v:shape id="图片 4" o:spid="_x0000_s1026" o:spt="75" alt="王建丽" type="#_x0000_t75" style="position:absolute;left:23233;top:19467;height:713;width:1258;" filled="f" o:preferrelative="t" stroked="f" coordsize="21600,21600" o:gfxdata="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">
+                        <v:fill on="f" focussize="0,0"/>
+                        <v:stroke on="f"/>
+                        <v:imagedata r:id="rId10" chromakey="#FFFFFF" o:title=""/>
+                        <o:lock v:ext="edit" aspectratio="t"/>
+                      </v:shape>
                     </v:group>
                   </w:pict>
                 </mc:Fallback>
@@ -2740,61 +2868,656 @@
         </w:tc>
         <w:tc>
           <w:tcPr>
-            <w:tcW w:w="711" w:type="pct"/>
+            <w:tcW w:w="1018" w:type="dxa"/>
             <w:vAlign w:val="center"/>
           </w:tcPr>
           <w:p>
             <w:pPr>
               <w:pStyle w:val="10"/>
-              <w:adjustRightInd w:val="0"/>
-              <w:snapToGrid w:val="0"/>
-              <w:spacing w:after="0" w:line="240" w:lineRule="auto"/>
-              <w:ind w:left="13" w:right="95" w:firstLine="482"/>
+              <w:spacing w:before="13"/>
               <w:jc w:val="both"/>
               <w:rPr>
-                <w:rFonts w:ascii="Times New Roman" w:hAnsi="Times New Roman" w:eastAsia="微软雅黑" w:cs="微软雅黑"/>
-                <w:b/>
-                <w:sz w:val="28"/>
-                <w:szCs w:val="28"/>
-              </w:rPr>
-            </w:pPr>
-          </w:p>
-        </w:tc>
-        <w:tc>
-          <w:tcPr>
-            <w:tcW w:w="711" w:type="pct"/>
+                <w:rFonts w:ascii="Times New Roman" w:hAnsi="Times New Roman" w:cs="Times New Roman"/>
+                <w:b/>
+                <w:sz w:val="24"/>
+                <w:szCs w:val="24"/>
+              </w:rPr>
+            </w:pPr>
+            <w:r>
+              <w:rPr>
+                <w:rFonts w:ascii="Times New Roman" w:hAnsi="Times New Roman" w:cs="Times New Roman"/>
+                <w:b/>
+                <w:sz w:val="24"/>
+                <w:szCs w:val="24"/>
+              </w:rPr>
+              <w:t>复核人</w:t>
+            </w:r>
+            <w:r>
+              <w:rPr>
+                <w:rFonts w:ascii="Times New Roman" w:hAnsi="Times New Roman" w:cs="Times New Roman"/>
+                <w:b/>
+                <w:sz w:val="24"/>
+                <w:szCs w:val="24"/>
+                <w:lang w:eastAsia="zh-CN"/>
+              </w:rPr>
+              <w:t>：</w:t>
+            </w:r>
+          </w:p>
+        </w:tc>
+        <w:tc>
+          <w:tcPr>
+            <w:tcW w:w="3233" w:type="dxa"/>
             <w:vAlign w:val="center"/>
           </w:tcPr>
           <w:p>
             <w:pPr>
               <w:pStyle w:val="10"/>
-              <w:adjustRightInd w:val="0"/>
-              <w:snapToGrid w:val="0"/>
-              <w:spacing w:after="0" w:line="240" w:lineRule="auto"/>
+              <w:spacing w:before="13"/>
+              <w:ind w:right="15"/>
+              <w:jc w:val="both"/>
+              <w:rPr>
+                <w:rFonts w:hint="default" w:ascii="Times New Roman" w:hAnsi="Times New Roman" w:eastAsia="宋体" w:cs="Times New Roman"/>
+                <w:b/>
+                <w:sz w:val="24"/>
+                <w:szCs w:val="24"/>
+                <w:lang w:val="en-US" w:eastAsia="zh-CN"/>
+              </w:rPr>
+            </w:pPr>
+            <w:r>
+              <w:rPr>
+                <w:rFonts w:hint="eastAsia" w:ascii="Times New Roman" w:hAnsi="Times New Roman" w:cs="Times New Roman"/>
+                <w:b w:val="0"/>
+                <w:bCs/>
+                <w:sz w:val="24"/>
+                <w:szCs w:val="24"/>
+                <w:lang w:val="en-US" w:eastAsia="zh-CN"/>
+              </w:rPr>
+              <w:t>临检所复核人，</w:t>
+            </w:r>
+          </w:p>
+        </w:tc>
+      </w:tr>
+      <w:tr>
+        <w:tblPrEx>
+          <w:tblCellMar>
+            <w:top w:w="0" w:type="dxa"/>
+            <w:left w:w="0" w:type="dxa"/>
+            <w:bottom w:w="0" w:type="dxa"/>
+            <w:right w:w="0" w:type="dxa"/>
+          </w:tblCellMar>
+        </w:tblPrEx>
+        <w:trPr>
+          <w:trHeight w:val="457" w:hRule="exact"/>
+          <w:jc w:val="right"/>
+        </w:trPr>
+        <w:tc>
+          <w:tcPr>
+            <w:tcW w:w="1068" w:type="dxa"/>
+            <w:vAlign w:val="center"/>
+          </w:tcPr>
+          <w:p>
+            <w:pPr>
+              <w:pStyle w:val="10"/>
+              <w:spacing w:line="341" w:lineRule="exact"/>
+              <w:ind w:left="13" w:right="165"/>
+              <w:jc w:val="both"/>
+              <w:rPr>
+                <w:rFonts w:ascii="Times New Roman" w:hAnsi="Times New Roman" w:cs="Times New Roman"/>
+                <w:b/>
+                <w:sz w:val="24"/>
+                <w:szCs w:val="24"/>
+              </w:rPr>
+            </w:pPr>
+            <w:r>
+              <w:rPr>
+                <w:rFonts w:ascii="Times New Roman" w:hAnsi="Times New Roman" w:cs="Times New Roman"/>
+                <w:b/>
+                <w:sz w:val="24"/>
+                <w:szCs w:val="24"/>
+              </w:rPr>
+              <w:t>日</w:t>
+            </w:r>
+            <w:r>
+              <w:rPr>
+                <w:rFonts w:ascii="Times New Roman" w:hAnsi="Times New Roman" w:cs="Times New Roman"/>
+                <w:b/>
+                <w:sz w:val="24"/>
+                <w:szCs w:val="24"/>
+                <w:lang w:eastAsia="zh-CN"/>
+              </w:rPr>
+              <w:t xml:space="preserve">  </w:t>
+            </w:r>
+            <w:r>
+              <w:rPr>
+                <w:rFonts w:ascii="Times New Roman" w:hAnsi="Times New Roman" w:cs="Times New Roman"/>
+                <w:b/>
+                <w:sz w:val="24"/>
+                <w:szCs w:val="24"/>
+              </w:rPr>
+              <w:t>期：</w:t>
+            </w:r>
+          </w:p>
+        </w:tc>
+        <w:tc>
+          <w:tcPr>
+            <w:tcW w:w="2772" w:type="dxa"/>
+            <w:gridSpan w:val="2"/>
+            <w:vAlign w:val="center"/>
+          </w:tcPr>
+          <w:p>
+            <w:pPr>
+              <w:pStyle w:val="10"/>
+              <w:spacing w:line="363" w:lineRule="exact"/>
+              <w:jc w:val="both"/>
+              <w:rPr>
+                <w:rFonts w:ascii="Times New Roman" w:hAnsi="Times New Roman" w:cs="Times New Roman"/>
+                <w:sz w:val="24"/>
+                <w:szCs w:val="24"/>
+              </w:rPr>
+            </w:pPr>
+            <w:r>
+              <w:rPr>
+                <w:rFonts w:ascii="Times New Roman" w:hAnsi="Times New Roman" w:cs="Times New Roman"/>
+                <w:kern w:val="2"/>
+                <w:sz w:val="24"/>
+                <w:szCs w:val="24"/>
+                <w:lang w:eastAsia="zh-CN"/>
+              </w:rPr>
+              <w:t>{{ reportdate }}</w:t>
+            </w:r>
+          </w:p>
+        </w:tc>
+        <w:tc>
+          <w:tcPr>
+            <w:tcW w:w="1018" w:type="dxa"/>
+            <w:vAlign w:val="center"/>
+          </w:tcPr>
+          <w:p>
+            <w:pPr>
+              <w:pStyle w:val="10"/>
+              <w:spacing w:line="341" w:lineRule="exact"/>
+              <w:jc w:val="both"/>
+              <w:rPr>
+                <w:rFonts w:ascii="Times New Roman" w:hAnsi="Times New Roman" w:cs="Times New Roman"/>
+                <w:b/>
+                <w:sz w:val="24"/>
+                <w:szCs w:val="24"/>
+              </w:rPr>
+            </w:pPr>
+            <w:r>
+              <w:rPr>
+                <w:rFonts w:ascii="Times New Roman" w:hAnsi="Times New Roman" w:cs="Times New Roman"/>
+                <w:b/>
+                <w:sz w:val="24"/>
+                <w:szCs w:val="24"/>
+              </w:rPr>
+              <w:t>日</w:t>
+            </w:r>
+            <w:r>
+              <w:rPr>
+                <w:rFonts w:ascii="Times New Roman" w:hAnsi="Times New Roman" w:cs="Times New Roman"/>
+                <w:b/>
+                <w:sz w:val="24"/>
+                <w:szCs w:val="24"/>
+                <w:lang w:eastAsia="zh-CN"/>
+              </w:rPr>
+              <w:t xml:space="preserve">  </w:t>
+            </w:r>
+            <w:r>
+              <w:rPr>
+                <w:rFonts w:ascii="Times New Roman" w:hAnsi="Times New Roman" w:cs="Times New Roman"/>
+                <w:b/>
+                <w:sz w:val="24"/>
+                <w:szCs w:val="24"/>
+              </w:rPr>
+              <w:t>期：</w:t>
+            </w:r>
+          </w:p>
+        </w:tc>
+        <w:tc>
+          <w:tcPr>
+            <w:tcW w:w="3233" w:type="dxa"/>
+            <w:vAlign w:val="center"/>
+          </w:tcPr>
+          <w:p>
+            <w:pPr>
+              <w:pStyle w:val="10"/>
+              <w:spacing w:line="363" w:lineRule="exact"/>
+              <w:ind w:right="15"/>
+              <w:jc w:val="both"/>
+              <w:rPr>
+                <w:rFonts w:ascii="Times New Roman" w:hAnsi="Times New Roman" w:cs="Times New Roman"/>
+                <w:sz w:val="24"/>
+                <w:szCs w:val="24"/>
+              </w:rPr>
+            </w:pPr>
+            <w:r>
+              <w:rPr>
+                <w:rFonts w:ascii="Times New Roman" w:hAnsi="Times New Roman" w:cs="Times New Roman"/>
+                <w:kern w:val="2"/>
+                <w:sz w:val="24"/>
+                <w:szCs w:val="24"/>
+                <w:lang w:eastAsia="zh-CN"/>
+              </w:rPr>
+              <w:t>{{ reportdate }}</w:t>
+            </w:r>
+          </w:p>
+        </w:tc>
+      </w:tr>
+    </w:tbl>
+    <w:p>
+      <w:pPr>
+        <w:rPr>
+          <w:rFonts w:ascii="Times New Roman" w:hAnsi="Times New Roman" w:eastAsia="微软雅黑" w:cs="Times New Roman"/>
+          <w:sz w:val="24"/>
+          <w:szCs w:val="24"/>
+          <w:lang w:eastAsia="zh-CN"/>
+        </w:rPr>
+      </w:pPr>
+      <w:r>
+        <w:rPr>
+          <w:rFonts w:hint="eastAsia" w:ascii="Times New Roman" w:hAnsi="Times New Roman" w:eastAsia="微软雅黑" w:cs="Times New Roman"/>
+          <w:sz w:val="24"/>
+          <w:szCs w:val="24"/>
+          <w:lang w:eastAsia="zh-CN"/>
+        </w:rPr>
+        <w:t xml:space="preserve">{% endif %}{% if testedby == </w:t>
+      </w:r>
+      <w:r>
+        <w:rPr>
+          <w:rFonts w:ascii="Times New Roman" w:hAnsi="Times New Roman" w:eastAsia="微软雅黑" w:cs="Times New Roman"/>
+          <w:sz w:val="24"/>
+          <w:szCs w:val="24"/>
+          <w:lang w:eastAsia="zh-CN"/>
+        </w:rPr>
+        <w:t>“</w:t>
+      </w:r>
+      <w:r>
+        <w:rPr>
+          <w:rFonts w:hint="eastAsia" w:ascii="Times New Roman" w:hAnsi="Times New Roman" w:eastAsia="微软雅黑" w:cs="Times New Roman"/>
+          <w:sz w:val="24"/>
+          <w:szCs w:val="24"/>
+          <w:lang w:eastAsia="zh-CN"/>
+        </w:rPr>
+        <w:t>2</w:t>
+      </w:r>
+      <w:r>
+        <w:rPr>
+          <w:rFonts w:ascii="Times New Roman" w:hAnsi="Times New Roman" w:eastAsia="微软雅黑" w:cs="Times New Roman"/>
+          <w:sz w:val="24"/>
+          <w:szCs w:val="24"/>
+          <w:lang w:eastAsia="zh-CN"/>
+        </w:rPr>
+        <w:t>”</w:t>
+      </w:r>
+      <w:r>
+        <w:rPr>
+          <w:rFonts w:hint="eastAsia" w:ascii="Times New Roman" w:hAnsi="Times New Roman" w:eastAsia="微软雅黑" w:cs="Times New Roman"/>
+          <w:sz w:val="24"/>
+          <w:szCs w:val="24"/>
+          <w:lang w:eastAsia="zh-CN"/>
+        </w:rPr>
+        <w:t xml:space="preserve"> %}</w:t>
+      </w:r>
+    </w:p>
+    <w:p>
+      <w:pPr>
+        <w:rPr>
+          <w:rFonts w:hint="default"/>
+          <w:sz w:val="24"/>
+          <w:lang w:val="en-US" w:eastAsia="zh-CN"/>
+        </w:rPr>
+      </w:pPr>
+    </w:p>
+    <w:p>
+      <w:pPr>
+        <w:rPr>
+          <w:rFonts w:hint="default"/>
+          <w:sz w:val="24"/>
+          <w:lang w:val="en-US" w:eastAsia="zh-CN"/>
+        </w:rPr>
+      </w:pPr>
+    </w:p>
+    <w:tbl>
+      <w:tblPr>
+        <w:tblStyle w:val="11"/>
+        <w:tblW w:w="8091" w:type="dxa"/>
+        <w:jc w:val="right"/>
+        <w:tblLayout w:type="fixed"/>
+        <w:tblCellMar>
+          <w:top w:w="0" w:type="dxa"/>
+          <w:left w:w="0" w:type="dxa"/>
+          <w:bottom w:w="0" w:type="dxa"/>
+          <w:right w:w="0" w:type="dxa"/>
+        </w:tblCellMar>
+      </w:tblPr>
+      <w:tblGrid>
+        <w:gridCol w:w="1068"/>
+        <w:gridCol w:w="1386"/>
+        <w:gridCol w:w="1386"/>
+        <w:gridCol w:w="1018"/>
+        <w:gridCol w:w="3233"/>
+      </w:tblGrid>
+      <w:tr>
+        <w:tblPrEx>
+          <w:tblCellMar>
+            <w:top w:w="0" w:type="dxa"/>
+            <w:left w:w="0" w:type="dxa"/>
+            <w:bottom w:w="0" w:type="dxa"/>
+            <w:right w:w="0" w:type="dxa"/>
+          </w:tblCellMar>
+        </w:tblPrEx>
+        <w:trPr>
+          <w:trHeight w:val="441" w:hRule="exact"/>
+          <w:jc w:val="right"/>
+        </w:trPr>
+        <w:tc>
+          <w:tcPr>
+            <w:tcW w:w="1068" w:type="dxa"/>
+            <w:vAlign w:val="center"/>
+          </w:tcPr>
+          <w:p>
+            <w:pPr>
+              <w:pStyle w:val="10"/>
+              <w:spacing w:before="13"/>
               <w:ind w:left="13" w:right="95"/>
               <w:jc w:val="both"/>
               <w:rPr>
-                <w:rFonts w:ascii="Times New Roman" w:hAnsi="Times New Roman" w:eastAsia="微软雅黑" w:cs="微软雅黑"/>
-                <w:b/>
-                <w:sz w:val="28"/>
-                <w:szCs w:val="28"/>
-              </w:rPr>
-            </w:pPr>
-            <w:r>
-              <w:rPr>
-                <w:rFonts w:ascii="Times New Roman" w:hAnsi="Times New Roman" w:eastAsia="微软雅黑" w:cs="微软雅黑"/>
-                <w:b/>
-                <w:sz w:val="28"/>
-                <w:szCs w:val="28"/>
+                <w:rFonts w:ascii="Times New Roman" w:hAnsi="Times New Roman" w:cs="Times New Roman"/>
+                <w:b/>
+                <w:sz w:val="24"/>
+                <w:szCs w:val="24"/>
+              </w:rPr>
+            </w:pPr>
+            <w:r>
+              <w:rPr>
+                <w:rFonts w:ascii="Times New Roman" w:hAnsi="Times New Roman" w:cs="Times New Roman"/>
+                <w:b/>
+                <w:sz w:val="24"/>
+                <w:szCs w:val="24"/>
+              </w:rPr>
+              <w:t>检测人：</w:t>
+            </w:r>
+          </w:p>
+        </w:tc>
+        <w:tc>
+          <w:tcPr>
+            <w:tcW w:w="1386" w:type="dxa"/>
+            <w:vAlign w:val="center"/>
+          </w:tcPr>
+          <w:p>
+            <w:pPr>
+              <w:pStyle w:val="10"/>
+              <w:spacing w:before="13"/>
+              <w:jc w:val="both"/>
+              <w:rPr>
+                <w:rFonts w:ascii="Times New Roman" w:hAnsi="Times New Roman" w:cs="Times New Roman"/>
+                <w:b/>
+                <w:sz w:val="24"/>
+                <w:szCs w:val="24"/>
+              </w:rPr>
+            </w:pPr>
+            <w:r>
+              <w:rPr>
+                <w:rFonts w:hint="eastAsia" w:ascii="Times New Roman" w:hAnsi="Times New Roman" w:cs="Times New Roman"/>
+                <w:b w:val="0"/>
+                <w:bCs/>
+                <w:sz w:val="24"/>
+                <w:szCs w:val="24"/>
+                <w:lang w:val="en-US" w:eastAsia="zh-CN"/>
+              </w:rPr>
+              <w:t>临检检测人，</w:t>
+            </w:r>
+          </w:p>
+        </w:tc>
+        <w:tc>
+          <w:tcPr>
+            <w:tcW w:w="1386" w:type="dxa"/>
+            <w:vAlign w:val="center"/>
+          </w:tcPr>
+          <w:p>
+            <w:pPr>
+              <w:pStyle w:val="10"/>
+              <w:spacing w:before="13"/>
+              <w:jc w:val="both"/>
+              <w:rPr>
+                <w:rFonts w:hint="eastAsia" w:ascii="Times New Roman" w:hAnsi="Times New Roman" w:cs="Times New Roman"/>
+                <w:b w:val="0"/>
+                <w:bCs/>
+                <w:sz w:val="24"/>
+                <w:szCs w:val="24"/>
+                <w:lang w:val="en-US" w:eastAsia="zh-CN"/>
+              </w:rPr>
+            </w:pPr>
+            <w:bookmarkStart w:id="11" w:name="_GoBack"/>
+            <w:r>
+              <w:rPr>
+                <w:sz w:val="22"/>
+              </w:rPr>
+              <mc:AlternateContent>
+                <mc:Choice Requires="wpg">
+                  <w:drawing>
+                    <wp:anchor distT="0" distB="0" distL="114300" distR="114300" simplePos="0" relativeHeight="251669504" behindDoc="0" locked="0" layoutInCell="1" allowOverlap="1">
+                      <wp:simplePos x="0" y="0"/>
+                      <wp:positionH relativeFrom="column">
+                        <wp:posOffset>-95885</wp:posOffset>
+                      </wp:positionH>
+                      <wp:positionV relativeFrom="paragraph">
+                        <wp:posOffset>-453390</wp:posOffset>
+                      </wp:positionV>
+                      <wp:extent cx="3468370" cy="1443355"/>
+                      <wp:effectExtent l="0" t="0" r="0" b="4445"/>
+                      <wp:wrapNone/>
+                      <wp:docPr id="29" name="组合 29"/>
+                      <wp:cNvGraphicFramePr/>
+                      <a:graphic xmlns:a="http://schemas.openxmlformats.org/drawingml/2006/main">
+                        <a:graphicData uri="http://schemas.microsoft.com/office/word/2010/wordprocessingGroup">
+                          <wpg:wgp>
+                            <wpg:cNvGrpSpPr/>
+                            <wpg:grpSpPr>
+                              <a:xfrm>
+                                <a:off x="0" y="0"/>
+                                <a:ext cx="3468370" cy="1443355"/>
+                                <a:chOff x="19283" y="20786"/>
+                                <a:chExt cx="5462" cy="2273"/>
+                              </a:xfrm>
+                            </wpg:grpSpPr>
+                            <wpg:grpSp>
+                              <wpg:cNvPr id="30" name="组合 23"/>
+                              <wpg:cNvGrpSpPr/>
+                              <wpg:grpSpPr>
+                                <a:xfrm>
+                                  <a:off x="19283" y="20786"/>
+                                  <a:ext cx="5212" cy="2273"/>
+                                  <a:chOff x="19283" y="20786"/>
+                                  <a:chExt cx="5212" cy="2273"/>
+                                </a:xfrm>
+                              </wpg:grpSpPr>
+                              <pic:pic xmlns:pic="http://schemas.openxmlformats.org/drawingml/2006/picture">
+                                <pic:nvPicPr>
+                                  <pic:cNvPr id="13" name="图片 1"/>
+                                  <pic:cNvPicPr>
+                                    <a:picLocks noChangeAspect="1"/>
+                                  </pic:cNvPicPr>
+                                </pic:nvPicPr>
+                                <pic:blipFill>
+                                  <a:blip r:embed="rId11">
+                                    <a:clrChange>
+                                      <a:clrFrom>
+                                        <a:srgbClr val="FFFFFF">
+                                          <a:alpha val="100000"/>
+                                        </a:srgbClr>
+                                      </a:clrFrom>
+                                      <a:clrTo>
+                                        <a:srgbClr val="FFFFFF">
+                                          <a:alpha val="100000"/>
+                                          <a:alpha val="0"/>
+                                        </a:srgbClr>
+                                      </a:clrTo>
+                                    </a:clrChange>
+                                  </a:blip>
+                                  <a:srcRect l="10922" t="11667"/>
+                                  <a:stretch>
+                                    <a:fillRect/>
+                                  </a:stretch>
+                                </pic:blipFill>
+                                <pic:spPr>
+                                  <a:xfrm>
+                                    <a:off x="19283" y="21275"/>
+                                    <a:ext cx="1672" cy="901"/>
+                                  </a:xfrm>
+                                  <a:prstGeom prst="rect">
+                                    <a:avLst/>
+                                  </a:prstGeom>
+                                  <a:noFill/>
+                                  <a:ln>
+                                    <a:noFill/>
+                                  </a:ln>
+                                </pic:spPr>
+                              </pic:pic>
+                              <pic:pic xmlns:pic="http://schemas.openxmlformats.org/drawingml/2006/picture">
+                                <pic:nvPicPr>
+                                  <pic:cNvPr id="18" name="图片 25"/>
+                                  <pic:cNvPicPr>
+                                    <a:picLocks noChangeAspect="1" noChangeArrowheads="1"/>
+                                  </pic:cNvPicPr>
+                                </pic:nvPicPr>
+                                <pic:blipFill>
+                                  <a:blip r:embed="rId9">
+                                    <a:extLst>
+                                      <a:ext uri="{28A0092B-C50C-407E-A947-70E740481C1C}">
+                                        <a14:useLocalDpi xmlns:a14="http://schemas.microsoft.com/office/drawing/2010/main" val="0"/>
+                                      </a:ext>
+                                    </a:extLst>
+                                  </a:blip>
+                                  <a:srcRect/>
+                                  <a:stretch>
+                                    <a:fillRect/>
+                                  </a:stretch>
+                                </pic:blipFill>
+                                <pic:spPr>
+                                  <a:xfrm>
+                                    <a:off x="22222" y="20786"/>
+                                    <a:ext cx="2273" cy="2273"/>
+                                  </a:xfrm>
+                                  <a:prstGeom prst="rect">
+                                    <a:avLst/>
+                                  </a:prstGeom>
+                                  <a:noFill/>
+                                  <a:ln>
+                                    <a:noFill/>
+                                  </a:ln>
+                                </pic:spPr>
+                              </pic:pic>
+                            </wpg:grpSp>
+                            <pic:pic xmlns:pic="http://schemas.openxmlformats.org/drawingml/2006/picture">
+                              <pic:nvPicPr>
+                                <pic:cNvPr id="19" name="图片 11" descr="王建丽"/>
+                                <pic:cNvPicPr>
+                                  <a:picLocks noChangeAspect="1"/>
+                                </pic:cNvPicPr>
+                              </pic:nvPicPr>
+                              <pic:blipFill>
+                                <a:blip r:embed="rId10">
+                                  <a:clrChange>
+                                    <a:clrFrom>
+                                      <a:srgbClr val="FFFFFF">
+                                        <a:alpha val="100000"/>
+                                      </a:srgbClr>
+                                    </a:clrFrom>
+                                    <a:clrTo>
+                                      <a:srgbClr val="FFFFFF">
+                                        <a:alpha val="100000"/>
+                                        <a:alpha val="0"/>
+                                      </a:srgbClr>
+                                    </a:clrTo>
+                                  </a:clrChange>
+                                </a:blip>
+                                <a:stretch>
+                                  <a:fillRect/>
+                                </a:stretch>
+                              </pic:blipFill>
+                              <pic:spPr>
+                                <a:xfrm>
+                                  <a:off x="23257" y="21239"/>
+                                  <a:ext cx="1488" cy="842"/>
+                                </a:xfrm>
+                                <a:prstGeom prst="rect">
+                                  <a:avLst/>
+                                </a:prstGeom>
+                              </pic:spPr>
+                            </pic:pic>
+                          </wpg:wgp>
+                        </a:graphicData>
+                      </a:graphic>
+                    </wp:anchor>
+                  </w:drawing>
+                </mc:Choice>
+                <mc:Fallback>
+                  <w:pict>
+                    <v:group id="_x0000_s1026" o:spid="_x0000_s1026" o:spt="203" style="position:absolute;left:0pt;margin-left:-7.55pt;margin-top:-35.7pt;height:113.65pt;width:273.1pt;z-index:251669504;mso-width-relative:page;mso-height-relative:page;" coordorigin="19283,20786" coordsize="5462,2273" o:gfxdata="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">
+                      <o:lock v:ext="edit" aspectratio="f"/>
+                      <v:group id="组合 23" o:spid="_x0000_s1026" o:spt="203" style="position:absolute;left:19283;top:20786;height:2273;width:5212;" coordorigin="19283,20786" coordsize="5212,2273" o:gfxdata="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">
+                        <o:lock v:ext="edit" aspectratio="f"/>
+                        <v:shape id="图片 1" o:spid="_x0000_s1026" o:spt="75" type="#_x0000_t75" style="position:absolute;left:19283;top:21275;height:901;width:1672;" filled="f" o:preferrelative="t" stroked="f" coordsize="21600,21600" o:gfxdata="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">
+                          <v:fill on="f" focussize="0,0"/>
+                          <v:stroke on="f"/>
+                          <v:imagedata r:id="rId11" cropleft="7158f" croptop="7646f" chromakey="#FFFFFF" o:title=""/>
+                          <o:lock v:ext="edit" aspectratio="t"/>
+                        </v:shape>
+                        <v:shape id="图片 25" o:spid="_x0000_s1026" o:spt="75" type="#_x0000_t75" style="position:absolute;left:22222;top:20786;height:2273;width:2273;" filled="f" o:preferrelative="t" stroked="f" coordsize="21600,21600" o:gfxdata="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">
+                          <v:fill on="f" focussize="0,0"/>
+                          <v:stroke on="f"/>
+                          <v:imagedata r:id="rId9" o:title=""/>
+                          <o:lock v:ext="edit" aspectratio="t"/>
+                        </v:shape>
+                      </v:group>
+                      <v:shape id="图片 11" o:spid="_x0000_s1026" o:spt="75" alt="王建丽" type="#_x0000_t75" style="position:absolute;left:23257;top:21239;height:842;width:1488;" filled="f" o:preferrelative="t" stroked="f" coordsize="21600,21600" o:gfxdata="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">
+                        <v:fill on="f" focussize="0,0"/>
+                        <v:stroke on="f"/>
+                        <v:imagedata r:id="rId10" chromakey="#FFFFFF" o:title=""/>
+                        <o:lock v:ext="edit" aspectratio="t"/>
+                      </v:shape>
+                    </v:group>
+                  </w:pict>
+                </mc:Fallback>
+              </mc:AlternateContent>
+            </w:r>
+            <w:bookmarkEnd w:id="11"/>
+          </w:p>
+        </w:tc>
+        <w:tc>
+          <w:tcPr>
+            <w:tcW w:w="1018" w:type="dxa"/>
+            <w:vAlign w:val="center"/>
+          </w:tcPr>
+          <w:p>
+            <w:pPr>
+              <w:pStyle w:val="10"/>
+              <w:spacing w:before="13"/>
+              <w:jc w:val="both"/>
+              <w:rPr>
+                <w:rFonts w:ascii="Times New Roman" w:hAnsi="Times New Roman" w:cs="Times New Roman"/>
+                <w:b/>
+                <w:sz w:val="24"/>
+                <w:szCs w:val="24"/>
+              </w:rPr>
+            </w:pPr>
+            <w:r>
+              <w:rPr>
+                <w:rFonts w:ascii="Times New Roman" w:hAnsi="Times New Roman" w:cs="Times New Roman"/>
+                <w:b/>
+                <w:sz w:val="24"/>
+                <w:szCs w:val="24"/>
               </w:rPr>
               <w:t>复核人</w:t>
             </w:r>
             <w:r>
               <w:rPr>
-                <w:rFonts w:hint="eastAsia" w:ascii="Times New Roman" w:hAnsi="Times New Roman" w:eastAsia="微软雅黑" w:cs="微软雅黑"/>
-                <w:b/>
-                <w:sz w:val="28"/>
-                <w:szCs w:val="28"/>
+                <w:rFonts w:ascii="Times New Roman" w:hAnsi="Times New Roman" w:cs="Times New Roman"/>
+                <w:b/>
+                <w:sz w:val="24"/>
+                <w:szCs w:val="24"/>
                 <w:lang w:eastAsia="zh-CN"/>
               </w:rPr>
               <w:t>：</w:t>
@@ -2803,105 +3526,224 @@
         </w:tc>
         <w:tc>
           <w:tcPr>
-            <w:tcW w:w="887" w:type="pct"/>
+            <w:tcW w:w="3233" w:type="dxa"/>
             <w:vAlign w:val="center"/>
           </w:tcPr>
           <w:p>
             <w:pPr>
               <w:pStyle w:val="10"/>
-              <w:adjustRightInd w:val="0"/>
-              <w:snapToGrid w:val="0"/>
-              <w:spacing w:after="0" w:line="240" w:lineRule="auto"/>
-              <w:ind w:firstLine="562"/>
+              <w:spacing w:before="13"/>
+              <w:ind w:right="15"/>
               <w:jc w:val="both"/>
               <w:rPr>
-                <w:rFonts w:ascii="Times New Roman" w:hAnsi="Times New Roman" w:eastAsia="微软雅黑" w:cs="微软雅黑"/>
-                <w:b/>
-                <w:sz w:val="28"/>
-                <w:szCs w:val="28"/>
-              </w:rPr>
-            </w:pPr>
-          </w:p>
-        </w:tc>
-        <w:tc>
-          <w:tcPr>
-            <w:tcW w:w="723" w:type="pct"/>
+                <w:rFonts w:hint="default" w:ascii="Times New Roman" w:hAnsi="Times New Roman" w:eastAsia="宋体" w:cs="Times New Roman"/>
+                <w:b/>
+                <w:sz w:val="24"/>
+                <w:szCs w:val="24"/>
+                <w:lang w:val="en-US" w:eastAsia="zh-CN"/>
+              </w:rPr>
+            </w:pPr>
+            <w:r>
+              <w:rPr>
+                <w:rFonts w:hint="eastAsia" w:ascii="Times New Roman" w:hAnsi="Times New Roman" w:cs="Times New Roman"/>
+                <w:b w:val="0"/>
+                <w:bCs/>
+                <w:sz w:val="24"/>
+                <w:szCs w:val="24"/>
+                <w:lang w:val="en-US" w:eastAsia="zh-CN"/>
+              </w:rPr>
+              <w:t>临检所复核人，</w:t>
+            </w:r>
+          </w:p>
+        </w:tc>
+      </w:tr>
+      <w:tr>
+        <w:tblPrEx>
+          <w:tblCellMar>
+            <w:top w:w="0" w:type="dxa"/>
+            <w:left w:w="0" w:type="dxa"/>
+            <w:bottom w:w="0" w:type="dxa"/>
+            <w:right w:w="0" w:type="dxa"/>
+          </w:tblCellMar>
+        </w:tblPrEx>
+        <w:trPr>
+          <w:trHeight w:val="457" w:hRule="exact"/>
+          <w:jc w:val="right"/>
+        </w:trPr>
+        <w:tc>
+          <w:tcPr>
+            <w:tcW w:w="1068" w:type="dxa"/>
             <w:vAlign w:val="center"/>
           </w:tcPr>
           <w:p>
             <w:pPr>
               <w:pStyle w:val="10"/>
-              <w:adjustRightInd w:val="0"/>
-              <w:snapToGrid w:val="0"/>
-              <w:spacing w:after="0" w:line="240" w:lineRule="auto"/>
+              <w:spacing w:line="341" w:lineRule="exact"/>
+              <w:ind w:left="13" w:right="165"/>
               <w:jc w:val="both"/>
               <w:rPr>
-                <w:rFonts w:ascii="Times New Roman" w:hAnsi="Times New Roman" w:eastAsia="微软雅黑" w:cs="微软雅黑"/>
-                <w:b/>
-                <w:sz w:val="28"/>
-                <w:szCs w:val="28"/>
-                <w:lang w:eastAsia="zh-CN"/>
-              </w:rPr>
-            </w:pPr>
-            <w:r>
-              <w:rPr>
-                <w:rFonts w:hint="eastAsia" w:ascii="Times New Roman" w:hAnsi="Times New Roman" w:eastAsia="微软雅黑" w:cs="微软雅黑"/>
-                <w:b/>
-                <w:sz w:val="28"/>
-                <w:szCs w:val="28"/>
-                <w:lang w:eastAsia="zh-CN"/>
-              </w:rPr>
-              <w:t>报告日期：</w:t>
-            </w:r>
-          </w:p>
-        </w:tc>
-        <w:tc>
-          <w:tcPr>
-            <w:tcW w:w="1254" w:type="pct"/>
+                <w:rFonts w:ascii="Times New Roman" w:hAnsi="Times New Roman" w:cs="Times New Roman"/>
+                <w:b/>
+                <w:sz w:val="24"/>
+                <w:szCs w:val="24"/>
+              </w:rPr>
+            </w:pPr>
+            <w:r>
+              <w:rPr>
+                <w:rFonts w:ascii="Times New Roman" w:hAnsi="Times New Roman" w:cs="Times New Roman"/>
+                <w:b/>
+                <w:sz w:val="24"/>
+                <w:szCs w:val="24"/>
+              </w:rPr>
+              <w:t>日</w:t>
+            </w:r>
+            <w:r>
+              <w:rPr>
+                <w:rFonts w:ascii="Times New Roman" w:hAnsi="Times New Roman" w:cs="Times New Roman"/>
+                <w:b/>
+                <w:sz w:val="24"/>
+                <w:szCs w:val="24"/>
+                <w:lang w:eastAsia="zh-CN"/>
+              </w:rPr>
+              <w:t xml:space="preserve">  </w:t>
+            </w:r>
+            <w:r>
+              <w:rPr>
+                <w:rFonts w:ascii="Times New Roman" w:hAnsi="Times New Roman" w:cs="Times New Roman"/>
+                <w:b/>
+                <w:sz w:val="24"/>
+                <w:szCs w:val="24"/>
+              </w:rPr>
+              <w:t>期：</w:t>
+            </w:r>
+          </w:p>
+        </w:tc>
+        <w:tc>
+          <w:tcPr>
+            <w:tcW w:w="2772" w:type="dxa"/>
+            <w:gridSpan w:val="2"/>
             <w:vAlign w:val="center"/>
           </w:tcPr>
           <w:p>
             <w:pPr>
               <w:pStyle w:val="10"/>
-              <w:keepNext w:val="0"/>
-              <w:keepLines w:val="0"/>
-              <w:pageBreakBefore w:val="0"/>
-              <w:widowControl w:val="0"/>
-              <w:kinsoku/>
-              <w:wordWrap/>
-              <w:overflowPunct/>
-              <w:topLinePunct w:val="0"/>
-              <w:autoSpaceDE/>
-              <w:autoSpaceDN/>
-              <w:bidi w:val="0"/>
-              <w:adjustRightInd w:val="0"/>
-              <w:snapToGrid w:val="0"/>
-              <w:spacing w:after="0" w:line="240" w:lineRule="auto"/>
-              <w:ind w:right="17" w:firstLine="280" w:firstLineChars="100"/>
+              <w:spacing w:line="363" w:lineRule="exact"/>
               <w:jc w:val="both"/>
-              <w:textAlignment w:val="auto"/>
-              <w:rPr>
-                <w:rFonts w:hint="eastAsia" w:ascii="Times New Roman" w:hAnsi="Times New Roman" w:eastAsia="微软雅黑" w:cs="微软雅黑"/>
-                <w:b/>
-                <w:sz w:val="28"/>
-                <w:szCs w:val="28"/>
-                <w:lang w:eastAsia="zh-CN"/>
-              </w:rPr>
-            </w:pPr>
-            <w:r>
-              <w:rPr>
-                <w:rFonts w:hint="eastAsia" w:ascii="Times New Roman" w:hAnsi="Times New Roman" w:eastAsia="微软雅黑" w:cs="微软雅黑"/>
-                <w:b/>
-                <w:sz w:val="28"/>
-                <w:szCs w:val="28"/>
-                <w:lang w:eastAsia="zh-CN"/>
-              </w:rPr>
-              <w:t>{{reportdate}}</w:t>
+              <w:rPr>
+                <w:rFonts w:ascii="Times New Roman" w:hAnsi="Times New Roman" w:cs="Times New Roman"/>
+                <w:sz w:val="24"/>
+                <w:szCs w:val="24"/>
+              </w:rPr>
+            </w:pPr>
+            <w:r>
+              <w:rPr>
+                <w:rFonts w:ascii="Times New Roman" w:hAnsi="Times New Roman" w:cs="Times New Roman"/>
+                <w:kern w:val="2"/>
+                <w:sz w:val="24"/>
+                <w:szCs w:val="24"/>
+                <w:lang w:eastAsia="zh-CN"/>
+              </w:rPr>
+              <w:t>{{ reportdate }}</w:t>
+            </w:r>
+          </w:p>
+        </w:tc>
+        <w:tc>
+          <w:tcPr>
+            <w:tcW w:w="1018" w:type="dxa"/>
+            <w:vAlign w:val="center"/>
+          </w:tcPr>
+          <w:p>
+            <w:pPr>
+              <w:pStyle w:val="10"/>
+              <w:spacing w:line="341" w:lineRule="exact"/>
+              <w:jc w:val="both"/>
+              <w:rPr>
+                <w:rFonts w:ascii="Times New Roman" w:hAnsi="Times New Roman" w:cs="Times New Roman"/>
+                <w:b/>
+                <w:sz w:val="24"/>
+                <w:szCs w:val="24"/>
+              </w:rPr>
+            </w:pPr>
+            <w:r>
+              <w:rPr>
+                <w:rFonts w:ascii="Times New Roman" w:hAnsi="Times New Roman" w:cs="Times New Roman"/>
+                <w:b/>
+                <w:sz w:val="24"/>
+                <w:szCs w:val="24"/>
+              </w:rPr>
+              <w:t>日</w:t>
+            </w:r>
+            <w:r>
+              <w:rPr>
+                <w:rFonts w:ascii="Times New Roman" w:hAnsi="Times New Roman" w:cs="Times New Roman"/>
+                <w:b/>
+                <w:sz w:val="24"/>
+                <w:szCs w:val="24"/>
+                <w:lang w:eastAsia="zh-CN"/>
+              </w:rPr>
+              <w:t xml:space="preserve">  </w:t>
+            </w:r>
+            <w:r>
+              <w:rPr>
+                <w:rFonts w:ascii="Times New Roman" w:hAnsi="Times New Roman" w:cs="Times New Roman"/>
+                <w:b/>
+                <w:sz w:val="24"/>
+                <w:szCs w:val="24"/>
+              </w:rPr>
+              <w:t>期：</w:t>
+            </w:r>
+          </w:p>
+        </w:tc>
+        <w:tc>
+          <w:tcPr>
+            <w:tcW w:w="3233" w:type="dxa"/>
+            <w:vAlign w:val="center"/>
+          </w:tcPr>
+          <w:p>
+            <w:pPr>
+              <w:pStyle w:val="10"/>
+              <w:spacing w:line="363" w:lineRule="exact"/>
+              <w:ind w:right="15"/>
+              <w:jc w:val="both"/>
+              <w:rPr>
+                <w:rFonts w:ascii="Times New Roman" w:hAnsi="Times New Roman" w:cs="Times New Roman"/>
+                <w:sz w:val="24"/>
+                <w:szCs w:val="24"/>
+              </w:rPr>
+            </w:pPr>
+            <w:r>
+              <w:rPr>
+                <w:rFonts w:ascii="Times New Roman" w:hAnsi="Times New Roman" w:cs="Times New Roman"/>
+                <w:kern w:val="2"/>
+                <w:sz w:val="24"/>
+                <w:szCs w:val="24"/>
+                <w:lang w:eastAsia="zh-CN"/>
+              </w:rPr>
+              <w:t>{{ reportdate }}</w:t>
             </w:r>
           </w:p>
         </w:tc>
       </w:tr>
     </w:tbl>
+    <w:p>
+      <w:pPr>
+        <w:spacing w:line="400" w:lineRule="exact"/>
+        <w:rPr>
+          <w:rFonts w:hint="eastAsia" w:eastAsia="宋体"/>
+          <w:sz w:val="22"/>
+          <w:lang w:eastAsia="zh-CN"/>
+        </w:rPr>
+      </w:pPr>
+      <w:r>
+        <w:rPr>
+          <w:rFonts w:hint="eastAsia" w:ascii="Times New Roman" w:hAnsi="Times New Roman" w:eastAsia="微软雅黑" w:cs="Times New Roman"/>
+          <w:sz w:val="24"/>
+          <w:szCs w:val="24"/>
+          <w:lang w:eastAsia="zh-CN"/>
+        </w:rPr>
+        <w:t>{% endif %}</w:t>
+      </w:r>
+    </w:p>
     <w:p>
       <w:pPr>
         <w:rPr>
@@ -2936,14 +3778,14 @@
         </w:rPr>
       </w:pPr>
       <w:bookmarkStart w:id="0" w:name="_Toc149837264"/>
-      <w:bookmarkStart w:id="1" w:name="_Toc2409"/>
-      <w:bookmarkStart w:id="2" w:name="_Toc1707_WPSOffice_Level1"/>
-      <w:bookmarkStart w:id="3" w:name="_Toc12505"/>
-      <w:bookmarkStart w:id="4" w:name="_Toc28240"/>
-      <w:bookmarkStart w:id="5" w:name="_Toc27302"/>
-      <w:bookmarkStart w:id="6" w:name="_Toc22658"/>
-      <w:bookmarkStart w:id="7" w:name="_Toc13196_WPSOffice_Level1"/>
-      <w:bookmarkStart w:id="8" w:name="_Toc16594"/>
+      <w:bookmarkStart w:id="1" w:name="_Toc27302"/>
+      <w:bookmarkStart w:id="2" w:name="_Toc13196_WPSOffice_Level1"/>
+      <w:bookmarkStart w:id="3" w:name="_Toc22658"/>
+      <w:bookmarkStart w:id="4" w:name="_Toc2409"/>
+      <w:bookmarkStart w:id="5" w:name="_Toc16594"/>
+      <w:bookmarkStart w:id="6" w:name="_Toc1707_WPSOffice_Level1"/>
+      <w:bookmarkStart w:id="7" w:name="_Toc12505"/>
+      <w:bookmarkStart w:id="8" w:name="_Toc28240"/>
       <w:bookmarkStart w:id="9" w:name="_Toc21764_WPSOffice_Level1"/>
       <w:r>
         <w:rPr>
@@ -6068,6 +6910,12 @@
             <w:insideH w:val="dotted" w:color="45A3A7" w:sz="4" w:space="0"/>
             <w:insideV w:val="dotted" w:color="45A3A7" w:sz="4" w:space="0"/>
           </w:tblBorders>
+          <w:tblCellMar>
+            <w:top w:w="0" w:type="dxa"/>
+            <w:left w:w="108" w:type="dxa"/>
+            <w:bottom w:w="0" w:type="dxa"/>
+            <w:right w:w="108" w:type="dxa"/>
+          </w:tblCellMar>
         </w:tblPrEx>
         <w:trPr>
           <w:jc w:val="center"/>
@@ -12814,8 +13662,6 @@
         </w:rPr>
         <w:t>{% endfor %}</w:t>
       </w:r>
-      <w:bookmarkStart w:id="11" w:name="_GoBack"/>
-      <w:bookmarkEnd w:id="11"/>
     </w:p>
     <w:bookmarkEnd w:id="1"/>
     <w:bookmarkEnd w:id="2"/>
@@ -13830,7 +14676,7 @@
                     </pic:cNvPicPr>
                   </pic:nvPicPr>
                   <pic:blipFill>
-                    <a:blip r:embed="rId11"/>
+                    <a:blip r:embed="rId12"/>
                     <a:stretch>
                       <a:fillRect/>
                     </a:stretch>
@@ -13886,7 +14732,7 @@
                     </pic:cNvPicPr>
                   </pic:nvPicPr>
                   <pic:blipFill>
-                    <a:blip r:embed="rId12"/>
+                    <a:blip r:embed="rId13"/>
                     <a:stretch>
                       <a:fillRect/>
                     </a:stretch>
@@ -14123,7 +14969,7 @@
                     </pic:cNvPicPr>
                   </pic:nvPicPr>
                   <pic:blipFill>
-                    <a:blip r:embed="rId13"/>
+                    <a:blip r:embed="rId14"/>
                     <a:srcRect/>
                     <a:stretch>
                       <a:fillRect/>
@@ -15234,6 +16080,20 @@
       <w:lang w:eastAsia="en-US"/>
     </w:rPr>
   </w:style>
+  <w:style w:type="table" w:customStyle="1" w:styleId="11">
+    <w:name w:val="Table Normal"/>
+    <w:autoRedefine/>
+    <w:qFormat/>
+    <w:uiPriority w:val="0"/>
+    <w:tblPr>
+      <w:tblCellMar>
+        <w:top w:w="0" w:type="dxa"/>
+        <w:left w:w="0" w:type="dxa"/>
+        <w:bottom w:w="0" w:type="dxa"/>
+        <w:right w:w="0" w:type="dxa"/>
+      </w:tblCellMar>
+    </w:tblPr>
+  </w:style>
 </w:styles>
 </file>
 

--- a/WebContent/docx/KRAS_NRAS_BRAF基因报告模板-盖章版.docx
+++ b/WebContent/docx/KRAS_NRAS_BRAF基因报告模板-盖章版.docx
@@ -2567,7 +2567,7 @@
     <w:tbl>
       <w:tblPr>
         <w:tblStyle w:val="11"/>
-        <w:tblW w:w="8091" w:type="dxa"/>
+        <w:tblW w:w="6772" w:type="dxa"/>
         <w:jc w:val="right"/>
         <w:tblLayout w:type="fixed"/>
         <w:tblCellMar>
@@ -2578,11 +2578,10 @@
         </w:tblCellMar>
       </w:tblPr>
       <w:tblGrid>
-        <w:gridCol w:w="1068"/>
-        <w:gridCol w:w="1386"/>
-        <w:gridCol w:w="1386"/>
-        <w:gridCol w:w="1018"/>
-        <w:gridCol w:w="3233"/>
+        <w:gridCol w:w="1272"/>
+        <w:gridCol w:w="2040"/>
+        <w:gridCol w:w="1166"/>
+        <w:gridCol w:w="2294"/>
       </w:tblGrid>
       <w:tr>
         <w:tblPrEx>
@@ -2599,7 +2598,7 @@
         </w:trPr>
         <w:tc>
           <w:tcPr>
-            <w:tcW w:w="1068" w:type="dxa"/>
+            <w:tcW w:w="1272" w:type="dxa"/>
             <w:vAlign w:val="center"/>
           </w:tcPr>
           <w:p>
@@ -2628,7 +2627,7 @@
         </w:tc>
         <w:tc>
           <w:tcPr>
-            <w:tcW w:w="1386" w:type="dxa"/>
+            <w:tcW w:w="2040" w:type="dxa"/>
             <w:vAlign w:val="center"/>
           </w:tcPr>
           <w:p>
@@ -2641,38 +2640,6 @@
                 <w:b/>
                 <w:sz w:val="24"/>
                 <w:szCs w:val="24"/>
-              </w:rPr>
-            </w:pPr>
-            <w:r>
-              <w:rPr>
-                <w:rFonts w:hint="eastAsia" w:ascii="Times New Roman" w:hAnsi="Times New Roman" w:cs="Times New Roman"/>
-                <w:b w:val="0"/>
-                <w:bCs/>
-                <w:sz w:val="24"/>
-                <w:szCs w:val="24"/>
-                <w:lang w:val="en-US" w:eastAsia="zh-CN"/>
-              </w:rPr>
-              <w:t>临检检测人，</w:t>
-            </w:r>
-          </w:p>
-        </w:tc>
-        <w:tc>
-          <w:tcPr>
-            <w:tcW w:w="1386" w:type="dxa"/>
-            <w:vAlign w:val="center"/>
-          </w:tcPr>
-          <w:p>
-            <w:pPr>
-              <w:pStyle w:val="10"/>
-              <w:spacing w:before="13"/>
-              <w:jc w:val="both"/>
-              <w:rPr>
-                <w:rFonts w:hint="eastAsia" w:ascii="Times New Roman" w:hAnsi="Times New Roman" w:cs="Times New Roman"/>
-                <w:b w:val="0"/>
-                <w:bCs/>
-                <w:sz w:val="24"/>
-                <w:szCs w:val="24"/>
-                <w:lang w:val="en-US" w:eastAsia="zh-CN"/>
               </w:rPr>
             </w:pPr>
             <w:r>
@@ -2685,15 +2652,15 @@
                     <wp:anchor distT="0" distB="0" distL="114300" distR="114300" simplePos="0" relativeHeight="251668480" behindDoc="0" locked="0" layoutInCell="1" allowOverlap="1">
                       <wp:simplePos x="0" y="0"/>
                       <wp:positionH relativeFrom="column">
-                        <wp:posOffset>-55880</wp:posOffset>
+                        <wp:posOffset>7620</wp:posOffset>
                       </wp:positionH>
                       <wp:positionV relativeFrom="paragraph">
-                        <wp:posOffset>-461010</wp:posOffset>
+                        <wp:posOffset>-480060</wp:posOffset>
                       </wp:positionV>
-                      <wp:extent cx="3352800" cy="1443355"/>
-                      <wp:effectExtent l="0" t="0" r="0" b="4445"/>
+                      <wp:extent cx="3058160" cy="1442720"/>
+                      <wp:effectExtent l="0" t="0" r="5080" b="5080"/>
                       <wp:wrapNone/>
-                      <wp:docPr id="27" name="组合 27"/>
+                      <wp:docPr id="9" name="组合 9"/>
                       <wp:cNvGraphicFramePr/>
                       <a:graphic xmlns:a="http://schemas.openxmlformats.org/drawingml/2006/main">
                         <a:graphicData uri="http://schemas.microsoft.com/office/word/2010/wordprocessingGroup">
@@ -2702,25 +2669,25 @@
                             <wpg:grpSpPr>
                               <a:xfrm>
                                 <a:off x="0" y="0"/>
-                                <a:ext cx="3352800" cy="1443355"/>
-                                <a:chOff x="19211" y="18890"/>
-                                <a:chExt cx="5280" cy="2273"/>
+                                <a:ext cx="3058160" cy="1442720"/>
+                                <a:chOff x="19211" y="18842"/>
+                                <a:chExt cx="4816" cy="2272"/>
                               </a:xfrm>
                             </wpg:grpSpPr>
                             <wpg:grpSp>
-                              <wpg:cNvPr id="28" name="组合 6"/>
+                              <wpg:cNvPr id="1" name="组合 6"/>
                               <wpg:cNvGrpSpPr/>
                               <wpg:grpSpPr>
                                 <a:xfrm>
-                                  <a:off x="19211" y="18890"/>
-                                  <a:ext cx="5140" cy="2273"/>
-                                  <a:chOff x="19199" y="18950"/>
-                                  <a:chExt cx="5140" cy="2273"/>
+                                  <a:off x="19211" y="18842"/>
+                                  <a:ext cx="4816" cy="2273"/>
+                                  <a:chOff x="19199" y="18902"/>
+                                  <a:chExt cx="4816" cy="2273"/>
                                 </a:xfrm>
                               </wpg:grpSpPr>
                               <pic:pic xmlns:pic="http://schemas.openxmlformats.org/drawingml/2006/picture">
                                 <pic:nvPicPr>
-                                  <pic:cNvPr id="22" name="图片 6" descr="蔡冬雪"/>
+                                  <pic:cNvPr id="16" name="图片 6" descr="蔡冬雪"/>
                                   <pic:cNvPicPr>
                                     <a:picLocks noChangeAspect="1"/>
                                   </pic:cNvPicPr>
@@ -2758,7 +2725,7 @@
                               </pic:pic>
                               <pic:pic xmlns:pic="http://schemas.openxmlformats.org/drawingml/2006/picture">
                                 <pic:nvPicPr>
-                                  <pic:cNvPr id="23" name="图片 25"/>
+                                  <pic:cNvPr id="21" name="图片 25"/>
                                   <pic:cNvPicPr>
                                     <a:picLocks noChangeAspect="1" noChangeArrowheads="1"/>
                                   </pic:cNvPicPr>
@@ -2778,7 +2745,7 @@
                                 </pic:blipFill>
                                 <pic:spPr>
                                   <a:xfrm>
-                                    <a:off x="22066" y="18950"/>
+                                    <a:off x="21742" y="18902"/>
                                     <a:ext cx="2273" cy="2273"/>
                                   </a:xfrm>
                                   <a:prstGeom prst="rect">
@@ -2793,7 +2760,7 @@
                             </wpg:grpSp>
                             <pic:pic xmlns:pic="http://schemas.openxmlformats.org/drawingml/2006/picture">
                               <pic:nvPicPr>
-                                <pic:cNvPr id="26" name="图片 4" descr="王建丽"/>
+                                <pic:cNvPr id="12" name="图片 4" descr="王建丽"/>
                                 <pic:cNvPicPr>
                                   <a:picLocks noChangeAspect="1"/>
                                 </pic:cNvPicPr>
@@ -2820,7 +2787,7 @@
                               </pic:blipFill>
                               <pic:spPr>
                                 <a:xfrm>
-                                  <a:off x="23233" y="19467"/>
+                                  <a:off x="22261" y="19395"/>
                                   <a:ext cx="1258" cy="713"/>
                                 </a:xfrm>
                                 <a:prstGeom prst="rect">
@@ -2836,24 +2803,24 @@
                 </mc:Choice>
                 <mc:Fallback>
                   <w:pict>
-                    <v:group id="_x0000_s1026" o:spid="_x0000_s1026" o:spt="203" style="position:absolute;left:0pt;margin-left:-4.4pt;margin-top:-36.3pt;height:113.65pt;width:264pt;z-index:251668480;mso-width-relative:page;mso-height-relative:page;" coordorigin="19211,18890" coordsize="5280,2273" o:gfxdata="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">
+                    <v:group id="_x0000_s1026" o:spid="_x0000_s1026" o:spt="203" style="position:absolute;left:0pt;margin-left:0.6pt;margin-top:-37.8pt;height:113.6pt;width:240.8pt;z-index:251668480;mso-width-relative:page;mso-height-relative:page;" coordorigin="19211,18842" coordsize="4816,2272" o:gfxdata="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">
                       <o:lock v:ext="edit" aspectratio="f"/>
-                      <v:group id="组合 6" o:spid="_x0000_s1026" o:spt="203" style="position:absolute;left:19211;top:18890;height:2273;width:5140;" coordorigin="19199,18950" coordsize="5140,2273" o:gfxdata="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">
+                      <v:group id="组合 6" o:spid="_x0000_s1026" o:spt="203" style="position:absolute;left:19211;top:18842;height:2273;width:4816;" coordorigin="19199,18902" coordsize="4816,2273" o:gfxdata="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">
                         <o:lock v:ext="edit" aspectratio="f"/>
-                        <v:shape id="图片 6" o:spid="_x0000_s1026" o:spt="75" alt="蔡冬雪" type="#_x0000_t75" style="position:absolute;left:19199;top:19551;height:566;width:1261;" filled="f" o:preferrelative="t" stroked="f" coordsize="21600,21600" o:gfxdata="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">
+                        <v:shape id="图片 6" o:spid="_x0000_s1026" o:spt="75" alt="蔡冬雪" type="#_x0000_t75" style="position:absolute;left:19199;top:19551;height:566;width:1261;" filled="f" o:preferrelative="t" stroked="f" coordsize="21600,21600" o:gfxdata="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">
                           <v:fill on="f" focussize="0,0"/>
                           <v:stroke on="f"/>
                           <v:imagedata r:id="rId8" cropleft="12226f" croptop="21838f" cropright="12384f" cropbottom="17497f" chromakey="#FFFFFF" o:title=""/>
                           <o:lock v:ext="edit" aspectratio="t"/>
                         </v:shape>
-                        <v:shape id="图片 25" o:spid="_x0000_s1026" o:spt="75" type="#_x0000_t75" style="position:absolute;left:22066;top:18950;height:2273;width:2273;" filled="f" o:preferrelative="t" stroked="f" coordsize="21600,21600" o:gfxdata="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">
+                        <v:shape id="图片 25" o:spid="_x0000_s1026" o:spt="75" type="#_x0000_t75" style="position:absolute;left:21742;top:18902;height:2273;width:2273;" filled="f" o:preferrelative="t" stroked="f" coordsize="21600,21600" o:gfxdata="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">
                           <v:fill on="f" focussize="0,0"/>
                           <v:stroke on="f"/>
                           <v:imagedata r:id="rId9" o:title=""/>
                           <o:lock v:ext="edit" aspectratio="t"/>
                         </v:shape>
                       </v:group>
-                      <v:shape id="图片 4" o:spid="_x0000_s1026" o:spt="75" alt="王建丽" type="#_x0000_t75" style="position:absolute;left:23233;top:19467;height:713;width:1258;" filled="f" o:preferrelative="t" stroked="f" coordsize="21600,21600" o:gfxdata="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">
+                      <v:shape id="图片 4" o:spid="_x0000_s1026" o:spt="75" alt="王建丽" type="#_x0000_t75" style="position:absolute;left:22261;top:19395;height:713;width:1258;" filled="f" o:preferrelative="t" stroked="f" coordsize="21600,21600" o:gfxdata="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">
                         <v:fill on="f" focussize="0,0"/>
                         <v:stroke on="f"/>
                         <v:imagedata r:id="rId10" chromakey="#FFFFFF" o:title=""/>
@@ -2868,7 +2835,7 @@
         </w:tc>
         <w:tc>
           <w:tcPr>
-            <w:tcW w:w="1018" w:type="dxa"/>
+            <w:tcW w:w="1166" w:type="dxa"/>
             <w:vAlign w:val="center"/>
           </w:tcPr>
           <w:p>
@@ -2906,7 +2873,7 @@
         </w:tc>
         <w:tc>
           <w:tcPr>
-            <w:tcW w:w="3233" w:type="dxa"/>
+            <w:tcW w:w="2294" w:type="dxa"/>
             <w:vAlign w:val="center"/>
           </w:tcPr>
           <w:p>
@@ -2916,24 +2883,12 @@
               <w:ind w:right="15"/>
               <w:jc w:val="both"/>
               <w:rPr>
-                <w:rFonts w:hint="default" w:ascii="Times New Roman" w:hAnsi="Times New Roman" w:eastAsia="宋体" w:cs="Times New Roman"/>
+                <w:rFonts w:ascii="Times New Roman" w:hAnsi="Times New Roman" w:cs="Times New Roman"/>
                 <w:b/>
                 <w:sz w:val="24"/>
                 <w:szCs w:val="24"/>
-                <w:lang w:val="en-US" w:eastAsia="zh-CN"/>
-              </w:rPr>
-            </w:pPr>
-            <w:r>
-              <w:rPr>
-                <w:rFonts w:hint="eastAsia" w:ascii="Times New Roman" w:hAnsi="Times New Roman" w:cs="Times New Roman"/>
-                <w:b w:val="0"/>
-                <w:bCs/>
-                <w:sz w:val="24"/>
-                <w:szCs w:val="24"/>
-                <w:lang w:val="en-US" w:eastAsia="zh-CN"/>
-              </w:rPr>
-              <w:t>临检所复核人，</w:t>
-            </w:r>
+              </w:rPr>
+            </w:pPr>
           </w:p>
         </w:tc>
       </w:tr>
@@ -2952,7 +2907,7 @@
         </w:trPr>
         <w:tc>
           <w:tcPr>
-            <w:tcW w:w="1068" w:type="dxa"/>
+            <w:tcW w:w="1272" w:type="dxa"/>
             <w:vAlign w:val="center"/>
           </w:tcPr>
           <w:p>
@@ -3000,8 +2955,7 @@
         </w:tc>
         <w:tc>
           <w:tcPr>
-            <w:tcW w:w="2772" w:type="dxa"/>
-            <w:gridSpan w:val="2"/>
+            <w:tcW w:w="2040" w:type="dxa"/>
             <w:vAlign w:val="center"/>
           </w:tcPr>
           <w:p>
@@ -3029,7 +2983,7 @@
         </w:tc>
         <w:tc>
           <w:tcPr>
-            <w:tcW w:w="1018" w:type="dxa"/>
+            <w:tcW w:w="1166" w:type="dxa"/>
             <w:vAlign w:val="center"/>
           </w:tcPr>
           <w:p>
@@ -3076,7 +3030,7 @@
         </w:tc>
         <w:tc>
           <w:tcPr>
-            <w:tcW w:w="3233" w:type="dxa"/>
+            <w:tcW w:w="2294" w:type="dxa"/>
             <w:vAlign w:val="center"/>
           </w:tcPr>
           <w:p>
@@ -3172,16 +3126,15 @@
     <w:p>
       <w:pPr>
         <w:rPr>
-          <w:rFonts w:hint="default"/>
           <w:sz w:val="24"/>
-          <w:lang w:val="en-US" w:eastAsia="zh-CN"/>
+          <w:lang w:eastAsia="zh-CN"/>
         </w:rPr>
       </w:pPr>
     </w:p>
     <w:tbl>
       <w:tblPr>
         <w:tblStyle w:val="11"/>
-        <w:tblW w:w="8091" w:type="dxa"/>
+        <w:tblW w:w="6772" w:type="dxa"/>
         <w:jc w:val="right"/>
         <w:tblLayout w:type="fixed"/>
         <w:tblCellMar>
@@ -3192,11 +3145,10 @@
         </w:tblCellMar>
       </w:tblPr>
       <w:tblGrid>
-        <w:gridCol w:w="1068"/>
-        <w:gridCol w:w="1386"/>
-        <w:gridCol w:w="1386"/>
-        <w:gridCol w:w="1018"/>
-        <w:gridCol w:w="3233"/>
+        <w:gridCol w:w="1272"/>
+        <w:gridCol w:w="2040"/>
+        <w:gridCol w:w="1166"/>
+        <w:gridCol w:w="2294"/>
       </w:tblGrid>
       <w:tr>
         <w:tblPrEx>
@@ -3213,7 +3165,7 @@
         </w:trPr>
         <w:tc>
           <w:tcPr>
-            <w:tcW w:w="1068" w:type="dxa"/>
+            <w:tcW w:w="1272" w:type="dxa"/>
             <w:vAlign w:val="center"/>
           </w:tcPr>
           <w:p>
@@ -3242,7 +3194,7 @@
         </w:tc>
         <w:tc>
           <w:tcPr>
-            <w:tcW w:w="1386" w:type="dxa"/>
+            <w:tcW w:w="2040" w:type="dxa"/>
             <w:vAlign w:val="center"/>
           </w:tcPr>
           <w:p>
@@ -3255,38 +3207,6 @@
                 <w:b/>
                 <w:sz w:val="24"/>
                 <w:szCs w:val="24"/>
-              </w:rPr>
-            </w:pPr>
-            <w:r>
-              <w:rPr>
-                <w:rFonts w:hint="eastAsia" w:ascii="Times New Roman" w:hAnsi="Times New Roman" w:cs="Times New Roman"/>
-                <w:b w:val="0"/>
-                <w:bCs/>
-                <w:sz w:val="24"/>
-                <w:szCs w:val="24"/>
-                <w:lang w:val="en-US" w:eastAsia="zh-CN"/>
-              </w:rPr>
-              <w:t>临检检测人，</w:t>
-            </w:r>
-          </w:p>
-        </w:tc>
-        <w:tc>
-          <w:tcPr>
-            <w:tcW w:w="1386" w:type="dxa"/>
-            <w:vAlign w:val="center"/>
-          </w:tcPr>
-          <w:p>
-            <w:pPr>
-              <w:pStyle w:val="10"/>
-              <w:spacing w:before="13"/>
-              <w:jc w:val="both"/>
-              <w:rPr>
-                <w:rFonts w:hint="eastAsia" w:ascii="Times New Roman" w:hAnsi="Times New Roman" w:cs="Times New Roman"/>
-                <w:b w:val="0"/>
-                <w:bCs/>
-                <w:sz w:val="24"/>
-                <w:szCs w:val="24"/>
-                <w:lang w:val="en-US" w:eastAsia="zh-CN"/>
               </w:rPr>
             </w:pPr>
             <w:bookmarkStart w:id="11" w:name="_GoBack"/>
@@ -3300,15 +3220,15 @@
                     <wp:anchor distT="0" distB="0" distL="114300" distR="114300" simplePos="0" relativeHeight="251669504" behindDoc="0" locked="0" layoutInCell="1" allowOverlap="1">
                       <wp:simplePos x="0" y="0"/>
                       <wp:positionH relativeFrom="column">
-                        <wp:posOffset>-95885</wp:posOffset>
+                        <wp:posOffset>0</wp:posOffset>
                       </wp:positionH>
                       <wp:positionV relativeFrom="paragraph">
-                        <wp:posOffset>-453390</wp:posOffset>
+                        <wp:posOffset>-370840</wp:posOffset>
                       </wp:positionV>
-                      <wp:extent cx="3468370" cy="1443355"/>
-                      <wp:effectExtent l="0" t="0" r="0" b="4445"/>
+                      <wp:extent cx="3134360" cy="1443355"/>
+                      <wp:effectExtent l="0" t="0" r="5080" b="4445"/>
                       <wp:wrapNone/>
-                      <wp:docPr id="29" name="组合 29"/>
+                      <wp:docPr id="14" name="组合 14"/>
                       <wp:cNvGraphicFramePr/>
                       <a:graphic xmlns:a="http://schemas.openxmlformats.org/drawingml/2006/main">
                         <a:graphicData uri="http://schemas.microsoft.com/office/word/2010/wordprocessingGroup">
@@ -3317,20 +3237,20 @@
                             <wpg:grpSpPr>
                               <a:xfrm>
                                 <a:off x="0" y="0"/>
-                                <a:ext cx="3468370" cy="1443355"/>
-                                <a:chOff x="19283" y="20786"/>
-                                <a:chExt cx="5462" cy="2273"/>
+                                <a:ext cx="3134360" cy="1443355"/>
+                                <a:chOff x="19199" y="20810"/>
+                                <a:chExt cx="4936" cy="2273"/>
                               </a:xfrm>
                             </wpg:grpSpPr>
                             <wpg:grpSp>
-                              <wpg:cNvPr id="30" name="组合 23"/>
+                              <wpg:cNvPr id="15" name="组合 23"/>
                               <wpg:cNvGrpSpPr/>
                               <wpg:grpSpPr>
                                 <a:xfrm>
-                                  <a:off x="19283" y="20786"/>
-                                  <a:ext cx="5212" cy="2273"/>
-                                  <a:chOff x="19283" y="20786"/>
-                                  <a:chExt cx="5212" cy="2273"/>
+                                  <a:off x="19199" y="20810"/>
+                                  <a:ext cx="4936" cy="2273"/>
+                                  <a:chOff x="19199" y="20810"/>
+                                  <a:chExt cx="4936" cy="2273"/>
                                 </a:xfrm>
                               </wpg:grpSpPr>
                               <pic:pic xmlns:pic="http://schemas.openxmlformats.org/drawingml/2006/picture">
@@ -3363,7 +3283,7 @@
                                 </pic:blipFill>
                                 <pic:spPr>
                                   <a:xfrm>
-                                    <a:off x="19283" y="21275"/>
+                                    <a:off x="19199" y="21203"/>
                                     <a:ext cx="1672" cy="901"/>
                                   </a:xfrm>
                                   <a:prstGeom prst="rect">
@@ -3397,7 +3317,7 @@
                                 </pic:blipFill>
                                 <pic:spPr>
                                   <a:xfrm>
-                                    <a:off x="22222" y="20786"/>
+                                    <a:off x="21862" y="20810"/>
                                     <a:ext cx="2273" cy="2273"/>
                                   </a:xfrm>
                                   <a:prstGeom prst="rect">
@@ -3439,7 +3359,7 @@
                               </pic:blipFill>
                               <pic:spPr>
                                 <a:xfrm>
-                                  <a:off x="23257" y="21239"/>
+                                  <a:off x="22321" y="21215"/>
                                   <a:ext cx="1488" cy="842"/>
                                 </a:xfrm>
                                 <a:prstGeom prst="rect">
@@ -3455,24 +3375,24 @@
                 </mc:Choice>
                 <mc:Fallback>
                   <w:pict>
-                    <v:group id="_x0000_s1026" o:spid="_x0000_s1026" o:spt="203" style="position:absolute;left:0pt;margin-left:-7.55pt;margin-top:-35.7pt;height:113.65pt;width:273.1pt;z-index:251669504;mso-width-relative:page;mso-height-relative:page;" coordorigin="19283,20786" coordsize="5462,2273" o:gfxdata="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">
+                    <v:group id="_x0000_s1026" o:spid="_x0000_s1026" o:spt="203" style="position:absolute;left:0pt;margin-left:0pt;margin-top:-29.2pt;height:113.65pt;width:246.8pt;z-index:251669504;mso-width-relative:page;mso-height-relative:page;" coordorigin="19199,20810" coordsize="4936,2273" o:gfxdata="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">
                       <o:lock v:ext="edit" aspectratio="f"/>
-                      <v:group id="组合 23" o:spid="_x0000_s1026" o:spt="203" style="position:absolute;left:19283;top:20786;height:2273;width:5212;" coordorigin="19283,20786" coordsize="5212,2273" o:gfxdata="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">
+                      <v:group id="组合 23" o:spid="_x0000_s1026" o:spt="203" style="position:absolute;left:19199;top:20810;height:2273;width:4936;" coordorigin="19199,20810" coordsize="4936,2273" o:gfxdata="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">
                         <o:lock v:ext="edit" aspectratio="f"/>
-                        <v:shape id="图片 1" o:spid="_x0000_s1026" o:spt="75" type="#_x0000_t75" style="position:absolute;left:19283;top:21275;height:901;width:1672;" filled="f" o:preferrelative="t" stroked="f" coordsize="21600,21600" o:gfxdata="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">
+                        <v:shape id="图片 1" o:spid="_x0000_s1026" o:spt="75" type="#_x0000_t75" style="position:absolute;left:19199;top:21203;height:901;width:1672;" filled="f" o:preferrelative="t" stroked="f" coordsize="21600,21600" o:gfxdata="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">
                           <v:fill on="f" focussize="0,0"/>
                           <v:stroke on="f"/>
                           <v:imagedata r:id="rId11" cropleft="7158f" croptop="7646f" chromakey="#FFFFFF" o:title=""/>
                           <o:lock v:ext="edit" aspectratio="t"/>
                         </v:shape>
-                        <v:shape id="图片 25" o:spid="_x0000_s1026" o:spt="75" type="#_x0000_t75" style="position:absolute;left:22222;top:20786;height:2273;width:2273;" filled="f" o:preferrelative="t" stroked="f" coordsize="21600,21600" o:gfxdata="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">
+                        <v:shape id="图片 25" o:spid="_x0000_s1026" o:spt="75" type="#_x0000_t75" style="position:absolute;left:21862;top:20810;height:2273;width:2273;" filled="f" o:preferrelative="t" stroked="f" coordsize="21600,21600" o:gfxdata="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">
                           <v:fill on="f" focussize="0,0"/>
                           <v:stroke on="f"/>
                           <v:imagedata r:id="rId9" o:title=""/>
                           <o:lock v:ext="edit" aspectratio="t"/>
                         </v:shape>
                       </v:group>
-                      <v:shape id="图片 11" o:spid="_x0000_s1026" o:spt="75" alt="王建丽" type="#_x0000_t75" style="position:absolute;left:23257;top:21239;height:842;width:1488;" filled="f" o:preferrelative="t" stroked="f" coordsize="21600,21600" o:gfxdata="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">
+                      <v:shape id="图片 11" o:spid="_x0000_s1026" o:spt="75" alt="王建丽" type="#_x0000_t75" style="position:absolute;left:22321;top:21215;height:842;width:1488;" filled="f" o:preferrelative="t" stroked="f" coordsize="21600,21600" o:gfxdata="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">
                         <v:fill on="f" focussize="0,0"/>
                         <v:stroke on="f"/>
                         <v:imagedata r:id="rId10" chromakey="#FFFFFF" o:title=""/>
@@ -3488,7 +3408,7 @@
         </w:tc>
         <w:tc>
           <w:tcPr>
-            <w:tcW w:w="1018" w:type="dxa"/>
+            <w:tcW w:w="1166" w:type="dxa"/>
             <w:vAlign w:val="center"/>
           </w:tcPr>
           <w:p>
@@ -3526,7 +3446,7 @@
         </w:tc>
         <w:tc>
           <w:tcPr>
-            <w:tcW w:w="3233" w:type="dxa"/>
+            <w:tcW w:w="2294" w:type="dxa"/>
             <w:vAlign w:val="center"/>
           </w:tcPr>
           <w:p>
@@ -3536,24 +3456,12 @@
               <w:ind w:right="15"/>
               <w:jc w:val="both"/>
               <w:rPr>
-                <w:rFonts w:hint="default" w:ascii="Times New Roman" w:hAnsi="Times New Roman" w:eastAsia="宋体" w:cs="Times New Roman"/>
+                <w:rFonts w:ascii="Times New Roman" w:hAnsi="Times New Roman" w:cs="Times New Roman"/>
                 <w:b/>
                 <w:sz w:val="24"/>
                 <w:szCs w:val="24"/>
-                <w:lang w:val="en-US" w:eastAsia="zh-CN"/>
-              </w:rPr>
-            </w:pPr>
-            <w:r>
-              <w:rPr>
-                <w:rFonts w:hint="eastAsia" w:ascii="Times New Roman" w:hAnsi="Times New Roman" w:cs="Times New Roman"/>
-                <w:b w:val="0"/>
-                <w:bCs/>
-                <w:sz w:val="24"/>
-                <w:szCs w:val="24"/>
-                <w:lang w:val="en-US" w:eastAsia="zh-CN"/>
-              </w:rPr>
-              <w:t>临检所复核人，</w:t>
-            </w:r>
+              </w:rPr>
+            </w:pPr>
           </w:p>
         </w:tc>
       </w:tr>
@@ -3572,7 +3480,7 @@
         </w:trPr>
         <w:tc>
           <w:tcPr>
-            <w:tcW w:w="1068" w:type="dxa"/>
+            <w:tcW w:w="1272" w:type="dxa"/>
             <w:vAlign w:val="center"/>
           </w:tcPr>
           <w:p>
@@ -3620,8 +3528,7 @@
         </w:tc>
         <w:tc>
           <w:tcPr>
-            <w:tcW w:w="2772" w:type="dxa"/>
-            <w:gridSpan w:val="2"/>
+            <w:tcW w:w="2040" w:type="dxa"/>
             <w:vAlign w:val="center"/>
           </w:tcPr>
           <w:p>
@@ -3649,7 +3556,7 @@
         </w:tc>
         <w:tc>
           <w:tcPr>
-            <w:tcW w:w="1018" w:type="dxa"/>
+            <w:tcW w:w="1166" w:type="dxa"/>
             <w:vAlign w:val="center"/>
           </w:tcPr>
           <w:p>
@@ -3696,7 +3603,7 @@
         </w:tc>
         <w:tc>
           <w:tcPr>
-            <w:tcW w:w="3233" w:type="dxa"/>
+            <w:tcW w:w="2294" w:type="dxa"/>
             <w:vAlign w:val="center"/>
           </w:tcPr>
           <w:p>
@@ -3778,15 +3685,15 @@
         </w:rPr>
       </w:pPr>
       <w:bookmarkStart w:id="0" w:name="_Toc149837264"/>
-      <w:bookmarkStart w:id="1" w:name="_Toc27302"/>
-      <w:bookmarkStart w:id="2" w:name="_Toc13196_WPSOffice_Level1"/>
-      <w:bookmarkStart w:id="3" w:name="_Toc22658"/>
-      <w:bookmarkStart w:id="4" w:name="_Toc2409"/>
-      <w:bookmarkStart w:id="5" w:name="_Toc16594"/>
-      <w:bookmarkStart w:id="6" w:name="_Toc1707_WPSOffice_Level1"/>
-      <w:bookmarkStart w:id="7" w:name="_Toc12505"/>
-      <w:bookmarkStart w:id="8" w:name="_Toc28240"/>
-      <w:bookmarkStart w:id="9" w:name="_Toc21764_WPSOffice_Level1"/>
+      <w:bookmarkStart w:id="1" w:name="_Toc12505"/>
+      <w:bookmarkStart w:id="2" w:name="_Toc21764_WPSOffice_Level1"/>
+      <w:bookmarkStart w:id="3" w:name="_Toc1707_WPSOffice_Level1"/>
+      <w:bookmarkStart w:id="4" w:name="_Toc13196_WPSOffice_Level1"/>
+      <w:bookmarkStart w:id="5" w:name="_Toc22658"/>
+      <w:bookmarkStart w:id="6" w:name="_Toc2409"/>
+      <w:bookmarkStart w:id="7" w:name="_Toc27302"/>
+      <w:bookmarkStart w:id="8" w:name="_Toc16594"/>
+      <w:bookmarkStart w:id="9" w:name="_Toc28240"/>
       <w:r>
         <w:rPr>
           <w:rFonts w:ascii="宋体" w:hAnsi="宋体" w:eastAsia="宋体" w:cs="宋体"/>

--- a/WebContent/docx/KRAS_NRAS_BRAF基因报告模板-盖章版.docx
+++ b/WebContent/docx/KRAS_NRAS_BRAF基因报告模板-盖章版.docx
@@ -13,23 +13,23 @@
       </w:pPr>
       <w:r>
         <w:rPr>
-          <w:sz w:val="22"/>
+          <w:lang w:eastAsia="zh-CN"/>
         </w:rPr>
         <mc:AlternateContent>
           <mc:Choice Requires="wps">
             <w:drawing>
-              <wp:anchor distT="0" distB="0" distL="114300" distR="114300" simplePos="0" relativeHeight="251660288" behindDoc="0" locked="0" layoutInCell="1" allowOverlap="1">
+              <wp:anchor distT="0" distB="0" distL="114300" distR="114300" simplePos="0" relativeHeight="251667456" behindDoc="0" locked="0" layoutInCell="1" allowOverlap="1">
                 <wp:simplePos x="0" y="0"/>
                 <wp:positionH relativeFrom="column">
-                  <wp:posOffset>-680085</wp:posOffset>
+                  <wp:posOffset>-841375</wp:posOffset>
                 </wp:positionH>
                 <wp:positionV relativeFrom="paragraph">
-                  <wp:posOffset>7105650</wp:posOffset>
+                  <wp:posOffset>3207385</wp:posOffset>
                 </wp:positionV>
-                <wp:extent cx="6986270" cy="1593215"/>
+                <wp:extent cx="6316980" cy="2331085"/>
                 <wp:effectExtent l="0" t="0" r="0" b="0"/>
                 <wp:wrapNone/>
-                <wp:docPr id="24" name="文本框 24"/>
+                <wp:docPr id="4" name="文本框 4"/>
                 <wp:cNvGraphicFramePr/>
                 <a:graphic xmlns:a="http://schemas.openxmlformats.org/drawingml/2006/main">
                   <a:graphicData uri="http://schemas.microsoft.com/office/word/2010/wordprocessingShape">
@@ -38,7 +38,7 @@
                       <wps:spPr>
                         <a:xfrm>
                           <a:off x="0" y="0"/>
-                          <a:ext cx="6986270" cy="1593215"/>
+                          <a:ext cx="6316980" cy="2331085"/>
                         </a:xfrm>
                         <a:prstGeom prst="rect">
                           <a:avLst/>
@@ -66,59 +66,136 @@
                         <w:txbxContent>
                           <w:p>
                             <w:pPr>
+                              <w:keepNext w:val="0"/>
+                              <w:keepLines w:val="0"/>
+                              <w:pageBreakBefore w:val="0"/>
+                              <w:widowControl w:val="0"/>
+                              <w:kinsoku/>
+                              <w:wordWrap/>
+                              <w:overflowPunct/>
+                              <w:topLinePunct w:val="0"/>
+                              <w:bidi w:val="0"/>
+                              <w:adjustRightInd/>
+                              <w:snapToGrid/>
+                              <w:textAlignment w:val="auto"/>
                               <w:rPr>
-                                <w:rFonts w:hint="eastAsia" w:ascii="黑体" w:hAnsi="黑体" w:eastAsia="黑体" w:cs="黑体"/>
-                                <w:b w:val="0"/>
-                                <w:bCs w:val="0"/>
-                                <w:color w:val="548235" w:themeColor="accent6" w:themeShade="BF"/>
+                                <w:rFonts w:hint="default" w:ascii="Times New Roman" w:hAnsi="Times New Roman" w:eastAsia="黑体" w:cs="Times New Roman"/>
+                                <w:color w:val="FFFFFF" w:themeColor="background1"/>
                                 <w:sz w:val="52"/>
                                 <w:szCs w:val="52"/>
-                                <w:lang w:val="en-US" w:eastAsia="zh-CN"/>
+                                <w:lang w:eastAsia="zh-CN"/>
+                                <w14:textFill>
+                                  <w14:solidFill>
+                                    <w14:schemeClr w14:val="bg1"/>
+                                  </w14:solidFill>
+                                </w14:textFill>
                               </w:rPr>
                             </w:pPr>
                             <w:r>
                               <w:rPr>
-                                <w:rFonts w:hint="eastAsia" w:ascii="黑体" w:hAnsi="黑体" w:eastAsia="黑体" w:cs="黑体"/>
-                                <w:b w:val="0"/>
-                                <w:bCs w:val="0"/>
-                                <w:color w:val="548235" w:themeColor="accent6" w:themeShade="BF"/>
+                                <w:rFonts w:hint="default" w:ascii="Times New Roman" w:hAnsi="Times New Roman" w:eastAsia="黑体" w:cs="Times New Roman"/>
+                                <w:color w:val="FFFFFF" w:themeColor="background1"/>
                                 <w:sz w:val="52"/>
                                 <w:szCs w:val="52"/>
-                                <w:lang w:val="en-US" w:eastAsia="zh-CN"/>
+                                <w:lang w:eastAsia="zh-CN"/>
+                                <w14:textFill>
+                                  <w14:solidFill>
+                                    <w14:schemeClr w14:val="bg1"/>
+                                  </w14:solidFill>
+                                </w14:textFill>
                               </w:rPr>
                               <w:t>肿瘤个性化诊疗指导</w:t>
                             </w:r>
                           </w:p>
                           <w:p>
                             <w:pPr>
+                              <w:keepNext w:val="0"/>
+                              <w:keepLines w:val="0"/>
+                              <w:pageBreakBefore w:val="0"/>
+                              <w:widowControl w:val="0"/>
+                              <w:kinsoku/>
+                              <w:wordWrap/>
+                              <w:overflowPunct/>
+                              <w:topLinePunct w:val="0"/>
+                              <w:bidi w:val="0"/>
+                              <w:adjustRightInd/>
+                              <w:snapToGrid/>
+                              <w:textAlignment w:val="auto"/>
                               <w:rPr>
-                                <w:rFonts w:hint="eastAsia" w:ascii="黑体" w:hAnsi="黑体" w:eastAsia="黑体" w:cs="黑体"/>
-                                <w:b w:val="0"/>
-                                <w:bCs w:val="0"/>
-                                <w:color w:val="548235" w:themeColor="accent6" w:themeShade="BF"/>
+                                <w:rFonts w:hint="default" w:ascii="Times New Roman" w:hAnsi="Times New Roman" w:eastAsia="黑体" w:cs="Times New Roman"/>
+                                <w:color w:val="FFFFFF" w:themeColor="background1"/>
                                 <w:sz w:val="72"/>
                                 <w:szCs w:val="72"/>
-                                <w:highlight w:val="yellow"/>
-                                <w:lang w:val="en-US" w:eastAsia="zh-CN"/>
+                                <w:lang w:eastAsia="zh-CN"/>
+                                <w14:textFill>
+                                  <w14:solidFill>
+                                    <w14:schemeClr w14:val="bg1"/>
+                                  </w14:solidFill>
+                                </w14:textFill>
                               </w:rPr>
                             </w:pPr>
                             <w:r>
                               <w:rPr>
-                                <w:rFonts w:hint="eastAsia" w:ascii="黑体" w:hAnsi="黑体" w:eastAsia="黑体" w:cs="黑体"/>
-                                <w:b w:val="0"/>
-                                <w:bCs w:val="0"/>
-                                <w:color w:val="548235" w:themeColor="accent6" w:themeShade="BF"/>
+                                <w:rFonts w:hint="default" w:ascii="Times New Roman" w:hAnsi="Times New Roman" w:eastAsia="黑体" w:cs="Times New Roman"/>
+                                <w:color w:val="FFFFFF" w:themeColor="background1"/>
                                 <w:sz w:val="72"/>
                                 <w:szCs w:val="72"/>
-                                <w:highlight w:val="none"/>
-                                <w:lang w:val="en-US" w:eastAsia="zh-CN"/>
+                                <w:lang w:eastAsia="zh-CN"/>
+                                <w14:textFill>
+                                  <w14:solidFill>
+                                    <w14:schemeClr w14:val="bg1"/>
+                                  </w14:solidFill>
+                                </w14:textFill>
                               </w:rPr>
-                              <w:t>KRAS NRAS BRAF基因检测报告</w:t>
+                              <w:t>KRAS NRAS BRAF基因</w:t>
+                            </w:r>
+                          </w:p>
+                          <w:p>
+                            <w:pPr>
+                              <w:keepNext w:val="0"/>
+                              <w:keepLines w:val="0"/>
+                              <w:pageBreakBefore w:val="0"/>
+                              <w:widowControl w:val="0"/>
+                              <w:kinsoku/>
+                              <w:wordWrap/>
+                              <w:overflowPunct/>
+                              <w:topLinePunct w:val="0"/>
+                              <w:bidi w:val="0"/>
+                              <w:adjustRightInd/>
+                              <w:snapToGrid/>
+                              <w:textAlignment w:val="auto"/>
+                              <w:rPr>
+                                <w:rFonts w:hint="default" w:ascii="Times New Roman" w:hAnsi="Times New Roman" w:eastAsia="黑体" w:cs="Times New Roman"/>
+                                <w:color w:val="FFFFFF" w:themeColor="background1"/>
+                                <w:sz w:val="72"/>
+                                <w:szCs w:val="72"/>
+                                <w:lang w:eastAsia="zh-CN"/>
+                                <w14:textFill>
+                                  <w14:solidFill>
+                                    <w14:schemeClr w14:val="bg1"/>
+                                  </w14:solidFill>
+                                </w14:textFill>
+                              </w:rPr>
+                            </w:pPr>
+                            <w:r>
+                              <w:rPr>
+                                <w:rFonts w:hint="default" w:ascii="Times New Roman" w:hAnsi="Times New Roman" w:eastAsia="黑体" w:cs="Times New Roman"/>
+                                <w:color w:val="FFFFFF" w:themeColor="background1"/>
+                                <w:sz w:val="72"/>
+                                <w:szCs w:val="72"/>
+                                <w:lang w:eastAsia="zh-CN"/>
+                                <w14:textFill>
+                                  <w14:solidFill>
+                                    <w14:schemeClr w14:val="bg1"/>
+                                  </w14:solidFill>
+                                </w14:textFill>
+                              </w:rPr>
+                              <w:t>检测报告</w:t>
                             </w:r>
                           </w:p>
                         </w:txbxContent>
                       </wps:txbx>
-                      <wps:bodyPr rot="0" spcFirstLastPara="0" vertOverflow="overflow" horzOverflow="overflow" vert="horz" wrap="square" lIns="91440" tIns="45720" rIns="91440" bIns="45720" numCol="1" spcCol="0" rtlCol="0" fromWordArt="0" anchor="t" anchorCtr="0" forceAA="0" compatLnSpc="1">
+                      <wps:bodyPr rot="0" spcFirstLastPara="0" vertOverflow="overflow" horzOverflow="overflow" vert="horz" wrap="square" lIns="91440" tIns="45720" rIns="91440" bIns="45720" numCol="1" spcCol="0" rtlCol="0" fromWordArt="0" anchor="ctr" anchorCtr="0" forceAA="0" compatLnSpc="1">
                         <a:noAutofit/>
                       </wps:bodyPr>
                     </wps:wsp>
@@ -129,7 +206,7 @@
           </mc:Choice>
           <mc:Fallback>
             <w:pict>
-              <v:shape id="_x0000_s1026" o:spid="_x0000_s1026" o:spt="202" type="#_x0000_t202" style="position:absolute;left:0pt;margin-left:-53.55pt;margin-top:559.5pt;height:125.45pt;width:550.1pt;z-index:251660288;mso-width-relative:page;mso-height-relative:page;" filled="f" stroked="f" coordsize="21600,21600" o:gfxdata="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">
+              <v:shape id="_x0000_s1026" o:spid="_x0000_s1026" o:spt="202" type="#_x0000_t202" style="position:absolute;left:0pt;margin-left:-66.25pt;margin-top:252.55pt;height:183.55pt;width:497.4pt;z-index:251667456;v-text-anchor:middle;mso-width-relative:page;mso-height-relative:page;" filled="f" stroked="f" coordsize="21600,21600" o:gfxdata="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">
                 <v:fill on="f" focussize="0,0"/>
                 <v:stroke on="f" weight="0.5pt"/>
                 <v:imagedata o:title=""/>
@@ -138,54 +215,131 @@
                   <w:txbxContent>
                     <w:p>
                       <w:pPr>
+                        <w:keepNext w:val="0"/>
+                        <w:keepLines w:val="0"/>
+                        <w:pageBreakBefore w:val="0"/>
+                        <w:widowControl w:val="0"/>
+                        <w:kinsoku/>
+                        <w:wordWrap/>
+                        <w:overflowPunct/>
+                        <w:topLinePunct w:val="0"/>
+                        <w:bidi w:val="0"/>
+                        <w:adjustRightInd/>
+                        <w:snapToGrid/>
+                        <w:textAlignment w:val="auto"/>
                         <w:rPr>
-                          <w:rFonts w:hint="eastAsia" w:ascii="黑体" w:hAnsi="黑体" w:eastAsia="黑体" w:cs="黑体"/>
-                          <w:b w:val="0"/>
-                          <w:bCs w:val="0"/>
-                          <w:color w:val="548235" w:themeColor="accent6" w:themeShade="BF"/>
+                          <w:rFonts w:hint="default" w:ascii="Times New Roman" w:hAnsi="Times New Roman" w:eastAsia="黑体" w:cs="Times New Roman"/>
+                          <w:color w:val="FFFFFF" w:themeColor="background1"/>
                           <w:sz w:val="52"/>
                           <w:szCs w:val="52"/>
-                          <w:lang w:val="en-US" w:eastAsia="zh-CN"/>
+                          <w:lang w:eastAsia="zh-CN"/>
+                          <w14:textFill>
+                            <w14:solidFill>
+                              <w14:schemeClr w14:val="bg1"/>
+                            </w14:solidFill>
+                          </w14:textFill>
                         </w:rPr>
                       </w:pPr>
                       <w:r>
                         <w:rPr>
-                          <w:rFonts w:hint="eastAsia" w:ascii="黑体" w:hAnsi="黑体" w:eastAsia="黑体" w:cs="黑体"/>
-                          <w:b w:val="0"/>
-                          <w:bCs w:val="0"/>
-                          <w:color w:val="548235" w:themeColor="accent6" w:themeShade="BF"/>
+                          <w:rFonts w:hint="default" w:ascii="Times New Roman" w:hAnsi="Times New Roman" w:eastAsia="黑体" w:cs="Times New Roman"/>
+                          <w:color w:val="FFFFFF" w:themeColor="background1"/>
                           <w:sz w:val="52"/>
                           <w:szCs w:val="52"/>
-                          <w:lang w:val="en-US" w:eastAsia="zh-CN"/>
+                          <w:lang w:eastAsia="zh-CN"/>
+                          <w14:textFill>
+                            <w14:solidFill>
+                              <w14:schemeClr w14:val="bg1"/>
+                            </w14:solidFill>
+                          </w14:textFill>
                         </w:rPr>
                         <w:t>肿瘤个性化诊疗指导</w:t>
                       </w:r>
                     </w:p>
                     <w:p>
                       <w:pPr>
+                        <w:keepNext w:val="0"/>
+                        <w:keepLines w:val="0"/>
+                        <w:pageBreakBefore w:val="0"/>
+                        <w:widowControl w:val="0"/>
+                        <w:kinsoku/>
+                        <w:wordWrap/>
+                        <w:overflowPunct/>
+                        <w:topLinePunct w:val="0"/>
+                        <w:bidi w:val="0"/>
+                        <w:adjustRightInd/>
+                        <w:snapToGrid/>
+                        <w:textAlignment w:val="auto"/>
                         <w:rPr>
-                          <w:rFonts w:hint="eastAsia" w:ascii="黑体" w:hAnsi="黑体" w:eastAsia="黑体" w:cs="黑体"/>
-                          <w:b w:val="0"/>
-                          <w:bCs w:val="0"/>
-                          <w:color w:val="548235" w:themeColor="accent6" w:themeShade="BF"/>
+                          <w:rFonts w:hint="default" w:ascii="Times New Roman" w:hAnsi="Times New Roman" w:eastAsia="黑体" w:cs="Times New Roman"/>
+                          <w:color w:val="FFFFFF" w:themeColor="background1"/>
                           <w:sz w:val="72"/>
                           <w:szCs w:val="72"/>
-                          <w:highlight w:val="yellow"/>
-                          <w:lang w:val="en-US" w:eastAsia="zh-CN"/>
+                          <w:lang w:eastAsia="zh-CN"/>
+                          <w14:textFill>
+                            <w14:solidFill>
+                              <w14:schemeClr w14:val="bg1"/>
+                            </w14:solidFill>
+                          </w14:textFill>
                         </w:rPr>
                       </w:pPr>
                       <w:r>
                         <w:rPr>
-                          <w:rFonts w:hint="eastAsia" w:ascii="黑体" w:hAnsi="黑体" w:eastAsia="黑体" w:cs="黑体"/>
-                          <w:b w:val="0"/>
-                          <w:bCs w:val="0"/>
-                          <w:color w:val="548235" w:themeColor="accent6" w:themeShade="BF"/>
+                          <w:rFonts w:hint="default" w:ascii="Times New Roman" w:hAnsi="Times New Roman" w:eastAsia="黑体" w:cs="Times New Roman"/>
+                          <w:color w:val="FFFFFF" w:themeColor="background1"/>
                           <w:sz w:val="72"/>
                           <w:szCs w:val="72"/>
-                          <w:highlight w:val="none"/>
-                          <w:lang w:val="en-US" w:eastAsia="zh-CN"/>
+                          <w:lang w:eastAsia="zh-CN"/>
+                          <w14:textFill>
+                            <w14:solidFill>
+                              <w14:schemeClr w14:val="bg1"/>
+                            </w14:solidFill>
+                          </w14:textFill>
                         </w:rPr>
-                        <w:t>KRAS NRAS BRAF基因检测报告</w:t>
+                        <w:t>KRAS NRAS BRAF基因</w:t>
+                      </w:r>
+                    </w:p>
+                    <w:p>
+                      <w:pPr>
+                        <w:keepNext w:val="0"/>
+                        <w:keepLines w:val="0"/>
+                        <w:pageBreakBefore w:val="0"/>
+                        <w:widowControl w:val="0"/>
+                        <w:kinsoku/>
+                        <w:wordWrap/>
+                        <w:overflowPunct/>
+                        <w:topLinePunct w:val="0"/>
+                        <w:bidi w:val="0"/>
+                        <w:adjustRightInd/>
+                        <w:snapToGrid/>
+                        <w:textAlignment w:val="auto"/>
+                        <w:rPr>
+                          <w:rFonts w:hint="default" w:ascii="Times New Roman" w:hAnsi="Times New Roman" w:eastAsia="黑体" w:cs="Times New Roman"/>
+                          <w:color w:val="FFFFFF" w:themeColor="background1"/>
+                          <w:sz w:val="72"/>
+                          <w:szCs w:val="72"/>
+                          <w:lang w:eastAsia="zh-CN"/>
+                          <w14:textFill>
+                            <w14:solidFill>
+                              <w14:schemeClr w14:val="bg1"/>
+                            </w14:solidFill>
+                          </w14:textFill>
+                        </w:rPr>
+                      </w:pPr>
+                      <w:r>
+                        <w:rPr>
+                          <w:rFonts w:hint="default" w:ascii="Times New Roman" w:hAnsi="Times New Roman" w:eastAsia="黑体" w:cs="Times New Roman"/>
+                          <w:color w:val="FFFFFF" w:themeColor="background1"/>
+                          <w:sz w:val="72"/>
+                          <w:szCs w:val="72"/>
+                          <w:lang w:eastAsia="zh-CN"/>
+                          <w14:textFill>
+                            <w14:solidFill>
+                              <w14:schemeClr w14:val="bg1"/>
+                            </w14:solidFill>
+                          </w14:textFill>
+                        </w:rPr>
+                        <w:t>检测报告</w:t>
                       </w:r>
                     </w:p>
                   </w:txbxContent>
@@ -197,150 +351,23 @@
       </w:r>
       <w:r>
         <w:rPr>
-          <w:sz w:val="22"/>
-        </w:rPr>
-        <mc:AlternateContent>
-          <mc:Choice Requires="wps">
-            <w:drawing>
-              <wp:anchor distT="0" distB="0" distL="114300" distR="114300" simplePos="0" relativeHeight="251661312" behindDoc="0" locked="0" layoutInCell="1" allowOverlap="1">
-                <wp:simplePos x="0" y="0"/>
-                <wp:positionH relativeFrom="column">
-                  <wp:posOffset>-498475</wp:posOffset>
-                </wp:positionH>
-                <wp:positionV relativeFrom="paragraph">
-                  <wp:posOffset>8963025</wp:posOffset>
-                </wp:positionV>
-                <wp:extent cx="1788160" cy="316865"/>
-                <wp:effectExtent l="0" t="0" r="10160" b="3175"/>
-                <wp:wrapNone/>
-                <wp:docPr id="25" name="文本框 25"/>
-                <wp:cNvGraphicFramePr/>
-                <a:graphic xmlns:a="http://schemas.openxmlformats.org/drawingml/2006/main">
-                  <a:graphicData uri="http://schemas.microsoft.com/office/word/2010/wordprocessingShape">
-                    <wps:wsp>
-                      <wps:cNvSpPr txBox="1"/>
-                      <wps:spPr>
-                        <a:xfrm>
-                          <a:off x="0" y="0"/>
-                          <a:ext cx="1788160" cy="316865"/>
-                        </a:xfrm>
-                        <a:prstGeom prst="rect">
-                          <a:avLst/>
-                        </a:prstGeom>
-                        <a:solidFill>
-                          <a:schemeClr val="lt1"/>
-                        </a:solidFill>
-                        <a:ln w="6350">
-                          <a:noFill/>
-                        </a:ln>
-                      </wps:spPr>
-                      <wps:style>
-                        <a:lnRef idx="0">
-                          <a:schemeClr val="accent1"/>
-                        </a:lnRef>
-                        <a:fillRef idx="0">
-                          <a:schemeClr val="accent1"/>
-                        </a:fillRef>
-                        <a:effectRef idx="0">
-                          <a:schemeClr val="accent1"/>
-                        </a:effectRef>
-                        <a:fontRef idx="minor">
-                          <a:schemeClr val="dk1"/>
-                        </a:fontRef>
-                      </wps:style>
-                      <wps:txbx>
-                        <w:txbxContent>
-                          <w:p>
-                            <w:pPr>
-                              <w:rPr>
-                                <w:rFonts w:hint="eastAsia" w:ascii="黑体" w:hAnsi="黑体" w:eastAsia="黑体" w:cs="黑体"/>
-                                <w:b w:val="0"/>
-                                <w:bCs w:val="0"/>
-                                <w:color w:val="7C7C7C" w:themeColor="accent3" w:themeShade="BF"/>
-                                <w:sz w:val="24"/>
-                                <w:szCs w:val="24"/>
-                                <w:lang w:val="en-US" w:eastAsia="zh-CN"/>
-                              </w:rPr>
-                            </w:pPr>
-                            <w:r>
-                              <w:rPr>
-                                <w:rFonts w:hint="eastAsia" w:ascii="黑体" w:hAnsi="黑体" w:eastAsia="黑体" w:cs="黑体"/>
-                                <w:b w:val="0"/>
-                                <w:bCs w:val="0"/>
-                                <w:color w:val="7C7C7C" w:themeColor="accent3" w:themeShade="BF"/>
-                                <w:sz w:val="24"/>
-                                <w:szCs w:val="24"/>
-                                <w:lang w:val="en-US" w:eastAsia="zh-CN"/>
-                              </w:rPr>
-                              <w:t>基因科技守护生命健康</w:t>
-                            </w:r>
-                          </w:p>
-                        </w:txbxContent>
-                      </wps:txbx>
-                      <wps:bodyPr rot="0" spcFirstLastPara="0" vertOverflow="overflow" horzOverflow="overflow" vert="horz" wrap="square" lIns="91440" tIns="45720" rIns="91440" bIns="45720" numCol="1" spcCol="0" rtlCol="0" fromWordArt="0" anchor="t" anchorCtr="0" forceAA="0" compatLnSpc="1">
-                        <a:noAutofit/>
-                      </wps:bodyPr>
-                    </wps:wsp>
-                  </a:graphicData>
-                </a:graphic>
-              </wp:anchor>
-            </w:drawing>
-          </mc:Choice>
-          <mc:Fallback>
-            <w:pict>
-              <v:shape id="_x0000_s1026" o:spid="_x0000_s1026" o:spt="202" type="#_x0000_t202" style="position:absolute;left:0pt;margin-left:-39.25pt;margin-top:705.75pt;height:24.95pt;width:140.8pt;z-index:251661312;mso-width-relative:page;mso-height-relative:page;" fillcolor="#FFFFFF [3201]" filled="t" stroked="f" coordsize="21600,21600" o:gfxdata="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">
-                <v:fill on="t" focussize="0,0"/>
-                <v:stroke on="f" weight="0.5pt"/>
-                <v:imagedata o:title=""/>
-                <o:lock v:ext="edit" aspectratio="f"/>
-                <v:textbox>
-                  <w:txbxContent>
-                    <w:p>
-                      <w:pPr>
-                        <w:rPr>
-                          <w:rFonts w:hint="eastAsia" w:ascii="黑体" w:hAnsi="黑体" w:eastAsia="黑体" w:cs="黑体"/>
-                          <w:b w:val="0"/>
-                          <w:bCs w:val="0"/>
-                          <w:color w:val="7C7C7C" w:themeColor="accent3" w:themeShade="BF"/>
-                          <w:sz w:val="24"/>
-                          <w:szCs w:val="24"/>
-                          <w:lang w:val="en-US" w:eastAsia="zh-CN"/>
-                        </w:rPr>
-                      </w:pPr>
-                      <w:r>
-                        <w:rPr>
-                          <w:rFonts w:hint="eastAsia" w:ascii="黑体" w:hAnsi="黑体" w:eastAsia="黑体" w:cs="黑体"/>
-                          <w:b w:val="0"/>
-                          <w:bCs w:val="0"/>
-                          <w:color w:val="7C7C7C" w:themeColor="accent3" w:themeShade="BF"/>
-                          <w:sz w:val="24"/>
-                          <w:szCs w:val="24"/>
-                          <w:lang w:val="en-US" w:eastAsia="zh-CN"/>
-                        </w:rPr>
-                        <w:t>基因科技守护生命健康</w:t>
-                      </w:r>
-                    </w:p>
-                  </w:txbxContent>
-                </v:textbox>
-              </v:shape>
-            </w:pict>
-          </mc:Fallback>
-        </mc:AlternateContent>
-      </w:r>
-      <w:r>
+          <w:rFonts w:hint="eastAsia" w:eastAsia="宋体"/>
+          <w:sz w:val="20"/>
+          <w:lang w:eastAsia="zh-CN"/>
+        </w:rPr>
         <w:drawing>
-          <wp:anchor distT="0" distB="0" distL="0" distR="0" simplePos="0" relativeHeight="251667456" behindDoc="0" locked="0" layoutInCell="1" allowOverlap="1">
+          <wp:anchor distT="0" distB="0" distL="114300" distR="114300" simplePos="0" relativeHeight="251666432" behindDoc="0" locked="0" layoutInCell="1" allowOverlap="1">
             <wp:simplePos x="0" y="0"/>
             <wp:positionH relativeFrom="column">
-              <wp:posOffset>1116330</wp:posOffset>
+              <wp:posOffset>-1146175</wp:posOffset>
             </wp:positionH>
             <wp:positionV relativeFrom="paragraph">
-              <wp:posOffset>-625475</wp:posOffset>
+              <wp:posOffset>-913130</wp:posOffset>
             </wp:positionV>
-            <wp:extent cx="1643380" cy="986790"/>
-            <wp:effectExtent l="0" t="0" r="0" b="0"/>
+            <wp:extent cx="7956550" cy="10721975"/>
+            <wp:effectExtent l="0" t="0" r="13970" b="6985"/>
             <wp:wrapNone/>
-            <wp:docPr id="6" name="图片 1"/>
+            <wp:docPr id="20" name="图片 20" descr="20250320-刘建峰-宣传册封面-06"/>
             <wp:cNvGraphicFramePr>
               <a:graphicFrameLocks xmlns:a="http://schemas.openxmlformats.org/drawingml/2006/main" noChangeAspect="1"/>
             </wp:cNvGraphicFramePr>
@@ -348,14 +375,13 @@
               <a:graphicData uri="http://schemas.openxmlformats.org/drawingml/2006/picture">
                 <pic:pic xmlns:pic="http://schemas.openxmlformats.org/drawingml/2006/picture">
                   <pic:nvPicPr>
-                    <pic:cNvPr id="6" name="图片 1"/>
+                    <pic:cNvPr id="20" name="图片 20" descr="20250320-刘建峰-宣传册封面-06"/>
                     <pic:cNvPicPr>
-                      <a:picLocks noChangeAspect="1" noChangeArrowheads="1"/>
+                      <a:picLocks noChangeAspect="1"/>
                     </pic:cNvPicPr>
                   </pic:nvPicPr>
                   <pic:blipFill>
                     <a:blip r:embed="rId6"/>
-                    <a:srcRect/>
                     <a:stretch>
                       <a:fillRect/>
                     </a:stretch>
@@ -363,62 +389,7 @@
                   <pic:spPr>
                     <a:xfrm>
                       <a:off x="0" y="0"/>
-                      <a:ext cx="1643380" cy="986790"/>
-                    </a:xfrm>
-                    <a:prstGeom prst="rect">
-                      <a:avLst/>
-                    </a:prstGeom>
-                    <a:noFill/>
-                    <a:ln>
-                      <a:noFill/>
-                    </a:ln>
-                  </pic:spPr>
-                </pic:pic>
-              </a:graphicData>
-            </a:graphic>
-          </wp:anchor>
-        </w:drawing>
-      </w:r>
-      <w:r>
-        <w:rPr>
-          <w:lang w:eastAsia="zh-CN"/>
-        </w:rPr>
-        <w:drawing>
-          <wp:anchor distT="0" distB="0" distL="114300" distR="114300" simplePos="0" relativeHeight="251659264" behindDoc="0" locked="0" layoutInCell="1" allowOverlap="1">
-            <wp:simplePos x="0" y="0"/>
-            <wp:positionH relativeFrom="column">
-              <wp:posOffset>-1134745</wp:posOffset>
-            </wp:positionH>
-            <wp:positionV relativeFrom="page">
-              <wp:posOffset>8890</wp:posOffset>
-            </wp:positionV>
-            <wp:extent cx="7559675" cy="10698480"/>
-            <wp:effectExtent l="0" t="0" r="14605" b="0"/>
-            <wp:wrapNone/>
-            <wp:docPr id="20" name="图片 20" descr="封面111111"/>
-            <wp:cNvGraphicFramePr>
-              <a:graphicFrameLocks xmlns:a="http://schemas.openxmlformats.org/drawingml/2006/main" noChangeAspect="1"/>
-            </wp:cNvGraphicFramePr>
-            <a:graphic xmlns:a="http://schemas.openxmlformats.org/drawingml/2006/main">
-              <a:graphicData uri="http://schemas.openxmlformats.org/drawingml/2006/picture">
-                <pic:pic xmlns:pic="http://schemas.openxmlformats.org/drawingml/2006/picture">
-                  <pic:nvPicPr>
-                    <pic:cNvPr id="20" name="图片 20" descr="封面111111"/>
-                    <pic:cNvPicPr>
-                      <a:picLocks noChangeAspect="1"/>
-                    </pic:cNvPicPr>
-                  </pic:nvPicPr>
-                  <pic:blipFill>
-                    <a:blip r:embed="rId7"/>
-                    <a:srcRect l="1400" t="66" r="1581" b="-6"/>
-                    <a:stretch>
-                      <a:fillRect/>
-                    </a:stretch>
-                  </pic:blipFill>
-                  <pic:spPr>
-                    <a:xfrm>
-                      <a:off x="0" y="0"/>
-                      <a:ext cx="7559675" cy="10698480"/>
+                      <a:ext cx="7956550" cy="10721975"/>
                     </a:xfrm>
                     <a:prstGeom prst="rect">
                       <a:avLst/>
@@ -468,7 +439,7 @@
         <mc:AlternateContent>
           <mc:Choice Requires="wps">
             <w:drawing>
-              <wp:anchor distT="0" distB="0" distL="114300" distR="114300" simplePos="0" relativeHeight="251663360" behindDoc="0" locked="0" layoutInCell="1" allowOverlap="1">
+              <wp:anchor distT="0" distB="0" distL="114300" distR="114300" simplePos="0" relativeHeight="251660288" behindDoc="0" locked="0" layoutInCell="1" allowOverlap="1">
                 <wp:simplePos x="0" y="0"/>
                 <wp:positionH relativeFrom="column">
                   <wp:align>center</wp:align>
@@ -522,7 +493,7 @@
           </mc:Choice>
           <mc:Fallback>
             <w:pict>
-              <v:line id="_x0000_s1026" o:spid="_x0000_s1026" o:spt="20" style="position:absolute;left:0pt;margin-top:11.9pt;height:0pt;width:521.55pt;mso-position-horizontal:center;z-index:251663360;mso-width-relative:page;mso-height-relative:page;" filled="f" stroked="t" coordsize="21600,21600" o:gfxdata="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">
+              <v:line id="_x0000_s1026" o:spid="_x0000_s1026" o:spt="20" style="position:absolute;left:0pt;margin-top:11.9pt;height:0pt;width:521.55pt;mso-position-horizontal:center;z-index:251660288;mso-width-relative:page;mso-height-relative:page;" filled="f" stroked="t" coordsize="21600,21600" o:gfxdata="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">
                 <v:fill on="f" focussize="0,0"/>
                 <v:stroke weight="2.25pt" color="#000000 [3213]" miterlimit="8" joinstyle="miter"/>
                 <v:imagedata o:title=""/>
@@ -539,7 +510,7 @@
         <mc:AlternateContent>
           <mc:Choice Requires="wps">
             <w:drawing>
-              <wp:anchor distT="0" distB="0" distL="114300" distR="114300" simplePos="0" relativeHeight="251662336" behindDoc="0" locked="0" layoutInCell="1" allowOverlap="1">
+              <wp:anchor distT="0" distB="0" distL="114300" distR="114300" simplePos="0" relativeHeight="251659264" behindDoc="0" locked="0" layoutInCell="1" allowOverlap="1">
                 <wp:simplePos x="0" y="0"/>
                 <wp:positionH relativeFrom="column">
                   <wp:align>center</wp:align>
@@ -593,7 +564,7 @@
           </mc:Choice>
           <mc:Fallback>
             <w:pict>
-              <v:line id="_x0000_s1026" o:spid="_x0000_s1026" o:spt="20" style="position:absolute;left:0pt;margin-top:5.65pt;height:0pt;width:521.55pt;mso-position-horizontal:center;z-index:251662336;mso-width-relative:page;mso-height-relative:page;" filled="f" stroked="t" coordsize="21600,21600" o:gfxdata="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">
+              <v:line id="_x0000_s1026" o:spid="_x0000_s1026" o:spt="20" style="position:absolute;left:0pt;margin-top:5.65pt;height:0pt;width:521.55pt;mso-position-horizontal:center;z-index:251659264;mso-width-relative:page;mso-height-relative:page;" filled="f" stroked="t" coordsize="21600,21600" o:gfxdata="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">
                 <v:fill on="f" focussize="0,0"/>
                 <v:stroke weight="2.25pt" color="#000000 [3213]" miterlimit="8" joinstyle="miter"/>
                 <v:imagedata o:title=""/>
@@ -1078,17 +1049,7 @@
                 <w:sz w:val="24"/>
                 <w:szCs w:val="24"/>
               </w:rPr>
-              <w:t>送检医生：</w:t>
-            </w:r>
-            <w:r>
-              <w:rPr>
-                <w:rFonts w:hint="eastAsia" w:ascii="Times New Roman" w:hAnsi="Times New Roman" w:eastAsia="微软雅黑" w:cs="微软雅黑"/>
-                <w:bCs/>
-                <w:color w:val="000000"/>
-                <w:sz w:val="24"/>
-                <w:szCs w:val="24"/>
-              </w:rPr>
-              <w:t>{{ doctorname }}</w:t>
+              <w:t>订单编号：-</w:t>
             </w:r>
           </w:p>
         </w:tc>
@@ -1286,7 +1247,7 @@
                 <w:sz w:val="24"/>
                 <w:szCs w:val="24"/>
               </w:rPr>
-              <w:t>送检时间：</w:t>
+              <w:t>接收时间：</w:t>
             </w:r>
             <w:r>
               <w:rPr>
@@ -1296,7 +1257,7 @@
                 <w:sz w:val="24"/>
                 <w:szCs w:val="24"/>
               </w:rPr>
-              <w:t>{{ commission_date }}</w:t>
+              <w:t>{{ receiveddate }}</w:t>
             </w:r>
           </w:p>
         </w:tc>
@@ -1325,7 +1286,8 @@
         </w:trPr>
         <w:tc>
           <w:tcPr>
-            <w:tcW w:w="1596" w:type="pct"/>
+            <w:tcW w:w="5000" w:type="pct"/>
+            <w:gridSpan w:val="3"/>
             <w:tcBorders>
               <w:tl2br w:val="nil"/>
               <w:tr2bl w:val="nil"/>
@@ -1366,88 +1328,6 @@
                 <w:szCs w:val="24"/>
               </w:rPr>
               <w:t>{{ diseaseName }}</w:t>
-            </w:r>
-          </w:p>
-        </w:tc>
-        <w:tc>
-          <w:tcPr>
-            <w:tcW w:w="1683" w:type="pct"/>
-            <w:tcBorders>
-              <w:tl2br w:val="nil"/>
-              <w:tr2bl w:val="nil"/>
-            </w:tcBorders>
-            <w:shd w:val="clear" w:color="auto" w:fill="auto"/>
-            <w:vAlign w:val="center"/>
-          </w:tcPr>
-          <w:p>
-            <w:pPr>
-              <w:adjustRightInd w:val="0"/>
-              <w:snapToGrid w:val="0"/>
-              <w:spacing w:after="0" w:line="240" w:lineRule="auto"/>
-              <w:jc w:val="both"/>
-              <w:rPr>
-                <w:rFonts w:ascii="Times New Roman" w:hAnsi="Times New Roman" w:eastAsia="微软雅黑" w:cs="微软雅黑"/>
-                <w:bCs/>
-                <w:color w:val="000000"/>
-                <w:sz w:val="24"/>
-                <w:szCs w:val="24"/>
-              </w:rPr>
-            </w:pPr>
-            <w:r>
-              <w:rPr>
-                <w:rFonts w:ascii="Times New Roman" w:hAnsi="Times New Roman" w:eastAsia="微软雅黑" w:cs="微软雅黑"/>
-                <w:bCs/>
-                <w:color w:val="000000"/>
-                <w:sz w:val="24"/>
-                <w:szCs w:val="24"/>
-              </w:rPr>
-              <w:t>订单编号：-</w:t>
-            </w:r>
-          </w:p>
-        </w:tc>
-        <w:tc>
-          <w:tcPr>
-            <w:tcW w:w="1719" w:type="pct"/>
-            <w:tcBorders>
-              <w:tl2br w:val="nil"/>
-              <w:tr2bl w:val="nil"/>
-            </w:tcBorders>
-            <w:shd w:val="clear" w:color="auto" w:fill="auto"/>
-            <w:vAlign w:val="center"/>
-          </w:tcPr>
-          <w:p>
-            <w:pPr>
-              <w:adjustRightInd w:val="0"/>
-              <w:snapToGrid w:val="0"/>
-              <w:spacing w:after="0" w:line="240" w:lineRule="auto"/>
-              <w:jc w:val="both"/>
-              <w:rPr>
-                <w:rFonts w:ascii="Times New Roman" w:hAnsi="Times New Roman" w:eastAsia="微软雅黑" w:cs="微软雅黑"/>
-                <w:bCs/>
-                <w:color w:val="000000"/>
-                <w:sz w:val="24"/>
-                <w:szCs w:val="24"/>
-              </w:rPr>
-            </w:pPr>
-            <w:r>
-              <w:rPr>
-                <w:rFonts w:ascii="Times New Roman" w:hAnsi="Times New Roman" w:eastAsia="微软雅黑" w:cs="微软雅黑"/>
-                <w:bCs/>
-                <w:color w:val="000000"/>
-                <w:sz w:val="24"/>
-                <w:szCs w:val="24"/>
-              </w:rPr>
-              <w:t>接收时间：</w:t>
-            </w:r>
-            <w:r>
-              <w:rPr>
-                <w:rFonts w:hint="eastAsia" w:ascii="Times New Roman" w:hAnsi="Times New Roman" w:eastAsia="微软雅黑" w:cs="微软雅黑"/>
-                <w:bCs/>
-                <w:color w:val="000000"/>
-                <w:sz w:val="24"/>
-                <w:szCs w:val="24"/>
-              </w:rPr>
-              <w:t>{{ receiveddate }}</w:t>
             </w:r>
           </w:p>
         </w:tc>
@@ -2649,7 +2529,7 @@
               <mc:AlternateContent>
                 <mc:Choice Requires="wpg">
                   <w:drawing>
-                    <wp:anchor distT="0" distB="0" distL="114300" distR="114300" simplePos="0" relativeHeight="251668480" behindDoc="0" locked="0" layoutInCell="1" allowOverlap="1">
+                    <wp:anchor distT="0" distB="0" distL="114300" distR="114300" simplePos="0" relativeHeight="251664384" behindDoc="0" locked="0" layoutInCell="1" allowOverlap="1">
                       <wp:simplePos x="0" y="0"/>
                       <wp:positionH relativeFrom="column">
                         <wp:posOffset>7620</wp:posOffset>
@@ -2693,7 +2573,7 @@
                                   </pic:cNvPicPr>
                                 </pic:nvPicPr>
                                 <pic:blipFill>
-                                  <a:blip r:embed="rId8">
+                                  <a:blip r:embed="rId7">
                                     <a:clrChange>
                                       <a:clrFrom>
                                         <a:srgbClr val="FFFFFF">
@@ -2731,7 +2611,7 @@
                                   </pic:cNvPicPr>
                                 </pic:nvPicPr>
                                 <pic:blipFill>
-                                  <a:blip r:embed="rId9">
+                                  <a:blip r:embed="rId8">
                                     <a:extLst>
                                       <a:ext uri="{28A0092B-C50C-407E-A947-70E740481C1C}">
                                         <a14:useLocalDpi xmlns:a14="http://schemas.microsoft.com/office/drawing/2010/main" val="0"/>
@@ -2766,7 +2646,7 @@
                                 </pic:cNvPicPr>
                               </pic:nvPicPr>
                               <pic:blipFill>
-                                <a:blip r:embed="rId10">
+                                <a:blip r:embed="rId9">
                                   <a:clrChange>
                                     <a:clrFrom>
                                       <a:srgbClr val="FFFFFF">
@@ -2803,27 +2683,27 @@
                 </mc:Choice>
                 <mc:Fallback>
                   <w:pict>
-                    <v:group id="_x0000_s1026" o:spid="_x0000_s1026" o:spt="203" style="position:absolute;left:0pt;margin-left:0.6pt;margin-top:-37.8pt;height:113.6pt;width:240.8pt;z-index:251668480;mso-width-relative:page;mso-height-relative:page;" coordorigin="19211,18842" coordsize="4816,2272" o:gfxdata="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">
+                    <v:group id="_x0000_s1026" o:spid="_x0000_s1026" o:spt="203" style="position:absolute;left:0pt;margin-left:0.6pt;margin-top:-37.8pt;height:113.6pt;width:240.8pt;z-index:251664384;mso-width-relative:page;mso-height-relative:page;" coordorigin="19211,18842" coordsize="4816,2272" o:gfxdata="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">
                       <o:lock v:ext="edit" aspectratio="f"/>
                       <v:group id="组合 6" o:spid="_x0000_s1026" o:spt="203" style="position:absolute;left:19211;top:18842;height:2273;width:4816;" coordorigin="19199,18902" coordsize="4816,2273" o:gfxdata="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">
                         <o:lock v:ext="edit" aspectratio="f"/>
                         <v:shape id="图片 6" o:spid="_x0000_s1026" o:spt="75" alt="蔡冬雪" type="#_x0000_t75" style="position:absolute;left:19199;top:19551;height:566;width:1261;" filled="f" o:preferrelative="t" stroked="f" coordsize="21600,21600" o:gfxdata="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">
                           <v:fill on="f" focussize="0,0"/>
                           <v:stroke on="f"/>
-                          <v:imagedata r:id="rId8" cropleft="12226f" croptop="21838f" cropright="12384f" cropbottom="17497f" chromakey="#FFFFFF" o:title=""/>
+                          <v:imagedata r:id="rId7" cropleft="12226f" croptop="21838f" cropright="12384f" cropbottom="17497f" chromakey="#FFFFFF" o:title=""/>
                           <o:lock v:ext="edit" aspectratio="t"/>
                         </v:shape>
                         <v:shape id="图片 25" o:spid="_x0000_s1026" o:spt="75" type="#_x0000_t75" style="position:absolute;left:21742;top:18902;height:2273;width:2273;" filled="f" o:preferrelative="t" stroked="f" coordsize="21600,21600" o:gfxdata="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">
                           <v:fill on="f" focussize="0,0"/>
                           <v:stroke on="f"/>
-                          <v:imagedata r:id="rId9" o:title=""/>
+                          <v:imagedata r:id="rId8" o:title=""/>
                           <o:lock v:ext="edit" aspectratio="t"/>
                         </v:shape>
                       </v:group>
                       <v:shape id="图片 4" o:spid="_x0000_s1026" o:spt="75" alt="王建丽" type="#_x0000_t75" style="position:absolute;left:22261;top:19395;height:713;width:1258;" filled="f" o:preferrelative="t" stroked="f" coordsize="21600,21600" o:gfxdata="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">
                         <v:fill on="f" focussize="0,0"/>
                         <v:stroke on="f"/>
-                        <v:imagedata r:id="rId10" chromakey="#FFFFFF" o:title=""/>
+                        <v:imagedata r:id="rId9" chromakey="#FFFFFF" o:title=""/>
                         <o:lock v:ext="edit" aspectratio="t"/>
                       </v:shape>
                     </v:group>
@@ -2893,14 +2773,6 @@
         </w:tc>
       </w:tr>
       <w:tr>
-        <w:tblPrEx>
-          <w:tblCellMar>
-            <w:top w:w="0" w:type="dxa"/>
-            <w:left w:w="0" w:type="dxa"/>
-            <w:bottom w:w="0" w:type="dxa"/>
-            <w:right w:w="0" w:type="dxa"/>
-          </w:tblCellMar>
-        </w:tblPrEx>
         <w:trPr>
           <w:trHeight w:val="457" w:hRule="exact"/>
           <w:jc w:val="right"/>
@@ -3209,7 +3081,6 @@
                 <w:szCs w:val="24"/>
               </w:rPr>
             </w:pPr>
-            <w:bookmarkStart w:id="11" w:name="_GoBack"/>
             <w:r>
               <w:rPr>
                 <w:sz w:val="22"/>
@@ -3217,7 +3088,7 @@
               <mc:AlternateContent>
                 <mc:Choice Requires="wpg">
                   <w:drawing>
-                    <wp:anchor distT="0" distB="0" distL="114300" distR="114300" simplePos="0" relativeHeight="251669504" behindDoc="0" locked="0" layoutInCell="1" allowOverlap="1">
+                    <wp:anchor distT="0" distB="0" distL="114300" distR="114300" simplePos="0" relativeHeight="251665408" behindDoc="0" locked="0" layoutInCell="1" allowOverlap="1">
                       <wp:simplePos x="0" y="0"/>
                       <wp:positionH relativeFrom="column">
                         <wp:posOffset>0</wp:posOffset>
@@ -3261,7 +3132,7 @@
                                   </pic:cNvPicPr>
                                 </pic:nvPicPr>
                                 <pic:blipFill>
-                                  <a:blip r:embed="rId11">
+                                  <a:blip r:embed="rId10">
                                     <a:clrChange>
                                       <a:clrFrom>
                                         <a:srgbClr val="FFFFFF">
@@ -3303,7 +3174,7 @@
                                   </pic:cNvPicPr>
                                 </pic:nvPicPr>
                                 <pic:blipFill>
-                                  <a:blip r:embed="rId9">
+                                  <a:blip r:embed="rId8">
                                     <a:extLst>
                                       <a:ext uri="{28A0092B-C50C-407E-A947-70E740481C1C}">
                                         <a14:useLocalDpi xmlns:a14="http://schemas.microsoft.com/office/drawing/2010/main" val="0"/>
@@ -3338,7 +3209,7 @@
                                 </pic:cNvPicPr>
                               </pic:nvPicPr>
                               <pic:blipFill>
-                                <a:blip r:embed="rId10">
+                                <a:blip r:embed="rId9">
                                   <a:clrChange>
                                     <a:clrFrom>
                                       <a:srgbClr val="FFFFFF">
@@ -3375,27 +3246,27 @@
                 </mc:Choice>
                 <mc:Fallback>
                   <w:pict>
-                    <v:group id="_x0000_s1026" o:spid="_x0000_s1026" o:spt="203" style="position:absolute;left:0pt;margin-left:0pt;margin-top:-29.2pt;height:113.65pt;width:246.8pt;z-index:251669504;mso-width-relative:page;mso-height-relative:page;" coordorigin="19199,20810" coordsize="4936,2273" o:gfxdata="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">
+                    <v:group id="_x0000_s1026" o:spid="_x0000_s1026" o:spt="203" style="position:absolute;left:0pt;margin-left:0pt;margin-top:-29.2pt;height:113.65pt;width:246.8pt;z-index:251665408;mso-width-relative:page;mso-height-relative:page;" coordorigin="19199,20810" coordsize="4936,2273" o:gfxdata="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">
                       <o:lock v:ext="edit" aspectratio="f"/>
                       <v:group id="组合 23" o:spid="_x0000_s1026" o:spt="203" style="position:absolute;left:19199;top:20810;height:2273;width:4936;" coordorigin="19199,20810" coordsize="4936,2273" o:gfxdata="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">
                         <o:lock v:ext="edit" aspectratio="f"/>
                         <v:shape id="图片 1" o:spid="_x0000_s1026" o:spt="75" type="#_x0000_t75" style="position:absolute;left:19199;top:21203;height:901;width:1672;" filled="f" o:preferrelative="t" stroked="f" coordsize="21600,21600" o:gfxdata="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">
                           <v:fill on="f" focussize="0,0"/>
                           <v:stroke on="f"/>
-                          <v:imagedata r:id="rId11" cropleft="7158f" croptop="7646f" chromakey="#FFFFFF" o:title=""/>
+                          <v:imagedata r:id="rId10" cropleft="7158f" croptop="7646f" chromakey="#FFFFFF" o:title=""/>
                           <o:lock v:ext="edit" aspectratio="t"/>
                         </v:shape>
                         <v:shape id="图片 25" o:spid="_x0000_s1026" o:spt="75" type="#_x0000_t75" style="position:absolute;left:21862;top:20810;height:2273;width:2273;" filled="f" o:preferrelative="t" stroked="f" coordsize="21600,21600" o:gfxdata="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">
                           <v:fill on="f" focussize="0,0"/>
                           <v:stroke on="f"/>
-                          <v:imagedata r:id="rId9" o:title=""/>
+                          <v:imagedata r:id="rId8" o:title=""/>
                           <o:lock v:ext="edit" aspectratio="t"/>
                         </v:shape>
                       </v:group>
                       <v:shape id="图片 11" o:spid="_x0000_s1026" o:spt="75" alt="王建丽" type="#_x0000_t75" style="position:absolute;left:22321;top:21215;height:842;width:1488;" filled="f" o:preferrelative="t" stroked="f" coordsize="21600,21600" o:gfxdata="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">
                         <v:fill on="f" focussize="0,0"/>
                         <v:stroke on="f"/>
-                        <v:imagedata r:id="rId10" chromakey="#FFFFFF" o:title=""/>
+                        <v:imagedata r:id="rId9" chromakey="#FFFFFF" o:title=""/>
                         <o:lock v:ext="edit" aspectratio="t"/>
                       </v:shape>
                     </v:group>
@@ -3403,7 +3274,6 @@
                 </mc:Fallback>
               </mc:AlternateContent>
             </w:r>
-            <w:bookmarkEnd w:id="11"/>
           </w:p>
         </w:tc>
         <w:tc>
@@ -3685,13 +3555,13 @@
         </w:rPr>
       </w:pPr>
       <w:bookmarkStart w:id="0" w:name="_Toc149837264"/>
-      <w:bookmarkStart w:id="1" w:name="_Toc12505"/>
-      <w:bookmarkStart w:id="2" w:name="_Toc21764_WPSOffice_Level1"/>
-      <w:bookmarkStart w:id="3" w:name="_Toc1707_WPSOffice_Level1"/>
+      <w:bookmarkStart w:id="1" w:name="_Toc2409"/>
+      <w:bookmarkStart w:id="2" w:name="_Toc12505"/>
+      <w:bookmarkStart w:id="3" w:name="_Toc27302"/>
       <w:bookmarkStart w:id="4" w:name="_Toc13196_WPSOffice_Level1"/>
       <w:bookmarkStart w:id="5" w:name="_Toc22658"/>
-      <w:bookmarkStart w:id="6" w:name="_Toc2409"/>
-      <w:bookmarkStart w:id="7" w:name="_Toc27302"/>
+      <w:bookmarkStart w:id="6" w:name="_Toc1707_WPSOffice_Level1"/>
+      <w:bookmarkStart w:id="7" w:name="_Toc21764_WPSOffice_Level1"/>
       <w:bookmarkStart w:id="8" w:name="_Toc16594"/>
       <w:bookmarkStart w:id="9" w:name="_Toc28240"/>
       <w:r>
@@ -4324,7 +4194,7 @@
       </w:r>
       <w:r>
         <w:rPr>
-          <w:color w:val="62B541"/>
+          <w:color w:val="0083C3"/>
           <w:sz w:val="32"/>
           <w14:shadow w14:blurRad="50800" w14:dist="38100" w14:dir="10800000" w14:sx="100000" w14:sy="100000" w14:kx="0" w14:ky="0" w14:algn="r">
             <w14:srgbClr w14:val="62B541">
@@ -4978,8 +4848,8 @@
       </w:tblPr>
       <w:tblGrid>
         <w:gridCol w:w="432"/>
-        <w:gridCol w:w="1191"/>
-        <w:gridCol w:w="8247"/>
+        <w:gridCol w:w="1000"/>
+        <w:gridCol w:w="8438"/>
       </w:tblGrid>
       <w:tr>
         <w:tblPrEx>
@@ -5004,7 +4874,7 @@
         </w:trPr>
         <w:tc>
           <w:tcPr>
-            <w:tcW w:w="1623" w:type="dxa"/>
+            <w:tcW w:w="1432" w:type="dxa"/>
             <w:gridSpan w:val="2"/>
             <w:tcBorders>
               <w:top w:val="nil"/>
@@ -5012,7 +4882,7 @@
               <w:bottom w:val="single" w:color="FFFFFF" w:themeColor="background1" w:sz="18" w:space="0"/>
               <w:right w:val="nil"/>
             </w:tcBorders>
-            <w:shd w:val="clear" w:color="auto" w:fill="62B541"/>
+            <w:shd w:val="clear" w:color="auto" w:fill="0083C3"/>
             <w:vAlign w:val="center"/>
           </w:tcPr>
           <w:p>
@@ -5054,7 +4924,7 @@
         </w:tc>
         <w:tc>
           <w:tcPr>
-            <w:tcW w:w="8247" w:type="dxa"/>
+            <w:tcW w:w="8438" w:type="dxa"/>
             <w:tcBorders>
               <w:top w:val="single" w:color="BFBFBF" w:sz="4" w:space="0"/>
               <w:left w:val="nil"/>
@@ -5180,7 +5050,7 @@
               <w:bottom w:val="single" w:color="FFFFFF" w:themeColor="background1" w:sz="18" w:space="0"/>
               <w:right w:val="single" w:color="FFFFFF" w:themeColor="background1" w:sz="18" w:space="0"/>
             </w:tcBorders>
-            <w:shd w:val="clear" w:color="auto" w:fill="62B541"/>
+            <w:shd w:val="clear" w:color="auto" w:fill="0083C3"/>
             <w:vAlign w:val="center"/>
           </w:tcPr>
           <w:p>
@@ -5214,14 +5084,14 @@
         </w:tc>
         <w:tc>
           <w:tcPr>
-            <w:tcW w:w="1191" w:type="dxa"/>
+            <w:tcW w:w="1000" w:type="dxa"/>
             <w:tcBorders>
               <w:top w:val="single" w:color="FFFFFF" w:themeColor="background1" w:sz="18" w:space="0"/>
               <w:left w:val="single" w:color="FFFFFF" w:themeColor="background1" w:sz="18" w:space="0"/>
               <w:bottom w:val="single" w:color="FFFFFF" w:themeColor="background1" w:sz="18" w:space="0"/>
               <w:right w:val="nil"/>
             </w:tcBorders>
-            <w:shd w:val="clear" w:color="auto" w:fill="62B541"/>
+            <w:shd w:val="clear" w:color="auto" w:fill="0083C3"/>
             <w:vAlign w:val="center"/>
           </w:tcPr>
           <w:p>
@@ -5262,7 +5132,7 @@
         </w:tc>
         <w:tc>
           <w:tcPr>
-            <w:tcW w:w="8247" w:type="dxa"/>
+            <w:tcW w:w="8438" w:type="dxa"/>
             <w:tcBorders>
               <w:top w:val="single" w:color="A4A4A4" w:sz="4" w:space="0"/>
               <w:left w:val="nil"/>
@@ -5369,7 +5239,7 @@
               <w:bottom w:val="single" w:color="FFFFFF" w:themeColor="background1" w:sz="18" w:space="0"/>
               <w:right w:val="single" w:color="FFFFFF" w:themeColor="background1" w:sz="18" w:space="0"/>
             </w:tcBorders>
-            <w:shd w:val="clear" w:color="auto" w:fill="62B541"/>
+            <w:shd w:val="clear" w:color="auto" w:fill="0083C3"/>
             <w:vAlign w:val="center"/>
           </w:tcPr>
           <w:p>
@@ -5394,14 +5264,14 @@
         </w:tc>
         <w:tc>
           <w:tcPr>
-            <w:tcW w:w="1191" w:type="dxa"/>
+            <w:tcW w:w="1000" w:type="dxa"/>
             <w:tcBorders>
               <w:top w:val="single" w:color="FFFFFF" w:themeColor="background1" w:sz="18" w:space="0"/>
               <w:left w:val="single" w:color="FFFFFF" w:themeColor="background1" w:sz="18" w:space="0"/>
               <w:bottom w:val="single" w:color="FFFFFF" w:themeColor="background1" w:sz="18" w:space="0"/>
               <w:right w:val="nil"/>
             </w:tcBorders>
-            <w:shd w:val="clear" w:color="auto" w:fill="62B541"/>
+            <w:shd w:val="clear" w:color="auto" w:fill="0083C3"/>
             <w:vAlign w:val="center"/>
           </w:tcPr>
           <w:p>
@@ -5442,7 +5312,7 @@
         </w:tc>
         <w:tc>
           <w:tcPr>
-            <w:tcW w:w="8247" w:type="dxa"/>
+            <w:tcW w:w="8438" w:type="dxa"/>
             <w:tcBorders>
               <w:top w:val="single" w:color="A4A4A4" w:sz="4" w:space="0"/>
               <w:left w:val="nil"/>
@@ -5550,7 +5420,7 @@
               <w:bottom w:val="single" w:color="FFFFFF" w:themeColor="background1" w:sz="18" w:space="0"/>
               <w:right w:val="single" w:color="FFFFFF" w:themeColor="background1" w:sz="18" w:space="0"/>
             </w:tcBorders>
-            <w:shd w:val="clear" w:color="auto" w:fill="62B541"/>
+            <w:shd w:val="clear" w:color="auto" w:fill="0083C3"/>
             <w:vAlign w:val="center"/>
           </w:tcPr>
           <w:p>
@@ -5575,14 +5445,14 @@
         </w:tc>
         <w:tc>
           <w:tcPr>
-            <w:tcW w:w="1191" w:type="dxa"/>
+            <w:tcW w:w="1000" w:type="dxa"/>
             <w:tcBorders>
               <w:top w:val="single" w:color="FFFFFF" w:themeColor="background1" w:sz="18" w:space="0"/>
               <w:left w:val="single" w:color="FFFFFF" w:themeColor="background1" w:sz="18" w:space="0"/>
               <w:bottom w:val="single" w:color="FFFFFF" w:themeColor="background1" w:sz="18" w:space="0"/>
               <w:right w:val="nil"/>
             </w:tcBorders>
-            <w:shd w:val="clear" w:color="auto" w:fill="62B541"/>
+            <w:shd w:val="clear" w:color="auto" w:fill="0083C3"/>
             <w:vAlign w:val="center"/>
           </w:tcPr>
           <w:p>
@@ -5623,7 +5493,7 @@
         </w:tc>
         <w:tc>
           <w:tcPr>
-            <w:tcW w:w="8247" w:type="dxa"/>
+            <w:tcW w:w="8438" w:type="dxa"/>
             <w:tcBorders>
               <w:top w:val="single" w:color="A4A4A4" w:sz="4" w:space="0"/>
               <w:left w:val="nil"/>
@@ -5731,7 +5601,7 @@
               <w:bottom w:val="single" w:color="FFFFFF" w:themeColor="background1" w:sz="18" w:space="0"/>
               <w:right w:val="single" w:color="FFFFFF" w:themeColor="background1" w:sz="18" w:space="0"/>
             </w:tcBorders>
-            <w:shd w:val="clear" w:color="auto" w:fill="62B541"/>
+            <w:shd w:val="clear" w:color="auto" w:fill="0083C3"/>
             <w:vAlign w:val="center"/>
           </w:tcPr>
           <w:p>
@@ -5756,14 +5626,14 @@
         </w:tc>
         <w:tc>
           <w:tcPr>
-            <w:tcW w:w="1191" w:type="dxa"/>
+            <w:tcW w:w="1000" w:type="dxa"/>
             <w:tcBorders>
               <w:top w:val="single" w:color="FFFFFF" w:themeColor="background1" w:sz="18" w:space="0"/>
               <w:left w:val="single" w:color="FFFFFF" w:themeColor="background1" w:sz="18" w:space="0"/>
               <w:bottom w:val="single" w:color="FFFFFF" w:themeColor="background1" w:sz="18" w:space="0"/>
               <w:right w:val="nil"/>
             </w:tcBorders>
-            <w:shd w:val="clear" w:color="auto" w:fill="62B541"/>
+            <w:shd w:val="clear" w:color="auto" w:fill="0083C3"/>
             <w:vAlign w:val="center"/>
           </w:tcPr>
           <w:p>
@@ -5820,7 +5690,7 @@
         </w:tc>
         <w:tc>
           <w:tcPr>
-            <w:tcW w:w="8247" w:type="dxa"/>
+            <w:tcW w:w="8438" w:type="dxa"/>
             <w:tcBorders>
               <w:top w:val="single" w:color="A4A4A4" w:sz="4" w:space="0"/>
               <w:left w:val="nil"/>
@@ -5963,7 +5833,7 @@
               <w:left w:val="nil"/>
               <w:right w:val="single" w:color="FFFFFF" w:themeColor="background1" w:sz="18" w:space="0"/>
             </w:tcBorders>
-            <w:shd w:val="clear" w:color="auto" w:fill="62B541"/>
+            <w:shd w:val="clear" w:color="auto" w:fill="0083C3"/>
             <w:vAlign w:val="center"/>
           </w:tcPr>
           <w:p>
@@ -6005,14 +5875,14 @@
         </w:tc>
         <w:tc>
           <w:tcPr>
-            <w:tcW w:w="1191" w:type="dxa"/>
+            <w:tcW w:w="1000" w:type="dxa"/>
             <w:tcBorders>
               <w:top w:val="single" w:color="FFFFFF" w:themeColor="background1" w:sz="18" w:space="0"/>
               <w:left w:val="single" w:color="FFFFFF" w:themeColor="background1" w:sz="18" w:space="0"/>
               <w:bottom w:val="single" w:color="FFFFFF" w:themeColor="background1" w:sz="18" w:space="0"/>
               <w:right w:val="nil"/>
             </w:tcBorders>
-            <w:shd w:val="clear" w:color="auto" w:fill="62B541"/>
+            <w:shd w:val="clear" w:color="auto" w:fill="0083C3"/>
             <w:vAlign w:val="center"/>
           </w:tcPr>
           <w:p>
@@ -6054,7 +5924,7 @@
         </w:tc>
         <w:tc>
           <w:tcPr>
-            <w:tcW w:w="8247" w:type="dxa"/>
+            <w:tcW w:w="8438" w:type="dxa"/>
             <w:tcBorders>
               <w:top w:val="single" w:color="A4A4A4" w:sz="4" w:space="0"/>
               <w:left w:val="nil"/>
@@ -6189,7 +6059,7 @@
               <w:left w:val="nil"/>
               <w:right w:val="single" w:color="FFFFFF" w:themeColor="background1" w:sz="18" w:space="0"/>
             </w:tcBorders>
-            <w:shd w:val="clear" w:color="auto" w:fill="62B541"/>
+            <w:shd w:val="clear" w:color="auto" w:fill="0083C3"/>
             <w:vAlign w:val="center"/>
           </w:tcPr>
           <w:p>
@@ -6215,14 +6085,14 @@
         </w:tc>
         <w:tc>
           <w:tcPr>
-            <w:tcW w:w="1191" w:type="dxa"/>
+            <w:tcW w:w="1000" w:type="dxa"/>
             <w:tcBorders>
               <w:top w:val="single" w:color="FFFFFF" w:themeColor="background1" w:sz="18" w:space="0"/>
               <w:left w:val="single" w:color="FFFFFF" w:themeColor="background1" w:sz="18" w:space="0"/>
               <w:bottom w:val="single" w:color="FFFFFF" w:themeColor="background1" w:sz="18" w:space="0"/>
               <w:right w:val="nil"/>
             </w:tcBorders>
-            <w:shd w:val="clear" w:color="auto" w:fill="62B541"/>
+            <w:shd w:val="clear" w:color="auto" w:fill="0083C3"/>
             <w:vAlign w:val="center"/>
           </w:tcPr>
           <w:p>
@@ -6264,7 +6134,7 @@
         </w:tc>
         <w:tc>
           <w:tcPr>
-            <w:tcW w:w="8247" w:type="dxa"/>
+            <w:tcW w:w="8438" w:type="dxa"/>
             <w:tcBorders>
               <w:top w:val="single" w:color="A4A4A4" w:sz="4" w:space="0"/>
               <w:left w:val="nil"/>
@@ -6399,7 +6269,7 @@
               <w:left w:val="nil"/>
               <w:right w:val="single" w:color="FFFFFF" w:themeColor="background1" w:sz="18" w:space="0"/>
             </w:tcBorders>
-            <w:shd w:val="clear" w:color="auto" w:fill="62B541"/>
+            <w:shd w:val="clear" w:color="auto" w:fill="0083C3"/>
             <w:vAlign w:val="center"/>
           </w:tcPr>
           <w:p>
@@ -6425,14 +6295,14 @@
         </w:tc>
         <w:tc>
           <w:tcPr>
-            <w:tcW w:w="1191" w:type="dxa"/>
+            <w:tcW w:w="1000" w:type="dxa"/>
             <w:tcBorders>
               <w:top w:val="single" w:color="FFFFFF" w:themeColor="background1" w:sz="18" w:space="0"/>
               <w:left w:val="single" w:color="FFFFFF" w:themeColor="background1" w:sz="18" w:space="0"/>
               <w:bottom w:val="single" w:color="FFFFFF" w:themeColor="background1" w:sz="18" w:space="0"/>
               <w:right w:val="nil"/>
             </w:tcBorders>
-            <w:shd w:val="clear" w:color="auto" w:fill="62B541"/>
+            <w:shd w:val="clear" w:color="auto" w:fill="0083C3"/>
             <w:vAlign w:val="center"/>
           </w:tcPr>
           <w:p>
@@ -6474,7 +6344,7 @@
         </w:tc>
         <w:tc>
           <w:tcPr>
-            <w:tcW w:w="8247" w:type="dxa"/>
+            <w:tcW w:w="8438" w:type="dxa"/>
             <w:tcBorders>
               <w:top w:val="single" w:color="A4A4A4" w:sz="4" w:space="0"/>
               <w:left w:val="nil"/>
@@ -6610,7 +6480,7 @@
               <w:bottom w:val="single" w:color="FFFFFF" w:themeColor="background1" w:sz="18" w:space="0"/>
               <w:right w:val="single" w:color="FFFFFF" w:themeColor="background1" w:sz="18" w:space="0"/>
             </w:tcBorders>
-            <w:shd w:val="clear" w:color="auto" w:fill="62B541"/>
+            <w:shd w:val="clear" w:color="auto" w:fill="0083C3"/>
             <w:vAlign w:val="center"/>
           </w:tcPr>
           <w:p>
@@ -6636,14 +6506,14 @@
         </w:tc>
         <w:tc>
           <w:tcPr>
-            <w:tcW w:w="1191" w:type="dxa"/>
+            <w:tcW w:w="1000" w:type="dxa"/>
             <w:tcBorders>
               <w:top w:val="single" w:color="FFFFFF" w:themeColor="background1" w:sz="18" w:space="0"/>
               <w:left w:val="single" w:color="FFFFFF" w:themeColor="background1" w:sz="18" w:space="0"/>
               <w:bottom w:val="single" w:color="FFFFFF" w:themeColor="background1" w:sz="18" w:space="0"/>
               <w:right w:val="nil"/>
             </w:tcBorders>
-            <w:shd w:val="clear" w:color="auto" w:fill="62B541"/>
+            <w:shd w:val="clear" w:color="auto" w:fill="0083C3"/>
             <w:vAlign w:val="center"/>
           </w:tcPr>
           <w:p>
@@ -6701,7 +6571,7 @@
         </w:tc>
         <w:tc>
           <w:tcPr>
-            <w:tcW w:w="8247" w:type="dxa"/>
+            <w:tcW w:w="8438" w:type="dxa"/>
             <w:tcBorders>
               <w:top w:val="single" w:color="A4A4A4" w:sz="4" w:space="0"/>
               <w:left w:val="nil"/>
@@ -6829,14 +6699,14 @@
         </w:trPr>
         <w:tc>
           <w:tcPr>
-            <w:tcW w:w="1623" w:type="dxa"/>
+            <w:tcW w:w="1432" w:type="dxa"/>
             <w:gridSpan w:val="2"/>
             <w:tcBorders>
               <w:top w:val="single" w:color="FFFFFF" w:themeColor="background1" w:sz="18" w:space="0"/>
               <w:left w:val="nil"/>
               <w:right w:val="nil"/>
             </w:tcBorders>
-            <w:shd w:val="clear" w:color="auto" w:fill="62B541"/>
+            <w:shd w:val="clear" w:color="auto" w:fill="0083C3"/>
             <w:vAlign w:val="center"/>
           </w:tcPr>
           <w:p>
@@ -6878,7 +6748,7 @@
         </w:tc>
         <w:tc>
           <w:tcPr>
-            <w:tcW w:w="8247" w:type="dxa"/>
+            <w:tcW w:w="8438" w:type="dxa"/>
             <w:tcBorders>
               <w:top w:val="single" w:color="A4A4A4" w:sz="4" w:space="0"/>
               <w:left w:val="nil"/>
@@ -7110,7 +6980,7 @@
               <w:bottom w:val="nil"/>
               <w:right w:val="single" w:color="FFFFFF" w:sz="18" w:space="0"/>
             </w:tcBorders>
-            <w:shd w:val="clear" w:color="auto" w:fill="62B541"/>
+            <w:shd w:val="clear" w:color="auto" w:fill="0083C3"/>
             <w:vAlign w:val="center"/>
           </w:tcPr>
           <w:p>
@@ -7158,7 +7028,7 @@
               <w:bottom w:val="nil"/>
               <w:right w:val="single" w:color="FFFFFF" w:sz="18" w:space="0"/>
             </w:tcBorders>
-            <w:shd w:val="clear" w:color="auto" w:fill="62B541"/>
+            <w:shd w:val="clear" w:color="auto" w:fill="0083C3"/>
             <w:vAlign w:val="center"/>
           </w:tcPr>
           <w:p>
@@ -7206,7 +7076,7 @@
               <w:bottom w:val="nil"/>
               <w:right w:val="single" w:color="FFFFFF" w:sz="18" w:space="0"/>
             </w:tcBorders>
-            <w:shd w:val="clear" w:color="auto" w:fill="62B541"/>
+            <w:shd w:val="clear" w:color="auto" w:fill="0083C3"/>
             <w:vAlign w:val="center"/>
           </w:tcPr>
           <w:p>
@@ -7270,7 +7140,7 @@
               <w:bottom w:val="nil"/>
               <w:right w:val="nil"/>
             </w:tcBorders>
-            <w:shd w:val="clear" w:color="auto" w:fill="62B541"/>
+            <w:shd w:val="clear" w:color="auto" w:fill="0083C3"/>
             <w:vAlign w:val="center"/>
           </w:tcPr>
           <w:p>
@@ -7783,7 +7653,7 @@
               <w:bottom w:val="nil"/>
               <w:right w:val="single" w:color="FFFFFF" w:sz="18" w:space="0"/>
             </w:tcBorders>
-            <w:shd w:val="clear" w:color="auto" w:fill="62B541"/>
+            <w:shd w:val="clear" w:color="auto" w:fill="0083C3"/>
             <w:vAlign w:val="center"/>
           </w:tcPr>
           <w:p>
@@ -7831,7 +7701,7 @@
               <w:bottom w:val="nil"/>
               <w:right w:val="single" w:color="FFFFFF" w:sz="18" w:space="0"/>
             </w:tcBorders>
-            <w:shd w:val="clear" w:color="auto" w:fill="62B541"/>
+            <w:shd w:val="clear" w:color="auto" w:fill="0083C3"/>
             <w:vAlign w:val="center"/>
           </w:tcPr>
           <w:p>
@@ -7879,7 +7749,7 @@
               <w:bottom w:val="nil"/>
               <w:right w:val="single" w:color="FFFFFF" w:sz="18" w:space="0"/>
             </w:tcBorders>
-            <w:shd w:val="clear" w:color="auto" w:fill="62B541"/>
+            <w:shd w:val="clear" w:color="auto" w:fill="0083C3"/>
             <w:vAlign w:val="center"/>
           </w:tcPr>
           <w:p>
@@ -7943,7 +7813,7 @@
               <w:bottom w:val="nil"/>
               <w:right w:val="nil"/>
             </w:tcBorders>
-            <w:shd w:val="clear" w:color="auto" w:fill="62B541"/>
+            <w:shd w:val="clear" w:color="auto" w:fill="0083C3"/>
             <w:vAlign w:val="center"/>
           </w:tcPr>
           <w:p>
@@ -8478,7 +8348,7 @@
               <w:bottom w:val="nil"/>
               <w:right w:val="single" w:color="FFFFFF" w:sz="18" w:space="0"/>
             </w:tcBorders>
-            <w:shd w:val="clear" w:color="auto" w:fill="62B541"/>
+            <w:shd w:val="clear" w:color="auto" w:fill="0083C3"/>
             <w:vAlign w:val="center"/>
           </w:tcPr>
           <w:p>
@@ -8527,7 +8397,7 @@
               <w:bottom w:val="nil"/>
               <w:right w:val="single" w:color="FFFFFF" w:sz="18" w:space="0"/>
             </w:tcBorders>
-            <w:shd w:val="clear" w:color="auto" w:fill="62B541"/>
+            <w:shd w:val="clear" w:color="auto" w:fill="0083C3"/>
             <w:vAlign w:val="center"/>
           </w:tcPr>
           <w:p>
@@ -8576,7 +8446,7 @@
               <w:bottom w:val="nil"/>
               <w:right w:val="single" w:color="FFFFFF" w:sz="18" w:space="0"/>
             </w:tcBorders>
-            <w:shd w:val="clear" w:color="auto" w:fill="62B541"/>
+            <w:shd w:val="clear" w:color="auto" w:fill="0083C3"/>
             <w:vAlign w:val="center"/>
           </w:tcPr>
           <w:p>
@@ -8625,7 +8495,7 @@
               <w:bottom w:val="nil"/>
               <w:right w:val="single" w:color="FFFFFF" w:sz="18" w:space="0"/>
             </w:tcBorders>
-            <w:shd w:val="clear" w:color="auto" w:fill="62B541"/>
+            <w:shd w:val="clear" w:color="auto" w:fill="0083C3"/>
             <w:vAlign w:val="center"/>
           </w:tcPr>
           <w:p>
@@ -8674,7 +8544,7 @@
               <w:bottom w:val="nil"/>
               <w:right w:val="single" w:color="FFFFFF" w:sz="18" w:space="0"/>
             </w:tcBorders>
-            <w:shd w:val="clear" w:color="auto" w:fill="62BC41"/>
+            <w:shd w:val="clear" w:color="auto" w:fill="0083C3"/>
             <w:vAlign w:val="center"/>
           </w:tcPr>
           <w:p>
@@ -8723,7 +8593,7 @@
               <w:bottom w:val="nil"/>
               <w:right w:val="nil"/>
             </w:tcBorders>
-            <w:shd w:val="clear" w:color="auto" w:fill="62BC41"/>
+            <w:shd w:val="clear" w:color="auto" w:fill="0083C3"/>
             <w:vAlign w:val="center"/>
           </w:tcPr>
           <w:p>
@@ -9246,7 +9116,7 @@
           <w:rFonts w:ascii="Times New Roman" w:hAnsi="Times New Roman" w:eastAsia="微软雅黑" w:cs="黑体"/>
           <w:b/>
           <w:bCs/>
-          <w:color w:val="62B541"/>
+          <w:color w:val="0083C3"/>
           <w:kern w:val="2"/>
           <w:sz w:val="32"/>
           <w:szCs w:val="36"/>
@@ -9328,8 +9198,8 @@
       </w:tblPr>
       <w:tblGrid>
         <w:gridCol w:w="432"/>
-        <w:gridCol w:w="1191"/>
-        <w:gridCol w:w="8247"/>
+        <w:gridCol w:w="1036"/>
+        <w:gridCol w:w="8402"/>
       </w:tblGrid>
       <w:tr>
         <w:tblPrEx>
@@ -9354,7 +9224,7 @@
         </w:trPr>
         <w:tc>
           <w:tcPr>
-            <w:tcW w:w="1623" w:type="dxa"/>
+            <w:tcW w:w="1468" w:type="dxa"/>
             <w:gridSpan w:val="2"/>
             <w:tcBorders>
               <w:top w:val="nil"/>
@@ -9362,7 +9232,7 @@
               <w:bottom w:val="single" w:color="FFFFFF" w:themeColor="background1" w:sz="18" w:space="0"/>
               <w:right w:val="nil"/>
             </w:tcBorders>
-            <w:shd w:val="clear" w:color="auto" w:fill="62B541"/>
+            <w:shd w:val="clear" w:color="auto" w:fill="0083C3"/>
             <w:vAlign w:val="center"/>
           </w:tcPr>
           <w:p>
@@ -9404,7 +9274,7 @@
         </w:tc>
         <w:tc>
           <w:tcPr>
-            <w:tcW w:w="8247" w:type="dxa"/>
+            <w:tcW w:w="8402" w:type="dxa"/>
             <w:tcBorders>
               <w:top w:val="single" w:color="BFBFBF" w:sz="4" w:space="0"/>
               <w:left w:val="nil"/>
@@ -9462,7 +9332,7 @@
         </w:trPr>
         <w:tc>
           <w:tcPr>
-            <w:tcW w:w="1623" w:type="dxa"/>
+            <w:tcW w:w="1468" w:type="dxa"/>
             <w:gridSpan w:val="2"/>
             <w:tcBorders>
               <w:top w:val="single" w:color="FFFFFF" w:themeColor="background1" w:sz="18" w:space="0"/>
@@ -9470,7 +9340,7 @@
               <w:bottom w:val="single" w:color="FFFFFF" w:themeColor="background1" w:sz="18" w:space="0"/>
               <w:right w:val="nil"/>
             </w:tcBorders>
-            <w:shd w:val="clear" w:color="auto" w:fill="62B541"/>
+            <w:shd w:val="clear" w:color="auto" w:fill="0083C3"/>
             <w:vAlign w:val="center"/>
           </w:tcPr>
           <w:p>
@@ -9512,7 +9382,7 @@
         </w:tc>
         <w:tc>
           <w:tcPr>
-            <w:tcW w:w="8247" w:type="dxa"/>
+            <w:tcW w:w="8402" w:type="dxa"/>
             <w:tcBorders>
               <w:top w:val="single" w:color="A4A4A4" w:sz="4" w:space="0"/>
               <w:left w:val="nil"/>
@@ -9578,7 +9448,7 @@
               <w:bottom w:val="single" w:color="FFFFFF" w:themeColor="background1" w:sz="18" w:space="0"/>
               <w:right w:val="single" w:color="FFFFFF" w:themeColor="background1" w:sz="18" w:space="0"/>
             </w:tcBorders>
-            <w:shd w:val="clear" w:color="auto" w:fill="62B541"/>
+            <w:shd w:val="clear" w:color="auto" w:fill="0083C3"/>
             <w:vAlign w:val="center"/>
           </w:tcPr>
           <w:p>
@@ -9612,14 +9482,14 @@
         </w:tc>
         <w:tc>
           <w:tcPr>
-            <w:tcW w:w="1191" w:type="dxa"/>
+            <w:tcW w:w="1036" w:type="dxa"/>
             <w:tcBorders>
               <w:top w:val="single" w:color="FFFFFF" w:themeColor="background1" w:sz="18" w:space="0"/>
               <w:left w:val="single" w:color="FFFFFF" w:themeColor="background1" w:sz="18" w:space="0"/>
               <w:bottom w:val="single" w:color="FFFFFF" w:themeColor="background1" w:sz="18" w:space="0"/>
               <w:right w:val="nil"/>
             </w:tcBorders>
-            <w:shd w:val="clear" w:color="auto" w:fill="62B541"/>
+            <w:shd w:val="clear" w:color="auto" w:fill="0083C3"/>
             <w:vAlign w:val="center"/>
           </w:tcPr>
           <w:p>
@@ -9660,7 +9530,7 @@
         </w:tc>
         <w:tc>
           <w:tcPr>
-            <w:tcW w:w="8247" w:type="dxa"/>
+            <w:tcW w:w="8402" w:type="dxa"/>
             <w:tcBorders>
               <w:top w:val="single" w:color="A4A4A4" w:sz="4" w:space="0"/>
               <w:left w:val="nil"/>
@@ -9767,7 +9637,7 @@
               <w:bottom w:val="single" w:color="FFFFFF" w:themeColor="background1" w:sz="18" w:space="0"/>
               <w:right w:val="single" w:color="FFFFFF" w:themeColor="background1" w:sz="18" w:space="0"/>
             </w:tcBorders>
-            <w:shd w:val="clear" w:color="auto" w:fill="62B541"/>
+            <w:shd w:val="clear" w:color="auto" w:fill="0083C3"/>
             <w:vAlign w:val="center"/>
           </w:tcPr>
           <w:p>
@@ -9792,14 +9662,14 @@
         </w:tc>
         <w:tc>
           <w:tcPr>
-            <w:tcW w:w="1191" w:type="dxa"/>
+            <w:tcW w:w="1036" w:type="dxa"/>
             <w:tcBorders>
               <w:top w:val="single" w:color="FFFFFF" w:themeColor="background1" w:sz="18" w:space="0"/>
               <w:left w:val="single" w:color="FFFFFF" w:themeColor="background1" w:sz="18" w:space="0"/>
               <w:bottom w:val="single" w:color="FFFFFF" w:themeColor="background1" w:sz="18" w:space="0"/>
               <w:right w:val="nil"/>
             </w:tcBorders>
-            <w:shd w:val="clear" w:color="auto" w:fill="62B541"/>
+            <w:shd w:val="clear" w:color="auto" w:fill="0083C3"/>
             <w:vAlign w:val="center"/>
           </w:tcPr>
           <w:p>
@@ -9840,7 +9710,7 @@
         </w:tc>
         <w:tc>
           <w:tcPr>
-            <w:tcW w:w="8247" w:type="dxa"/>
+            <w:tcW w:w="8402" w:type="dxa"/>
             <w:tcBorders>
               <w:top w:val="single" w:color="A4A4A4" w:sz="4" w:space="0"/>
               <w:left w:val="nil"/>
@@ -9948,7 +9818,7 @@
               <w:bottom w:val="single" w:color="FFFFFF" w:themeColor="background1" w:sz="18" w:space="0"/>
               <w:right w:val="single" w:color="FFFFFF" w:themeColor="background1" w:sz="18" w:space="0"/>
             </w:tcBorders>
-            <w:shd w:val="clear" w:color="auto" w:fill="62B541"/>
+            <w:shd w:val="clear" w:color="auto" w:fill="0083C3"/>
             <w:vAlign w:val="center"/>
           </w:tcPr>
           <w:p>
@@ -9973,14 +9843,14 @@
         </w:tc>
         <w:tc>
           <w:tcPr>
-            <w:tcW w:w="1191" w:type="dxa"/>
+            <w:tcW w:w="1036" w:type="dxa"/>
             <w:tcBorders>
               <w:top w:val="single" w:color="FFFFFF" w:themeColor="background1" w:sz="18" w:space="0"/>
               <w:left w:val="single" w:color="FFFFFF" w:themeColor="background1" w:sz="18" w:space="0"/>
               <w:bottom w:val="single" w:color="FFFFFF" w:themeColor="background1" w:sz="18" w:space="0"/>
               <w:right w:val="nil"/>
             </w:tcBorders>
-            <w:shd w:val="clear" w:color="auto" w:fill="62B541"/>
+            <w:shd w:val="clear" w:color="auto" w:fill="0083C3"/>
             <w:vAlign w:val="center"/>
           </w:tcPr>
           <w:p>
@@ -10021,7 +9891,7 @@
         </w:tc>
         <w:tc>
           <w:tcPr>
-            <w:tcW w:w="8247" w:type="dxa"/>
+            <w:tcW w:w="8402" w:type="dxa"/>
             <w:tcBorders>
               <w:top w:val="single" w:color="A4A4A4" w:sz="4" w:space="0"/>
               <w:left w:val="nil"/>
@@ -10129,7 +9999,7 @@
               <w:bottom w:val="single" w:color="FFFFFF" w:themeColor="background1" w:sz="18" w:space="0"/>
               <w:right w:val="single" w:color="FFFFFF" w:themeColor="background1" w:sz="18" w:space="0"/>
             </w:tcBorders>
-            <w:shd w:val="clear" w:color="auto" w:fill="62B541"/>
+            <w:shd w:val="clear" w:color="auto" w:fill="0083C3"/>
             <w:vAlign w:val="center"/>
           </w:tcPr>
           <w:p>
@@ -10154,14 +10024,14 @@
         </w:tc>
         <w:tc>
           <w:tcPr>
-            <w:tcW w:w="1191" w:type="dxa"/>
+            <w:tcW w:w="1036" w:type="dxa"/>
             <w:tcBorders>
               <w:top w:val="single" w:color="FFFFFF" w:themeColor="background1" w:sz="18" w:space="0"/>
               <w:left w:val="single" w:color="FFFFFF" w:themeColor="background1" w:sz="18" w:space="0"/>
               <w:bottom w:val="single" w:color="FFFFFF" w:themeColor="background1" w:sz="18" w:space="0"/>
               <w:right w:val="nil"/>
             </w:tcBorders>
-            <w:shd w:val="clear" w:color="auto" w:fill="62B541"/>
+            <w:shd w:val="clear" w:color="auto" w:fill="0083C3"/>
             <w:vAlign w:val="center"/>
           </w:tcPr>
           <w:p>
@@ -10218,7 +10088,7 @@
         </w:tc>
         <w:tc>
           <w:tcPr>
-            <w:tcW w:w="8247" w:type="dxa"/>
+            <w:tcW w:w="8402" w:type="dxa"/>
             <w:tcBorders>
               <w:top w:val="single" w:color="A4A4A4" w:sz="4" w:space="0"/>
               <w:left w:val="nil"/>
@@ -10361,7 +10231,7 @@
               <w:left w:val="nil"/>
               <w:right w:val="single" w:color="FFFFFF" w:themeColor="background1" w:sz="18" w:space="0"/>
             </w:tcBorders>
-            <w:shd w:val="clear" w:color="auto" w:fill="62B541"/>
+            <w:shd w:val="clear" w:color="auto" w:fill="0083C3"/>
             <w:vAlign w:val="center"/>
           </w:tcPr>
           <w:p>
@@ -10403,14 +10273,14 @@
         </w:tc>
         <w:tc>
           <w:tcPr>
-            <w:tcW w:w="1191" w:type="dxa"/>
+            <w:tcW w:w="1036" w:type="dxa"/>
             <w:tcBorders>
               <w:top w:val="single" w:color="FFFFFF" w:themeColor="background1" w:sz="18" w:space="0"/>
               <w:left w:val="single" w:color="FFFFFF" w:themeColor="background1" w:sz="18" w:space="0"/>
               <w:bottom w:val="single" w:color="FFFFFF" w:themeColor="background1" w:sz="18" w:space="0"/>
               <w:right w:val="nil"/>
             </w:tcBorders>
-            <w:shd w:val="clear" w:color="auto" w:fill="62B541"/>
+            <w:shd w:val="clear" w:color="auto" w:fill="0083C3"/>
             <w:vAlign w:val="center"/>
           </w:tcPr>
           <w:p>
@@ -10452,7 +10322,7 @@
         </w:tc>
         <w:tc>
           <w:tcPr>
-            <w:tcW w:w="8247" w:type="dxa"/>
+            <w:tcW w:w="8402" w:type="dxa"/>
             <w:tcBorders>
               <w:top w:val="single" w:color="A4A4A4" w:sz="4" w:space="0"/>
               <w:left w:val="nil"/>
@@ -10587,7 +10457,7 @@
               <w:left w:val="nil"/>
               <w:right w:val="single" w:color="FFFFFF" w:themeColor="background1" w:sz="18" w:space="0"/>
             </w:tcBorders>
-            <w:shd w:val="clear" w:color="auto" w:fill="62B541"/>
+            <w:shd w:val="clear" w:color="auto" w:fill="0083C3"/>
             <w:vAlign w:val="center"/>
           </w:tcPr>
           <w:p>
@@ -10613,14 +10483,14 @@
         </w:tc>
         <w:tc>
           <w:tcPr>
-            <w:tcW w:w="1191" w:type="dxa"/>
+            <w:tcW w:w="1036" w:type="dxa"/>
             <w:tcBorders>
               <w:top w:val="single" w:color="FFFFFF" w:themeColor="background1" w:sz="18" w:space="0"/>
               <w:left w:val="single" w:color="FFFFFF" w:themeColor="background1" w:sz="18" w:space="0"/>
               <w:bottom w:val="single" w:color="FFFFFF" w:themeColor="background1" w:sz="18" w:space="0"/>
               <w:right w:val="nil"/>
             </w:tcBorders>
-            <w:shd w:val="clear" w:color="auto" w:fill="62B541"/>
+            <w:shd w:val="clear" w:color="auto" w:fill="0083C3"/>
             <w:vAlign w:val="center"/>
           </w:tcPr>
           <w:p>
@@ -10662,7 +10532,7 @@
         </w:tc>
         <w:tc>
           <w:tcPr>
-            <w:tcW w:w="8247" w:type="dxa"/>
+            <w:tcW w:w="8402" w:type="dxa"/>
             <w:tcBorders>
               <w:top w:val="single" w:color="A4A4A4" w:sz="4" w:space="0"/>
               <w:left w:val="nil"/>
@@ -10797,7 +10667,7 @@
               <w:left w:val="nil"/>
               <w:right w:val="single" w:color="FFFFFF" w:themeColor="background1" w:sz="18" w:space="0"/>
             </w:tcBorders>
-            <w:shd w:val="clear" w:color="auto" w:fill="62B541"/>
+            <w:shd w:val="clear" w:color="auto" w:fill="0083C3"/>
             <w:vAlign w:val="center"/>
           </w:tcPr>
           <w:p>
@@ -10823,14 +10693,14 @@
         </w:tc>
         <w:tc>
           <w:tcPr>
-            <w:tcW w:w="1191" w:type="dxa"/>
+            <w:tcW w:w="1036" w:type="dxa"/>
             <w:tcBorders>
               <w:top w:val="single" w:color="FFFFFF" w:themeColor="background1" w:sz="18" w:space="0"/>
               <w:left w:val="single" w:color="FFFFFF" w:themeColor="background1" w:sz="18" w:space="0"/>
               <w:bottom w:val="single" w:color="FFFFFF" w:themeColor="background1" w:sz="18" w:space="0"/>
               <w:right w:val="nil"/>
             </w:tcBorders>
-            <w:shd w:val="clear" w:color="auto" w:fill="62B541"/>
+            <w:shd w:val="clear" w:color="auto" w:fill="0083C3"/>
             <w:vAlign w:val="center"/>
           </w:tcPr>
           <w:p>
@@ -10872,7 +10742,7 @@
         </w:tc>
         <w:tc>
           <w:tcPr>
-            <w:tcW w:w="8247" w:type="dxa"/>
+            <w:tcW w:w="8402" w:type="dxa"/>
             <w:tcBorders>
               <w:top w:val="single" w:color="A4A4A4" w:sz="4" w:space="0"/>
               <w:left w:val="nil"/>
@@ -11008,7 +10878,7 @@
               <w:bottom w:val="single" w:color="FFFFFF" w:themeColor="background1" w:sz="18" w:space="0"/>
               <w:right w:val="single" w:color="FFFFFF" w:themeColor="background1" w:sz="18" w:space="0"/>
             </w:tcBorders>
-            <w:shd w:val="clear" w:color="auto" w:fill="62B541"/>
+            <w:shd w:val="clear" w:color="auto" w:fill="0083C3"/>
             <w:vAlign w:val="center"/>
           </w:tcPr>
           <w:p>
@@ -11034,14 +10904,14 @@
         </w:tc>
         <w:tc>
           <w:tcPr>
-            <w:tcW w:w="1191" w:type="dxa"/>
+            <w:tcW w:w="1036" w:type="dxa"/>
             <w:tcBorders>
               <w:top w:val="single" w:color="FFFFFF" w:themeColor="background1" w:sz="18" w:space="0"/>
               <w:left w:val="single" w:color="FFFFFF" w:themeColor="background1" w:sz="18" w:space="0"/>
               <w:bottom w:val="single" w:color="FFFFFF" w:themeColor="background1" w:sz="18" w:space="0"/>
               <w:right w:val="nil"/>
             </w:tcBorders>
-            <w:shd w:val="clear" w:color="auto" w:fill="62B541"/>
+            <w:shd w:val="clear" w:color="auto" w:fill="0083C3"/>
             <w:vAlign w:val="center"/>
           </w:tcPr>
           <w:p>
@@ -11099,7 +10969,7 @@
         </w:tc>
         <w:tc>
           <w:tcPr>
-            <w:tcW w:w="8247" w:type="dxa"/>
+            <w:tcW w:w="8402" w:type="dxa"/>
             <w:tcBorders>
               <w:top w:val="single" w:color="A4A4A4" w:sz="4" w:space="0"/>
               <w:left w:val="nil"/>
@@ -11227,14 +11097,14 @@
         </w:trPr>
         <w:tc>
           <w:tcPr>
-            <w:tcW w:w="1623" w:type="dxa"/>
+            <w:tcW w:w="1468" w:type="dxa"/>
             <w:gridSpan w:val="2"/>
             <w:tcBorders>
               <w:top w:val="single" w:color="FFFFFF" w:themeColor="background1" w:sz="18" w:space="0"/>
               <w:left w:val="nil"/>
               <w:right w:val="nil"/>
             </w:tcBorders>
-            <w:shd w:val="clear" w:color="auto" w:fill="62B541"/>
+            <w:shd w:val="clear" w:color="auto" w:fill="0083C3"/>
             <w:vAlign w:val="center"/>
           </w:tcPr>
           <w:p>
@@ -11276,7 +11146,7 @@
         </w:tc>
         <w:tc>
           <w:tcPr>
-            <w:tcW w:w="8247" w:type="dxa"/>
+            <w:tcW w:w="8402" w:type="dxa"/>
             <w:tcBorders>
               <w:top w:val="single" w:color="A4A4A4" w:sz="4" w:space="0"/>
               <w:left w:val="nil"/>
@@ -11490,7 +11360,7 @@
               <w:bottom w:val="nil"/>
               <w:right w:val="single" w:color="FFFFFF" w:sz="18" w:space="0"/>
             </w:tcBorders>
-            <w:shd w:val="clear" w:color="auto" w:fill="62B541"/>
+            <w:shd w:val="clear" w:color="auto" w:fill="0083C3"/>
             <w:vAlign w:val="center"/>
           </w:tcPr>
           <w:p>
@@ -11538,7 +11408,7 @@
               <w:bottom w:val="nil"/>
               <w:right w:val="single" w:color="FFFFFF" w:sz="18" w:space="0"/>
             </w:tcBorders>
-            <w:shd w:val="clear" w:color="auto" w:fill="62B541"/>
+            <w:shd w:val="clear" w:color="auto" w:fill="0083C3"/>
             <w:vAlign w:val="center"/>
           </w:tcPr>
           <w:p>
@@ -11586,7 +11456,7 @@
               <w:bottom w:val="nil"/>
               <w:right w:val="single" w:color="FFFFFF" w:sz="18" w:space="0"/>
             </w:tcBorders>
-            <w:shd w:val="clear" w:color="auto" w:fill="62B541"/>
+            <w:shd w:val="clear" w:color="auto" w:fill="0083C3"/>
             <w:vAlign w:val="center"/>
           </w:tcPr>
           <w:p>
@@ -11650,7 +11520,7 @@
               <w:bottom w:val="nil"/>
               <w:right w:val="nil"/>
             </w:tcBorders>
-            <w:shd w:val="clear" w:color="auto" w:fill="62B541"/>
+            <w:shd w:val="clear" w:color="auto" w:fill="0083C3"/>
             <w:vAlign w:val="center"/>
           </w:tcPr>
           <w:p>
@@ -12163,7 +12033,7 @@
               <w:bottom w:val="nil"/>
               <w:right w:val="single" w:color="FFFFFF" w:sz="18" w:space="0"/>
             </w:tcBorders>
-            <w:shd w:val="clear" w:color="auto" w:fill="62B541"/>
+            <w:shd w:val="clear" w:color="auto" w:fill="0083C3"/>
             <w:vAlign w:val="center"/>
           </w:tcPr>
           <w:p>
@@ -12211,7 +12081,7 @@
               <w:bottom w:val="nil"/>
               <w:right w:val="single" w:color="FFFFFF" w:sz="18" w:space="0"/>
             </w:tcBorders>
-            <w:shd w:val="clear" w:color="auto" w:fill="62B541"/>
+            <w:shd w:val="clear" w:color="auto" w:fill="0083C3"/>
             <w:vAlign w:val="center"/>
           </w:tcPr>
           <w:p>
@@ -12259,7 +12129,7 @@
               <w:bottom w:val="nil"/>
               <w:right w:val="single" w:color="FFFFFF" w:sz="18" w:space="0"/>
             </w:tcBorders>
-            <w:shd w:val="clear" w:color="auto" w:fill="62B541"/>
+            <w:shd w:val="clear" w:color="auto" w:fill="0083C3"/>
             <w:vAlign w:val="center"/>
           </w:tcPr>
           <w:p>
@@ -12323,7 +12193,7 @@
               <w:bottom w:val="nil"/>
               <w:right w:val="nil"/>
             </w:tcBorders>
-            <w:shd w:val="clear" w:color="auto" w:fill="62B541"/>
+            <w:shd w:val="clear" w:color="auto" w:fill="0083C3"/>
             <w:vAlign w:val="center"/>
           </w:tcPr>
           <w:p>
@@ -12858,7 +12728,7 @@
               <w:bottom w:val="nil"/>
               <w:right w:val="single" w:color="FFFFFF" w:sz="18" w:space="0"/>
             </w:tcBorders>
-            <w:shd w:val="clear" w:color="auto" w:fill="62B541"/>
+            <w:shd w:val="clear" w:color="auto" w:fill="0083C3"/>
             <w:vAlign w:val="center"/>
           </w:tcPr>
           <w:p>
@@ -12907,7 +12777,7 @@
               <w:bottom w:val="nil"/>
               <w:right w:val="single" w:color="FFFFFF" w:sz="18" w:space="0"/>
             </w:tcBorders>
-            <w:shd w:val="clear" w:color="auto" w:fill="62B541"/>
+            <w:shd w:val="clear" w:color="auto" w:fill="0083C3"/>
             <w:vAlign w:val="center"/>
           </w:tcPr>
           <w:p>
@@ -12956,7 +12826,7 @@
               <w:bottom w:val="nil"/>
               <w:right w:val="single" w:color="FFFFFF" w:sz="18" w:space="0"/>
             </w:tcBorders>
-            <w:shd w:val="clear" w:color="auto" w:fill="62B541"/>
+            <w:shd w:val="clear" w:color="auto" w:fill="0083C3"/>
             <w:vAlign w:val="center"/>
           </w:tcPr>
           <w:p>
@@ -13005,7 +12875,7 @@
               <w:bottom w:val="nil"/>
               <w:right w:val="single" w:color="FFFFFF" w:sz="18" w:space="0"/>
             </w:tcBorders>
-            <w:shd w:val="clear" w:color="auto" w:fill="62B541"/>
+            <w:shd w:val="clear" w:color="auto" w:fill="0083C3"/>
             <w:vAlign w:val="center"/>
           </w:tcPr>
           <w:p>
@@ -13054,7 +12924,7 @@
               <w:bottom w:val="nil"/>
               <w:right w:val="single" w:color="FFFFFF" w:sz="18" w:space="0"/>
             </w:tcBorders>
-            <w:shd w:val="clear" w:color="auto" w:fill="62BC41"/>
+            <w:shd w:val="clear" w:color="auto" w:fill="0083C3"/>
             <w:vAlign w:val="center"/>
           </w:tcPr>
           <w:p>
@@ -13103,7 +12973,7 @@
               <w:bottom w:val="nil"/>
               <w:right w:val="nil"/>
             </w:tcBorders>
-            <w:shd w:val="clear" w:color="auto" w:fill="62BC41"/>
+            <w:shd w:val="clear" w:color="auto" w:fill="0083C3"/>
             <w:vAlign w:val="center"/>
           </w:tcPr>
           <w:p>
@@ -13585,7 +13455,7 @@
           <w:rFonts w:ascii="Times New Roman" w:hAnsi="Times New Roman" w:eastAsia="微软雅黑" w:cs="黑体"/>
           <w:b/>
           <w:bCs/>
-          <w:color w:val="62B541"/>
+          <w:color w:val="0083C3"/>
           <w:sz w:val="32"/>
           <w:szCs w:val="36"/>
           <w:lang w:val="en-US" w:eastAsia="zh-CN" w:bidi="ar-SA"/>
@@ -13601,7 +13471,7 @@
           <w:rFonts w:ascii="Times New Roman" w:hAnsi="Times New Roman" w:eastAsia="微软雅黑" w:cs="黑体"/>
           <w:b/>
           <w:bCs/>
-          <w:color w:val="62B541"/>
+          <w:color w:val="0083C3"/>
           <w:sz w:val="32"/>
           <w:szCs w:val="36"/>
           <w:lang w:val="en-US" w:eastAsia="zh-CN" w:bidi="ar-SA"/>
@@ -13694,7 +13564,7 @@
               <w:bottom w:val="nil"/>
               <w:right w:val="single" w:color="FFFFFF" w:sz="18" w:space="0"/>
             </w:tcBorders>
-            <w:shd w:val="clear" w:color="auto" w:fill="62BC41"/>
+            <w:shd w:val="clear" w:color="auto" w:fill="0083C3"/>
             <w:vAlign w:val="center"/>
           </w:tcPr>
           <w:p>
@@ -13740,7 +13610,7 @@
               <w:bottom w:val="nil"/>
               <w:right w:val="single" w:color="FFFFFF" w:sz="18" w:space="0"/>
             </w:tcBorders>
-            <w:shd w:val="clear" w:color="auto" w:fill="62BC41"/>
+            <w:shd w:val="clear" w:color="auto" w:fill="0083C3"/>
             <w:vAlign w:val="center"/>
           </w:tcPr>
           <w:p>
@@ -13786,7 +13656,7 @@
               <w:bottom w:val="nil"/>
               <w:right w:val="single" w:color="FFFFFF" w:sz="18" w:space="0"/>
             </w:tcBorders>
-            <w:shd w:val="clear" w:color="auto" w:fill="62BC41"/>
+            <w:shd w:val="clear" w:color="auto" w:fill="0083C3"/>
             <w:vAlign w:val="center"/>
           </w:tcPr>
           <w:p>
@@ -13831,7 +13701,7 @@
               <w:left w:val="single" w:color="FFFFFF" w:sz="18" w:space="0"/>
               <w:bottom w:val="nil"/>
             </w:tcBorders>
-            <w:shd w:val="clear" w:color="auto" w:fill="62BC41"/>
+            <w:shd w:val="clear" w:color="auto" w:fill="0083C3"/>
             <w:vAlign w:val="center"/>
           </w:tcPr>
           <w:p>
@@ -14320,15 +14190,6 @@
           <w:bCs w:val="0"/>
         </w:rPr>
       </w:pPr>
-      <w:r>
-        <w:rPr>
-          <w:rFonts w:hint="eastAsia" w:ascii="Times New Roman" w:hAnsi="Times New Roman" w:eastAsia="微软雅黑" w:cs="Times New Roman"/>
-          <w:b w:val="0"/>
-          <w:bCs w:val="0"/>
-          <w:lang w:eastAsia="zh-CN"/>
-        </w:rPr>
-        <w:t>T.020-32038634</w:t>
-      </w:r>
     </w:p>
     <w:p>
       <w:pPr>
@@ -14558,7 +14419,7 @@
           <w:szCs w:val="24"/>
         </w:rPr>
         <w:drawing>
-          <wp:anchor distT="0" distB="0" distL="114935" distR="114935" simplePos="0" relativeHeight="251665408" behindDoc="0" locked="0" layoutInCell="1" allowOverlap="1">
+          <wp:anchor distT="0" distB="0" distL="114935" distR="114935" simplePos="0" relativeHeight="251662336" behindDoc="0" locked="0" layoutInCell="1" allowOverlap="1">
             <wp:simplePos x="0" y="0"/>
             <wp:positionH relativeFrom="column">
               <wp:posOffset>28575</wp:posOffset>
@@ -14583,7 +14444,7 @@
                     </pic:cNvPicPr>
                   </pic:nvPicPr>
                   <pic:blipFill>
-                    <a:blip r:embed="rId12"/>
+                    <a:blip r:embed="rId11"/>
                     <a:stretch>
                       <a:fillRect/>
                     </a:stretch>
@@ -14614,7 +14475,7 @@
           <w:szCs w:val="24"/>
         </w:rPr>
         <w:drawing>
-          <wp:anchor distT="0" distB="0" distL="114935" distR="114935" simplePos="0" relativeHeight="251666432" behindDoc="0" locked="0" layoutInCell="1" allowOverlap="1">
+          <wp:anchor distT="0" distB="0" distL="114935" distR="114935" simplePos="0" relativeHeight="251663360" behindDoc="0" locked="0" layoutInCell="1" allowOverlap="1">
             <wp:simplePos x="0" y="0"/>
             <wp:positionH relativeFrom="column">
               <wp:posOffset>723900</wp:posOffset>
@@ -14639,7 +14500,7 @@
                     </pic:cNvPicPr>
                   </pic:nvPicPr>
                   <pic:blipFill>
-                    <a:blip r:embed="rId13"/>
+                    <a:blip r:embed="rId12"/>
                     <a:stretch>
                       <a:fillRect/>
                     </a:stretch>
@@ -14771,18 +14632,19 @@
           <w:rFonts w:hint="eastAsia" w:ascii="微软雅黑" w:hAnsi="微软雅黑" w:eastAsia="微软雅黑" w:cs="微软雅黑"/>
           <w:b/>
           <w:bCs/>
-          <w:color w:val="61964C"/>
+          <w:color w:val="0083C3"/>
           <w:sz w:val="20"/>
           <w:szCs w:val="20"/>
           <w:lang w:eastAsia="zh-CN"/>
         </w:rPr>
       </w:pPr>
+      <w:bookmarkStart w:id="11" w:name="_GoBack"/>
       <w:r>
         <w:rPr>
           <w:rFonts w:hint="eastAsia" w:ascii="微软雅黑" w:hAnsi="微软雅黑" w:eastAsia="微软雅黑" w:cs="微软雅黑"/>
           <w:b/>
           <w:bCs/>
-          <w:color w:val="61964C"/>
+          <w:color w:val="0083C3"/>
           <w:sz w:val="20"/>
           <w:szCs w:val="20"/>
           <w:lang w:eastAsia="zh-CN"/>
@@ -14823,12 +14685,13 @@
           <w:rFonts w:ascii="Times New Roman" w:hAnsi="Times New Roman" w:eastAsia="等线"/>
           <w:b/>
           <w:bCs/>
-          <w:color w:val="61964C"/>
+          <w:color w:val="0083C3"/>
           <w:sz w:val="28"/>
           <w:szCs w:val="28"/>
         </w:rPr>
         <w:t>www.novogene.com</w:t>
       </w:r>
+      <w:bookmarkEnd w:id="11"/>
     </w:p>
     <w:p>
       <w:pPr>
@@ -14851,7 +14714,7 @@
           <w:lang w:eastAsia="zh-CN"/>
         </w:rPr>
         <w:drawing>
-          <wp:anchor distT="0" distB="0" distL="0" distR="0" simplePos="0" relativeHeight="251664384" behindDoc="1" locked="0" layoutInCell="1" allowOverlap="1">
+          <wp:anchor distT="0" distB="0" distL="0" distR="0" simplePos="0" relativeHeight="251661312" behindDoc="1" locked="0" layoutInCell="1" allowOverlap="1">
             <wp:simplePos x="0" y="0"/>
             <wp:positionH relativeFrom="column">
               <wp:posOffset>4900295</wp:posOffset>
@@ -14876,7 +14739,7 @@
                     </pic:cNvPicPr>
                   </pic:nvPicPr>
                   <pic:blipFill>
-                    <a:blip r:embed="rId14"/>
+                    <a:blip r:embed="rId13"/>
                     <a:srcRect/>
                     <a:stretch>
                       <a:fillRect/>

--- a/WebContent/docx/KRAS_NRAS_BRAF基因报告模板-盖章版.docx
+++ b/WebContent/docx/KRAS_NRAS_BRAF基因报告模板-盖章版.docx
@@ -1654,7 +1654,7 @@
     <w:tbl>
       <w:tblPr>
         <w:tblStyle w:val="7"/>
-        <w:tblW w:w="4850" w:type="pct"/>
+        <w:tblW w:w="10205" w:type="dxa"/>
         <w:jc w:val="center"/>
         <w:tblBorders>
           <w:top w:val="single" w:color="auto" w:sz="4" w:space="0"/>
@@ -1673,11 +1673,9 @@
         </w:tblCellMar>
       </w:tblPr>
       <w:tblGrid>
-        <w:gridCol w:w="1369"/>
-        <w:gridCol w:w="1219"/>
-        <w:gridCol w:w="2266"/>
-        <w:gridCol w:w="2591"/>
-        <w:gridCol w:w="2339"/>
+        <w:gridCol w:w="3401"/>
+        <w:gridCol w:w="3402"/>
+        <w:gridCol w:w="3402"/>
       </w:tblGrid>
       <w:tr>
         <w:tblPrEx>
@@ -1703,7 +1701,7 @@
         </w:trPr>
         <w:tc>
           <w:tcPr>
-            <w:tcW w:w="700" w:type="pct"/>
+            <w:tcW w:w="300" w:type="pct"/>
             <w:tcBorders>
               <w:top w:val="single" w:color="auto" w:sz="4" w:space="0"/>
               <w:bottom w:val="single" w:color="auto" w:sz="4" w:space="0"/>
@@ -1736,7 +1734,7 @@
         </w:tc>
         <w:tc>
           <w:tcPr>
-            <w:tcW w:w="623" w:type="pct"/>
+            <w:tcW w:w="300" w:type="pct"/>
             <w:tcBorders>
               <w:top w:val="single" w:color="auto" w:sz="4" w:space="0"/>
               <w:bottom w:val="single" w:color="auto" w:sz="4" w:space="0"/>
@@ -1769,7 +1767,7 @@
         </w:tc>
         <w:tc>
           <w:tcPr>
-            <w:tcW w:w="1158" w:type="pct"/>
+            <w:tcW w:w="300" w:type="pct"/>
             <w:tcBorders>
               <w:top w:val="single" w:color="auto" w:sz="4" w:space="0"/>
               <w:bottom w:val="single" w:color="auto" w:sz="4" w:space="0"/>
@@ -1796,73 +1794,7 @@
                 <w:sz w:val="24"/>
                 <w:szCs w:val="24"/>
               </w:rPr>
-              <w:t>核苷酸突变</w:t>
-            </w:r>
-          </w:p>
-        </w:tc>
-        <w:tc>
-          <w:tcPr>
-            <w:tcW w:w="1324" w:type="pct"/>
-            <w:tcBorders>
-              <w:top w:val="single" w:color="auto" w:sz="4" w:space="0"/>
-              <w:bottom w:val="single" w:color="auto" w:sz="4" w:space="0"/>
-            </w:tcBorders>
-            <w:vAlign w:val="center"/>
-          </w:tcPr>
-          <w:p>
-            <w:pPr>
-              <w:adjustRightInd w:val="0"/>
-              <w:snapToGrid w:val="0"/>
-              <w:spacing w:after="0" w:line="240" w:lineRule="auto"/>
-              <w:jc w:val="center"/>
-              <w:rPr>
-                <w:rFonts w:ascii="Times New Roman" w:hAnsi="Times New Roman" w:eastAsia="微软雅黑" w:cs="Times New Roman"/>
-                <w:b/>
-                <w:sz w:val="24"/>
-                <w:szCs w:val="24"/>
-              </w:rPr>
-            </w:pPr>
-            <w:r>
-              <w:rPr>
-                <w:rFonts w:ascii="Times New Roman" w:hAnsi="Times New Roman" w:eastAsia="微软雅黑" w:cs="Times New Roman"/>
-                <w:b/>
-                <w:sz w:val="24"/>
-                <w:szCs w:val="24"/>
-              </w:rPr>
               <w:t>蛋白质变异</w:t>
-            </w:r>
-          </w:p>
-        </w:tc>
-        <w:tc>
-          <w:tcPr>
-            <w:tcW w:w="1195" w:type="pct"/>
-            <w:tcBorders>
-              <w:top w:val="single" w:color="auto" w:sz="4" w:space="0"/>
-              <w:bottom w:val="single" w:color="auto" w:sz="4" w:space="0"/>
-            </w:tcBorders>
-            <w:vAlign w:val="center"/>
-          </w:tcPr>
-          <w:p>
-            <w:pPr>
-              <w:adjustRightInd w:val="0"/>
-              <w:snapToGrid w:val="0"/>
-              <w:spacing w:after="0" w:line="240" w:lineRule="auto"/>
-              <w:jc w:val="center"/>
-              <w:rPr>
-                <w:rFonts w:ascii="Times New Roman" w:hAnsi="Times New Roman" w:eastAsia="微软雅黑" w:cs="Times New Roman"/>
-                <w:b/>
-                <w:sz w:val="24"/>
-                <w:szCs w:val="24"/>
-              </w:rPr>
-            </w:pPr>
-            <w:r>
-              <w:rPr>
-                <w:rFonts w:ascii="Times New Roman" w:hAnsi="Times New Roman" w:eastAsia="微软雅黑" w:cs="Times New Roman"/>
-                <w:b/>
-                <w:sz w:val="24"/>
-                <w:szCs w:val="24"/>
-              </w:rPr>
-              <w:t>突变丰度</w:t>
             </w:r>
           </w:p>
         </w:tc>
@@ -1891,8 +1823,8 @@
         </w:trPr>
         <w:tc>
           <w:tcPr>
-            <w:tcW w:w="5000" w:type="pct"/>
-            <w:gridSpan w:val="5"/>
+            <w:tcW w:w="300" w:type="pct"/>
+            <w:gridSpan w:val="3"/>
             <w:vAlign w:val="center"/>
           </w:tcPr>
           <w:p>
@@ -1960,8 +1892,8 @@
         </w:trPr>
         <w:tc>
           <w:tcPr>
-            <w:tcW w:w="5000" w:type="pct"/>
-            <w:gridSpan w:val="5"/>
+            <w:tcW w:w="300" w:type="pct"/>
+            <w:gridSpan w:val="3"/>
             <w:vAlign w:val="center"/>
           </w:tcPr>
           <w:p>
@@ -2029,7 +1961,7 @@
         </w:trPr>
         <w:tc>
           <w:tcPr>
-            <w:tcW w:w="700" w:type="pct"/>
+            <w:tcW w:w="300" w:type="pct"/>
             <w:vAlign w:val="center"/>
           </w:tcPr>
           <w:p>
@@ -2058,14 +1990,12 @@
         </w:tc>
         <w:tc>
           <w:tcPr>
-            <w:tcW w:w="623" w:type="pct"/>
-            <w:vAlign w:val="center"/>
-          </w:tcPr>
-          <w:p>
-            <w:pPr>
-              <w:adjustRightInd w:val="0"/>
-              <w:snapToGrid w:val="0"/>
-              <w:spacing w:after="0" w:line="240" w:lineRule="auto"/>
+            <w:tcW w:w="300" w:type="pct"/>
+            <w:vAlign w:val="center"/>
+          </w:tcPr>
+          <w:p>
+            <w:pPr>
+              <w:spacing w:after="0"/>
               <w:jc w:val="center"/>
               <w:rPr>
                 <w:rFonts w:ascii="Times New Roman" w:hAnsi="Times New Roman" w:eastAsia="微软雅黑" w:cs="Times New Roman"/>
@@ -2087,7 +2017,7 @@
         </w:tc>
         <w:tc>
           <w:tcPr>
-            <w:tcW w:w="1158" w:type="pct"/>
+            <w:tcW w:w="300" w:type="pct"/>
             <w:vAlign w:val="center"/>
           </w:tcPr>
           <w:p>
@@ -2108,61 +2038,7 @@
                 <w:szCs w:val="24"/>
                 <w:lang w:eastAsia="en-US"/>
               </w:rPr>
-              <w:t>{{ tip.cHGVS }}</w:t>
-            </w:r>
-          </w:p>
-        </w:tc>
-        <w:tc>
-          <w:tcPr>
-            <w:tcW w:w="1324" w:type="pct"/>
-            <w:vAlign w:val="center"/>
-          </w:tcPr>
-          <w:p>
-            <w:pPr>
-              <w:spacing w:after="0"/>
-              <w:jc w:val="center"/>
-              <w:rPr>
-                <w:rFonts w:ascii="Times New Roman" w:hAnsi="Times New Roman" w:eastAsia="微软雅黑" w:cs="Times New Roman"/>
-                <w:sz w:val="24"/>
-                <w:szCs w:val="24"/>
-                <w:lang w:eastAsia="en-US"/>
-              </w:rPr>
-            </w:pPr>
-            <w:r>
-              <w:rPr>
-                <w:rFonts w:ascii="Times New Roman" w:hAnsi="Times New Roman" w:eastAsia="微软雅黑" w:cs="Times New Roman"/>
-                <w:sz w:val="24"/>
-                <w:szCs w:val="24"/>
-                <w:lang w:eastAsia="en-US"/>
-              </w:rPr>
               <w:t>{{ tip.pHGVS }}</w:t>
-            </w:r>
-          </w:p>
-        </w:tc>
-        <w:tc>
-          <w:tcPr>
-            <w:tcW w:w="1195" w:type="pct"/>
-            <w:vAlign w:val="center"/>
-          </w:tcPr>
-          <w:p>
-            <w:pPr>
-              <w:spacing w:after="0"/>
-              <w:jc w:val="center"/>
-              <w:rPr>
-                <w:rFonts w:ascii="Times New Roman" w:hAnsi="Times New Roman" w:eastAsia="微软雅黑" w:cs="Times New Roman"/>
-                <w:sz w:val="24"/>
-                <w:szCs w:val="24"/>
-                <w:lang w:eastAsia="en-US"/>
-              </w:rPr>
-            </w:pPr>
-            <w:r>
-              <w:rPr>
-                <w:rFonts w:ascii="Times New Roman" w:hAnsi="Times New Roman" w:eastAsia="微软雅黑" w:cs="Times New Roman"/>
-                <w:sz w:val="24"/>
-                <w:szCs w:val="24"/>
-                <w:lang w:eastAsia="en-US"/>
-              </w:rPr>
-              <w:t>{{ tip.mutFreq }}</w:t>
             </w:r>
           </w:p>
         </w:tc>
@@ -2191,8 +2067,8 @@
         </w:trPr>
         <w:tc>
           <w:tcPr>
-            <w:tcW w:w="5000" w:type="pct"/>
-            <w:gridSpan w:val="5"/>
+            <w:tcW w:w="300" w:type="pct"/>
+            <w:gridSpan w:val="3"/>
             <w:vAlign w:val="center"/>
           </w:tcPr>
           <w:p>
@@ -2243,8 +2119,8 @@
         </w:trPr>
         <w:tc>
           <w:tcPr>
-            <w:tcW w:w="5000" w:type="pct"/>
-            <w:gridSpan w:val="5"/>
+            <w:tcW w:w="300" w:type="pct"/>
+            <w:gridSpan w:val="3"/>
             <w:vAlign w:val="center"/>
           </w:tcPr>
           <w:p>
@@ -2295,8 +2171,8 @@
         </w:trPr>
         <w:tc>
           <w:tcPr>
-            <w:tcW w:w="1" w:type="pct"/>
-            <w:gridSpan w:val="5"/>
+            <w:tcW w:w="300" w:type="pct"/>
+            <w:gridSpan w:val="3"/>
             <w:vAlign w:val="center"/>
           </w:tcPr>
           <w:p>
@@ -2346,8 +2222,8 @@
         </w:trPr>
         <w:tc>
           <w:tcPr>
-            <w:tcW w:w="5000" w:type="pct"/>
-            <w:gridSpan w:val="5"/>
+            <w:tcW w:w="300" w:type="pct"/>
+            <w:gridSpan w:val="3"/>
             <w:vAlign w:val="center"/>
           </w:tcPr>
           <w:p>
@@ -2384,6 +2260,8 @@
           <w:lang w:val="en-US" w:eastAsia="zh-CN"/>
         </w:rPr>
       </w:pPr>
+      <w:bookmarkStart w:id="11" w:name="_GoBack"/>
+      <w:bookmarkEnd w:id="11"/>
       <w:r>
         <w:rPr>
           <w:rFonts w:hint="eastAsia" w:ascii="Times New Roman" w:hAnsi="Times New Roman" w:eastAsia="微软雅黑" w:cs="Times New Roman"/>
@@ -2683,7 +2561,7 @@
                 </mc:Choice>
                 <mc:Fallback>
                   <w:pict>
-                    <v:group id="_x0000_s1026" o:spid="_x0000_s1026" o:spt="203" style="position:absolute;left:0pt;margin-left:0.6pt;margin-top:-37.8pt;height:113.6pt;width:240.8pt;z-index:251664384;mso-width-relative:page;mso-height-relative:page;" coordorigin="19211,18842" coordsize="4816,2272" o:gfxdata="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